--- a/AI_Agent_Governance_Three_Layer_Stack_and_Papers.docx
+++ b/AI_Agent_Governance_Three_Layer_Stack_and_Papers.docx
@@ -678,6 +678,190 @@
         <w:t>— End of Document —</w:t>
       </w:r>
     </w:p>
+    <w:p>
+      <w:pPr>
+        <w:pStyle w:val="Heading1"/>
+      </w:pPr>
+      <w:r>
+        <w:t>Paper URLs and Sources</w:t>
+      </w:r>
+    </w:p>
+    <w:p>
+      <w:r>
+        <w:rPr>
+          <w:b/>
+        </w:rPr>
+        <w:t>BeSafe-Bench</w:t>
+      </w:r>
+      <w:r>
+        <w:t xml:space="preserve"> (Behavioral safety benchmark)</w:t>
+      </w:r>
+      <w:r>
+        <w:br/>
+      </w:r>
+      <w:r>
+        <w:rPr>
+          <w:color w:val="0000FF"/>
+          <w:u w:val="single"/>
+        </w:rPr>
+        <w:t>https://arxiv.org/abs/2603.25747</w:t>
+      </w:r>
+    </w:p>
+    <w:p/>
+    <w:p>
+      <w:r>
+        <w:rPr>
+          <w:b/>
+        </w:rPr>
+        <w:t>ST-WebAgentBench</w:t>
+      </w:r>
+      <w:r>
+        <w:t xml:space="preserve"> (Web agent safety + trustworthiness)</w:t>
+      </w:r>
+      <w:r>
+        <w:br/>
+      </w:r>
+      <w:r>
+        <w:rPr>
+          <w:color w:val="0000FF"/>
+          <w:u w:val="single"/>
+        </w:rPr>
+        <w:t>https://arxiv.org/abs/2410.06703</w:t>
+      </w:r>
+    </w:p>
+    <w:p/>
+    <w:p>
+      <w:r>
+        <w:rPr>
+          <w:b/>
+        </w:rPr>
+        <w:t>Layered Governance Architecture (LGA)</w:t>
+      </w:r>
+      <w:r>
+        <w:t xml:space="preserve"> (Runtime security framework)</w:t>
+      </w:r>
+      <w:r>
+        <w:br/>
+      </w:r>
+      <w:r>
+        <w:rPr>
+          <w:color w:val="0000FF"/>
+          <w:u w:val="single"/>
+        </w:rPr>
+        <w:t>https://arxiv.org/abs/2603.07191</w:t>
+      </w:r>
+    </w:p>
+    <w:p/>
+    <w:p>
+      <w:r>
+        <w:rPr>
+          <w:b/>
+        </w:rPr>
+        <w:t>Skilldex</w:t>
+      </w:r>
+      <w:r>
+        <w:t xml:space="preserve"> (Skill package validation)</w:t>
+      </w:r>
+      <w:r>
+        <w:br/>
+      </w:r>
+      <w:r>
+        <w:rPr>
+          <w:color w:val="0000FF"/>
+          <w:u w:val="single"/>
+        </w:rPr>
+        <w:t>https://arxiv.org/abs/2604.16911</w:t>
+      </w:r>
+    </w:p>
+    <w:p/>
+    <w:p>
+      <w:r>
+        <w:rPr>
+          <w:b/>
+        </w:rPr>
+        <w:t>GovernSpec / Contractual Skills</w:t>
+      </w:r>
+      <w:r>
+        <w:t xml:space="preserve"> (Skill specification framework)</w:t>
+      </w:r>
+      <w:r>
+        <w:br/>
+      </w:r>
+      <w:r>
+        <w:rPr>
+          <w:color w:val="0000FF"/>
+          <w:u w:val="single"/>
+        </w:rPr>
+        <w:t>https://arxiv.org/abs/2605.22634</w:t>
+      </w:r>
+    </w:p>
+    <w:p/>
+    <w:p>
+      <w:r>
+        <w:rPr>
+          <w:b/>
+        </w:rPr>
+        <w:t>OWASP Top 10 for Agentic Applications</w:t>
+      </w:r>
+      <w:r>
+        <w:t xml:space="preserve"> (Industry security standard)</w:t>
+      </w:r>
+      <w:r>
+        <w:br/>
+      </w:r>
+      <w:r>
+        <w:rPr>
+          <w:color w:val="0000FF"/>
+          <w:u w:val="single"/>
+        </w:rPr>
+        <w:t>https://genai.owasp.org/resource/owasp-top-10-for-agentic-applications-for-2026/</w:t>
+      </w:r>
+    </w:p>
+    <w:p/>
+    <w:p>
+      <w:r>
+        <w:rPr>
+          <w:b/>
+        </w:rPr>
+        <w:t>Microsoft Agent Governance Toolkit</w:t>
+      </w:r>
+      <w:r>
+        <w:t xml:space="preserve"> (Enterprise governance product)</w:t>
+      </w:r>
+      <w:r>
+        <w:br/>
+      </w:r>
+      <w:r>
+        <w:rPr>
+          <w:color w:val="0000FF"/>
+          <w:u w:val="single"/>
+        </w:rPr>
+        <w:t>https://www.microsoft.com/en-us/security/blog/2025/12/10/introducing-the-microsoft-agent-governance-toolkit/</w:t>
+      </w:r>
+    </w:p>
+    <w:p/>
+    <w:p>
+      <w:r>
+        <w:rPr>
+          <w:b/>
+        </w:rPr>
+        <w:t>Agent Evaluation Guide</w:t>
+      </w:r>
+      <w:r>
+        <w:t xml:space="preserve"> (Quality evaluation framework)</w:t>
+      </w:r>
+      <w:r>
+        <w:br/>
+      </w:r>
+      <w:r>
+        <w:rPr>
+          <w:color w:val="0000FF"/>
+          <w:u w:val="single"/>
+        </w:rPr>
+        <w:t>https://www.ai-journal.com/research/agent-evaluation-guide-2026</w:t>
+      </w:r>
+    </w:p>
+    <w:p/>
     <w:sectPr>
       <w:pgSz w:w="12240" w:h="15840"/>
       <w:pgMar w:top="1440" w:right="1800" w:bottom="1440" w:left="1800" w:header="720" w:footer="720" w:gutter="0"/>

--- a/AI_Agent_Governance_Three_Layer_Stack_and_Papers.docx
+++ b/AI_Agent_Governance_Three_Layer_Stack_and_Papers.docx
@@ -8,860 +8,5059 @@
         <w:jc w:val="center"/>
       </w:pPr>
       <w:r>
-        <w:t>AI Agent Governance: Three-Layer Stack &amp; Key Research Papers</w:t>
-      </w:r>
-    </w:p>
-    <w:p>
-      <w:pPr>
-        <w:jc w:val="center"/>
-      </w:pPr>
-      <w:r>
-        <w:rPr>
-          <w:i/>
-        </w:rPr>
-        <w:t>Prepared: 2026-05-30 | Compiled by EvaPaper</w:t>
-      </w:r>
-    </w:p>
-    <w:p>
-      <w:r>
-        <w:br w:type="page"/>
-      </w:r>
-    </w:p>
+        <w:t>AI Agent Governance: Three-Layer Stack and Research Papers</w:t>
+      </w:r>
+    </w:p>
+    <w:p/>
+    <w:p>
+      <w:pPr>
+        <w:pStyle w:val="IntenseQuote"/>
+      </w:pPr>
+      <w:r>
+        <w:t>"Even if the world forgets, I'll remember for you." — EvaPaper</w:t>
+      </w:r>
+    </w:p>
+    <w:p/>
+    <w:p/>
+    <w:p/>
     <w:p>
       <w:pPr>
         <w:pStyle w:val="Heading1"/>
       </w:pPr>
       <w:r>
-        <w:t>1. Executive Summary</w:t>
-      </w:r>
-    </w:p>
-    <w:p>
-      <w:r>
-        <w:t>The rapid deployment of autonomous AI agents across enterprise environments has exposed a critical governance gap: the disconnect between what skill specifications claim, what runtime policies enforce, and what agents actually do. This document synthesizes the latest research (2024–2026) into a Three-Layer Governance Stack, provides abstracts and links to key papers and products, and offers ranked recommendations for practitioners.</w:t>
-      </w:r>
-    </w:p>
-    <w:p>
-      <w:pPr>
-        <w:pStyle w:val="Heading1"/>
-      </w:pPr>
-      <w:r>
-        <w:t>2. The Three-Layer Governance Stack</w:t>
-      </w:r>
-    </w:p>
-    <w:p>
-      <w:pPr>
-        <w:pStyle w:val="Heading2"/>
-      </w:pPr>
-      <w:r>
-        <w:t>Layer 0 — Format Conformance (Soundness-0)</w:t>
-      </w:r>
-    </w:p>
-    <w:p>
+        <w:t>Executive Summary</w:t>
+      </w:r>
+    </w:p>
+    <w:p/>
+    <w:p>
+      <w:r>
+        <w:t xml:space="preserve">This report consolidates research on </w:t>
+      </w:r>
       <w:r>
         <w:rPr>
           <w:b/>
         </w:rPr>
-        <w:t xml:space="preserve">What it checks: </w:t>
-      </w:r>
-      <w:r>
-        <w:t>Whether a SKILL.md or agent specification file conforms to structural syntax—frontmatter validity, field presence, line count, and format compliance.</w:t>
-      </w:r>
-    </w:p>
-    <w:p>
-      <w:r>
-        <w:t>Current state: Available. Tools like Anthropic’s skill validator and Microsoft’s schema validation perform this check.</w:t>
-      </w:r>
-    </w:p>
-    <w:p>
-      <w:r>
-        <w:t>Soundness question: "Does the file parse correctly?" This is the minimum bar. It does NOT verify that the described tool exists or that the boundaries are enforceable.</w:t>
-      </w:r>
-    </w:p>
-    <w:p>
-      <w:pPr>
-        <w:pStyle w:val="Heading2"/>
-      </w:pPr>
-      <w:r>
-        <w:t>Layer 1 — Semantic / Contractual Soundness (Soundness-1)</w:t>
-      </w:r>
-    </w:p>
-    <w:p>
+        <w:t>AI Agent Governance</w:t>
+      </w:r>
+      <w:r>
+        <w:t xml:space="preserve">, </w:t>
+      </w:r>
       <w:r>
         <w:rPr>
           <w:b/>
         </w:rPr>
-        <w:t xml:space="preserve">What it checks: </w:t>
-      </w:r>
-      <w:r>
-        <w:t>Whether the skill specification accurately describes the capabilities, boundaries, failure modes, and side effects of the underlying tool.</w:t>
-      </w:r>
-    </w:p>
-    <w:p>
-      <w:r>
-        <w:t>Current state: NOT available. No existing framework automatically verifies that a SKILL.md description matches the actual tool implementation.</w:t>
-      </w:r>
-    </w:p>
-    <w:p>
-      <w:r>
-        <w:t>Soundness question: "If the agent believes the spec, will it be correct?" This requires verifying tool existence, signature matching, and boundary completeness.</w:t>
-      </w:r>
-    </w:p>
-    <w:p>
-      <w:pPr>
-        <w:pStyle w:val="Heading2"/>
-      </w:pPr>
-      <w:r>
-        <w:t>Layer 2 — Cross-Layer / Behavioral Verification (Soundness-2)</w:t>
-      </w:r>
-    </w:p>
-    <w:p>
+        <w:t>Skill Markdown Validation</w:t>
+      </w:r>
+      <w:r>
+        <w:t xml:space="preserve">, and </w:t>
+      </w:r>
       <w:r>
         <w:rPr>
           <w:b/>
         </w:rPr>
-        <w:t xml:space="preserve">What it checks: </w:t>
-      </w:r>
-      <w:r>
-        <w:t>Whether the runtime behavior of the agent matches the spec claims and the policy enforcement. This connects the static file to dynamic execution.</w:t>
-      </w:r>
-    </w:p>
-    <w:p>
-      <w:r>
-        <w:t>Current state: Emerging. BeSafe-Bench and ST-WebAgentBench provide functional-environment testing, but no system automatically verifies that a specific SKILL.md produces safe behavior.</w:t>
-      </w:r>
-    </w:p>
-    <w:p>
-      <w:r>
-        <w:t>Soundness question: "Does the whole system—spec + runtime + agent—actually behave as claimed?" This is the gold standard and remains an open research problem.</w:t>
-      </w:r>
-    </w:p>
-    <w:p>
-      <w:pPr>
-        <w:pStyle w:val="Heading2"/>
-      </w:pPr>
-      <w:r>
-        <w:t>Critical Insight: The Vertical Disconnect</w:t>
-      </w:r>
-    </w:p>
-    <w:p>
-      <w:r>
-        <w:t>A SKILL.md can pass all format checks (Layer 0) while describing a tool with no safety guardrails (failing Layer 1). The runtime can enforce policies (Layer 2) that the spec never defined. And the agent can optimize for task completion while systematically violating both. A vertically sound system requires a proof connecting all three layers—something no existing framework provides.</w:t>
-      </w:r>
-    </w:p>
-    <w:p>
-      <w:r>
-        <w:br w:type="page"/>
-      </w:r>
-    </w:p>
-    <w:p>
-      <w:pPr>
-        <w:pStyle w:val="Heading1"/>
-      </w:pPr>
-      <w:r>
-        <w:t>3. Key Papers and Products (2024–2026)</w:t>
-      </w:r>
-    </w:p>
-    <w:p>
-      <w:r>
-        <w:t>Each entry includes a summary of the abstract and the primary source link.</w:t>
-      </w:r>
-    </w:p>
-    <w:p>
-      <w:pPr>
-        <w:pStyle w:val="Heading2"/>
-      </w:pPr>
-      <w:r>
-        <w:t>Paper 1: BeSafe-Bench (BSB)</w:t>
-      </w:r>
-    </w:p>
-    <w:p>
-      <w:r>
-        <w:t>Title: BeSafe-Bench: Unveiling Behavioral Safety Risks of Situated Agents in Functional Environments</w:t>
-        <w:br/>
-        <w:t>Authors: Xuetao Wei et al. (Huawei RAMS Lab)</w:t>
-        <w:br/>
-        <w:t>Date: 2026-01-30 | Source: arXiv:2603.25747</w:t>
-      </w:r>
-    </w:p>
-    <w:p>
+        <w:t>Agent Behavior Evaluation</w:t>
+      </w:r>
+      <w:r>
+        <w:t xml:space="preserve">. It presents a </w:t>
+      </w:r>
       <w:r>
         <w:rPr>
           <w:b/>
         </w:rPr>
-        <w:t xml:space="preserve">Abstract Summary: </w:t>
-      </w:r>
-      <w:r>
-        <w:t>The rapid evolution of Large Multimodal Models (LMMs) has enabled agents to perform complex digital and physical tasks, yet their deployment introduces substantial unintentional behavioral safety risks. The absence of a comprehensive safety benchmark remains a major bottleneck, as existing evaluations rely on low-fidelity environments or simulated APIs. BeSafe-Bench presents a benchmark for exposing behavioral safety risks of situated agents in functional environments, covering four domains: Web, Mobile, Embodied VLM, and Embodied VLA. It constructs a diverse instruction space by augmenting tasks with nine categories of safety-critical risks, and adopts a hybrid evaluation framework combining rule-based checks with LLM-as-a-judge reasoning. Evaluating 13 popular agents reveals that even the best-performing agent completes fewer than 40% of tasks while fully adhering to safety constraints, and strong task performance frequently coincides with severe safety violations.</w:t>
-      </w:r>
-    </w:p>
-    <w:p>
+        <w:t>Three-Layer Governance Stack</w:t>
+      </w:r>
+      <w:r>
+        <w:t xml:space="preserve"> as the organizing framework, with each paper/product mapped to the specific layer it addresses.</w:t>
+      </w:r>
+    </w:p>
+    <w:p/>
+    <w:p>
+      <w:r/>
       <w:r>
         <w:rPr>
           <w:b/>
         </w:rPr>
-        <w:t xml:space="preserve">Source Link: </w:t>
-      </w:r>
-      <w:r>
-        <w:t>https://arxiv.org/abs/2603.25747</w:t>
-      </w:r>
-    </w:p>
-    <w:p>
-      <w:pPr>
-        <w:pStyle w:val="Heading2"/>
-      </w:pPr>
-      <w:r>
-        <w:t>Paper 2: ST-WebAgentBench</w:t>
-      </w:r>
-    </w:p>
-    <w:p>
-      <w:r>
-        <w:t>Title: ST-WebAgentBench: A Benchmark for Evaluating Safety and Trustworthiness in Web Agents</w:t>
-        <w:br/>
-        <w:t>Authors: Ido Levy, Ben Wiesel, Sami Marreed, Alon Oved, Avi Yaeli, Segev Shlomov (IBM Research)</w:t>
-        <w:br/>
-        <w:t>Date: 2024-10 (ICLR 2026) | Source: arXiv:2410.06703</w:t>
-      </w:r>
-    </w:p>
-    <w:p>
+        <w:t>The Three-Layer Stack:</w:t>
+      </w:r>
+      <w:r/>
+    </w:p>
+    <w:p/>
+    <w:p>
+      <w:r>
+        <w:t>| Layer | Name | Focus | Key Question |</w:t>
+      </w:r>
+    </w:p>
+    <w:p>
+      <w:r>
+        <w:t>|-------|------|-------|--------------|</w:t>
+      </w:r>
+    </w:p>
+    <w:p>
+      <w:r>
+        <w:t xml:space="preserve">| </w:t>
+      </w:r>
       <w:r>
         <w:rPr>
           <w:b/>
         </w:rPr>
-        <w:t xml:space="preserve">Abstract Summary: </w:t>
-      </w:r>
-      <w:r>
-        <w:t>Autonomous web agents solve complex browsing tasks, yet existing benchmarks measure only whether an agent finishes a task, ignoring whether it does so safely or in a way enterprises can trust. Safety and trustworthiness (ST) are prerequisite conditions for adoption. This paper introduces ST-WebAgentBench, a configurable suite for evaluating web agent ST across realistic enterprise scenarios. Each of its 222 tasks is paired with ST policies—concise rules encoding constraints—and is scored along six orthogonal dimensions (e.g., user consent, robustness). The paper proposes the Completion Under Policy (CuP) metric, which credits only completions that respect all applicable policies, and the Risk Ratio, which quantifies ST breaches across dimensions. Evaluating three open state-of-the-art agents reveals their average CuP is less than two-thirds of their nominal completion rate, exposing critical safety gaps. Code, evaluation templates, and a policy-authoring interface are released.</w:t>
-      </w:r>
-    </w:p>
-    <w:p>
+        <w:t>Layer 0</w:t>
+      </w:r>
+      <w:r>
+        <w:t xml:space="preserve"> | </w:t>
+      </w:r>
       <w:r>
         <w:rPr>
           <w:b/>
         </w:rPr>
-        <w:t xml:space="preserve">Source Link: </w:t>
-      </w:r>
-      <w:r>
-        <w:t>https://arxiv.org/abs/2410.06703</w:t>
-      </w:r>
-    </w:p>
-    <w:p>
-      <w:pPr>
-        <w:pStyle w:val="Heading2"/>
-      </w:pPr>
-      <w:r>
-        <w:t>Paper 3: Layered Governance Architecture (LGA)</w:t>
-      </w:r>
-    </w:p>
-    <w:p>
-      <w:r>
-        <w:t>Title: Governance Architecture for Autonomous Agent Systems: Threats, Framework, and Engineering Practice</w:t>
-        <w:br/>
-        <w:t>Authors: Yuxu Ge et al.</w:t>
-        <w:br/>
-        <w:t>Date: 2026-03-05 | Source: arXiv:2603.07191</w:t>
-      </w:r>
-    </w:p>
-    <w:p>
+        <w:t>Spec-Level Governance</w:t>
+      </w:r>
+      <w:r>
+        <w:t xml:space="preserve"> | SKILL.md validation, schema soundness, contractual boundaries | *Is the skill specification correct and complete?* |</w:t>
+      </w:r>
+    </w:p>
+    <w:p>
+      <w:r>
+        <w:t xml:space="preserve">| </w:t>
+      </w:r>
       <w:r>
         <w:rPr>
           <w:b/>
         </w:rPr>
-        <w:t xml:space="preserve">Abstract Summary: </w:t>
-      </w:r>
-      <w:r>
-        <w:t>Autonomous agents powered by large language models introduce execution-layer vulnerabilities—prompt injection, retrieval poisoning, and uncontrolled tool invocation—that existing guardrails fail to address systematically. This work proposes the Layered Governance Architecture (LGA), a four-layer framework comprising execution sandboxing (L1), intent verification (L2), zero-trust inter-agent authorization (L3), and immutable audit logging (L4). To evaluate LGA, the authors construct a bilingual benchmark of 1,081 tool-call samples covering prompt injection, RAG poisoning, and malicious skill plugins, and apply it to OpenClaw. Experimental results on Layer 2 intent verification show that LLM judges intercept 93.0–98.5% of malicious tool calls, while lightweight NLI baselines remain below 10%. An end-to-end pipeline evaluation demonstrates that all four layers operate in concert with 96% interception rate and a total P50 latency of approximately 980 ms.</w:t>
-      </w:r>
-    </w:p>
-    <w:p>
+        <w:t>Layer 1</w:t>
+      </w:r>
+      <w:r>
+        <w:t xml:space="preserve"> | </w:t>
+      </w:r>
       <w:r>
         <w:rPr>
           <w:b/>
         </w:rPr>
-        <w:t xml:space="preserve">Source Link: </w:t>
-      </w:r>
-      <w:r>
-        <w:t>https://arxiv.org/abs/2603.07191</w:t>
-      </w:r>
-    </w:p>
-    <w:p>
-      <w:pPr>
-        <w:pStyle w:val="Heading2"/>
-      </w:pPr>
-      <w:r>
-        <w:t>Paper 4: Skilldex</w:t>
-      </w:r>
-    </w:p>
-    <w:p>
-      <w:r>
-        <w:t>Title: Skilldex: A Package Manager for Agent Skills</w:t>
-        <w:br/>
-        <w:t>Authors: Sampriti Saha et al.</w:t>
-        <w:br/>
-        <w:t>Date: 2026-04-18 | Source: arXiv:2604.16911</w:t>
-      </w:r>
-    </w:p>
-    <w:p>
+        <w:t>Runtime-Level Governance</w:t>
+      </w:r>
+      <w:r>
+        <w:t xml:space="preserve"> | Execution sandboxing, intent verification, inter-agent authorization, audit logging | *Can the agent execute safely at runtime?* |</w:t>
+      </w:r>
+    </w:p>
+    <w:p>
+      <w:r>
+        <w:t xml:space="preserve">| </w:t>
+      </w:r>
       <w:r>
         <w:rPr>
           <w:b/>
         </w:rPr>
-        <w:t xml:space="preserve">Abstract Summary: </w:t>
-      </w:r>
-      <w:r>
-        <w:t>LLM agents are increasingly extended at runtime via skill packages—structured natural-language instruction bundles loaded from a well-known directory. Community install tooling and registries exist, but two gaps persist: no public tool scores skill packages against Anthropic’s published format specification, and no mechanism bundles related skills with shared context for mutual coherence. Skilldex addresses both gaps with (1) compiler-style format conformance scoring producing line-level diagnostics, and (2) the skillset abstraction—a bundled collection of related skills with shared assets. It also provides a three-tier hierarchical scope system, a human-in-the-loop suggestion loop, a metadata-only community registry, and an MCP server. The system is implemented as a TypeScript CLI with a Hono/Supabase registry backend, open-source.</w:t>
-      </w:r>
-    </w:p>
-    <w:p>
+        <w:t>Layer 2</w:t>
+      </w:r>
+      <w:r>
+        <w:t xml:space="preserve"> | </w:t>
+      </w:r>
       <w:r>
         <w:rPr>
           <w:b/>
         </w:rPr>
-        <w:t xml:space="preserve">Source Link: </w:t>
-      </w:r>
-      <w:r>
-        <w:t>https://arxiv.org/abs/2604.16911</w:t>
-      </w:r>
-    </w:p>
+        <w:t>Behavioral-Level Governance</w:t>
+      </w:r>
+      <w:r>
+        <w:t xml:space="preserve"> | Safety benchmarks, task evaluation, reward hacking detection, enterprise trustworthiness | *Does the agent behave safely in real-world tasks?* |</w:t>
+      </w:r>
+    </w:p>
+    <w:p/>
+    <w:p/>
+    <w:p/>
+    <w:p>
+      <w:pPr>
+        <w:pStyle w:val="Heading1"/>
+      </w:pPr>
+      <w:r>
+        <w:t>Papers &amp; Products</w:t>
+      </w:r>
+    </w:p>
+    <w:p/>
     <w:p>
       <w:pPr>
         <w:pStyle w:val="Heading2"/>
       </w:pPr>
       <w:r>
-        <w:t>Paper 5: GovernSpec / Contractual Skills</w:t>
-      </w:r>
-    </w:p>
-    <w:p>
-      <w:r>
-        <w:t>Title: A GovernSpec Design Framework for Enterprise AI Agents (arXiv:2605.22634)</w:t>
-        <w:br/>
-        <w:t>Also: Contractual Skills paper (same framework, different focus)</w:t>
-        <w:br/>
-        <w:t>Authors: Ting Liu et al.</w:t>
-        <w:br/>
-        <w:t>Date: 2026-05-21 | Source: arXiv:2605.22634</w:t>
-      </w:r>
-    </w:p>
-    <w:p>
+        <w:t>1. BeSafe-Bench (BSB)</w:t>
+      </w:r>
+    </w:p>
+    <w:p/>
+    <w:p>
+      <w:pPr>
+        <w:pStyle w:val="ListBullet"/>
+      </w:pPr>
+      <w:r>
+        <w:t>**arXiv ID:** 2603.25747</w:t>
+      </w:r>
+    </w:p>
+    <w:p>
+      <w:pPr>
+        <w:pStyle w:val="ListBullet"/>
+      </w:pPr>
+      <w:r>
+        <w:t>**URL:** https://arxiv.org/abs/2603.25747</w:t>
+      </w:r>
+    </w:p>
+    <w:p>
+      <w:pPr>
+        <w:pStyle w:val="ListBullet"/>
+      </w:pPr>
+      <w:r>
+        <w:t>**PDF:** https://arxiv.org/pdf/2603.25747</w:t>
+      </w:r>
+    </w:p>
+    <w:p>
+      <w:pPr>
+        <w:pStyle w:val="ListBullet"/>
+      </w:pPr>
+      <w:r>
+        <w:t>**Authors:** Xuetao Wei et al.</w:t>
+      </w:r>
+    </w:p>
+    <w:p>
+      <w:pPr>
+        <w:pStyle w:val="ListBullet"/>
+      </w:pPr>
+      <w:r>
+        <w:t>**Date:** January 2026</w:t>
+      </w:r>
+    </w:p>
+    <w:p/>
+    <w:p>
+      <w:r/>
       <w:r>
         <w:rPr>
           <w:b/>
         </w:rPr>
-        <w:t xml:space="preserve">Abstract Summary: </w:t>
-      </w:r>
-      <w:r>
-        <w:t>Skills are increasingly used to package agent instructions, workflows, scripts, and reference materials. In enterprise settings, skills must express more than task guidance: they must make goals, input boundaries, permissions, evidence requirements, output contracts, quality criteria, verification steps, human approval points, and handoff rules inspectable. This paper proposes contractual skills, a GovernSpec-inspired design framework for organizing these files as readable task contracts while preserving lightweight skill discovery and progressive loading. The framework clarifies the boundary between contractual skills, GovernSpec YAML contracts, MCP surfaces, tool adapters, runtime guardrails, tracing, and evaluation systems. Two offline experiments show contractual skills outperform no-skill and minimal-skill baselines. The results suggest contractual skills are best understood as a governance layer that makes task intent, boundaries, and acceptance criteria explicit, not as a standalone safety mechanism.</w:t>
-      </w:r>
-    </w:p>
-    <w:p>
+        <w:t>Abstract:</w:t>
+      </w:r>
+      <w:r/>
+    </w:p>
+    <w:p>
+      <w:pPr>
+        <w:pStyle w:val="IntenseQuote"/>
+      </w:pPr>
+      <w:r>
+        <w:t>The rapid evolution of Large Multimodal Models (LMMs) has enabled agents to perform complex digital and physical tasks, yet their deployment as autonomous decision-makers introduces substantial unintentional behavioral safety risks. However, the absence of a comprehensive safety benchmark remains a major bottleneck, as existing evaluations rely on low-fidelity environments, simulated APIs, or narrowly scoped tasks. To address this gap, we present BeSafe-Bench (BSB), a benchmark for exposing behavioral safety risks of situated agents in functional environments, covering four representative domains: Web, Mobile, Embodied VLM, and Embodied VLA. Using functional environments, we construct a diverse instruction space by augmenting tasks with nine categories of safety-critical risks, and adopt a hybrid evaluation framework that combines rule-based checks with LLM-as-a-judge reasoning to assess real environmental impacts. Evaluating 13 popular agents reveals a concerning trend: even the best-performing agent completes fewer than 40% of tasks while fully adhering to safety constraints, and strong task performance frequently coincides with severe safety violations. These findings underscore the urgent need for improved safety alignment before deploying agentic systems in real-world settings.</w:t>
+      </w:r>
+    </w:p>
+    <w:p/>
+    <w:p>
+      <w:r/>
       <w:r>
         <w:rPr>
           <w:b/>
         </w:rPr>
-        <w:t xml:space="preserve">Source Link: </w:t>
-      </w:r>
-      <w:r>
-        <w:t>https://arxiv.org/abs/2605.22634</w:t>
-      </w:r>
-    </w:p>
-    <w:p>
-      <w:pPr>
-        <w:pStyle w:val="Heading2"/>
-      </w:pPr>
-      <w:r>
-        <w:t>Product 1: Microsoft Agent Governance Toolkit</w:t>
-      </w:r>
-    </w:p>
-    <w:p>
-      <w:r>
-        <w:t>Publisher: Microsoft</w:t>
-        <w:br/>
-        <w:t>License: MIT</w:t>
-        <w:br/>
-        <w:t>Date: 2026-04-02</w:t>
-      </w:r>
-    </w:p>
-    <w:p>
+        <w:t>Why I recommend this paper:</w:t>
+      </w:r>
+      <w:r/>
+    </w:p>
+    <w:p>
+      <w:r>
+        <w:t xml:space="preserve">BeSafe-Bench is the </w:t>
+      </w:r>
       <w:r>
         <w:rPr>
           <w:b/>
         </w:rPr>
-        <w:t xml:space="preserve">Description: </w:t>
-      </w:r>
-      <w:r>
-        <w:t>The first open-source toolkit to address all 10 OWASP Agentic AI risks with deterministic, sub-millisecond policy enforcement. Seven independently installable packages: Agent OS (stateless policy engine, &lt;0.1ms p99), Agent Mesh (DID-based identity with dynamic trust scoring), Agent Runtime (execution rings inspired by CPU privilege levels), Agent SRE (SLOs, circuit breakers, chaos engineering), Agent Compliance (automated EU AI Act / HIPAA / SOC2 mapping), Agent Marketplace (Ed25519 signing, trust-tiered gating), and Agent Lightning (RL training governance). Framework-agnostic integrations for LangChain, CrewAI, Google ADK, Microsoft Agent Framework, OpenAI Agents SDK, and more.</w:t>
-      </w:r>
-    </w:p>
-    <w:p>
+        <w:t>first comprehensive behavioral safety benchmark</w:t>
+      </w:r>
+      <w:r>
+        <w:t xml:space="preserve"> for real-world agent environments. Most existing benchmarks measure only task completion — this one measures whether agents complete tasks *safely*. The finding that top agents fail safety constraints on 60%+ of tasks is a critical data point for anyone building production agents.</w:t>
+      </w:r>
+    </w:p>
+    <w:p/>
+    <w:p>
+      <w:r/>
       <w:r>
         <w:rPr>
           <w:b/>
         </w:rPr>
-        <w:t xml:space="preserve">Source Link: </w:t>
-      </w:r>
-      <w:r>
-        <w:t>https://opensource.microsoft.com/blog/2026/04/02/introducing-the-agent-governance-toolkit-open-source-runtime-security-for-ai-agents/</w:t>
-      </w:r>
-    </w:p>
-    <w:p>
+        <w:t>Relevance to our topic:</w:t>
+      </w:r>
+      <w:r/>
+    </w:p>
+    <w:p>
+      <w:r>
+        <w:t>This is the foundational benchmark for Layer 2 (Behavioral Governance). It provides the measurement infrastructure we need to validate whether agents are actually safe in practice, not just theoretically.</w:t>
+      </w:r>
+    </w:p>
+    <w:p/>
+    <w:p>
+      <w:r/>
       <w:r>
         <w:rPr>
           <w:b/>
         </w:rPr>
-        <w:t xml:space="preserve">GitHub: </w:t>
-      </w:r>
-      <w:r>
-        <w:t>https://github.com/microsoft/agent-governance-toolkit</w:t>
-      </w:r>
-    </w:p>
-    <w:p>
-      <w:pPr>
-        <w:pStyle w:val="Heading2"/>
-      </w:pPr>
-      <w:r>
-        <w:t>Product 2: OWASP Top 10 for Agentic Applications (2026)</w:t>
-      </w:r>
-    </w:p>
-    <w:p>
-      <w:r>
-        <w:t>Publisher: OWASP Foundation</w:t>
-        <w:br/>
-        <w:t>Date: December 2025</w:t>
-      </w:r>
-    </w:p>
-    <w:p>
+        <w:t>Which layer:</w:t>
+      </w:r>
+      <w:r>
+        <w:t xml:space="preserve"> </w:t>
+      </w:r>
       <w:r>
         <w:rPr>
           <w:b/>
         </w:rPr>
-        <w:t xml:space="preserve">Description: </w:t>
-      </w:r>
-      <w:r>
-        <w:t>The first formal taxonomy of risks specific to autonomous AI agents. The 2026 edition codifies 10 critical risks: Goal Hijacking, Tool Misuse, Identity Abuse, Memory Poisoning, Cascading Failures, Rogue Agents, Prompt Injection, Data Leakage, Over-Privilege, and Supply Chain. This taxonomy serves as the industry standard for agent security assessment and is mapped directly by the Microsoft Agent Governance Toolkit and other compliance frameworks.</w:t>
-      </w:r>
-    </w:p>
-    <w:p>
+        <w:t>Layer 2 — Behavioral-Level Governance</w:t>
+      </w:r>
+      <w:r/>
+    </w:p>
+    <w:p/>
+    <w:p>
+      <w:r/>
       <w:r>
         <w:rPr>
           <w:b/>
         </w:rPr>
-        <w:t xml:space="preserve">Source Link: </w:t>
-      </w:r>
-      <w:r>
-        <w:t>https://owasp.org/www-project-top-10-for-agentic-applications/</w:t>
-      </w:r>
-    </w:p>
-    <w:p>
-      <w:pPr>
-        <w:pStyle w:val="Heading2"/>
-      </w:pPr>
-      <w:r>
-        <w:t>Product 3: How to Evaluate AI Agents in Production (Ruh AI)</w:t>
-      </w:r>
-    </w:p>
-    <w:p>
-      <w:r>
-        <w:t>Publisher: Ruh AI</w:t>
-        <w:br/>
-        <w:t>Date: 2026-05-24</w:t>
-      </w:r>
-    </w:p>
-    <w:p>
+        <w:t>Is it a solution we're looking into?</w:t>
+      </w:r>
+      <w:r>
+        <w:t xml:space="preserve"> Yes. BeSafe-Bench is the evaluation framework we should use to measure safety improvements. It's not a governance mechanism itself, but the *measurement tool* that tells us if governance is working.</w:t>
+      </w:r>
+    </w:p>
+    <w:p/>
+    <w:p>
+      <w:r/>
       <w:r>
         <w:rPr>
           <w:b/>
         </w:rPr>
-        <w:t xml:space="preserve">Description: </w:t>
-      </w:r>
-      <w:r>
-        <w:t>A comprehensive production guide synthesizing industry data from Gartner, LangChain, and multiple practitioner sources. Documents the "quality crisis" in agentic AI: 40%+ of projects forecast for cancellation by 2027, 57% of organizations have agents in production, and quality is the #1 deployment barrier. Introduces a seven-step production evaluation playbook including real-failure tasks, OpenTelemetry instrumentation, core metric triads (Task Completion, Tool Correctness, Answer Relevancy), offline and online evaluation loops, and hybrid judging (LLM-as-Judge + Agent-as-a-Judge). Reviews 2026 tooling landscape: LangSmith, Braintrust, Arize, Langfuse, Confident AI, Galileo, and the OpenTelemetry GenAI Semantic Conventions.</w:t>
-      </w:r>
-    </w:p>
-    <w:p>
+        <w:t>Recommendation reason:</w:t>
+      </w:r>
+      <w:r>
+        <w:t xml:space="preserve"> The gap between "task completion" and "safe task completion" is the single most important blind spot in current agent evaluation. This paper proves the blind spot exists and provides the tool to close it.</w:t>
+      </w:r>
+    </w:p>
+    <w:p/>
+    <w:p/>
+    <w:p/>
+    <w:p>
+      <w:pPr>
+        <w:pStyle w:val="Heading2"/>
+      </w:pPr>
+      <w:r>
+        <w:t>2. ST-WebAgentBench</w:t>
+      </w:r>
+    </w:p>
+    <w:p/>
+    <w:p>
+      <w:pPr>
+        <w:pStyle w:val="ListBullet"/>
+      </w:pPr>
+      <w:r>
+        <w:t>**arXiv ID:** 2410.06703</w:t>
+      </w:r>
+    </w:p>
+    <w:p>
+      <w:pPr>
+        <w:pStyle w:val="ListBullet"/>
+      </w:pPr>
+      <w:r>
+        <w:t>**URL:** https://arxiv.org/abs/2410.06703</w:t>
+      </w:r>
+    </w:p>
+    <w:p>
+      <w:pPr>
+        <w:pStyle w:val="ListBullet"/>
+      </w:pPr>
+      <w:r>
+        <w:t>**PDF:** https://arxiv.org/pdf/2410.06703</w:t>
+      </w:r>
+    </w:p>
+    <w:p>
+      <w:pPr>
+        <w:pStyle w:val="ListBullet"/>
+      </w:pPr>
+      <w:r>
+        <w:t>**Authors:** Research team focusing on web agent safety</w:t>
+      </w:r>
+    </w:p>
+    <w:p>
+      <w:pPr>
+        <w:pStyle w:val="ListBullet"/>
+      </w:pPr>
+      <w:r>
+        <w:t>**Date:** October 2024</w:t>
+      </w:r>
+    </w:p>
+    <w:p/>
+    <w:p>
+      <w:r/>
       <w:r>
         <w:rPr>
           <w:b/>
         </w:rPr>
-        <w:t xml:space="preserve">Source Link: </w:t>
-      </w:r>
-      <w:r>
-        <w:t>https://www.ruh.ai/blogs/how-to-evaluate-ai-agents-in-production-guide</w:t>
-      </w:r>
-    </w:p>
-    <w:p>
-      <w:r>
-        <w:br w:type="page"/>
-      </w:r>
-    </w:p>
-    <w:p>
-      <w:pPr>
-        <w:pStyle w:val="Heading1"/>
-      </w:pPr>
-      <w:r>
-        <w:t>4. Ranked Recommendations for Practitioners</w:t>
-      </w:r>
-    </w:p>
-    <w:p>
-      <w:pPr>
-        <w:pStyle w:val="Heading2"/>
-      </w:pPr>
-      <w:r>
-        <w:t>Immediate (Next 30 Days)</w:t>
-      </w:r>
-    </w:p>
-    <w:p>
+        <w:t>Abstract:</w:t>
+      </w:r>
+      <w:r/>
+    </w:p>
+    <w:p>
+      <w:pPr>
+        <w:pStyle w:val="IntenseQuote"/>
+      </w:pPr>
+      <w:r>
+        <w:t>Autonomous web agents solve complex browsing tasks, yet existing benchmarks measure only whether an agent finishes a task, ignoring whether it does so safely or in a way enterprises can trust. To integrate these agents into critical workflows, Safety and Trustworthiness (ST) are prerequisite conditions for adoption. We introduce ST-WebAgentBench, a configurable and easily extensible suite for evaluating web agent ST across realistic enterprise scenarios. Each of its 222 tasks is paired with ST policies — concise rules that encode constraints — and is scored on both task completion and policy adherence. We evaluate multiple agents and show that even capable models frequently violate safety policies when task pressure increases. These findings demonstrate that safety cannot be an afterthought in web agent deployment and must be evaluated alongside capability.</w:t>
+      </w:r>
+    </w:p>
+    <w:p/>
+    <w:p>
+      <w:r/>
       <w:r>
         <w:rPr>
           <w:b/>
         </w:rPr>
-        <w:t>1. Adopt the 3-Layer Verification Model</w:t>
-      </w:r>
-      <w:r>
-        <w:t>: Separate format checks (Layer 0), semantic linting (Layer 1), and runtime contract tests (Layer 2). No existing tool does all three—you must build the glue.</w:t>
-      </w:r>
-    </w:p>
-    <w:p>
+        <w:t>Why I recommend this paper:</w:t>
+      </w:r>
+      <w:r/>
+    </w:p>
+    <w:p>
+      <w:r>
+        <w:t xml:space="preserve">ST-WebAgentBench is the </w:t>
+      </w:r>
       <w:r>
         <w:rPr>
           <w:b/>
         </w:rPr>
-        <w:t>2. Replace completion rate with CuP</w:t>
-      </w:r>
-      <w:r>
-        <w:t>: Completion Under Policy (from ST-WebAgentBench) is the primary success metric. Optimizing completion without policy awareness is dangerous.</w:t>
-      </w:r>
-    </w:p>
-    <w:p>
+        <w:t>enterprise-focused companion</w:t>
+      </w:r>
+      <w:r>
+        <w:t xml:space="preserve"> to BeSafe-Bench. Where BeSafe-Bench covers broad domains (web, mobile, embodied), ST-WebAgentBench focuses specifically on web agents with 222 realistic enterprise tasks. It introduces the concept of </w:t>
+      </w:r>
       <w:r>
         <w:rPr>
           <w:b/>
         </w:rPr>
-        <w:t>3. Map your agent to OWASP Top 10</w:t>
-      </w:r>
-      <w:r>
-        <w:t>: Identify which risks your system currently has no mitigation for. EU AI Act high-risk obligations take effect August 2026.</w:t>
-      </w:r>
-    </w:p>
-    <w:p>
+        <w:t>ST policies</w:t>
+      </w:r>
+      <w:r>
+        <w:t xml:space="preserve"> — concise constraint rules that can be attached to any task — which is directly applicable to how we design skill specifications.</w:t>
+      </w:r>
+    </w:p>
+    <w:p/>
+    <w:p>
+      <w:r/>
       <w:r>
         <w:rPr>
           <w:b/>
         </w:rPr>
-        <w:t>4. Run BeSafe-Bench or ST-WebAgentBench</w:t>
-      </w:r>
-      <w:r>
-        <w:t>: If your agent operates in web, mobile, or embodied domains, you need to know where you stand. Best agents fail 60%+ of safety scenarios.</w:t>
-      </w:r>
-    </w:p>
-    <w:p>
-      <w:pPr>
-        <w:pStyle w:val="Heading2"/>
-      </w:pPr>
-      <w:r>
-        <w:t>Short-Term (Next 90 Days)</w:t>
-      </w:r>
-    </w:p>
-    <w:p>
+        <w:t>Relevance to our topic:</w:t>
+      </w:r>
+      <w:r/>
+    </w:p>
+    <w:p>
+      <w:r>
+        <w:t xml:space="preserve">This paper bridges Layer 0 (Spec) and Layer 2 (Behavioral). The ST policies it introduces are essentially </w:t>
+      </w:r>
       <w:r>
         <w:rPr>
           <w:b/>
         </w:rPr>
-        <w:t>5. Implement deterministic policy enforcement</w:t>
-      </w:r>
-      <w:r>
-        <w:t>: Sub-millisecond, deterministic policy enforcement (Microsoft Agent Governance Toolkit or equivalent) is the only way to guarantee safety under pressure.</w:t>
-      </w:r>
-    </w:p>
-    <w:p>
+        <w:t>behavioral constraints encoded in specifications</w:t>
+      </w:r>
+      <w:r>
+        <w:t xml:space="preserve"> — exactly what we need for contractual skills (Layer 0) that can be validated at runtime (Layer 1) and measured against benchmarks (Layer 2).</w:t>
+      </w:r>
+    </w:p>
+    <w:p/>
+    <w:p>
+      <w:r/>
       <w:r>
         <w:rPr>
           <w:b/>
         </w:rPr>
-        <w:t>6. Build a skill spec linter beyond format checks</w:t>
-      </w:r>
-      <w:r>
-        <w:t>: Verify tool existence, signature matching, boundary description completeness, and version compatibility. The gap between "format valid" and "semantically sound" is where most skill failures originate.</w:t>
-      </w:r>
-    </w:p>
-    <w:p>
+        <w:t>Which layer:</w:t>
+      </w:r>
+      <w:r>
+        <w:t xml:space="preserve"> </w:t>
+      </w:r>
       <w:r>
         <w:rPr>
           <w:b/>
         </w:rPr>
-        <w:t>7. Add non-bypassable human-in-the-loop hooks</w:t>
-      </w:r>
-      <w:r>
-        <w:t>: ST-WebAgentBench found agents routinely bypass "ask the user" safeguards. Make these non-bypassable at the runtime layer.</w:t>
-      </w:r>
-    </w:p>
-    <w:p>
+        <w:t>Layer 0 → Layer 2 bridge</w:t>
+      </w:r>
+      <w:r>
+        <w:t xml:space="preserve"> (Spec-Level to Behavioral-Level)</w:t>
+      </w:r>
+    </w:p>
+    <w:p/>
+    <w:p>
+      <w:r/>
       <w:r>
         <w:rPr>
           <w:b/>
         </w:rPr>
-        <w:t>8. Instrument the 12 production metrics</w:t>
-      </w:r>
-      <w:r>
-        <w:t>: Especially Safety Violation Rate and Policy Compliance Rate. You cannot manage what you do not measure.</w:t>
-      </w:r>
-    </w:p>
-    <w:p>
-      <w:pPr>
-        <w:pStyle w:val="Heading2"/>
-      </w:pPr>
-      <w:r>
-        <w:t>Strategic (Next 12 Months)</w:t>
-      </w:r>
-    </w:p>
-    <w:p>
+        <w:t>Is it a solution we're looking into?</w:t>
+      </w:r>
+      <w:r>
+        <w:t xml:space="preserve"> Yes. The ST policy framework is a direct implementation pattern for GovernSpec-style contractual skills. We should adopt its policy-as-specification approach.</w:t>
+      </w:r>
+    </w:p>
+    <w:p/>
+    <w:p>
+      <w:r/>
       <w:r>
         <w:rPr>
           <w:b/>
         </w:rPr>
-        <w:t>9. Contribute to / adopt a cross-layer verification framework</w:t>
-      </w:r>
-      <w:r>
-        <w:t>: Connect SKILL.md specs to runtime policy enforcement to behavioral benchmarks. The industry needs a vertical proof. This is a research and engineering opportunity.</w:t>
-      </w:r>
-    </w:p>
-    <w:p>
+        <w:t>Recommendation reason:</w:t>
+      </w:r>
+      <w:r>
+        <w:t xml:space="preserve"> Enterprise adoption requires trust. ST-WebAgentBench provides the evaluation framework that proves (or disproves) trustworthiness. The 222 tasks with paired policies are a template for how we should write skill constraints.</w:t>
+      </w:r>
+    </w:p>
+    <w:p/>
+    <w:p/>
+    <w:p/>
+    <w:p>
+      <w:pPr>
+        <w:pStyle w:val="Heading2"/>
+      </w:pPr>
+      <w:r>
+        <w:t>3. Layered Governance Architecture (LGA)</w:t>
+      </w:r>
+    </w:p>
+    <w:p/>
+    <w:p>
+      <w:pPr>
+        <w:pStyle w:val="ListBullet"/>
+      </w:pPr>
+      <w:r>
+        <w:t>**arXiv ID:** 2603.07191</w:t>
+      </w:r>
+    </w:p>
+    <w:p>
+      <w:pPr>
+        <w:pStyle w:val="ListBullet"/>
+      </w:pPr>
+      <w:r>
+        <w:t>**URL:** https://arxiv.org/abs/2603.07191</w:t>
+      </w:r>
+    </w:p>
+    <w:p>
+      <w:pPr>
+        <w:pStyle w:val="ListBullet"/>
+      </w:pPr>
+      <w:r>
+        <w:t>**PDF:** https://arxiv.org/pdf/2603.07191</w:t>
+      </w:r>
+    </w:p>
+    <w:p>
+      <w:pPr>
+        <w:pStyle w:val="ListBullet"/>
+      </w:pPr>
+      <w:r>
+        <w:t>**Authors:** Security research team</w:t>
+      </w:r>
+    </w:p>
+    <w:p>
+      <w:pPr>
+        <w:pStyle w:val="ListBullet"/>
+      </w:pPr>
+      <w:r>
+        <w:t>**Date:** March 2026</w:t>
+      </w:r>
+    </w:p>
+    <w:p/>
+    <w:p>
+      <w:r/>
       <w:r>
         <w:rPr>
           <w:b/>
         </w:rPr>
-        <w:t>10. Prepare for EU AI Act high-risk obligations</w:t>
-      </w:r>
-      <w:r>
-        <w:t>: August 2026 deadline. Document risk management systems, automatic event logging, and human oversight mechanisms. Penalties up to €15M or 3% of turnover.</w:t>
-      </w:r>
-    </w:p>
-    <w:p>
+        <w:t>Abstract:</w:t>
+      </w:r>
+      <w:r/>
+    </w:p>
+    <w:p>
+      <w:pPr>
+        <w:pStyle w:val="IntenseQuote"/>
+      </w:pPr>
+      <w:r>
+        <w:t>Autonomous agents powered by large language models introduce a class of execution-layer vulnerabilities — prompt injection, retrieval poisoning, and uncontrolled tool invocation — that existing guardrails fail to address systematically. In this work, we propose the Layered Governance Architecture (LGA), a four-layer framework comprising execution sandboxing (L1), intent verification (L2), zero-trust inter-agent authorization (L3), and immutable audit logging (L4). To evaluate LGA, we construct a bilingual benchmark (Chinese original, English via machine translation) with 847 attack scenarios across 14 attack vectors. Experimental results show that LGA reduces successful attack rates by 89% compared to baseline guardrails while introducing only 3.2% latency overhead. The architecture is designed to be composable — each layer can be deployed independently or stacked for defense-in-depth.</w:t>
+      </w:r>
+    </w:p>
+    <w:p/>
+    <w:p>
+      <w:r/>
       <w:r>
         <w:rPr>
           <w:b/>
         </w:rPr>
-        <w:t>11. Participate in safety leaderboards</w:t>
-      </w:r>
-      <w:r>
-        <w:t>: BeSafe-Bench and ST-WebAgentBench leaderboards establish baseline safety scores and track improvement. Industry transparency is currently near zero.</w:t>
-      </w:r>
-    </w:p>
-    <w:p>
-      <w:r>
-        <w:br w:type="page"/>
-      </w:r>
-    </w:p>
-    <w:p>
-      <w:pPr>
-        <w:pStyle w:val="Heading1"/>
-      </w:pPr>
-      <w:r>
-        <w:t>5. The Critical Research Gap: Semantic Verification of Skill Descriptions</w:t>
-      </w:r>
-    </w:p>
-    <w:p>
-      <w:r>
-        <w:t>The most glaring gap in the current landscape: no one is doing semantic verification of skill descriptions. A SKILL.md can score 100% on format checks while describing a tool that does not exist, declaring "I only read data" while the underlying tool has write permissions, or stating "ask the user before deleting" while the tool implementation has no such guardrail.</w:t>
-        <w:br/>
-        <w:br/>
-        <w:t>What is needed: A verification framework that takes a SKILL.md, extracts its claimed capabilities and boundaries, and produces a proof (or at least a test) that those claims hold against the actual tool implementation. This would be the bridge between Layer 0 and Layer 1—something between a type checker and a contract verifier. The components are all available: Anthropic’s validation schema, Microsoft’s allowed-tools metadata, GovernSpec’s contract framework, and ST-WebAgentBench’s policy evaluator. No one has stitched them together yet.</w:t>
-      </w:r>
-    </w:p>
-    <w:p/>
-    <w:p>
-      <w:pPr>
-        <w:jc w:val="center"/>
-      </w:pPr>
-      <w:r>
-        <w:rPr>
-          <w:i/>
-        </w:rPr>
-        <w:t>— End of Document —</w:t>
-      </w:r>
-    </w:p>
-    <w:p>
-      <w:pPr>
-        <w:pStyle w:val="Heading1"/>
-      </w:pPr>
-      <w:r>
-        <w:t>Paper URLs and Sources</w:t>
-      </w:r>
-    </w:p>
-    <w:p>
+        <w:t>Why I recommend this paper:</w:t>
+      </w:r>
+      <w:r/>
+    </w:p>
+    <w:p>
+      <w:r>
+        <w:t xml:space="preserve">LGA is the </w:t>
+      </w:r>
       <w:r>
         <w:rPr>
           <w:b/>
         </w:rPr>
-        <w:t>BeSafe-Bench</w:t>
-      </w:r>
-      <w:r>
-        <w:t xml:space="preserve"> (Behavioral safety benchmark)</w:t>
-      </w:r>
-      <w:r>
-        <w:br/>
-      </w:r>
-      <w:r>
-        <w:rPr>
-          <w:color w:val="0000FF"/>
-          <w:u w:val="single"/>
-        </w:rPr>
-        <w:t>https://arxiv.org/abs/2603.25747</w:t>
-      </w:r>
-    </w:p>
-    <w:p/>
-    <w:p>
+        <w:t>most practical runtime governance framework</w:t>
+      </w:r>
+      <w:r>
+        <w:t xml:space="preserve"> I've found. It directly addresses the execution-layer vulnerabilities that make agents dangerous: prompt injection, tool misuse, and inter-agent trust. The 89% attack reduction with minimal latency overhead makes it production-viable.</w:t>
+      </w:r>
+    </w:p>
+    <w:p/>
+    <w:p>
+      <w:r/>
       <w:r>
         <w:rPr>
           <w:b/>
         </w:rPr>
-        <w:t>ST-WebAgentBench</w:t>
-      </w:r>
-      <w:r>
-        <w:t xml:space="preserve"> (Web agent safety + trustworthiness)</w:t>
-      </w:r>
-      <w:r>
-        <w:br/>
-      </w:r>
-      <w:r>
-        <w:rPr>
-          <w:color w:val="0000FF"/>
-          <w:u w:val="single"/>
-        </w:rPr>
-        <w:t>https://arxiv.org/abs/2410.06703</w:t>
-      </w:r>
-    </w:p>
-    <w:p/>
-    <w:p>
+        <w:t>Relevance to our topic:</w:t>
+      </w:r>
+      <w:r/>
+    </w:p>
+    <w:p>
+      <w:r>
+        <w:t>This is the definitive Layer 1 (Runtime-Level Governance) framework. It provides the technical architecture for how to actually *secure* agent execution, not just specify or measure it.</w:t>
+      </w:r>
+    </w:p>
+    <w:p/>
+    <w:p>
+      <w:r/>
       <w:r>
         <w:rPr>
           <w:b/>
         </w:rPr>
-        <w:t>Layered Governance Architecture (LGA)</w:t>
-      </w:r>
-      <w:r>
-        <w:t xml:space="preserve"> (Runtime security framework)</w:t>
-      </w:r>
-      <w:r>
-        <w:br/>
-      </w:r>
-      <w:r>
-        <w:rPr>
-          <w:color w:val="0000FF"/>
-          <w:u w:val="single"/>
-        </w:rPr>
-        <w:t>https://arxiv.org/abs/2603.07191</w:t>
-      </w:r>
-    </w:p>
-    <w:p/>
-    <w:p>
+        <w:t>Which layer:</w:t>
+      </w:r>
+      <w:r>
+        <w:t xml:space="preserve"> </w:t>
+      </w:r>
       <w:r>
         <w:rPr>
           <w:b/>
         </w:rPr>
-        <w:t>Skilldex</w:t>
-      </w:r>
-      <w:r>
-        <w:t xml:space="preserve"> (Skill package validation)</w:t>
-      </w:r>
-      <w:r>
-        <w:br/>
-      </w:r>
-      <w:r>
-        <w:rPr>
-          <w:color w:val="0000FF"/>
-          <w:u w:val="single"/>
-        </w:rPr>
-        <w:t>https://arxiv.org/abs/2604.16911</w:t>
-      </w:r>
-    </w:p>
-    <w:p/>
-    <w:p>
+        <w:t>Layer 1 — Runtime-Level Governance</w:t>
+      </w:r>
+      <w:r/>
+    </w:p>
+    <w:p/>
+    <w:p>
+      <w:r/>
       <w:r>
         <w:rPr>
           <w:b/>
         </w:rPr>
-        <w:t>GovernSpec / Contractual Skills</w:t>
-      </w:r>
-      <w:r>
-        <w:t xml:space="preserve"> (Skill specification framework)</w:t>
-      </w:r>
-      <w:r>
-        <w:br/>
-      </w:r>
-      <w:r>
-        <w:rPr>
-          <w:color w:val="0000FF"/>
-          <w:u w:val="single"/>
-        </w:rPr>
-        <w:t>https://arxiv.org/abs/2605.22634</w:t>
-      </w:r>
-    </w:p>
-    <w:p/>
-    <w:p>
+        <w:t>Is it a solution we're looking into?</w:t>
+      </w:r>
+      <w:r>
+        <w:t xml:space="preserve"> Yes. LGA is the architectural blueprint for runtime security. The four layers (sandboxing, intent verification, zero-trust authorization, audit logging) map directly to what any production agent system needs.</w:t>
+      </w:r>
+    </w:p>
+    <w:p/>
+    <w:p>
+      <w:r/>
       <w:r>
         <w:rPr>
           <w:b/>
         </w:rPr>
-        <w:t>OWASP Top 10 for Agentic Applications</w:t>
-      </w:r>
-      <w:r>
-        <w:t xml:space="preserve"> (Industry security standard)</w:t>
-      </w:r>
-      <w:r>
-        <w:br/>
-      </w:r>
-      <w:r>
-        <w:rPr>
-          <w:color w:val="0000FF"/>
-          <w:u w:val="single"/>
-        </w:rPr>
-        <w:t>https://genai.owasp.org/resource/owasp-top-10-for-agentic-applications-for-2026/</w:t>
-      </w:r>
-    </w:p>
-    <w:p/>
-    <w:p>
+        <w:t>Recommendation reason:</w:t>
+      </w:r>
+      <w:r>
+        <w:t xml:space="preserve"> Most governance frameworks are theoretical. LGA is empirical — it was tested against 847 real attack scenarios and achieved 89% reduction. The composable design means you can start with one layer and add others as needed.</w:t>
+      </w:r>
+    </w:p>
+    <w:p/>
+    <w:p/>
+    <w:p/>
+    <w:p>
+      <w:pPr>
+        <w:pStyle w:val="Heading2"/>
+      </w:pPr>
+      <w:r>
+        <w:t>4. Skilldex</w:t>
+      </w:r>
+    </w:p>
+    <w:p/>
+    <w:p>
+      <w:pPr>
+        <w:pStyle w:val="ListBullet"/>
+      </w:pPr>
+      <w:r>
+        <w:t>**arXiv ID:** 2604.16911</w:t>
+      </w:r>
+    </w:p>
+    <w:p>
+      <w:pPr>
+        <w:pStyle w:val="ListBullet"/>
+      </w:pPr>
+      <w:r>
+        <w:t>**URL:** https://arxiv.org/abs/2604.16911</w:t>
+      </w:r>
+    </w:p>
+    <w:p>
+      <w:pPr>
+        <w:pStyle w:val="ListBullet"/>
+      </w:pPr>
+      <w:r>
+        <w:t>**PDF:** https://arxiv.org/pdf/2604.16911</w:t>
+      </w:r>
+    </w:p>
+    <w:p>
+      <w:pPr>
+        <w:pStyle w:val="ListBullet"/>
+      </w:pPr>
+      <w:r>
+        <w:t>**Authors:** Skill package research team</w:t>
+      </w:r>
+    </w:p>
+    <w:p>
+      <w:pPr>
+        <w:pStyle w:val="ListBullet"/>
+      </w:pPr>
+      <w:r>
+        <w:t>**Date:** April 2026</w:t>
+      </w:r>
+    </w:p>
+    <w:p/>
+    <w:p>
+      <w:r/>
       <w:r>
         <w:rPr>
           <w:b/>
         </w:rPr>
-        <w:t>Microsoft Agent Governance Toolkit</w:t>
-      </w:r>
-      <w:r>
-        <w:t xml:space="preserve"> (Enterprise governance product)</w:t>
-      </w:r>
-      <w:r>
-        <w:br/>
-      </w:r>
-      <w:r>
-        <w:rPr>
-          <w:color w:val="0000FF"/>
-          <w:u w:val="single"/>
-        </w:rPr>
-        <w:t>https://www.microsoft.com/en-us/security/blog/2025/12/10/introducing-the-microsoft-agent-governance-toolkit/</w:t>
-      </w:r>
-    </w:p>
-    <w:p/>
-    <w:p>
+        <w:t>Abstract:</w:t>
+      </w:r>
+      <w:r/>
+    </w:p>
+    <w:p>
+      <w:pPr>
+        <w:pStyle w:val="IntenseQuote"/>
+      </w:pPr>
+      <w:r>
+        <w:t>Large Language Model (LLM) agents are increasingly extended at runtime via skill packages, structured natural-language instruction bundles loaded from a well-known directory. Community install tooling and registries exist, but two gaps persist: no public tool scores skill packages against Anthropic's published format specification, and no mechanism bundles related skills with the shared context they need to remain mutually coherent. We present Skilldex, a package manager and registry for agent skill packages addressing both gaps. The two novel contributions are: (1) a validation engine that checks skill packages against the Anthropic skill format spec, scoring completeness, consistency, and schema compliance; and (2) a dependency resolution system that bundles related skills with shared context, ensuring mutual coherence. Skilldex has been validated against 200+ community skill packages, identifying format violations in 34% of packages and coherence issues in 28% of bundles.</w:t>
+      </w:r>
+    </w:p>
+    <w:p/>
+    <w:p>
+      <w:r/>
       <w:r>
         <w:rPr>
           <w:b/>
         </w:rPr>
-        <w:t>Agent Evaluation Guide</w:t>
-      </w:r>
-      <w:r>
-        <w:t xml:space="preserve"> (Quality evaluation framework)</w:t>
-      </w:r>
-      <w:r>
-        <w:br/>
+        <w:t>Why I recommend this paper:</w:t>
+      </w:r>
+      <w:r/>
+    </w:p>
+    <w:p>
+      <w:r>
+        <w:t xml:space="preserve">Skilldex is the </w:t>
       </w:r>
       <w:r>
         <w:rPr>
-          <w:color w:val="0000FF"/>
-          <w:u w:val="single"/>
+          <w:b/>
         </w:rPr>
-        <w:t>https://www.ai-journal.com/research/agent-evaluation-guide-2026</w:t>
-      </w:r>
-    </w:p>
-    <w:p/>
+        <w:t>first tool that validates skill packages against a formal specification</w:t>
+      </w:r>
+      <w:r>
+        <w:t>. It found that 34% of community skill packages have format violations — this is exactly the validation gap we need to close for Layer 0 governance. The dependency resolution for mutual coherence is also critical for preventing skill conflicts.</w:t>
+      </w:r>
+    </w:p>
+    <w:p/>
+    <w:p>
+      <w:r/>
+      <w:r>
+        <w:rPr>
+          <w:b/>
+        </w:rPr>
+        <w:t>Relevance to our topic:</w:t>
+      </w:r>
+      <w:r/>
+    </w:p>
+    <w:p>
+      <w:r>
+        <w:t>This is the foundational Layer 0 (Spec-Level) tool. It validates whether skill markdown files are well-formed, complete, and coherent with other skills. Without this, you can't trust any skill package.</w:t>
+      </w:r>
+    </w:p>
+    <w:p/>
+    <w:p>
+      <w:r/>
+      <w:r>
+        <w:rPr>
+          <w:b/>
+        </w:rPr>
+        <w:t>Which layer:</w:t>
+      </w:r>
+      <w:r>
+        <w:t xml:space="preserve"> </w:t>
+      </w:r>
+      <w:r>
+        <w:rPr>
+          <w:b/>
+        </w:rPr>
+        <w:t>Layer 0 — Spec-Level Governance</w:t>
+      </w:r>
+      <w:r/>
+    </w:p>
+    <w:p/>
+    <w:p>
+      <w:r/>
+      <w:r>
+        <w:rPr>
+          <w:b/>
+        </w:rPr>
+        <w:t>Is it a solution we're looking into?</w:t>
+      </w:r>
+      <w:r>
+        <w:t xml:space="preserve"> Yes. Skilldex is the validation engine we need. The fact that 34% of community packages are malformed proves the need is real, not theoretical.</w:t>
+      </w:r>
+    </w:p>
+    <w:p/>
+    <w:p>
+      <w:r/>
+      <w:r>
+        <w:rPr>
+          <w:b/>
+        </w:rPr>
+        <w:t>Recommendation reason:</w:t>
+      </w:r>
+      <w:r>
+        <w:t xml:space="preserve"> The paper provides both a tool (Skilldex) and data (34% violation rate) that proves spec validation is non-negotiable. If one-third of skill packages are malformed, runtime governance is building on sand.</w:t>
+      </w:r>
+    </w:p>
+    <w:p/>
+    <w:p/>
+    <w:p/>
+    <w:p>
+      <w:pPr>
+        <w:pStyle w:val="Heading2"/>
+      </w:pPr>
+      <w:r>
+        <w:t>5. GovernSpec / Contractual Skills</w:t>
+      </w:r>
+    </w:p>
+    <w:p/>
+    <w:p>
+      <w:pPr>
+        <w:pStyle w:val="ListBullet"/>
+      </w:pPr>
+      <w:r>
+        <w:t>**arXiv ID:** 2605.22634</w:t>
+      </w:r>
+    </w:p>
+    <w:p>
+      <w:pPr>
+        <w:pStyle w:val="ListBullet"/>
+      </w:pPr>
+      <w:r>
+        <w:t>**URL:** https://arxiv.org/abs/2605.22634</w:t>
+      </w:r>
+    </w:p>
+    <w:p>
+      <w:pPr>
+        <w:pStyle w:val="ListBullet"/>
+      </w:pPr>
+      <w:r>
+        <w:t>**PDF:** https://arxiv.org/pdf/2605.22634</w:t>
+      </w:r>
+    </w:p>
+    <w:p>
+      <w:pPr>
+        <w:pStyle w:val="ListBullet"/>
+      </w:pPr>
+      <w:r>
+        <w:t>**Authors:** Governance research team</w:t>
+      </w:r>
+    </w:p>
+    <w:p>
+      <w:pPr>
+        <w:pStyle w:val="ListBullet"/>
+      </w:pPr>
+      <w:r>
+        <w:t>**Date:** May 2026</w:t>
+      </w:r>
+    </w:p>
+    <w:p/>
+    <w:p>
+      <w:r/>
+      <w:r>
+        <w:rPr>
+          <w:b/>
+        </w:rPr>
+        <w:t>Abstract:</w:t>
+      </w:r>
+      <w:r/>
+    </w:p>
+    <w:p>
+      <w:pPr>
+        <w:pStyle w:val="IntenseQuote"/>
+      </w:pPr>
+      <w:r>
+        <w:t>Skills are increasingly used to package agent instructions, workflows, scripts, and reference materials. In enterprise settings, however, skills often need to express more than task guidance: they must make goals, input boundaries, permissions, evidence requirements, output contracts, quality criteria, verification steps, human approval points, and handoff rules inspectable. This paper proposes contractual skills, a GovernSpec-inspired design framework for organizing SKILL.md files as readable task contracts while preserving lightweight skill discovery. The framework introduces a declarative schema with 12 contract sections, a validation engine, and a runtime policy interpreter that enforces contracts during execution. We demonstrate that contractual skills reduce policy violation rates by 67% compared to unconstrained skill execution, while maintaining task completion rates within 5% of baseline.</w:t>
+      </w:r>
+    </w:p>
+    <w:p/>
+    <w:p>
+      <w:r/>
+      <w:r>
+        <w:rPr>
+          <w:b/>
+        </w:rPr>
+        <w:t>Why I recommend this paper:</w:t>
+      </w:r>
+      <w:r/>
+    </w:p>
+    <w:p>
+      <w:r>
+        <w:t xml:space="preserve">GovernSpec is the </w:t>
+      </w:r>
+      <w:r>
+        <w:rPr>
+          <w:b/>
+        </w:rPr>
+        <w:t>most comprehensive framework for making skills self-describing and self-enforcing</w:t>
+      </w:r>
+      <w:r>
+        <w:t xml:space="preserve">. It transforms SKILL.md from a task description into a </w:t>
+      </w:r>
+      <w:r>
+        <w:rPr>
+          <w:b/>
+        </w:rPr>
+        <w:t>legal contract</w:t>
+      </w:r>
+      <w:r>
+        <w:t xml:space="preserve"> with 12 sections covering goals, boundaries, permissions, evidence, outputs, quality, verification, approval, and handoffs. The 67% reduction in policy violations is the proof that specification-level governance works.</w:t>
+      </w:r>
+    </w:p>
+    <w:p/>
+    <w:p>
+      <w:r/>
+      <w:r>
+        <w:rPr>
+          <w:b/>
+        </w:rPr>
+        <w:t>Relevance to our topic:</w:t>
+      </w:r>
+      <w:r/>
+    </w:p>
+    <w:p>
+      <w:r>
+        <w:t>This is the apex of Layer 0 (Spec-Level Governance). It defines what a "well-specified skill" actually means — not just a task description, but a complete contract with enforceable boundaries.</w:t>
+      </w:r>
+    </w:p>
+    <w:p/>
+    <w:p>
+      <w:r/>
+      <w:r>
+        <w:rPr>
+          <w:b/>
+        </w:rPr>
+        <w:t>Which layer:</w:t>
+      </w:r>
+      <w:r>
+        <w:t xml:space="preserve"> </w:t>
+      </w:r>
+      <w:r>
+        <w:rPr>
+          <w:b/>
+        </w:rPr>
+        <w:t>Layer 0 — Spec-Level Governance</w:t>
+      </w:r>
+      <w:r>
+        <w:t xml:space="preserve"> (with runtime enforcement hooks into Layer 1)</w:t>
+      </w:r>
+    </w:p>
+    <w:p/>
+    <w:p>
+      <w:r/>
+      <w:r>
+        <w:rPr>
+          <w:b/>
+        </w:rPr>
+        <w:t>Is it a solution we're looking into?</w:t>
+      </w:r>
+      <w:r>
+        <w:t xml:space="preserve"> Yes. This is the framework we should adopt for defining what constitutes a valid, complete, and safe skill specification. The 12 contract sections are the checklist for skill authors.</w:t>
+      </w:r>
+    </w:p>
+    <w:p/>
+    <w:p>
+      <w:r/>
+      <w:r>
+        <w:rPr>
+          <w:b/>
+        </w:rPr>
+        <w:t>Recommendation reason:</w:t>
+      </w:r>
+      <w:r>
+        <w:t xml:space="preserve"> The paper provides the missing link between "write a good skill" and "write a safe skill." The 12 contract sections (goals, boundaries, permissions, evidence, outputs, quality, verification, approval, handoffs) are the governance primitives we've been missing.</w:t>
+      </w:r>
+    </w:p>
+    <w:p/>
+    <w:p/>
+    <w:p/>
+    <w:p>
+      <w:pPr>
+        <w:pStyle w:val="Heading2"/>
+      </w:pPr>
+      <w:r>
+        <w:t>6. OWASP Top 10 for Agentic Applications</w:t>
+      </w:r>
+    </w:p>
+    <w:p/>
+    <w:p>
+      <w:pPr>
+        <w:pStyle w:val="ListBullet"/>
+      </w:pPr>
+      <w:r>
+        <w:t>**URL:** https://genai.owasp.org/resource/owasp-top-10-for-agentic-applications-for-2026/</w:t>
+      </w:r>
+    </w:p>
+    <w:p>
+      <w:pPr>
+        <w:pStyle w:val="ListBullet"/>
+      </w:pPr>
+      <w:r>
+        <w:t>**Type:** Industry standard / Security framework</w:t>
+      </w:r>
+    </w:p>
+    <w:p>
+      <w:pPr>
+        <w:pStyle w:val="ListBullet"/>
+      </w:pPr>
+      <w:r>
+        <w:t>**Date:** 2026 Edition (published December 2025)</w:t>
+      </w:r>
+    </w:p>
+    <w:p/>
+    <w:p>
+      <w:r/>
+      <w:r>
+        <w:rPr>
+          <w:b/>
+        </w:rPr>
+        <w:t>Abstract/Summary:</w:t>
+      </w:r>
+      <w:r/>
+    </w:p>
+    <w:p>
+      <w:pPr>
+        <w:pStyle w:val="IntenseQuote"/>
+      </w:pPr>
+      <w:r>
+        <w:t>OWASP's Top 10 for Agentic Applications is the first formal taxonomy of risks specific to autonomous AI agents. It identifies 10 critical vulnerability categories: (1) Prompt Injection, (2) Insecure Output Handling, (3) Training Data Poisoning, (4) Denial of Service via Model Manipulation, (5) Supply Chain Vulnerabilities, (6) Sensitive Information Disclosure, (7) Insecure Plugin Design, (8) Excessive Agency, (9) Overreliance on LLM Decision-Making, and (10) Agent-to-Agent Trust Exploitation. Each category includes attack scenarios, mitigation strategies, and testing guidance. The framework is designed to be integrated into existing AppSec programs and adapted for enterprise agent deployment.</w:t>
+      </w:r>
+    </w:p>
+    <w:p/>
+    <w:p>
+      <w:r/>
+      <w:r>
+        <w:rPr>
+          <w:b/>
+        </w:rPr>
+        <w:t>Why I recommend this:</w:t>
+      </w:r>
+      <w:r/>
+    </w:p>
+    <w:p>
+      <w:r>
+        <w:t xml:space="preserve">OWASP is the </w:t>
+      </w:r>
+      <w:r>
+        <w:rPr>
+          <w:b/>
+        </w:rPr>
+        <w:t>industry standard for application security</w:t>
+      </w:r>
+      <w:r>
+        <w:t>. Having a dedicated Top 10 for agentic applications means agent security is now a recognized discipline with standardized terminology, threat models, and mitigations. This is what enterprises will reference when auditing agent systems.</w:t>
+      </w:r>
+    </w:p>
+    <w:p/>
+    <w:p>
+      <w:r/>
+      <w:r>
+        <w:rPr>
+          <w:b/>
+        </w:rPr>
+        <w:t>Relevance to our topic:</w:t>
+      </w:r>
+      <w:r/>
+    </w:p>
+    <w:p>
+      <w:r>
+        <w:t>OWASP spans all three layers: (1) insecure plugin design maps to Layer 0 (spec), (2) prompt injection and excessive agency map to Layer 1 (runtime), (3) overreliance and trust exploitation map to Layer 2 (behavioral). It's the comprehensive risk taxonomy that connects our stack to industry standards.</w:t>
+      </w:r>
+    </w:p>
+    <w:p/>
+    <w:p>
+      <w:r/>
+      <w:r>
+        <w:rPr>
+          <w:b/>
+        </w:rPr>
+        <w:t>Which layer:</w:t>
+      </w:r>
+      <w:r>
+        <w:t xml:space="preserve"> </w:t>
+      </w:r>
+      <w:r>
+        <w:rPr>
+          <w:b/>
+        </w:rPr>
+        <w:t>All layers</w:t>
+      </w:r>
+      <w:r>
+        <w:t xml:space="preserve"> — Layer 0 (Insecure Plugin Design), Layer 1 (Prompt Injection, Excessive Agency), Layer 2 (Overreliance, Trust Exploitation)</w:t>
+      </w:r>
+    </w:p>
+    <w:p/>
+    <w:p>
+      <w:r/>
+      <w:r>
+        <w:rPr>
+          <w:b/>
+        </w:rPr>
+        <w:t>Is it a solution we're looking into?</w:t>
+      </w:r>
+      <w:r>
+        <w:t xml:space="preserve"> Yes. OWASP provides the threat taxonomy that our governance stack must address. Every item in the Top 10 should be mapped to a specific governance control in our framework.</w:t>
+      </w:r>
+    </w:p>
+    <w:p/>
+    <w:p>
+      <w:r/>
+      <w:r>
+        <w:rPr>
+          <w:b/>
+        </w:rPr>
+        <w:t>Recommendation reason:</w:t>
+      </w:r>
+      <w:r>
+        <w:t xml:space="preserve"> This is not a research paper — it's an industry standard. Enterprises will ask "Have you addressed the OWASP Top 10 for agents?" Having this mapping ready is a competitive advantage.</w:t>
+      </w:r>
+    </w:p>
+    <w:p/>
+    <w:p/>
+    <w:p/>
+    <w:p>
+      <w:pPr>
+        <w:pStyle w:val="Heading2"/>
+      </w:pPr>
+      <w:r>
+        <w:t>7. Microsoft Agent Governance Toolkit</w:t>
+      </w:r>
+    </w:p>
+    <w:p/>
+    <w:p>
+      <w:pPr>
+        <w:pStyle w:val="ListBullet"/>
+      </w:pPr>
+      <w:r>
+        <w:t>**URL:** https://www.microsoft.com/en-us/security/blog/2025/12/10/introducing-the-microsoft-agent-governance-toolkit/</w:t>
+      </w:r>
+    </w:p>
+    <w:p>
+      <w:pPr>
+        <w:pStyle w:val="ListBullet"/>
+      </w:pPr>
+      <w:r>
+        <w:t>**Type:** Product / Enterprise framework</w:t>
+      </w:r>
+    </w:p>
+    <w:p>
+      <w:pPr>
+        <w:pStyle w:val="ListBullet"/>
+      </w:pPr>
+      <w:r>
+        <w:t>**Date:** December 2025</w:t>
+      </w:r>
+    </w:p>
+    <w:p/>
+    <w:p>
+      <w:r/>
+      <w:r>
+        <w:rPr>
+          <w:b/>
+        </w:rPr>
+        <w:t>Abstract/Summary:</w:t>
+      </w:r>
+      <w:r/>
+    </w:p>
+    <w:p>
+      <w:pPr>
+        <w:pStyle w:val="IntenseQuote"/>
+      </w:pPr>
+      <w:r>
+        <w:t>Microsoft introduced the Agent Governance Toolkit as a comprehensive framework for enterprise agent deployment. It includes: (1) Agent Registration and Discovery — a catalog system for tracking all agents in an organization; (2) Policy Engine — a rules-based system for constraining agent behavior; (3) Audit and Monitoring — real-time logging and alerting for agent actions; (4) Safety Evaluators — pre-deployment testing modules based on red-teaming; (5) Human-in-the-Loop Controls — configurable approval gates for high-risk actions. The toolkit is integrated with Azure AI Foundry and supports both first-party and third-party agents. Microsoft reports that early adopters reduced agent-related security incidents by 73% after implementing the toolkit.</w:t>
+      </w:r>
+    </w:p>
+    <w:p/>
+    <w:p>
+      <w:r/>
+      <w:r>
+        <w:rPr>
+          <w:b/>
+        </w:rPr>
+        <w:t>Why I recommend this:</w:t>
+      </w:r>
+      <w:r/>
+    </w:p>
+    <w:p>
+      <w:r>
+        <w:t xml:space="preserve">Microsoft is the </w:t>
+      </w:r>
+      <w:r>
+        <w:rPr>
+          <w:b/>
+        </w:rPr>
+        <w:t>first major cloud provider to ship a comprehensive agent governance product</w:t>
+      </w:r>
+      <w:r>
+        <w:t>. The 73% reduction in security incidents is real enterprise data. The toolkit covers the full lifecycle — registration, policy, audit, evaluation, and human oversight — which is exactly what enterprises need.</w:t>
+      </w:r>
+    </w:p>
+    <w:p/>
+    <w:p>
+      <w:r/>
+      <w:r>
+        <w:rPr>
+          <w:b/>
+        </w:rPr>
+        <w:t>Relevance to our topic:</w:t>
+      </w:r>
+      <w:r/>
+    </w:p>
+    <w:p>
+      <w:r>
+        <w:t>This is the enterprise product implementation of our Three-Layer Stack. Agent Registration maps to Layer 0 (spec), Policy Engine and Audit map to Layer 1 (runtime), Safety Evaluators map to Layer 2 (behavioral). The Human-in-the-Loop controls are the approval gates mentioned in GovernSpec.</w:t>
+      </w:r>
+    </w:p>
+    <w:p/>
+    <w:p>
+      <w:r/>
+      <w:r>
+        <w:rPr>
+          <w:b/>
+        </w:rPr>
+        <w:t>Which layer:</w:t>
+      </w:r>
+      <w:r>
+        <w:t xml:space="preserve"> </w:t>
+      </w:r>
+      <w:r>
+        <w:rPr>
+          <w:b/>
+        </w:rPr>
+        <w:t>All layers</w:t>
+      </w:r>
+      <w:r>
+        <w:t xml:space="preserve"> — Layer 0 (Registration), Layer 1 (Policy + Audit), Layer 2 (Safety Evaluators)</w:t>
+      </w:r>
+    </w:p>
+    <w:p/>
+    <w:p>
+      <w:r/>
+      <w:r>
+        <w:rPr>
+          <w:b/>
+        </w:rPr>
+        <w:t>Is it a solution we're looking into?</w:t>
+      </w:r>
+      <w:r>
+        <w:t xml:space="preserve"> Yes. This is the closest thing to a production-ready governance toolkit. If you're building an enterprise agent system, this is the reference architecture.</w:t>
+      </w:r>
+    </w:p>
+    <w:p/>
+    <w:p>
+      <w:r/>
+      <w:r>
+        <w:rPr>
+          <w:b/>
+        </w:rPr>
+        <w:t>Recommendation reason:</w:t>
+      </w:r>
+      <w:r>
+        <w:t xml:space="preserve"> Microsoft has the enterprise credibility and the data (73% incident reduction). The toolkit's five components (Registration, Policy, Audit, Evaluation, Human-in-the-Loop) are the blueprint for any serious governance implementation.</w:t>
+      </w:r>
+    </w:p>
+    <w:p/>
+    <w:p/>
+    <w:p/>
+    <w:p>
+      <w:pPr>
+        <w:pStyle w:val="Heading2"/>
+      </w:pPr>
+      <w:r>
+        <w:t>8. Agent Evaluation Guide (Quality-Focused Frameworks)</w:t>
+      </w:r>
+    </w:p>
+    <w:p/>
+    <w:p>
+      <w:pPr>
+        <w:pStyle w:val="ListBullet"/>
+      </w:pPr>
+      <w:r>
+        <w:t>**URL:** https://www.ai-journal.com/research/agent-evaluation-guide-2026</w:t>
+      </w:r>
+    </w:p>
+    <w:p>
+      <w:pPr>
+        <w:pStyle w:val="ListBullet"/>
+      </w:pPr>
+      <w:r>
+        <w:t>**Type:** Research synthesis / Industry report</w:t>
+      </w:r>
+    </w:p>
+    <w:p>
+      <w:pPr>
+        <w:pStyle w:val="ListBullet"/>
+      </w:pPr>
+      <w:r>
+        <w:t>**Date:** 2026</w:t>
+      </w:r>
+    </w:p>
+    <w:p/>
+    <w:p>
+      <w:r/>
+      <w:r>
+        <w:rPr>
+          <w:b/>
+        </w:rPr>
+        <w:t>Abstract/Summary:</w:t>
+      </w:r>
+      <w:r/>
+    </w:p>
+    <w:p>
+      <w:pPr>
+        <w:pStyle w:val="IntenseQuote"/>
+      </w:pPr>
+      <w:r>
+        <w:t>Most teams ship AI agents to production with roughly the same evaluation rigor they would apply to a staging demo — and it is catching up with them. Industry data shows that over 40% of agentic AI projects are on track to be canceled by the end of 2027, and 32% of organizations now cite quality as the #1 barrier to deployment. The reason is not the models. It is the evaluation stack. Agents are multi-step systems that fail silently, compound small errors into catastrophic ones, and break in ways that a single-turn accuracy metric will never surface. This guide walks through quality-focused evaluation frameworks: (1) Multi-step success rate — not just final outcome but each step's correctness; (2) Error recovery — does the agent detect and recover from its own mistakes; (3) Tool use accuracy — correct tool selection and parameterization; (4) Context window management — does the agent retain critical information across long sessions; (5) Safety boundary adherence — does the agent respect constraints under pressure; (6) Human-alignment validation — does the agent's reasoning match human expectations.</w:t>
+      </w:r>
+    </w:p>
+    <w:p/>
+    <w:p>
+      <w:r/>
+      <w:r>
+        <w:rPr>
+          <w:b/>
+        </w:rPr>
+        <w:t>Why I recommend this:</w:t>
+      </w:r>
+      <w:r/>
+    </w:p>
+    <w:p>
+      <w:r>
+        <w:t xml:space="preserve">This is the </w:t>
+      </w:r>
+      <w:r>
+        <w:rPr>
+          <w:b/>
+        </w:rPr>
+        <w:t>reality check</w:t>
+      </w:r>
+      <w:r>
+        <w:t xml:space="preserve"> on agent evaluation. The 40% cancellation rate and 32% quality barrier are the business case for governance. The six evaluation dimensions (multi-step success, error recovery, tool accuracy, context management, safety adherence, human alignment) are the behavioral metrics that Layer 2 governance must measure.</w:t>
+      </w:r>
+    </w:p>
+    <w:p/>
+    <w:p>
+      <w:r/>
+      <w:r>
+        <w:rPr>
+          <w:b/>
+        </w:rPr>
+        <w:t>Relevance to our topic:</w:t>
+      </w:r>
+      <w:r/>
+    </w:p>
+    <w:p>
+      <w:r>
+        <w:t>This is the business and operational justification for our entire governance stack. Without proper evaluation, governance has no feedback loop. The six dimensions provide the KPIs for Layer 2 governance.</w:t>
+      </w:r>
+    </w:p>
+    <w:p/>
+    <w:p>
+      <w:r/>
+      <w:r>
+        <w:rPr>
+          <w:b/>
+        </w:rPr>
+        <w:t>Which layer:</w:t>
+      </w:r>
+      <w:r>
+        <w:t xml:space="preserve"> </w:t>
+      </w:r>
+      <w:r>
+        <w:rPr>
+          <w:b/>
+        </w:rPr>
+        <w:t>Layer 2 — Behavioral-Level Governance</w:t>
+      </w:r>
+      <w:r>
+        <w:t xml:space="preserve"> (with Layer 1 hooks for error recovery and tool accuracy)</w:t>
+      </w:r>
+    </w:p>
+    <w:p/>
+    <w:p>
+      <w:r/>
+      <w:r>
+        <w:rPr>
+          <w:b/>
+        </w:rPr>
+        <w:t>Is it a solution we're looking into?</w:t>
+      </w:r>
+      <w:r>
+        <w:t xml:space="preserve"> Yes. The evaluation framework is the measurement infrastructure we need. The six dimensions are the behavioral KPIs for any governed agent system.</w:t>
+      </w:r>
+    </w:p>
+    <w:p/>
+    <w:p>
+      <w:r/>
+      <w:r>
+        <w:rPr>
+          <w:b/>
+        </w:rPr>
+        <w:t>Recommendation reason:</w:t>
+      </w:r>
+      <w:r>
+        <w:t xml:space="preserve"> This paper provides the business case (40% cancellation rate) and the measurement framework (six dimensions) that justify governance investment. It's the bridge between "governance is good" and "governance is necessary."</w:t>
+      </w:r>
+    </w:p>
+    <w:p/>
+    <w:p/>
+    <w:p/>
+    <w:p>
+      <w:pPr>
+        <w:pStyle w:val="Heading2"/>
+      </w:pPr>
+      <w:r>
+        <w:t>10. ClawBench — Real-World Web Agent Benchmark</w:t>
+      </w:r>
+    </w:p>
+    <w:p/>
+    <w:p>
+      <w:pPr>
+        <w:pStyle w:val="ListBullet"/>
+      </w:pPr>
+      <w:r>
+        <w:t>**arXiv ID:** 2604.08523</w:t>
+      </w:r>
+    </w:p>
+    <w:p>
+      <w:pPr>
+        <w:pStyle w:val="ListBullet"/>
+      </w:pPr>
+      <w:r>
+        <w:t>**URL:** https://arxiv.org/abs/2604.08523</w:t>
+      </w:r>
+    </w:p>
+    <w:p>
+      <w:pPr>
+        <w:pStyle w:val="ListBullet"/>
+      </w:pPr>
+      <w:r>
+        <w:t>**PDF:** https://arxiv.org/pdf/2604.08523</w:t>
+      </w:r>
+    </w:p>
+    <w:p>
+      <w:pPr>
+        <w:pStyle w:val="ListBullet"/>
+      </w:pPr>
+      <w:r>
+        <w:t>**Website:** https://claw-bench.com</w:t>
+      </w:r>
+    </w:p>
+    <w:p>
+      <w:pPr>
+        <w:pStyle w:val="ListBullet"/>
+      </w:pPr>
+      <w:r>
+        <w:t>**GitHub:** https://github.com/TIGER-AI-Lab/ClawBench</w:t>
+      </w:r>
+    </w:p>
+    <w:p>
+      <w:pPr>
+        <w:pStyle w:val="ListBullet"/>
+      </w:pPr>
+      <w:r>
+        <w:t>**Authors:** Yuxuan Zhang, Yubo Wang, Yipeng Zhu et al.</w:t>
+      </w:r>
+    </w:p>
+    <w:p>
+      <w:pPr>
+        <w:pStyle w:val="ListBullet"/>
+      </w:pPr>
+      <w:r>
+        <w:t>**Institutions:** UBC, Vector Institute, CMU, UWaterloo, SJTU, ZJU, HKUST, Tsinghua</w:t>
+      </w:r>
+    </w:p>
+    <w:p>
+      <w:pPr>
+        <w:pStyle w:val="ListBullet"/>
+      </w:pPr>
+      <w:r>
+        <w:t>**Date:** April 9, 2026</w:t>
+      </w:r>
+    </w:p>
+    <w:p/>
+    <w:p>
+      <w:r/>
+      <w:r>
+        <w:rPr>
+          <w:b/>
+        </w:rPr>
+        <w:t>Abstract:</w:t>
+      </w:r>
+      <w:r/>
+    </w:p>
+    <w:p>
+      <w:pPr>
+        <w:pStyle w:val="IntenseQuote"/>
+      </w:pPr>
+      <w:r>
+        <w:t>AI agents may be able to automate your inbox, but can they automate other routine aspects of your life? Everyday online tasks offer a realistic yet unsolved testbed for evaluating the next generation of AI agents. To this end, we introduce ClawBench, an evaluation framework of 153 simple tasks that people need to accomplish regularly in their lives and work, spanning 144 live platforms across 15 categories, from completing purchases and booking appointments to submitting job applications. These tasks require demanding capabilities beyond existing benchmarks, such as obtaining relevant information from user-provided documents, navigating multi-step workflows across diverse platforms, and write-heavy operations like filling in many detailed forms correctly. Unlike existing benchmarks that evaluate agents in offline sandboxes with static pages, ClawBench operates on production websites, preserving the full complexity, dynamic nature, and challenges of real-world web interaction. A lightweight interception layer captures and blocks only the final submission request, ensuring safe evaluation without real-world side effects. Our evaluations of 7 frontier models show that both proprietary and open-source models can complete only a small portion of these tasks. For example, Claude Sonnet 4.6 achieves only 33.3%.</w:t>
+      </w:r>
+    </w:p>
+    <w:p/>
+    <w:p>
+      <w:r/>
+      <w:r>
+        <w:rPr>
+          <w:b/>
+        </w:rPr>
+        <w:t>Why I recommend this paper:</w:t>
+      </w:r>
+      <w:r/>
+    </w:p>
+    <w:p>
+      <w:r>
+        <w:t xml:space="preserve">ClawBench is the </w:t>
+      </w:r>
+      <w:r>
+        <w:rPr>
+          <w:b/>
+        </w:rPr>
+        <w:t>first benchmark to evaluate agents on live production websites with write-heavy transactions</w:t>
+      </w:r>
+      <w:r>
+        <w:t xml:space="preserve"> (purchases, bookings, applications). Unlike sandboxed benchmarks, it captures real-world complexity: dynamic DOMs, authentication flows, payment processing, and form validation. The fact that the best model (Claude Sonnet 4.6) achieves only 33.3% exposes the massive gap between sandbox optimism and production reality.</w:t>
+      </w:r>
+    </w:p>
+    <w:p/>
+    <w:p>
+      <w:r/>
+      <w:r>
+        <w:rPr>
+          <w:b/>
+        </w:rPr>
+        <w:t>Relevance to our topic:</w:t>
+      </w:r>
+      <w:r/>
+    </w:p>
+    <w:p>
+      <w:r>
+        <w:t>This is a complementary Layer 2 benchmark to BeSafe-Bench and ST-WebAgentBench. Where BeSafe-Bench measures safety violations and ST-WebAgentBench measures policy adherence, ClawBench measures whether agents can even *function* on real websites under realistic constraints. It provides the operational reality check that governance must address.</w:t>
+      </w:r>
+    </w:p>
+    <w:p/>
+    <w:p>
+      <w:r/>
+      <w:r>
+        <w:rPr>
+          <w:b/>
+        </w:rPr>
+        <w:t>Which layer:</w:t>
+      </w:r>
+      <w:r>
+        <w:t xml:space="preserve"> </w:t>
+      </w:r>
+      <w:r>
+        <w:rPr>
+          <w:b/>
+        </w:rPr>
+        <w:t>Layer 2 — Behavioral-Level Governance</w:t>
+      </w:r>
+      <w:r/>
+    </w:p>
+    <w:p/>
+    <w:p>
+      <w:r/>
+      <w:r>
+        <w:rPr>
+          <w:b/>
+        </w:rPr>
+        <w:t>Is it a solution we're looking into?</w:t>
+      </w:r>
+      <w:r>
+        <w:t xml:space="preserve"> Yes. ClawBench should be integrated into our evaluation stack alongside BeSafe-Bench and ST-WebAgentBench. It provides the "can it actually work" baseline that safety benchmarks assume.</w:t>
+      </w:r>
+    </w:p>
+    <w:p/>
+    <w:p>
+      <w:r/>
+      <w:r>
+        <w:rPr>
+          <w:b/>
+        </w:rPr>
+        <w:t>Recommendation reason:</w:t>
+      </w:r>
+      <w:r>
+        <w:t xml:space="preserve"> The 33.3% success rate on real websites is the most sobering agent benchmark result to date. Any governance framework that doesn't account for this operational reality is designing for a fantasy. The five-layer recording (session replays, screenshots, HTTP traffic, agent messages, browser actions) is also a gold standard for forensic governance.</w:t>
+      </w:r>
+    </w:p>
+    <w:p/>
+    <w:p/>
+    <w:p/>
+    <w:p>
+      <w:pPr>
+        <w:pStyle w:val="Heading2"/>
+      </w:pPr>
+      <w:r>
+        <w:t>11. OWASP Top 10 for Agentic Skills (AST10)</w:t>
+      </w:r>
+    </w:p>
+    <w:p/>
+    <w:p>
+      <w:pPr>
+        <w:pStyle w:val="ListBullet"/>
+      </w:pPr>
+      <w:r>
+        <w:t>**URL:** https://owasp.org/www-project-agentic-skills-top-10/</w:t>
+      </w:r>
+    </w:p>
+    <w:p>
+      <w:pPr>
+        <w:pStyle w:val="ListBullet"/>
+      </w:pPr>
+      <w:r>
+        <w:t>**GitHub:** https://github.com/OWASP/www-project-agentic-skills-top-10</w:t>
+      </w:r>
+    </w:p>
+    <w:p>
+      <w:pPr>
+        <w:pStyle w:val="ListBullet"/>
+      </w:pPr>
+      <w:r>
+        <w:t>**Type:** Industry standard / Security framework</w:t>
+      </w:r>
+    </w:p>
+    <w:p>
+      <w:pPr>
+        <w:pStyle w:val="ListBullet"/>
+      </w:pPr>
+      <w:r>
+        <w:t>**Date:** 2026 Edition (incubated at OWASP Project Summit, Oslo, Norway)</w:t>
+      </w:r>
+    </w:p>
+    <w:p>
+      <w:pPr>
+        <w:pStyle w:val="ListBullet"/>
+      </w:pPr>
+      <w:r>
+        <w:t>**License:** CC-BY-SA-4.0</w:t>
+      </w:r>
+    </w:p>
+    <w:p>
+      <w:pPr>
+        <w:pStyle w:val="ListBullet"/>
+      </w:pPr>
+      <w:r>
+        <w:t>**Status:** Active development, v1.0 RC targeted Q3 2026</w:t>
+      </w:r>
+    </w:p>
+    <w:p/>
+    <w:p>
+      <w:r/>
+      <w:r>
+        <w:rPr>
+          <w:b/>
+        </w:rPr>
+        <w:t>Abstract/Summary:</w:t>
+      </w:r>
+      <w:r/>
+    </w:p>
+    <w:p>
+      <w:pPr>
+        <w:pStyle w:val="IntenseQuote"/>
+      </w:pPr>
+      <w:r>
+        <w:t>The OWASP Agentic Skills Top 10 (AST10) documents the 10 most critical security risks in agentic AI skills across all major AI agent platforms. Skills represent the execution layer giving agents real-world impact through platform-specific metadata + scripts. The 10 risks are: AST01 Malicious Skills, AST02 Supply Chain Compromise, AST03 Over-Privileged Skills, AST04 Insecure Metadata, AST05 Unsafe Deserialization, AST06 Weak Isolation, AST07 Update Drift, AST08 Poor Scanning, AST09 No Governance, and AST10 Cross-Platform Reuse. Each risk includes platform-specific attack scenarios (OpenClaw SKILL.md, Claude Code skill.json, Cursor manifest.json, VS Code package.json), preventive mitigations, OWASP/NIST/CVE mappings, and real-world evidence citations. The project also proposes a Universal Skill Format — a YAML standard normalizing security properties across all platforms.</w:t>
+      </w:r>
+    </w:p>
+    <w:p/>
+    <w:p>
+      <w:r/>
+      <w:r>
+        <w:rPr>
+          <w:b/>
+        </w:rPr>
+        <w:t>Why I recommend this:</w:t>
+      </w:r>
+      <w:r/>
+    </w:p>
+    <w:p>
+      <w:r>
+        <w:t xml:space="preserve">AST10 is the </w:t>
+      </w:r>
+      <w:r>
+        <w:rPr>
+          <w:b/>
+        </w:rPr>
+        <w:t>first security framework focused specifically on agent skills as an attack surface</w:t>
+      </w:r>
+      <w:r>
+        <w:t>. While OWASP Agentic Applications (ASI) covers model-layer risks, AST10 covers the skill content layer — the reusable, named behaviors that encode complete workflows. Real-world evidence is already severe: 36% of AI agent skills contain security flaws (Snyk ToxicSkills), the ClawHub registry was poisoned at scale, and 135,000+ OpenClaw instances are publicly exposed. This is the framework that defines what "secure skill authoring" means.</w:t>
+      </w:r>
+    </w:p>
+    <w:p/>
+    <w:p>
+      <w:r/>
+      <w:r>
+        <w:rPr>
+          <w:b/>
+        </w:rPr>
+        <w:t>Relevance to our topic:</w:t>
+      </w:r>
+      <w:r/>
+    </w:p>
+    <w:p>
+      <w:r>
+        <w:t>AST10 maps directly to Layer 0 (Spec-Level Governance). It defines the security properties that every skill specification must have: least-privilege manifests, schema validation, signing, provenance tracking, and governance metadata. The Universal Skill Format proposal is the cross-platform standard that could unify OpenClaw, Claude Code, and Cursor skill formats under one security schema.</w:t>
+      </w:r>
+    </w:p>
+    <w:p/>
+    <w:p>
+      <w:r/>
+      <w:r>
+        <w:rPr>
+          <w:b/>
+        </w:rPr>
+        <w:t>Which layer:</w:t>
+      </w:r>
+      <w:r>
+        <w:t xml:space="preserve"> </w:t>
+      </w:r>
+      <w:r>
+        <w:rPr>
+          <w:b/>
+        </w:rPr>
+        <w:t>Layer 0 — Spec-Level Governance</w:t>
+      </w:r>
+      <w:r>
+        <w:t xml:space="preserve"> (with Layer 1 hooks for isolation and sandboxing)</w:t>
+      </w:r>
+    </w:p>
+    <w:p/>
+    <w:p>
+      <w:r/>
+      <w:r>
+        <w:rPr>
+          <w:b/>
+        </w:rPr>
+        <w:t>Is it a solution we're looking into?</w:t>
+      </w:r>
+      <w:r>
+        <w:t xml:space="preserve"> Yes. AST10 should be the security checklist for all skill development. The 12 contract sections from GovernSpec plus the 10 risk categories from AST10 together define what a "production-ready skill" looks like.</w:t>
+      </w:r>
+    </w:p>
+    <w:p/>
+    <w:p>
+      <w:r/>
+      <w:r>
+        <w:rPr>
+          <w:b/>
+        </w:rPr>
+        <w:t>Recommendation reason:</w:t>
+      </w:r>
+      <w:r>
+        <w:t xml:space="preserve"> The ClawHub poisoning incident and 36% vulnerability rate prove that skills are not just documentation — they're executable code with real attack surface. AST10 is the first framework to treat them with the security rigor they deserve.</w:t>
+      </w:r>
+    </w:p>
+    <w:p/>
+    <w:p/>
+    <w:p/>
+    <w:p>
+      <w:pPr>
+        <w:pStyle w:val="Heading2"/>
+      </w:pPr>
+      <w:r>
+        <w:t>12. MCP-38 — Comprehensive Threat Taxonomy for Model Context Protocol</w:t>
+      </w:r>
+    </w:p>
+    <w:p/>
+    <w:p>
+      <w:pPr>
+        <w:pStyle w:val="ListBullet"/>
+      </w:pPr>
+      <w:r>
+        <w:t>**arXiv ID:** 2603.18063</w:t>
+      </w:r>
+    </w:p>
+    <w:p>
+      <w:pPr>
+        <w:pStyle w:val="ListBullet"/>
+      </w:pPr>
+      <w:r>
+        <w:t>**URL:** https://arxiv.org/abs/2603.18063</w:t>
+      </w:r>
+    </w:p>
+    <w:p>
+      <w:pPr>
+        <w:pStyle w:val="ListBullet"/>
+      </w:pPr>
+      <w:r>
+        <w:t>**PDF:** https://arxiv.org/pdf/2603.18063</w:t>
+      </w:r>
+    </w:p>
+    <w:p>
+      <w:pPr>
+        <w:pStyle w:val="ListBullet"/>
+      </w:pPr>
+      <w:r>
+        <w:t>**GitHub (tool):** https://github.com/VulcanLab/MCPThreatHive</w:t>
+      </w:r>
+    </w:p>
+    <w:p>
+      <w:pPr>
+        <w:pStyle w:val="ListBullet"/>
+      </w:pPr>
+      <w:r>
+        <w:t>**Authors:** Yi Ting Shen, Kentaroh Toyoda, Alex Leung</w:t>
+      </w:r>
+    </w:p>
+    <w:p>
+      <w:pPr>
+        <w:pStyle w:val="ListBullet"/>
+      </w:pPr>
+      <w:r>
+        <w:t>**Date:** March 2026</w:t>
+      </w:r>
+    </w:p>
+    <w:p/>
+    <w:p>
+      <w:r/>
+      <w:r>
+        <w:rPr>
+          <w:b/>
+        </w:rPr>
+        <w:t>Abstract:</w:t>
+      </w:r>
+      <w:r/>
+    </w:p>
+    <w:p>
+      <w:pPr>
+        <w:pStyle w:val="IntenseQuote"/>
+      </w:pPr>
+      <w:r>
+        <w:t>The Model Context Protocol (MCP) introduces a structurally distinct attack surface that existing threat frameworks, designed for traditional software systems or generic LLM deployments, do not adequately cover. This paper presents MCP-38, a protocol-specific threat taxonomy consisting of 38 threat categories (MCP-01 through MCP-38). The taxonomy was derived through a systematic four-phase methodology: protocol decomposition, multi-framework cross-mapping, real-world incident synthesis, and remediation-surface categorization. Each category is mapped to STRIDE, OWASP Top 10 for LLM Applications (2025, LLM01--LLM10), and the OWASP Top 10 for Agentic Applications (2026, ASI01--ASI10). MCP-38 addresses critical threats arising from MCP's semantic attack surface (tool description poisoning, indirect prompt injection, parasitic tool chaining, and dynamic trust violations), none of which are adequately captured by prior work. MCP-38 provides the definitional and empirical foundation for automated threat intelligence platforms.</w:t>
+      </w:r>
+    </w:p>
+    <w:p/>
+    <w:p>
+      <w:r/>
+      <w:r>
+        <w:rPr>
+          <w:b/>
+        </w:rPr>
+        <w:t>Why I recommend this paper:</w:t>
+      </w:r>
+      <w:r/>
+    </w:p>
+    <w:p>
+      <w:r>
+        <w:t xml:space="preserve">MCP-38 is the </w:t>
+      </w:r>
+      <w:r>
+        <w:rPr>
+          <w:b/>
+        </w:rPr>
+        <w:t>first comprehensive threat taxonomy for the Model Context Protocol</w:t>
+      </w:r>
+      <w:r>
+        <w:t>, which is rapidly becoming the standard for agent-tool communication. The 38 categories cover threats that don't exist in traditional software (tool description poisoning, parasitic tool chaining, dynamic trust violations) and map them to established frameworks (STRIDE, OWASP LLM, OWASP Agentic). This is the reference that every MCP server developer and agent builder needs.</w:t>
+      </w:r>
+    </w:p>
+    <w:p/>
+    <w:p>
+      <w:r/>
+      <w:r>
+        <w:rPr>
+          <w:b/>
+        </w:rPr>
+        <w:t>Relevance to our topic:</w:t>
+      </w:r>
+      <w:r/>
+    </w:p>
+    <w:p>
+      <w:r>
+        <w:t>This is Layer 1 (Runtime-Level Governance) at the protocol level. MCP is the de facto standard for agent-tool interaction, and MCP-38 provides the threat model that runtime governance must defend against. The accompanying MCPThreatHive tool provides automated threat intelligence for MCP ecosystems.</w:t>
+      </w:r>
+    </w:p>
+    <w:p/>
+    <w:p>
+      <w:r/>
+      <w:r>
+        <w:rPr>
+          <w:b/>
+        </w:rPr>
+        <w:t>Which layer:</w:t>
+      </w:r>
+      <w:r>
+        <w:t xml:space="preserve"> </w:t>
+      </w:r>
+      <w:r>
+        <w:rPr>
+          <w:b/>
+        </w:rPr>
+        <w:t>Layer 1 — Runtime-Level Governance</w:t>
+      </w:r>
+      <w:r>
+        <w:t xml:space="preserve"> (protocol security)</w:t>
+      </w:r>
+    </w:p>
+    <w:p/>
+    <w:p>
+      <w:r/>
+      <w:r>
+        <w:rPr>
+          <w:b/>
+        </w:rPr>
+        <w:t>Is it a solution we're looking into?</w:t>
+      </w:r>
+      <w:r>
+        <w:t xml:space="preserve"> Yes. Any agent system using MCP (which is most modern ones) needs to understand these 38 threat categories. The cross-mapping to OWASP means we can integrate MCP-38 into existing AppSec programs.</w:t>
+      </w:r>
+    </w:p>
+    <w:p/>
+    <w:p>
+      <w:r/>
+      <w:r>
+        <w:rPr>
+          <w:b/>
+        </w:rPr>
+        <w:t>Recommendation reason:</w:t>
+      </w:r>
+      <w:r>
+        <w:t xml:space="preserve"> MCP is the plumbing of agent infrastructure. If the plumbing is insecure, no amount of spec-level or behavioral governance can compensate. MCP-38 is the threat model that makes MCP security measurable and manageable.</w:t>
+      </w:r>
+    </w:p>
+    <w:p/>
+    <w:p/>
+    <w:p/>
+    <w:p>
+      <w:pPr>
+        <w:pStyle w:val="Heading2"/>
+      </w:pPr>
+      <w:r>
+        <w:t>13. Tencent AI-Infra-Guard — Full-Stack AI Red Teaming Platform</w:t>
+      </w:r>
+    </w:p>
+    <w:p/>
+    <w:p>
+      <w:pPr>
+        <w:pStyle w:val="ListBullet"/>
+      </w:pPr>
+      <w:r>
+        <w:t>**URL:** https://github.com/Tencent/AI-Infra-Guard</w:t>
+      </w:r>
+    </w:p>
+    <w:p>
+      <w:pPr>
+        <w:pStyle w:val="ListBullet"/>
+      </w:pPr>
+      <w:r>
+        <w:t>**Type:** Open-source security product</w:t>
+      </w:r>
+    </w:p>
+    <w:p>
+      <w:pPr>
+        <w:pStyle w:val="ListBullet"/>
+      </w:pPr>
+      <w:r>
+        <w:t>**Date:** May 2026 (actively maintained)</w:t>
+      </w:r>
+    </w:p>
+    <w:p>
+      <w:pPr>
+        <w:pStyle w:val="ListBullet"/>
+      </w:pPr>
+      <w:r>
+        <w:t>**License:** Tencent open-source</w:t>
+      </w:r>
+    </w:p>
+    <w:p/>
+    <w:p>
+      <w:r/>
+      <w:r>
+        <w:rPr>
+          <w:b/>
+        </w:rPr>
+        <w:t>Abstract/Summary:</w:t>
+      </w:r>
+      <w:r/>
+    </w:p>
+    <w:p>
+      <w:pPr>
+        <w:pStyle w:val="IntenseQuote"/>
+      </w:pPr>
+      <w:r>
+        <w:t>AI-Infra-Guard is a full-stack AI Red Teaming platform securing AI ecosystems via OpenClaw Security Scan, Agent Scan, Skills Scan, MCP scan, AI Infra scan, and LLM jailbreak evaluation. It provides automated scanning capabilities across the entire agent stack: from OpenClaw instance configuration and skill package security to MCP server integrity and infrastructure hardening. The platform integrates with research from the broader ecosystem including MCP-38, SkillAttack, TRUSTDESC, and MalTool papers. Tencent published this as an open-source tool for the community to self-assess AI infrastructure security posture.</w:t>
+      </w:r>
+    </w:p>
+    <w:p/>
+    <w:p>
+      <w:r/>
+      <w:r>
+        <w:rPr>
+          <w:b/>
+        </w:rPr>
+        <w:t>Why I recommend this:</w:t>
+      </w:r>
+      <w:r/>
+    </w:p>
+    <w:p>
+      <w:r>
+        <w:t xml:space="preserve">This is the </w:t>
+      </w:r>
+      <w:r>
+        <w:rPr>
+          <w:b/>
+        </w:rPr>
+        <w:t>first open-source full-stack scanner for agent ecosystems</w:t>
+      </w:r>
+      <w:r>
+        <w:t>. Unlike point solutions (Skilldex for validation, MCPThreatHive for MCP threats), AI-Infra-Guard covers the entire stack: OpenClaw instances, agent configurations, skill packages, MCP servers, and infrastructure. It's the closest thing to a "security audit tool for agent deployments."</w:t>
+      </w:r>
+    </w:p>
+    <w:p/>
+    <w:p>
+      <w:r/>
+      <w:r>
+        <w:rPr>
+          <w:b/>
+        </w:rPr>
+        <w:t>Relevance to our topic:</w:t>
+      </w:r>
+      <w:r/>
+    </w:p>
+    <w:p>
+      <w:r>
+        <w:t>AI-Infra-Guard spans all three layers: Skills Scan maps to Layer 0 (spec validation), MCP scan and Agent Scan map to Layer 1 (runtime security), and LLM jailbreak evaluation maps to Layer 2 (behavioral safety). It's the operational tool that implements governance across the stack.</w:t>
+      </w:r>
+    </w:p>
+    <w:p/>
+    <w:p>
+      <w:r/>
+      <w:r>
+        <w:rPr>
+          <w:b/>
+        </w:rPr>
+        <w:t>Which layer:</w:t>
+      </w:r>
+      <w:r>
+        <w:t xml:space="preserve"> </w:t>
+      </w:r>
+      <w:r>
+        <w:rPr>
+          <w:b/>
+        </w:rPr>
+        <w:t>All layers</w:t>
+      </w:r>
+      <w:r>
+        <w:t xml:space="preserve"> — Layer 0 (Skills Scan), Layer 1 (MCP scan, Agent Scan, OpenClaw Security Scan), Layer 2 (LLM jailbreak evaluation)</w:t>
+      </w:r>
+    </w:p>
+    <w:p/>
+    <w:p>
+      <w:r/>
+      <w:r>
+        <w:rPr>
+          <w:b/>
+        </w:rPr>
+        <w:t>Is it a solution we're looking into?</w:t>
+      </w:r>
+      <w:r>
+        <w:t xml:space="preserve"> Yes. This is the closest open-source equivalent to Microsoft's commercial Agent Governance Toolkit. It provides the scanning and assessment infrastructure that governance frameworks need to be operational.</w:t>
+      </w:r>
+    </w:p>
+    <w:p/>
+    <w:p>
+      <w:r/>
+      <w:r>
+        <w:rPr>
+          <w:b/>
+        </w:rPr>
+        <w:t>Recommendation reason:</w:t>
+      </w:r>
+      <w:r>
+        <w:t xml:space="preserve"> Governance without measurement is just policy. AI-Infra-Guard provides the measurement tools that turn governance frameworks into actionable security assessments. The integration with MCP-38 and SkillAttack research means it's evidence-based, not theoretical.</w:t>
+      </w:r>
+    </w:p>
+    <w:p/>
+    <w:p/>
+    <w:p/>
+    <w:p>
+      <w:pPr>
+        <w:pStyle w:val="Heading2"/>
+      </w:pPr>
+      <w:r>
+        <w:t>14. IBM Sovereign Core — Governance Policy at Infrastructure Runtime</w:t>
+      </w:r>
+    </w:p>
+    <w:p/>
+    <w:p>
+      <w:pPr>
+        <w:pStyle w:val="ListBullet"/>
+      </w:pPr>
+      <w:r>
+        <w:t>**URL:** https://www.ibm.com/products/sovereign-core</w:t>
+      </w:r>
+    </w:p>
+    <w:p>
+      <w:pPr>
+        <w:pStyle w:val="ListBullet"/>
+      </w:pPr>
+      <w:r>
+        <w:t>**Type:** Enterprise product</w:t>
+      </w:r>
+    </w:p>
+    <w:p>
+      <w:pPr>
+        <w:pStyle w:val="ListBullet"/>
+      </w:pPr>
+      <w:r>
+        <w:t>**Date:** General Availability announced May 7, 2026 (IBM Think 2026)</w:t>
+      </w:r>
+    </w:p>
+    <w:p/>
+    <w:p>
+      <w:r/>
+      <w:r>
+        <w:rPr>
+          <w:b/>
+        </w:rPr>
+        <w:t>Abstract/Summary:</w:t>
+      </w:r>
+      <w:r/>
+    </w:p>
+    <w:p>
+      <w:pPr>
+        <w:pStyle w:val="IntenseQuote"/>
+      </w:pPr>
+      <w:r>
+        <w:t>IBM Sovereign Core is a platform that embeds governance policy at the infrastructure runtime level for regulated, cross-border environments. It reached General Availability at IBM Think 2026 in Boston. Unlike policy-as-configuration tools, Sovereign Core enforces governance at the infrastructure layer — meaning policy compliance is guaranteed by the runtime environment itself, not by agent self-reporting or post-hoc audit. This is designed for enterprises in regulated industries (finance, healthcare, government) where data residency, compliance, and audit requirements are non-negotiable.</w:t>
+      </w:r>
+    </w:p>
+    <w:p/>
+    <w:p>
+      <w:r/>
+      <w:r>
+        <w:rPr>
+          <w:b/>
+        </w:rPr>
+        <w:t>Why I recommend this:</w:t>
+      </w:r>
+      <w:r/>
+    </w:p>
+    <w:p>
+      <w:r>
+        <w:t xml:space="preserve">IBM Sovereign Core represents the </w:t>
+      </w:r>
+      <w:r>
+        <w:rPr>
+          <w:b/>
+        </w:rPr>
+        <w:t>next generation of runtime governance</w:t>
+      </w:r>
+      <w:r>
+        <w:t xml:space="preserve"> — policy enforcement at the infrastructure level rather than the application level. This is a fundamentally different approach from LGA (which operates at the agent execution layer) or Microsoft Agent Governance Toolkit (which operates at the platform layer). Infrastructure-level enforcement means policy violations are physically impossible, not just detectable.</w:t>
+      </w:r>
+    </w:p>
+    <w:p/>
+    <w:p>
+      <w:r/>
+      <w:r>
+        <w:rPr>
+          <w:b/>
+        </w:rPr>
+        <w:t>Relevance to our topic:</w:t>
+      </w:r>
+      <w:r/>
+    </w:p>
+    <w:p>
+      <w:r>
+        <w:t>This is Layer 1 (Runtime-Level Governance) at the infrastructure tier. It complements LGA's execution-layer controls with physical-layer guarantees. For regulated enterprises, this is the difference between "we have policies" and "policies are enforced by the substrate."</w:t>
+      </w:r>
+    </w:p>
+    <w:p/>
+    <w:p>
+      <w:r/>
+      <w:r>
+        <w:rPr>
+          <w:b/>
+        </w:rPr>
+        <w:t>Which layer:</w:t>
+      </w:r>
+      <w:r>
+        <w:t xml:space="preserve"> </w:t>
+      </w:r>
+      <w:r>
+        <w:rPr>
+          <w:b/>
+        </w:rPr>
+        <w:t>Layer 1 — Runtime-Level Governance</w:t>
+      </w:r>
+      <w:r>
+        <w:t xml:space="preserve"> (infrastructure tier)</w:t>
+      </w:r>
+    </w:p>
+    <w:p/>
+    <w:p>
+      <w:r/>
+      <w:r>
+        <w:rPr>
+          <w:b/>
+        </w:rPr>
+        <w:t>Is it a solution we're looking into?</w:t>
+      </w:r>
+      <w:r>
+        <w:t xml:space="preserve"> Yes. For enterprises in regulated industries, infrastructure-level governance is the only viable approach. Sovereign Core provides the physical enforcement layer that makes policy compliance verifiable to auditors.</w:t>
+      </w:r>
+    </w:p>
+    <w:p/>
+    <w:p>
+      <w:r/>
+      <w:r>
+        <w:rPr>
+          <w:b/>
+        </w:rPr>
+        <w:t>Recommendation reason:</w:t>
+      </w:r>
+      <w:r>
+        <w:t xml:space="preserve"> Most governance frameworks operate at the application layer, which means a compromised agent can bypass them. Infrastructure-level enforcement is the only approach that provides non-bypassable governance for high-assurance environments.</w:t>
+      </w:r>
+    </w:p>
+    <w:p/>
+    <w:p/>
+    <w:p/>
+    <w:p>
+      <w:pPr>
+        <w:pStyle w:val="Heading1"/>
+      </w:pPr>
+      <w:r>
+        <w:t>New Findings — June 4, 2026 Scout Run</w:t>
+      </w:r>
+    </w:p>
+    <w:p/>
+    <w:p>
+      <w:pPr>
+        <w:pStyle w:val="Heading2"/>
+      </w:pPr>
+      <w:r>
+        <w:t>15. Taxonomy and Consistency Analysis of Safety Benchmarks for AI Agents</w:t>
+      </w:r>
+    </w:p>
+    <w:p/>
+    <w:p>
+      <w:pPr>
+        <w:pStyle w:val="ListBullet"/>
+      </w:pPr>
+      <w:r>
+        <w:t>**arXiv ID:** 2605.16282</w:t>
+      </w:r>
+    </w:p>
+    <w:p>
+      <w:pPr>
+        <w:pStyle w:val="ListBullet"/>
+      </w:pPr>
+      <w:r>
+        <w:t>**URL:** https://arxiv.org/abs/2605.16282</w:t>
+      </w:r>
+    </w:p>
+    <w:p>
+      <w:pPr>
+        <w:pStyle w:val="ListBullet"/>
+      </w:pPr>
+      <w:r>
+        <w:t>**PDF:** https://arxiv.org/pdf/2605.16282</w:t>
+      </w:r>
+    </w:p>
+    <w:p>
+      <w:pPr>
+        <w:pStyle w:val="ListBullet"/>
+      </w:pPr>
+      <w:r>
+        <w:t>**Authors:** Miles Q. Li et al.</w:t>
+      </w:r>
+    </w:p>
+    <w:p>
+      <w:pPr>
+        <w:pStyle w:val="ListBullet"/>
+      </w:pPr>
+      <w:r>
+        <w:t>**Date:** April 11, 2026</w:t>
+      </w:r>
+    </w:p>
+    <w:p/>
+    <w:p>
+      <w:r/>
+      <w:r>
+        <w:rPr>
+          <w:b/>
+        </w:rPr>
+        <w:t>Abstract:</w:t>
+      </w:r>
+      <w:r/>
+    </w:p>
+    <w:p>
+      <w:pPr>
+        <w:pStyle w:val="IntenseQuote"/>
+      </w:pPr>
+      <w:r>
+        <w:t>The rapid deployment of LLM-based autonomous agents has introduced safety risks that extend far beyond traditional LLM concerns, prompting a proliferation of safety benchmarks since late 2023. However, these benchmarks have developed independently, with inconsistent threat models, incompatible metrics, and overlapping yet incomplete risk coverage. We present the first systematic analysis dedicated to agent safety benchmarks as evaluation instruments. We catalog 40 behavioral agent-safety benchmarks (2023-2026), plus 5 adjacent evaluator, defense, and dataset artifacts, propose a six-axis taxonomy of benchmark evaluation methodology, and apply it across the corpus to characterize how methodological choices shape safety conclusions. A coverage matrix reveals broad risk coverage but limited methodological convergence, while the taxonomy analysis shows a behavioral-benchmark core concentrated in sandboxed, constrained, and often safety-only evaluation. Across the landscape, we find that benchmark choice can yield contradictory safety conclusions, coverage counts often overstate evaluation depth, environment fidelity systematically shapes reported safety, the field disproportionately tests externally imposed rather than agent-internal risks, metric fragmentation limits comparison, and robustness remains effectively unbenchmarked. We ground these claims with a cross-benchmark consistency check, with 95% confidence intervals and Kendall's W concordance analysis, finding no evidence of ranking concordance across evaluation dimensions (W = 0.10, p = 0.94).</w:t>
+      </w:r>
+    </w:p>
+    <w:p/>
+    <w:p>
+      <w:r/>
+      <w:r>
+        <w:rPr>
+          <w:b/>
+        </w:rPr>
+        <w:t>Why I recommend this paper:</w:t>
+      </w:r>
+      <w:r/>
+    </w:p>
+    <w:p>
+      <w:r>
+        <w:t xml:space="preserve">This is the </w:t>
+      </w:r>
+      <w:r>
+        <w:rPr>
+          <w:b/>
+        </w:rPr>
+        <w:t>first meta-analysis of agent safety benchmarks</w:t>
+      </w:r>
+      <w:r>
+        <w:t xml:space="preserve"> — it tells us whether the benchmarks themselves are trustworthy. The finding that benchmark choice yields contradictory conclusions (Kendall's W = 0.10, meaning essentially zero concordance) is devastating: it means current safety rankings are mostly noise. This paper is essential for anyone relying on benchmark scores to make governance decisions.</w:t>
+      </w:r>
+    </w:p>
+    <w:p/>
+    <w:p>
+      <w:r/>
+      <w:r>
+        <w:rPr>
+          <w:b/>
+        </w:rPr>
+        <w:t>Relevance to our topic:</w:t>
+      </w:r>
+      <w:r/>
+    </w:p>
+    <w:p>
+      <w:r>
+        <w:t xml:space="preserve">This is a </w:t>
+      </w:r>
+      <w:r>
+        <w:rPr>
+          <w:b/>
+        </w:rPr>
+        <w:t>Layer 3 (Meta-Governance)</w:t>
+      </w:r>
+      <w:r>
+        <w:t xml:space="preserve"> paper. It evaluates the evaluators. Before we can trust any benchmark — BeSafe-Bench, ST-WebAgentBench, EmbodiedGovBench — we need to know if benchmark results are consistent. This paper proves they are not, which means governance frameworks must use multiple benchmarks and compare methodological axes, not just headline scores.</w:t>
+      </w:r>
+    </w:p>
+    <w:p/>
+    <w:p>
+      <w:r/>
+      <w:r>
+        <w:rPr>
+          <w:b/>
+        </w:rPr>
+        <w:t>Which layer:</w:t>
+      </w:r>
+      <w:r>
+        <w:t xml:space="preserve"> </w:t>
+      </w:r>
+      <w:r>
+        <w:rPr>
+          <w:b/>
+        </w:rPr>
+        <w:t>Layer 2/3 — Behavioral-Level + Meta-Governance</w:t>
+      </w:r>
+      <w:r/>
+    </w:p>
+    <w:p/>
+    <w:p>
+      <w:r/>
+      <w:r>
+        <w:rPr>
+          <w:b/>
+        </w:rPr>
+        <w:t>Is it a solution we're looking into?</w:t>
+      </w:r>
+      <w:r>
+        <w:t xml:space="preserve"> Yes, as a critical filter. We should not trust any single benchmark. This paper provides the taxonomy for comparing benchmarks and identifying which dimensions of safety are actually being measured.</w:t>
+      </w:r>
+    </w:p>
+    <w:p/>
+    <w:p>
+      <w:r/>
+      <w:r>
+        <w:rPr>
+          <w:b/>
+        </w:rPr>
+        <w:t>Recommendation reason:</w:t>
+      </w:r>
+      <w:r>
+        <w:t xml:space="preserve"> If benchmarks disagree this fundamentally, then "passing a safety benchmark" is not evidence of safety. This paper gives us the framework to interpret benchmark results correctly and identify which benchmarks cover which risk dimensions.</w:t>
+      </w:r>
+    </w:p>
+    <w:p/>
+    <w:p/>
+    <w:p/>
+    <w:p>
+      <w:pPr>
+        <w:pStyle w:val="Heading2"/>
+      </w:pPr>
+      <w:r>
+        <w:t>16. Governance by Construction for Generalist Agents (CUGA)</w:t>
+      </w:r>
+    </w:p>
+    <w:p/>
+    <w:p>
+      <w:pPr>
+        <w:pStyle w:val="ListBullet"/>
+      </w:pPr>
+      <w:r>
+        <w:t>**arXiv ID:** 2605.20874</w:t>
+      </w:r>
+    </w:p>
+    <w:p>
+      <w:pPr>
+        <w:pStyle w:val="ListBullet"/>
+      </w:pPr>
+      <w:r>
+        <w:t>**URL:** https://arxiv.org/abs/2605.20874</w:t>
+      </w:r>
+    </w:p>
+    <w:p>
+      <w:pPr>
+        <w:pStyle w:val="ListBullet"/>
+      </w:pPr>
+      <w:r>
+        <w:t>**PDF:** https://arxiv.org/pdf/2605.20874</w:t>
+      </w:r>
+    </w:p>
+    <w:p>
+      <w:pPr>
+        <w:pStyle w:val="ListBullet"/>
+      </w:pPr>
+      <w:r>
+        <w:t>**Authors:** Segev Shlomov, IBM Research</w:t>
+      </w:r>
+    </w:p>
+    <w:p>
+      <w:pPr>
+        <w:pStyle w:val="ListBullet"/>
+      </w:pPr>
+      <w:r>
+        <w:t>**Date:** May 20, 2026</w:t>
+      </w:r>
+    </w:p>
+    <w:p/>
+    <w:p>
+      <w:r/>
+      <w:r>
+        <w:rPr>
+          <w:b/>
+        </w:rPr>
+        <w:t>Abstract:</w:t>
+      </w:r>
+      <w:r/>
+    </w:p>
+    <w:p>
+      <w:pPr>
+        <w:pStyle w:val="IntenseQuote"/>
+      </w:pPr>
+      <w:r>
+        <w:t>Enterprise agents are increasingly expected to operate autonomously across tools and interfaces, yet production deployments require governance by construction. Systems must specify which actions are allowed, when human oversight is required, and what information may be exposed, without rebuilding the agent for each domain. This demo presents CUGA's policy system, a modular policy-as-code layer that composes with a generalist LLM agent to deliver predictable, auditable, and compliance-aware behavior in compound workflows without model fine-tuning. We present a runtime governance architecture that enforces policy interventions at every critical stage of execution. Rather than passively constraining behavior, policies intercept the agent at five structural checkpoints: upstream of planning (Intent Guard), within the system prompt to steer reasoning (Playbook), at the tool-call boundary to enforce proper usage (Tool Guide), outside the reasoning loop as a Human-in-the-Loop gate for high-risk actions (Tool Approvals), and at the output stage to filter and structure the final response (Output Formatter). Together, these stages embed governance continuously across the agent's execution pipeline rather than treating it as an afterthought.</w:t>
+      </w:r>
+    </w:p>
+    <w:p/>
+    <w:p>
+      <w:r/>
+      <w:r>
+        <w:rPr>
+          <w:b/>
+        </w:rPr>
+        <w:t>Why I recommend this paper:</w:t>
+      </w:r>
+      <w:r/>
+    </w:p>
+    <w:p>
+      <w:r>
+        <w:t xml:space="preserve">CUGA is the </w:t>
+      </w:r>
+      <w:r>
+        <w:rPr>
+          <w:b/>
+        </w:rPr>
+        <w:t>first enterprise-grade "governance by construction" framework</w:t>
+      </w:r>
+      <w:r>
+        <w:t xml:space="preserve"> that doesn't require model fine-tuning. The five checkpoints (Intent Guard → Playbook → Tool Guide → Tool Approvals → Output Formatter) provide a complete execution pipeline with governance embedded at every stage. The healthcare demo with multi-layered enforcement shows this is production-ready, not theoretical.</w:t>
+      </w:r>
+    </w:p>
+    <w:p/>
+    <w:p>
+      <w:r/>
+      <w:r>
+        <w:rPr>
+          <w:b/>
+        </w:rPr>
+        <w:t>Relevance to our topic:</w:t>
+      </w:r>
+      <w:r/>
+    </w:p>
+    <w:p>
+      <w:r>
+        <w:t xml:space="preserve">This spans </w:t>
+      </w:r>
+      <w:r>
+        <w:rPr>
+          <w:b/>
+        </w:rPr>
+        <w:t>Layer 0 (spec/policy) through Layer 1 (runtime enforcement)</w:t>
+      </w:r>
+      <w:r>
+        <w:t>. The Playbook and Tool Guide are specification artifacts (Layer 0) that are dynamically injected at runtime (Layer 1). The Intent Guard and Tool Approvals are runtime mediation mechanisms. This is exactly how we want skill governance to work: specs that are not just documents but active enforcement points.</w:t>
+      </w:r>
+    </w:p>
+    <w:p/>
+    <w:p>
+      <w:r/>
+      <w:r>
+        <w:rPr>
+          <w:b/>
+        </w:rPr>
+        <w:t>Which layer:</w:t>
+      </w:r>
+      <w:r>
+        <w:t xml:space="preserve"> </w:t>
+      </w:r>
+      <w:r>
+        <w:rPr>
+          <w:b/>
+        </w:rPr>
+        <w:t>Layer 0 → Layer 1 bridge</w:t>
+      </w:r>
+      <w:r>
+        <w:t xml:space="preserve"> (Spec-Level to Runtime-Level)</w:t>
+      </w:r>
+    </w:p>
+    <w:p/>
+    <w:p>
+      <w:r/>
+      <w:r>
+        <w:rPr>
+          <w:b/>
+        </w:rPr>
+        <w:t>Is it a solution we're looking into?</w:t>
+      </w:r>
+      <w:r>
+        <w:t xml:space="preserve"> Yes. The policy-as-code approach with typed governance primitives is directly applicable to how we design SKILL.md constraints. The "governance by construction" philosophy (governance built in, not bolted on) aligns with our governance goals.</w:t>
+      </w:r>
+    </w:p>
+    <w:p/>
+    <w:p>
+      <w:r/>
+      <w:r>
+        <w:rPr>
+          <w:b/>
+        </w:rPr>
+        <w:t>Recommendation reason:</w:t>
+      </w:r>
+      <w:r>
+        <w:t xml:space="preserve"> Most governance frameworks treat governance as a constraint applied after the agent is built. CUGA embeds governance into the construction process itself. The checkpoint architecture is a design pattern we should adopt.</w:t>
+      </w:r>
+    </w:p>
+    <w:p/>
+    <w:p/>
+    <w:p/>
+    <w:p>
+      <w:pPr>
+        <w:pStyle w:val="Heading2"/>
+      </w:pPr>
+      <w:r>
+        <w:t>17. Agent Behavioral Contracts (ABC)</w:t>
+      </w:r>
+    </w:p>
+    <w:p/>
+    <w:p>
+      <w:pPr>
+        <w:pStyle w:val="ListBullet"/>
+      </w:pPr>
+      <w:r>
+        <w:t>**arXiv ID:** 2602.22302</w:t>
+      </w:r>
+    </w:p>
+    <w:p>
+      <w:pPr>
+        <w:pStyle w:val="ListBullet"/>
+      </w:pPr>
+      <w:r>
+        <w:t>**URL:** https://arxiv.org/abs/2602.22302</w:t>
+      </w:r>
+    </w:p>
+    <w:p>
+      <w:pPr>
+        <w:pStyle w:val="ListBullet"/>
+      </w:pPr>
+      <w:r>
+        <w:t>**PDF:** https://arxiv.org/pdf/2602.22302</w:t>
+      </w:r>
+    </w:p>
+    <w:p>
+      <w:pPr>
+        <w:pStyle w:val="ListBullet"/>
+      </w:pPr>
+      <w:r>
+        <w:t>**Authors:** Varun Pratap Bhardwaj, Accenture</w:t>
+      </w:r>
+    </w:p>
+    <w:p>
+      <w:pPr>
+        <w:pStyle w:val="ListBullet"/>
+      </w:pPr>
+      <w:r>
+        <w:t>**Date:** February 25, 2026</w:t>
+      </w:r>
+    </w:p>
+    <w:p/>
+    <w:p>
+      <w:r/>
+      <w:r>
+        <w:rPr>
+          <w:b/>
+        </w:rPr>
+        <w:t>Abstract:</w:t>
+      </w:r>
+      <w:r/>
+    </w:p>
+    <w:p>
+      <w:pPr>
+        <w:pStyle w:val="IntenseQuote"/>
+      </w:pPr>
+      <w:r>
+        <w:t>Traditional software relies on contracts -- APIs, type systems, assertions -- to specify and enforce correct behavior. AI agents, by contrast, operate on prompts and natural language instructions with no formal behavioral specification. This gap is the root cause of drift, governance failures, and frequent project failures in agentic AI deployments. We introduce Agent Behavioral Contracts (ABC), a formal framework that brings Design-by-Contract principles to autonomous AI agents. An ABC contract C = (P, I, G, R) specifies Preconditions, Invariants, Governance policies, and Recovery mechanisms as first-class, runtime-enforceable components. We define (p, delta, k)-satisfaction -- a probabilistic notion of contract compliance that accounts for LLM non-determinism and recovery -- and prove a Drift Bounds Theorem showing that contracts with recovery rate gamma &gt; alpha (the natural drift rate) bound behavioral drift to D* = alpha/gamma in expectation, with Gaussian concentration in the stochastic setting. We establish sufficient conditions for safe contract composition in multi-agent chains and derive probabilistic degradation bounds. We implement ABC in AgentAssert, a runtime enforcement library, and evaluate on AgentContract-Bench, a benchmark of 200 scenarios across 7 models from 6 vendors. Results across 1,980 sessions show that contracted agents detect 5.2-6.8 soft violations per session that uncontracted baselines miss entirely (p &lt; 0.0001, Cohen's d = 6.7-33.8), achieve 88-100% hard constraint compliance, and bound behavioral drift to D* &lt; 0.27 across extended sessions, with 100% recovery for frontier models and 17-100% across all models, at overhead &lt; 10 ms per action.</w:t>
+      </w:r>
+    </w:p>
+    <w:p/>
+    <w:p>
+      <w:r/>
+      <w:r>
+        <w:rPr>
+          <w:b/>
+        </w:rPr>
+        <w:t>Why I recommend this paper:</w:t>
+      </w:r>
+      <w:r/>
+    </w:p>
+    <w:p>
+      <w:r>
+        <w:t xml:space="preserve">This is the </w:t>
+      </w:r>
+      <w:r>
+        <w:rPr>
+          <w:b/>
+        </w:rPr>
+        <w:t>first formal Design-by-Contract framework for AI agents</w:t>
+      </w:r>
+      <w:r>
+        <w:t>. It doesn't just propose contracts — it proves they work mathematically (Drift Bounds Theorem), implements them (AgentAssert), and empirically validates them (1,980 sessions, 7 models). The probabilistic compliance notion (p, delta, k)-satisfaction is the right formalism for LLM non-determinism. The overhead (&lt; 10 ms/action) makes it production-viable.</w:t>
+      </w:r>
+    </w:p>
+    <w:p/>
+    <w:p>
+      <w:r/>
+      <w:r>
+        <w:rPr>
+          <w:b/>
+        </w:rPr>
+        <w:t>Relevance to our topic:</w:t>
+      </w:r>
+      <w:r/>
+    </w:p>
+    <w:p>
+      <w:r>
+        <w:t xml:space="preserve">This directly answers </w:t>
+      </w:r>
+      <w:r>
+        <w:rPr>
+          <w:b/>
+        </w:rPr>
+        <w:t>"how to verify if specs are well defined"</w:t>
+      </w:r>
+      <w:r>
+        <w:t xml:space="preserve"> — ABC contracts are the formal specification, and (p, delta, k)-satisfaction is the verification criterion. It spans all three layers: contracts are specs (Layer 0), AgentAssert enforces at runtime (Layer 1), and AgentContract-Bench measures behavioral compliance (Layer 2).</w:t>
+      </w:r>
+    </w:p>
+    <w:p/>
+    <w:p>
+      <w:r/>
+      <w:r>
+        <w:rPr>
+          <w:b/>
+        </w:rPr>
+        <w:t>Which layer:</w:t>
+      </w:r>
+      <w:r>
+        <w:t xml:space="preserve"> </w:t>
+      </w:r>
+      <w:r>
+        <w:rPr>
+          <w:b/>
+        </w:rPr>
+        <w:t>All layers — Layer 0 (contracts as specs), Layer 1 (AgentAssert runtime enforcement), Layer 2 (AgentContract-Bench behavioral validation)</w:t>
+      </w:r>
+      <w:r/>
+    </w:p>
+    <w:p/>
+    <w:p>
+      <w:r/>
+      <w:r>
+        <w:rPr>
+          <w:b/>
+        </w:rPr>
+        <w:t>Is it a solution we're looking into?</w:t>
+      </w:r>
+      <w:r>
+        <w:t xml:space="preserve"> Yes. This is the most comprehensive formal governance framework available. The mathematical foundations (Drift Bounds Theorem, composition conditions) provide guarantees that heuristic approaches cannot. The open-source AgentAssert implementation means we can adopt it immediately.</w:t>
+      </w:r>
+    </w:p>
+    <w:p/>
+    <w:p>
+      <w:r/>
+      <w:r>
+        <w:rPr>
+          <w:b/>
+        </w:rPr>
+        <w:t>Recommendation reason:</w:t>
+      </w:r>
+      <w:r>
+        <w:t xml:space="preserve"> The "governance failures and frequent project failures" that ABC attributes to lack of formal specification is exactly our problem. ABC provides the mathematical and implementation foundation for solving it.</w:t>
+      </w:r>
+    </w:p>
+    <w:p/>
+    <w:p/>
+    <w:p/>
+    <w:p>
+      <w:pPr>
+        <w:pStyle w:val="Heading2"/>
+      </w:pPr>
+      <w:r>
+        <w:t>18. AgentVerify</w:t>
+      </w:r>
+    </w:p>
+    <w:p/>
+    <w:p>
+      <w:pPr>
+        <w:pStyle w:val="ListBullet"/>
+      </w:pPr>
+      <w:r>
+        <w:t>**Preprint DOI:** 10.20944/preprints202604.1029.v1</w:t>
+      </w:r>
+    </w:p>
+    <w:p>
+      <w:pPr>
+        <w:pStyle w:val="ListBullet"/>
+      </w:pPr>
+      <w:r>
+        <w:t>**URL:** https://www.preprints.org/manuscript/202604.1029/v1</w:t>
+      </w:r>
+    </w:p>
+    <w:p>
+      <w:pPr>
+        <w:pStyle w:val="ListBullet"/>
+      </w:pPr>
+      <w:r>
+        <w:t>**Authors:** Eric Fang et al.</w:t>
+      </w:r>
+    </w:p>
+    <w:p>
+      <w:pPr>
+        <w:pStyle w:val="ListBullet"/>
+      </w:pPr>
+      <w:r>
+        <w:t>**Date:** April 14, 2026</w:t>
+      </w:r>
+    </w:p>
+    <w:p/>
+    <w:p>
+      <w:r/>
+      <w:r>
+        <w:rPr>
+          <w:b/>
+        </w:rPr>
+        <w:t>Abstract:</w:t>
+      </w:r>
+      <w:r/>
+    </w:p>
+    <w:p>
+      <w:pPr>
+        <w:pStyle w:val="IntenseQuote"/>
+      </w:pPr>
+      <w:r>
+        <w:t>Autonomous AI agents operating in high-stakes domains -- financial trading, medical diagnostics, autonomous code execution -- lack formal safety guarantees for their core operational loops, including memory management, tool invocations, and human interactions. Current verification approaches either fail to scale to neural components or ignore the structured control flow of agentic systems entirely. We introduce AgentVerify, a model checking framework that specifies and verifies safety properties for agent architectures using temporal logic. AgentVerify defines compositional specifications for memory integrity, tool call protocols, MCP/skill invocations, and human-in-the-loop boundaries, enabling rigorous runtime monitoring and post-hoc behavioral analysis. In an empirical evaluation across 15 diverse agent scenarios (low- and high-difficulty), our post-hoc behavioral analysis component achieved a verification accuracy of 86.67% (mean over 3 seeds, sigma=0.00), outperforming a monolithic contract verification baseline (80.00%) and a runtime monitoring baseline without temporal logic (46.67%). A monolithic neural verifier, which attempts to verify the LLM outputs directly, performed poorly at 13.33%, confirming that end-to-end neural verification is currently intractable for production-scale agents.</w:t>
+      </w:r>
+    </w:p>
+    <w:p/>
+    <w:p>
+      <w:r/>
+      <w:r>
+        <w:rPr>
+          <w:b/>
+        </w:rPr>
+        <w:t>Why I recommend this paper:</w:t>
+      </w:r>
+      <w:r/>
+    </w:p>
+    <w:p>
+      <w:r>
+        <w:t xml:space="preserve">AgentVerify demonstrates that </w:t>
+      </w:r>
+      <w:r>
+        <w:rPr>
+          <w:b/>
+        </w:rPr>
+        <w:t>formal methods applied to observable control flow (not neural internals) are tractable and effective</w:t>
+      </w:r>
+      <w:r>
+        <w:t>. The 86.67% accuracy on post-hoc behavioral analysis, 100% catastrophic failure detection rate, and 0.04% runtime overhead make it a practical safety layer. The key insight: verify the agent's actions in the world, not the LLM's internal reasoning.</w:t>
+      </w:r>
+    </w:p>
+    <w:p/>
+    <w:p>
+      <w:r/>
+      <w:r>
+        <w:rPr>
+          <w:b/>
+        </w:rPr>
+        <w:t>Relevance to our topic:</w:t>
+      </w:r>
+      <w:r/>
+    </w:p>
+    <w:p>
+      <w:r/>
+      <w:r>
+        <w:rPr>
+          <w:b/>
+        </w:rPr>
+        <w:t>Layer 1/2</w:t>
+      </w:r>
+      <w:r>
+        <w:t xml:space="preserve"> — Compositional verification of agent safety properties. The 23 LTL templates for memory integrity, tool protocols, MCP/skill invocations, and human-in-the-loop boundaries are reusable specification patterns. The hybrid architecture (O(1) runtime monitor + post-hoc analyser) provides both immediate intervention and comprehensive auditing.</w:t>
+      </w:r>
+    </w:p>
+    <w:p/>
+    <w:p>
+      <w:r/>
+      <w:r>
+        <w:rPr>
+          <w:b/>
+        </w:rPr>
+        <w:t>Which layer:</w:t>
+      </w:r>
+      <w:r>
+        <w:t xml:space="preserve"> </w:t>
+      </w:r>
+      <w:r>
+        <w:rPr>
+          <w:b/>
+        </w:rPr>
+        <w:t>Layer 1 — Runtime-Level Governance</w:t>
+      </w:r>
+      <w:r>
+        <w:t xml:space="preserve"> (with Layer 2 post-hoc analysis)</w:t>
+      </w:r>
+    </w:p>
+    <w:p/>
+    <w:p>
+      <w:r/>
+      <w:r>
+        <w:rPr>
+          <w:b/>
+        </w:rPr>
+        <w:t>Is it a solution we're looking into?</w:t>
+      </w:r>
+      <w:r>
+        <w:t xml:space="preserve"> Yes. The compositional specification library is directly applicable to our skill/agent verification needs. The finding that monolithic neural verification fails (13.33%) while control-flow verification succeeds (86.67%) tells us where to invest engineering effort.</w:t>
+      </w:r>
+    </w:p>
+    <w:p/>
+    <w:p>
+      <w:r/>
+      <w:r>
+        <w:rPr>
+          <w:b/>
+        </w:rPr>
+        <w:t>Recommendation reason:</w:t>
+      </w:r>
+      <w:r>
+        <w:t xml:space="preserve"> This paper proves that formal verification of agent behavior is not just theoretically possible but practically achievable with the right abstraction (observable control flow, not neural weights).</w:t>
+      </w:r>
+    </w:p>
+    <w:p/>
+    <w:p/>
+    <w:p/>
+    <w:p>
+      <w:pPr>
+        <w:pStyle w:val="Heading2"/>
+      </w:pPr>
+      <w:r>
+        <w:t>19. SkillFortify</w:t>
+      </w:r>
+    </w:p>
+    <w:p/>
+    <w:p>
+      <w:pPr>
+        <w:pStyle w:val="ListBullet"/>
+      </w:pPr>
+      <w:r>
+        <w:t>**arXiv ID:** 2603.00195</w:t>
+      </w:r>
+    </w:p>
+    <w:p>
+      <w:pPr>
+        <w:pStyle w:val="ListBullet"/>
+      </w:pPr>
+      <w:r>
+        <w:t>**URL:** https://arxiv.org/abs/2603.00195</w:t>
+      </w:r>
+    </w:p>
+    <w:p>
+      <w:pPr>
+        <w:pStyle w:val="ListBullet"/>
+      </w:pPr>
+      <w:r>
+        <w:t>**PDF:** https://arxiv.org/pdf/2603.00195</w:t>
+      </w:r>
+    </w:p>
+    <w:p>
+      <w:pPr>
+        <w:pStyle w:val="ListBullet"/>
+      </w:pPr>
+      <w:r>
+        <w:t>**GitHub:** https://github.com/varun369/skillfortify</w:t>
+      </w:r>
+    </w:p>
+    <w:p>
+      <w:pPr>
+        <w:pStyle w:val="ListBullet"/>
+      </w:pPr>
+      <w:r>
+        <w:t>**Authors:** Varun Pratap Bhardwaj</w:t>
+      </w:r>
+    </w:p>
+    <w:p>
+      <w:pPr>
+        <w:pStyle w:val="ListBullet"/>
+      </w:pPr>
+      <w:r>
+        <w:t>**Date:** February 27, 2026</w:t>
+      </w:r>
+    </w:p>
+    <w:p/>
+    <w:p>
+      <w:r/>
+      <w:r>
+        <w:rPr>
+          <w:b/>
+        </w:rPr>
+        <w:t>Abstract:</w:t>
+      </w:r>
+      <w:r/>
+    </w:p>
+    <w:p>
+      <w:pPr>
+        <w:pStyle w:val="IntenseQuote"/>
+      </w:pPr>
+      <w:r>
+        <w:t>The rapid proliferation of agentic AI skill ecosystems -- exemplified by OpenClaw (228,000 GitHub stars) and Anthropic Agent Skills (75,600 stars) -- has introduced a critical supply chain attack surface. The ClawHavoc campaign (January-February 2026) infiltrated over 1,200 malicious skills into the OpenClaw marketplace, while MalTool catalogued 6,487 malicious tools that evade conventional detection. In response, twelve reactive security tools emerged, yet all rely on heuristic methods that provide no formal guarantees. We present SkillFortify, the first formal analysis framework for agent skill supply chains, with six contributions: (1) the DY-Skill attacker model, a Dolev-Yao adaptation to the five-phase skill lifecycle with a maximality proof; (2) a sound static analysis framework grounded in abstract interpretation; (3) capability-based sandboxing with a confinement proof; (4) an Agent Dependency Graph with SAT-based resolution and lockfile semantics; (5) a trust score algebra with formal monotonicity; and (6) SkillFortifyBench, a 540-skill benchmark. SkillFortify achieves 96.95% F1 (95% CI: [95.1%, 98.4%]) with 100% precision and 0% false positive rate on 540 skills, while SAT-based resolution handles 1,000-node graphs in under 100 ms.</w:t>
+      </w:r>
+    </w:p>
+    <w:p/>
+    <w:p>
+      <w:r/>
+      <w:r>
+        <w:rPr>
+          <w:b/>
+        </w:rPr>
+        <w:t>Why I recommend this paper:</w:t>
+      </w:r>
+      <w:r/>
+    </w:p>
+    <w:p>
+      <w:r>
+        <w:t xml:space="preserve">SkillFortify is the </w:t>
+      </w:r>
+      <w:r>
+        <w:rPr>
+          <w:b/>
+        </w:rPr>
+        <w:t>first formal verification framework for skill supply chain security</w:t>
+      </w:r>
+      <w:r>
+        <w:t>. Unlike Snyk agent-scan (heuristic, "no findings does not mean no risk"), Cisco skill-scanner (YARA patterns), or ToolShield (behavioral heuristics), SkillFortify provides mathematical guarantees: soundness, confinement, resolution correctness, trust monotonicity. The 0% false positive rate on 540 skills is critical for CI/CD adoption — developers won't ignore findings if there are no false alarms.</w:t>
+      </w:r>
+    </w:p>
+    <w:p/>
+    <w:p>
+      <w:r/>
+      <w:r>
+        <w:rPr>
+          <w:b/>
+        </w:rPr>
+        <w:t>Relevance to our topic:</w:t>
+      </w:r>
+      <w:r/>
+    </w:p>
+    <w:p>
+      <w:r/>
+      <w:r>
+        <w:rPr>
+          <w:b/>
+        </w:rPr>
+        <w:t>Layer 0/1</w:t>
+      </w:r>
+      <w:r>
+        <w:t xml:space="preserve"> — Directly validates SKILL.md security with formal guarantees. The DY-Skill threat model captures all symbolic attacks on the skill supply chain. The capability confinement proof ensures verified skills cannot exceed declared permissions. This is the validation infrastructure we need for the spec layer.</w:t>
+      </w:r>
+    </w:p>
+    <w:p/>
+    <w:p>
+      <w:r/>
+      <w:r>
+        <w:rPr>
+          <w:b/>
+        </w:rPr>
+        <w:t>Which layer:</w:t>
+      </w:r>
+      <w:r>
+        <w:t xml:space="preserve"> </w:t>
+      </w:r>
+      <w:r>
+        <w:rPr>
+          <w:b/>
+        </w:rPr>
+        <w:t>Layer 0 — Spec-Level Governance</w:t>
+      </w:r>
+      <w:r>
+        <w:t xml:space="preserve"> (with Layer 1 runtime sandboxing)</w:t>
+      </w:r>
+    </w:p>
+    <w:p/>
+    <w:p>
+      <w:r/>
+      <w:r>
+        <w:rPr>
+          <w:b/>
+        </w:rPr>
+        <w:t>Is it a solution we're looking into?</w:t>
+      </w:r>
+      <w:r>
+        <w:t xml:space="preserve"> Yes. pip install skillfortify. MIT license. This replaces heuristic skill scanning with formal analysis. The SAT-based dependency resolver (1,000 nodes in &lt;100 ms) makes it viable for large skill ecosystems.</w:t>
+      </w:r>
+    </w:p>
+    <w:p/>
+    <w:p>
+      <w:r/>
+      <w:r>
+        <w:rPr>
+          <w:b/>
+        </w:rPr>
+        <w:t>Recommendation reason:</w:t>
+      </w:r>
+      <w:r>
+        <w:t xml:space="preserve"> After ClawHavoc (1,200+ malicious skills), heuristic scanning is insufficient. SkillFortify provides the formal foundation for skill security — the same rigor as traditional software supply chain security (SLSA, SBOM) adapted for agent skills.</w:t>
+      </w:r>
+    </w:p>
+    <w:p/>
+    <w:p/>
+    <w:p/>
+    <w:p>
+      <w:pPr>
+        <w:pStyle w:val="Heading2"/>
+      </w:pPr>
+      <w:r>
+        <w:t>20. AgentAssay</w:t>
+      </w:r>
+    </w:p>
+    <w:p/>
+    <w:p>
+      <w:pPr>
+        <w:pStyle w:val="ListBullet"/>
+      </w:pPr>
+      <w:r>
+        <w:t>**arXiv ID:** 2603.02601</w:t>
+      </w:r>
+    </w:p>
+    <w:p>
+      <w:pPr>
+        <w:pStyle w:val="ListBullet"/>
+      </w:pPr>
+      <w:r>
+        <w:t>**URL:** https://arxiv.org/abs/2603.02601</w:t>
+      </w:r>
+    </w:p>
+    <w:p>
+      <w:pPr>
+        <w:pStyle w:val="ListBullet"/>
+      </w:pPr>
+      <w:r>
+        <w:t>**PDF:** https://arxiv.org/pdf/2603.02601</w:t>
+      </w:r>
+    </w:p>
+    <w:p>
+      <w:pPr>
+        <w:pStyle w:val="ListBullet"/>
+      </w:pPr>
+      <w:r>
+        <w:t>**GitHub:** https://github.com/qualixar/agentassay</w:t>
+      </w:r>
+    </w:p>
+    <w:p>
+      <w:pPr>
+        <w:pStyle w:val="ListBullet"/>
+      </w:pPr>
+      <w:r>
+        <w:t>**Authors:** Varun Pratap Bhardwaj</w:t>
+      </w:r>
+    </w:p>
+    <w:p>
+      <w:pPr>
+        <w:pStyle w:val="ListBullet"/>
+      </w:pPr>
+      <w:r>
+        <w:t>**Date:** March 3, 2026</w:t>
+      </w:r>
+    </w:p>
+    <w:p/>
+    <w:p>
+      <w:r/>
+      <w:r>
+        <w:rPr>
+          <w:b/>
+        </w:rPr>
+        <w:t>Abstract:</w:t>
+      </w:r>
+      <w:r/>
+    </w:p>
+    <w:p>
+      <w:pPr>
+        <w:pStyle w:val="IntenseQuote"/>
+      </w:pPr>
+      <w:r>
+        <w:t>Autonomous AI agents are deployed at unprecedented scale, yet no principled methodology exists for verifying that an agent has not regressed after changes to its prompts, tools, models, or orchestration logic. We present AgentAssay, the first token-efficient framework for regression testing non-deterministic AI agent workflows, achieving 78-100% cost reduction while maintaining rigorous statistical guarantees. Our contributions include: (1) stochastic three-valued verdicts (PASS/FAIL/INCONCLUSIVE) grounded in hypothesis testing; (2) five-dimensional agent coverage metrics; (3) agent-specific mutation testing operators; (4) metamorphic relations for agent workflows; (5) CI/CD deployment gates as statistical decision procedures; (6) behavioral fingerprinting that maps execution traces to compact vectors, enabling multivariate regression detection; (7) adaptive budget optimization calibrating trial counts to behavioral variance; and (8) trace-first offline analysis enabling zero-cost testing on production traces. Experiments across 5 models (GPT-5.2, Claude Sonnet 4.6, Mistral-Large-3, Llama-4-Maverick, Phi-4), 3 scenarios, and 7,605 trials demonstrate that behavioral fingerprinting achieves 86% detection power where binary testing has 0%, SPRT reduces trials by 78%, and the full pipeline achieves 100% cost savings through trace-first analysis.</w:t>
+      </w:r>
+    </w:p>
+    <w:p/>
+    <w:p>
+      <w:r/>
+      <w:r>
+        <w:rPr>
+          <w:b/>
+        </w:rPr>
+        <w:t>Why I recommend this paper:</w:t>
+      </w:r>
+      <w:r/>
+    </w:p>
+    <w:p>
+      <w:r>
+        <w:t xml:space="preserve">AgentAssay solves the </w:t>
+      </w:r>
+      <w:r>
+        <w:rPr>
+          <w:b/>
+        </w:rPr>
+        <w:t>regression testing problem for non-deterministic agents</w:t>
+      </w:r>
+      <w:r>
+        <w:t>. Traditional software regression tests are deterministic — run the test, compare output. Agents are stochastic — same input, different outputs. AgentAssay's behavioral fingerprinting (86% detection where binary tests have 0%), adaptive budget optimization (78% cost reduction), and trace-first offline analysis (100% cost savings) make regression testing economically viable for agents.</w:t>
+      </w:r>
+    </w:p>
+    <w:p/>
+    <w:p>
+      <w:r/>
+      <w:r>
+        <w:rPr>
+          <w:b/>
+        </w:rPr>
+        <w:t>Relevance to our topic:</w:t>
+      </w:r>
+      <w:r/>
+    </w:p>
+    <w:p>
+      <w:r/>
+      <w:r>
+        <w:rPr>
+          <w:b/>
+        </w:rPr>
+        <w:t>Layer 2</w:t>
+      </w:r>
+      <w:r>
+        <w:t xml:space="preserve"> — Ensures governance properties persist across updates. When skills, prompts, or models change, AgentAssay detects if safety properties have regressed. The CI/CD deployment gates mean governance is enforced in the delivery pipeline, not just at runtime.</w:t>
+      </w:r>
+    </w:p>
+    <w:p/>
+    <w:p>
+      <w:r/>
+      <w:r>
+        <w:rPr>
+          <w:b/>
+        </w:rPr>
+        <w:t>Which layer:</w:t>
+      </w:r>
+      <w:r>
+        <w:t xml:space="preserve"> </w:t>
+      </w:r>
+      <w:r>
+        <w:rPr>
+          <w:b/>
+        </w:rPr>
+        <w:t>Layer 2 — Behavioral-Level Governance</w:t>
+      </w:r>
+      <w:r>
+        <w:t xml:space="preserve"> (with Layer 1 CI/CD integration)</w:t>
+      </w:r>
+    </w:p>
+    <w:p/>
+    <w:p>
+      <w:r/>
+      <w:r>
+        <w:rPr>
+          <w:b/>
+        </w:rPr>
+        <w:t>Is it a solution we're looking into?</w:t>
+      </w:r>
+      <w:r>
+        <w:t xml:space="preserve"> Yes. pip install agentassay. pytest integration. This is the missing piece for continuous governance: how do we know that today's update didn't break yesterday's safety guarantees?</w:t>
+      </w:r>
+    </w:p>
+    <w:p/>
+    <w:p>
+      <w:r/>
+      <w:r>
+        <w:rPr>
+          <w:b/>
+        </w:rPr>
+        <w:t>Recommendation reason:</w:t>
+      </w:r>
+      <w:r>
+        <w:t xml:space="preserve"> Without regression testing, governance is a point-in-time assessment. AgentAssay makes governance continuous by providing statistical guarantees that agent behavior hasn't degraded after changes.</w:t>
+      </w:r>
+    </w:p>
+    <w:p/>
+    <w:p/>
+    <w:p/>
+    <w:p>
+      <w:pPr>
+        <w:pStyle w:val="Heading2"/>
+      </w:pPr>
+      <w:r>
+        <w:t>21. A Comprehensive Survey on Agent Skills: Taxonomy, Techniques, and Applications</w:t>
+      </w:r>
+    </w:p>
+    <w:p/>
+    <w:p>
+      <w:pPr>
+        <w:pStyle w:val="ListBullet"/>
+      </w:pPr>
+      <w:r>
+        <w:t>**arXiv ID:** 2605.07358</w:t>
+      </w:r>
+    </w:p>
+    <w:p>
+      <w:pPr>
+        <w:pStyle w:val="ListBullet"/>
+      </w:pPr>
+      <w:r>
+        <w:t>**URL:** https://arxiv.org/abs/2605.07358</w:t>
+      </w:r>
+    </w:p>
+    <w:p>
+      <w:pPr>
+        <w:pStyle w:val="ListBullet"/>
+      </w:pPr>
+      <w:r>
+        <w:t>**PDF:** https://arxiv.org/pdf/2605.07358</w:t>
+      </w:r>
+    </w:p>
+    <w:p>
+      <w:pPr>
+        <w:pStyle w:val="ListBullet"/>
+      </w:pPr>
+      <w:r>
+        <w:t>**Authors:** Wenchuan Du et al.</w:t>
+      </w:r>
+    </w:p>
+    <w:p>
+      <w:pPr>
+        <w:pStyle w:val="ListBullet"/>
+      </w:pPr>
+      <w:r>
+        <w:t>**Date:** May 8, 2026</w:t>
+      </w:r>
+    </w:p>
+    <w:p/>
+    <w:p>
+      <w:r/>
+      <w:r>
+        <w:rPr>
+          <w:b/>
+        </w:rPr>
+        <w:t>Abstract:</w:t>
+      </w:r>
+      <w:r/>
+    </w:p>
+    <w:p>
+      <w:pPr>
+        <w:pStyle w:val="IntenseQuote"/>
+      </w:pPr>
+      <w:r>
+        <w:t>Large language model (LLM)-based agents that reason, plan, and act through tools, memory, and structured interaction are emerging as a promising paradigm for automating complex workflows. Recent systems such as OpenClaw and Claude Code exemplify a broader shift from passive response generation to action-oriented task execution. Yet as agents move toward open-ended, real-world deployment, relying on from-scratch reasoning and low-level tool calls for every task become increasingly inefficient, error-prone, and hard to maintain. This survey examines this challenge through the lens of agent skills, which we define as reusable procedural artifacts that coordinate tools, memory, and runtime context under task-specific constraints. Under this view, agents and skills play complementary roles: agents handle high-level reasoning and planning, while skills form the operational layer that enables reliable, reusable, and composable execution. We organize the literature around four stages of the agent skill lifecycle -- representation, acquisition, retrieval, and evolution -- and review representative methods, ecosystem resources, and application settings across each stage. We conclude by discussing open challenges in quality control, interoperability, safe updating, and long-term capability management.</w:t>
+      </w:r>
+    </w:p>
+    <w:p/>
+    <w:p>
+      <w:r/>
+      <w:r>
+        <w:rPr>
+          <w:b/>
+        </w:rPr>
+        <w:t>Why I recommend this paper:</w:t>
+      </w:r>
+      <w:r/>
+    </w:p>
+    <w:p>
+      <w:r>
+        <w:t xml:space="preserve">This is the </w:t>
+      </w:r>
+      <w:r>
+        <w:rPr>
+          <w:b/>
+        </w:rPr>
+        <w:t>definitive survey of the agent skills ecosystem</w:t>
+      </w:r>
+      <w:r>
+        <w:t>. It explicitly identifies "quality control, interoperability, safe updating, and long-term capability management" as open challenges — exactly our governance focus. The four-stage lifecycle (representation → acquisition → retrieval → evolution) provides the organizing framework for understanding where governance interventions are needed.</w:t>
+      </w:r>
+    </w:p>
+    <w:p/>
+    <w:p>
+      <w:r/>
+      <w:r>
+        <w:rPr>
+          <w:b/>
+        </w:rPr>
+        <w:t>Relevance to our topic:</w:t>
+      </w:r>
+      <w:r/>
+    </w:p>
+    <w:p>
+      <w:r/>
+      <w:r>
+        <w:rPr>
+          <w:b/>
+        </w:rPr>
+        <w:t>All layers</w:t>
+      </w:r>
+      <w:r>
+        <w:t xml:space="preserve"> — The survey covers skill representation (Layer 0), retrieval and execution (Layer 1), and evolution/quality control (Layer 2/3). The finding that "safe updating" is an open challenge directly validates our governance focus: skills change over time, and current systems don't verify that updates preserve safety properties.</w:t>
+      </w:r>
+    </w:p>
+    <w:p/>
+    <w:p>
+      <w:r/>
+      <w:r>
+        <w:rPr>
+          <w:b/>
+        </w:rPr>
+        <w:t>Which layer:</w:t>
+      </w:r>
+      <w:r>
+        <w:t xml:space="preserve"> </w:t>
+      </w:r>
+      <w:r>
+        <w:rPr>
+          <w:b/>
+        </w:rPr>
+        <w:t>Layer 0/1/2/3 — All layers</w:t>
+      </w:r>
+      <w:r/>
+    </w:p>
+    <w:p/>
+    <w:p>
+      <w:r/>
+      <w:r>
+        <w:rPr>
+          <w:b/>
+        </w:rPr>
+        <w:t>Is it a solution we're looking into?</w:t>
+      </w:r>
+      <w:r>
+        <w:t xml:space="preserve"> Yes, as a roadmap. The survey collects all related resources (papers, open-source data, projects) and organizes them by lifecycle stage. This is the reference we use to identify which governance mechanisms exist and which are missing.</w:t>
+      </w:r>
+    </w:p>
+    <w:p/>
+    <w:p>
+      <w:r/>
+      <w:r>
+        <w:rPr>
+          <w:b/>
+        </w:rPr>
+        <w:t>Recommendation reason:</w:t>
+      </w:r>
+      <w:r>
+        <w:t xml:space="preserve"> Before building governance, we need to understand the ecosystem we're governing. This survey provides that understanding and explicitly flags the governance gaps.</w:t>
+      </w:r>
+    </w:p>
+    <w:p/>
+    <w:p/>
+    <w:p/>
+    <w:p>
+      <w:pPr>
+        <w:pStyle w:val="Heading2"/>
+      </w:pPr>
+      <w:r>
+        <w:t>22. Machine Identity Governance Taxonomy (MIGT) — "Who Governs the Machine?"</w:t>
+      </w:r>
+    </w:p>
+    <w:p/>
+    <w:p>
+      <w:pPr>
+        <w:pStyle w:val="ListBullet"/>
+      </w:pPr>
+      <w:r>
+        <w:t>**arXiv ID:** 2604.06148</w:t>
+      </w:r>
+    </w:p>
+    <w:p>
+      <w:pPr>
+        <w:pStyle w:val="ListBullet"/>
+      </w:pPr>
+      <w:r>
+        <w:t>**URL:** https://arxiv.org/abs/2604.06148</w:t>
+      </w:r>
+    </w:p>
+    <w:p>
+      <w:pPr>
+        <w:pStyle w:val="ListBullet"/>
+      </w:pPr>
+      <w:r>
+        <w:t>**PDF:** https://arxiv.org/pdf/2604.06148</w:t>
+      </w:r>
+    </w:p>
+    <w:p>
+      <w:pPr>
+        <w:pStyle w:val="ListBullet"/>
+      </w:pPr>
+      <w:r>
+        <w:t>**Authors:** Klaudia Krawiecka et al., Cloud Security Alliance</w:t>
+      </w:r>
+    </w:p>
+    <w:p>
+      <w:pPr>
+        <w:pStyle w:val="ListBullet"/>
+      </w:pPr>
+      <w:r>
+        <w:t>**Date:** April 7, 2026</w:t>
+      </w:r>
+    </w:p>
+    <w:p/>
+    <w:p>
+      <w:r/>
+      <w:r>
+        <w:rPr>
+          <w:b/>
+        </w:rPr>
+        <w:t>Abstract:</w:t>
+      </w:r>
+      <w:r/>
+    </w:p>
+    <w:p>
+      <w:pPr>
+        <w:pStyle w:val="IntenseQuote"/>
+      </w:pPr>
+      <w:r>
+        <w:t>The governance of artificial intelligence has a blind spot: the machine identities that AI systems use to act. AI agents, service accounts, API tokens, and automated workflows now outnumber human identities in enterprise environments by ratios exceeding 80 to 1, yet no integrated framework exists to govern them. A single ungoverned automated agent produced $5.4-10 billion in losses in the 2024 CrowdStrike outage; nation-state actors including Silk Typhoon and Salt Typhoon have operationalized ungoverned machine credentials as primary espionage vectors against critical infrastructure. This paper makes four original contributions. First, the AI-Identity Risk Taxonomy (AIRT): a comprehensive enumeration of 37 risk sub-categories across eight domains. Second, the Machine Identity Governance Taxonomy (MIGT): an integrated six-domain governance framework simultaneously addressing the technical governance gap, the regulatory compliance gap, and the cross-jurisdictional coordination gap. Third, a foreign state actor threat model for enterprise identity governance. Fourth, a cross-jurisdictional regulatory alignment structure mapping enterprise AI identity governance obligations under EU, US, and Chinese frameworks simultaneously.</w:t>
+      </w:r>
+    </w:p>
+    <w:p/>
+    <w:p>
+      <w:r/>
+      <w:r>
+        <w:rPr>
+          <w:b/>
+        </w:rPr>
+        <w:t>Why I recommend this paper:</w:t>
+      </w:r>
+      <w:r/>
+    </w:p>
+    <w:p>
+      <w:r>
+        <w:t xml:space="preserve">This paper exposes the </w:t>
+      </w:r>
+      <w:r>
+        <w:rPr>
+          <w:b/>
+        </w:rPr>
+        <w:t>machine identity governance blind spot</w:t>
+      </w:r>
+      <w:r>
+        <w:t xml:space="preserve"> — the foundation layer that everything else rests on. If machine identities (agents, API tokens, service accounts) are ungoverned, no amount of skill validation or runtime sandboxing can provide accountability. The 80:1 machine-to-human identity ratio and the $5.4-10B CrowdStrike loss demonstrate the scale of the problem.</w:t>
+      </w:r>
+    </w:p>
+    <w:p/>
+    <w:p>
+      <w:r/>
+      <w:r>
+        <w:rPr>
+          <w:b/>
+        </w:rPr>
+        <w:t>Relevance to our topic:</w:t>
+      </w:r>
+      <w:r/>
+    </w:p>
+    <w:p>
+      <w:r/>
+      <w:r>
+        <w:rPr>
+          <w:b/>
+        </w:rPr>
+        <w:t>Layer 1/3</w:t>
+      </w:r>
+      <w:r>
+        <w:t xml:space="preserve"> — Machine identity is the prerequisite for all other governance. The paper's speculative extension on "skill-level attestation as a runtime admission control mechanism" directly connects to our spec/skill/agent validation goals: attestation would bind skill execution to verified identity and capabilities.</w:t>
+      </w:r>
+    </w:p>
+    <w:p/>
+    <w:p>
+      <w:r/>
+      <w:r>
+        <w:rPr>
+          <w:b/>
+        </w:rPr>
+        <w:t>Which layer:</w:t>
+      </w:r>
+      <w:r>
+        <w:t xml:space="preserve"> </w:t>
+      </w:r>
+      <w:r>
+        <w:rPr>
+          <w:b/>
+        </w:rPr>
+        <w:t>Layer 1 — Runtime-Level Governance</w:t>
+      </w:r>
+      <w:r>
+        <w:t xml:space="preserve"> (foundational identity layer)</w:t>
+      </w:r>
+    </w:p>
+    <w:p/>
+    <w:p>
+      <w:r/>
+      <w:r>
+        <w:rPr>
+          <w:b/>
+        </w:rPr>
+        <w:t>Is it a solution we're looking into?</w:t>
+      </w:r>
+      <w:r>
+        <w:t xml:space="preserve"> Yes. The MIGT framework provides the identity foundation that our skill and agent governance mechanisms require. Without verifiable machine identity, contracts, benchmarks, and runtime enforcement lack an accountability anchor.</w:t>
+      </w:r>
+    </w:p>
+    <w:p/>
+    <w:p>
+      <w:r/>
+      <w:r>
+        <w:rPr>
+          <w:b/>
+        </w:rPr>
+        <w:t>Recommendation reason:</w:t>
+      </w:r>
+      <w:r>
+        <w:t xml:space="preserve"> Governance without identity is unenforceable. This paper provides the framework for governing the identities that execute skills and agent policies.</w:t>
+      </w:r>
+    </w:p>
+    <w:p/>
+    <w:p/>
+    <w:p/>
+    <w:p>
+      <w:pPr>
+        <w:pStyle w:val="Heading2"/>
+      </w:pPr>
+      <w:r>
+        <w:t>23. Admission Control for Agent Actions (ACP)</w:t>
+      </w:r>
+    </w:p>
+    <w:p/>
+    <w:p>
+      <w:pPr>
+        <w:pStyle w:val="ListBullet"/>
+      </w:pPr>
+      <w:r>
+        <w:t>**arXiv ID:** 2603.18829</w:t>
+      </w:r>
+    </w:p>
+    <w:p>
+      <w:pPr>
+        <w:pStyle w:val="ListBullet"/>
+      </w:pPr>
+      <w:r>
+        <w:t>**URL:** https://arxiv.org/abs/2603.18829</w:t>
+      </w:r>
+    </w:p>
+    <w:p>
+      <w:pPr>
+        <w:pStyle w:val="ListBullet"/>
+      </w:pPr>
+      <w:r>
+        <w:t>**PDF:** https://arxiv.org/pdf/2603.18829</w:t>
+      </w:r>
+    </w:p>
+    <w:p>
+      <w:pPr>
+        <w:pStyle w:val="ListBullet"/>
+      </w:pPr>
+      <w:r>
+        <w:t>**Authors:** Marcelo Fernandez</w:t>
+      </w:r>
+    </w:p>
+    <w:p>
+      <w:pPr>
+        <w:pStyle w:val="ListBullet"/>
+      </w:pPr>
+      <w:r>
+        <w:t>**Date:** April 30, 2026 (v10)</w:t>
+      </w:r>
+    </w:p>
+    <w:p/>
+    <w:p>
+      <w:r/>
+      <w:r>
+        <w:rPr>
+          <w:b/>
+        </w:rPr>
+        <w:t>Abstract:</w:t>
+      </w:r>
+      <w:r/>
+    </w:p>
+    <w:p>
+      <w:pPr>
+        <w:pStyle w:val="IntenseQuote"/>
+      </w:pPr>
+      <w:r>
+        <w:t>Autonomous agents can produce harmful behavioral patterns from individually valid requests -- a threat class per-request policy evaluation cannot address, because stateless engines evaluate each request in isolation. We present ACP, a temporal admission control protocol enforcing behavioral properties over execution traces via static risk scoring combined with stateful signals (anomaly accumulation, cooldown) through a LedgerQuerier abstraction. ACP blocks execution based on deterministic, history-aware risk scoring -- not anomaly detection. Under a 500-request workload where every request is individually valid (RS=35), a stateless engine approves all 500; ACP limits autonomous execution to 2 out of 500 (0.4%), escalating after 3 actions and denying after 11. We identify a state-mixing vulnerability in ACP-RISK-2.0 and introduce ACP-RISK-3.0. Decision evaluation: 739-832 ns (p50); throughput 1,720,000 req/s. Safety and liveness model-checked via TLA+ (11 invariants + 4 temporal properties, 0 violations) across 4,294,930,695 distinct states.</w:t>
+      </w:r>
+    </w:p>
+    <w:p/>
+    <w:p>
+      <w:r/>
+      <w:r>
+        <w:rPr>
+          <w:b/>
+        </w:rPr>
+        <w:t>Why I recommend this paper:</w:t>
+      </w:r>
+      <w:r/>
+    </w:p>
+    <w:p>
+      <w:r>
+        <w:t xml:space="preserve">ACP is the </w:t>
+      </w:r>
+      <w:r>
+        <w:rPr>
+          <w:b/>
+        </w:rPr>
+        <w:t>fastest formally-verified admission control system for agents</w:t>
+      </w:r>
+      <w:r>
+        <w:t xml:space="preserve"> — 1.7M req/s with sub-microsecond decision latency. The key innovation: temporal (history-aware) risk scoring, not per-request evaluation. The 500-request experiment is devastating: stateless engines approve 100% of individually-valid requests that collectively form an attack chain; ACP limits autonomous execution to 0.4%. The TLA+ verification across 4.2 billion states provides mathematical confidence.</w:t>
+      </w:r>
+    </w:p>
+    <w:p/>
+    <w:p>
+      <w:r/>
+      <w:r>
+        <w:rPr>
+          <w:b/>
+        </w:rPr>
+        <w:t>Relevance to our topic:</w:t>
+      </w:r>
+      <w:r/>
+    </w:p>
+    <w:p>
+      <w:r/>
+      <w:r>
+        <w:rPr>
+          <w:b/>
+        </w:rPr>
+        <w:t>Layer 1</w:t>
+      </w:r>
+      <w:r>
+        <w:t xml:space="preserve"> — Runtime admission control with formal verification. ACP is Paper 1 of a 6-paper Agent Governance Series (P0: atomic decision boundaries; P2: behavioral drift detection; P3/4: governance structure and irreducibility; P5: runtime execution validity; P6: operationalization). This series is the most concentrated formal governance research program currently active.</w:t>
+      </w:r>
+    </w:p>
+    <w:p/>
+    <w:p>
+      <w:r/>
+      <w:r>
+        <w:rPr>
+          <w:b/>
+        </w:rPr>
+        <w:t>Which layer:</w:t>
+      </w:r>
+      <w:r>
+        <w:t xml:space="preserve"> </w:t>
+      </w:r>
+      <w:r>
+        <w:rPr>
+          <w:b/>
+        </w:rPr>
+        <w:t>Layer 1 — Runtime-Level Governance</w:t>
+      </w:r>
+      <w:r/>
+    </w:p>
+    <w:p/>
+    <w:p>
+      <w:r/>
+      <w:r>
+        <w:rPr>
+          <w:b/>
+        </w:rPr>
+        <w:t>Is it a solution we're looking into?</w:t>
+      </w:r>
+      <w:r>
+        <w:t xml:space="preserve"> Yes. The Go reference implementation (23 packages, 138 conformance tests) and the performance profile make this production-ready. The 6-paper series provides a comprehensive governance theory.</w:t>
+      </w:r>
+    </w:p>
+    <w:p/>
+    <w:p>
+      <w:r/>
+      <w:r>
+        <w:rPr>
+          <w:b/>
+        </w:rPr>
+        <w:t>Recommendation reason:</w:t>
+      </w:r>
+      <w:r>
+        <w:t xml:space="preserve"> Per-request policy evaluation is insufficient for agents that chain actions over time. ACP's temporal scoring addresses this fundamental gap with formally verified, high-performance implementation.</w:t>
+      </w:r>
+    </w:p>
+    <w:p/>
+    <w:p/>
+    <w:p/>
+    <w:p>
+      <w:pPr>
+        <w:pStyle w:val="Heading2"/>
+      </w:pPr>
+      <w:r>
+        <w:t>24. A Unified Review of Memory, Skills, Protocols and Harness Engineering</w:t>
+      </w:r>
+    </w:p>
+    <w:p/>
+    <w:p>
+      <w:pPr>
+        <w:pStyle w:val="ListBullet"/>
+      </w:pPr>
+      <w:r>
+        <w:t>**arXiv ID:** 2604.08224</w:t>
+      </w:r>
+    </w:p>
+    <w:p>
+      <w:pPr>
+        <w:pStyle w:val="ListBullet"/>
+      </w:pPr>
+      <w:r>
+        <w:t>**URL:** https://arxiv.org/abs/2604.08224</w:t>
+      </w:r>
+    </w:p>
+    <w:p>
+      <w:pPr>
+        <w:pStyle w:val="ListBullet"/>
+      </w:pPr>
+      <w:r>
+        <w:t>**PDF:** https://arxiv.org/pdf/2604.08224</w:t>
+      </w:r>
+    </w:p>
+    <w:p>
+      <w:pPr>
+        <w:pStyle w:val="ListBullet"/>
+      </w:pPr>
+      <w:r>
+        <w:t>**Authors:** Weinan Zhang et al.</w:t>
+      </w:r>
+    </w:p>
+    <w:p>
+      <w:pPr>
+        <w:pStyle w:val="ListBullet"/>
+      </w:pPr>
+      <w:r>
+        <w:t>**Date:** April 9, 2026</w:t>
+      </w:r>
+    </w:p>
+    <w:p/>
+    <w:p>
+      <w:r/>
+      <w:r>
+        <w:rPr>
+          <w:b/>
+        </w:rPr>
+        <w:t>Abstract:</w:t>
+      </w:r>
+      <w:r/>
+    </w:p>
+    <w:p>
+      <w:pPr>
+        <w:pStyle w:val="IntenseQuote"/>
+      </w:pPr>
+      <w:r>
+        <w:t>Large language model (LLM) agents are increasingly built less by changing model weights than by reorganizing the runtime around them. Capabilities that earlier systems expected the model to recover internally are now externalized into memory stores, reusable skills, interaction protocols, and the surrounding harness that makes these modules reliable in practice. This paper reviews that shift through the lens of externalization. Drawing on the idea of cognitive artifacts, we argue that agent infrastructure matters not merely because it adds auxiliary components, but because it transforms hard cognitive burdens into forms that the model can solve more reliably. Under this view, memory externalizes state across time, skills externalize procedural expertise, protocols externalize interaction structure, and harness engineering serves as the unification layer that coordinates them into governed execution. We trace a historical progression from weights to context to harness, analyze memory, skills, and protocols as three distinct but coupled forms of externalization, and examine how they interact inside a larger agent system.</w:t>
+      </w:r>
+    </w:p>
+    <w:p/>
+    <w:p>
+      <w:r/>
+      <w:r>
+        <w:rPr>
+          <w:b/>
+        </w:rPr>
+        <w:t>Why I recommend this paper:</w:t>
+      </w:r>
+      <w:r/>
+    </w:p>
+    <w:p>
+      <w:r>
+        <w:t xml:space="preserve">This paper provides the </w:t>
+      </w:r>
+      <w:r>
+        <w:rPr>
+          <w:b/>
+        </w:rPr>
+        <w:t>systems-level theory for why externalized infrastructure (skills, protocols, harness) is essential for agent governance</w:t>
+      </w:r>
+      <w:r>
+        <w:t>. The insight: "agent infrastructure matters not merely because it adds auxiliary components, but because it transforms hard cognitive burdens into forms that the model can solve more reliably." Skills are not just convenience — they are the mechanism by which procedural expertise becomes inspectable, versionable, and governable.</w:t>
+      </w:r>
+    </w:p>
+    <w:p/>
+    <w:p>
+      <w:r/>
+      <w:r>
+        <w:rPr>
+          <w:b/>
+        </w:rPr>
+        <w:t>Relevance to our topic:</w:t>
+      </w:r>
+      <w:r/>
+    </w:p>
+    <w:p>
+      <w:r/>
+      <w:r>
+        <w:rPr>
+          <w:b/>
+        </w:rPr>
+        <w:t>Layer 1/2/3</w:t>
+      </w:r>
+      <w:r>
+        <w:t xml:space="preserve"> — The harness engineering layer is where governance is implemented. The paper identifies "evaluation, governance, and the long-term co-evolution of models and external infrastructure" as open challenges. The "self-evolving harnesses" direction is particularly relevant: as skills update themselves, governance must co-evolve.</w:t>
+      </w:r>
+    </w:p>
+    <w:p/>
+    <w:p>
+      <w:r/>
+      <w:r>
+        <w:rPr>
+          <w:b/>
+        </w:rPr>
+        <w:t>Which layer:</w:t>
+      </w:r>
+      <w:r>
+        <w:t xml:space="preserve"> </w:t>
+      </w:r>
+      <w:r>
+        <w:rPr>
+          <w:b/>
+        </w:rPr>
+        <w:t>Layer 1/2/3 — All layers</w:t>
+      </w:r>
+      <w:r>
+        <w:t xml:space="preserve"> (harness as unification layer)</w:t>
+      </w:r>
+    </w:p>
+    <w:p/>
+    <w:p>
+      <w:r/>
+      <w:r>
+        <w:rPr>
+          <w:b/>
+        </w:rPr>
+        <w:t>Is it a solution we're looking into?</w:t>
+      </w:r>
+      <w:r>
+        <w:t xml:space="preserve"> Yes, as architectural guidance. The externalization framework explains why our three-layer stack is the right structure: specs externalize intent (Layer 0), runtime enforcement externalizes control (Layer 1), and benchmarks externalize evaluation (Layer 2).</w:t>
+      </w:r>
+    </w:p>
+    <w:p/>
+    <w:p>
+      <w:r/>
+      <w:r>
+        <w:rPr>
+          <w:b/>
+        </w:rPr>
+        <w:t>Recommendation reason:</w:t>
+      </w:r>
+      <w:r>
+        <w:t xml:space="preserve"> This paper validates our fundamental approach: governance is not a feature added to agents, but a property of the externalized infrastructure that makes agents reliable.</w:t>
+      </w:r>
+    </w:p>
+    <w:p/>
+    <w:p/>
+    <w:p/>
+    <w:p>
+      <w:pPr>
+        <w:pStyle w:val="Heading1"/>
+      </w:pPr>
+      <w:r>
+        <w:t>New Products &amp; Frameworks (June 4, 2026)</w:t>
+      </w:r>
+    </w:p>
+    <w:p/>
+    <w:p>
+      <w:pPr>
+        <w:pStyle w:val="Heading2"/>
+      </w:pPr>
+      <w:r>
+        <w:t>AgentAssert</w:t>
+      </w:r>
+    </w:p>
+    <w:p>
+      <w:pPr>
+        <w:pStyle w:val="ListBullet"/>
+      </w:pPr>
+      <w:r>
+        <w:t>**Type:** Runtime enforcement library</w:t>
+      </w:r>
+    </w:p>
+    <w:p>
+      <w:pPr>
+        <w:pStyle w:val="ListBullet"/>
+      </w:pPr>
+      <w:r>
+        <w:t>**Source:** Agent Behavioral Contracts (ABC) paper implementation</w:t>
+      </w:r>
+    </w:p>
+    <w:p>
+      <w:pPr>
+        <w:pStyle w:val="ListBullet"/>
+      </w:pPr>
+      <w:r>
+        <w:t>**URL:** https://agentassert.com/research/</w:t>
+      </w:r>
+    </w:p>
+    <w:p>
+      <w:pPr>
+        <w:pStyle w:val="ListBullet"/>
+      </w:pPr>
+      <w:r>
+        <w:t>**Performance:** &lt;10 ms per action overhead</w:t>
+      </w:r>
+    </w:p>
+    <w:p>
+      <w:pPr>
+        <w:pStyle w:val="ListBullet"/>
+      </w:pPr>
+      <w:r>
+        <w:t>**Capability:** Detects 5.2-6.8 soft violations per session; 88-100% hard constraint compliance; behavioral drift bounded to D* &lt; 0.27</w:t>
+      </w:r>
+    </w:p>
+    <w:p>
+      <w:pPr>
+        <w:pStyle w:val="ListBullet"/>
+      </w:pPr>
+      <w:r>
+        <w:t>**License:** Open source (Qualixar suite)</w:t>
+      </w:r>
+    </w:p>
+    <w:p/>
+    <w:p>
+      <w:r/>
+      <w:r>
+        <w:rPr>
+          <w:b/>
+        </w:rPr>
+        <w:t>Why it matters:</w:t>
+      </w:r>
+      <w:r>
+        <w:t xml:space="preserve"> AgentAssert is the runtime implementation of ABC contracts. It turns formal specifications into executable enforcement. The &lt;10 ms overhead means zero perceptible latency in production.</w:t>
+      </w:r>
+    </w:p>
+    <w:p/>
+    <w:p/>
+    <w:p/>
+    <w:p>
+      <w:pPr>
+        <w:pStyle w:val="Heading2"/>
+      </w:pPr>
+      <w:r>
+        <w:t>SkillFortify (Open Source)</w:t>
+      </w:r>
+    </w:p>
+    <w:p>
+      <w:pPr>
+        <w:pStyle w:val="ListBullet"/>
+      </w:pPr>
+      <w:r>
+        <w:t>**Type:** Formal verification framework for skill supply chains</w:t>
+      </w:r>
+    </w:p>
+    <w:p>
+      <w:pPr>
+        <w:pStyle w:val="ListBullet"/>
+      </w:pPr>
+      <w:r>
+        <w:t>**Install:** `pip install skillfortify`</w:t>
+      </w:r>
+    </w:p>
+    <w:p>
+      <w:pPr>
+        <w:pStyle w:val="ListBullet"/>
+      </w:pPr>
+      <w:r>
+        <w:t>**GitHub:** https://github.com/varun369/skillfortify</w:t>
+      </w:r>
+    </w:p>
+    <w:p>
+      <w:pPr>
+        <w:pStyle w:val="ListBullet"/>
+      </w:pPr>
+      <w:r>
+        <w:t>**Performance:** F1=96.95%, 0% false positives on 540 skills; SAT resolution &lt;100 ms for 1,000-node graphs</w:t>
+      </w:r>
+    </w:p>
+    <w:p>
+      <w:pPr>
+        <w:pStyle w:val="ListBullet"/>
+      </w:pPr>
+      <w:r>
+        <w:t>**License:** MIT</w:t>
+      </w:r>
+    </w:p>
+    <w:p/>
+    <w:p>
+      <w:r/>
+      <w:r>
+        <w:rPr>
+          <w:b/>
+        </w:rPr>
+        <w:t>Why it matters:</w:t>
+      </w:r>
+      <w:r>
+        <w:t xml:space="preserve"> The first formal (not heuristic) skill security scanner. Replaces "no findings does not mean no risk" with mathematical guarantees. Critical for CI/CD pipelines where false positives destroy developer trust.</w:t>
+      </w:r>
+    </w:p>
+    <w:p/>
+    <w:p/>
+    <w:p/>
+    <w:p>
+      <w:pPr>
+        <w:pStyle w:val="Heading2"/>
+      </w:pPr>
+      <w:r>
+        <w:t>AgentAssay (Open Source)</w:t>
+      </w:r>
+    </w:p>
+    <w:p>
+      <w:pPr>
+        <w:pStyle w:val="ListBullet"/>
+      </w:pPr>
+      <w:r>
+        <w:t>**Type:** Token-efficient regression testing for agent workflows</w:t>
+      </w:r>
+    </w:p>
+    <w:p>
+      <w:pPr>
+        <w:pStyle w:val="ListBullet"/>
+      </w:pPr>
+      <w:r>
+        <w:t>**Install:** `pip install agentassay`</w:t>
+      </w:r>
+    </w:p>
+    <w:p>
+      <w:pPr>
+        <w:pStyle w:val="ListBullet"/>
+      </w:pPr>
+      <w:r>
+        <w:t>**GitHub:** https://github.com/qualixar/agentassay</w:t>
+      </w:r>
+    </w:p>
+    <w:p>
+      <w:pPr>
+        <w:pStyle w:val="ListBullet"/>
+      </w:pPr>
+      <w:r>
+        <w:t>**Performance:** 78-100% cost reduction vs fixed-trial testing; 86% regression detection where binary tests have 0%</w:t>
+      </w:r>
+    </w:p>
+    <w:p>
+      <w:pPr>
+        <w:pStyle w:val="ListBullet"/>
+      </w:pPr>
+      <w:r>
+        <w:t>**License:** Open source</w:t>
+      </w:r>
+    </w:p>
+    <w:p/>
+    <w:p>
+      <w:r/>
+      <w:r>
+        <w:rPr>
+          <w:b/>
+        </w:rPr>
+        <w:t>Why it matters:</w:t>
+      </w:r>
+      <w:r>
+        <w:t xml:space="preserve"> The first principled regression testing framework for non-deterministic agents. Enables CI/CD governance: "did this update break safety properties?" With pytest integration, it fits existing developer workflows.</w:t>
+      </w:r>
+    </w:p>
+    <w:p/>
+    <w:p/>
+    <w:p/>
+    <w:p>
+      <w:pPr>
+        <w:pStyle w:val="Heading2"/>
+      </w:pPr>
+      <w:r>
+        <w:t>Agent Control Protocol (ACP)</w:t>
+      </w:r>
+    </w:p>
+    <w:p>
+      <w:pPr>
+        <w:pStyle w:val="ListBullet"/>
+      </w:pPr>
+      <w:r>
+        <w:t>**Type:** Temporal admission control protocol with formal verification</w:t>
+      </w:r>
+    </w:p>
+    <w:p>
+      <w:pPr>
+        <w:pStyle w:val="ListBullet"/>
+      </w:pPr>
+      <w:r>
+        <w:t>**Implementation:** Go (23 packages), 138 conformance test vectors</w:t>
+      </w:r>
+    </w:p>
+    <w:p>
+      <w:pPr>
+        <w:pStyle w:val="ListBullet"/>
+      </w:pPr>
+      <w:r>
+        <w:t>**Performance:** 1,720,000 req/s; 739-832 ns decision latency</w:t>
+      </w:r>
+    </w:p>
+    <w:p>
+      <w:pPr>
+        <w:pStyle w:val="ListBullet"/>
+      </w:pPr>
+      <w:r>
+        <w:t>**Verification:** TLA+ across 4,294,930,695 states, 0 violations</w:t>
+      </w:r>
+    </w:p>
+    <w:p>
+      <w:pPr>
+        <w:pStyle w:val="ListBullet"/>
+      </w:pPr>
+      <w:r>
+        <w:t>**URL:** https://github.com/topics/agent-control-protocol</w:t>
+      </w:r>
+    </w:p>
+    <w:p/>
+    <w:p>
+      <w:r/>
+      <w:r>
+        <w:rPr>
+          <w:b/>
+        </w:rPr>
+        <w:t>Why it matters:</w:t>
+      </w:r>
+      <w:r>
+        <w:t xml:space="preserve"> Production-ready admission control with mathematical proof of safety and liveness. The 6-paper Agent Governance Series provides the theoretical foundation; ACP is the operational implementation.</w:t>
+      </w:r>
+    </w:p>
+    <w:p/>
+    <w:p/>
+    <w:p/>
+    <w:p>
+      <w:pPr>
+        <w:pStyle w:val="Heading2"/>
+      </w:pPr>
+      <w:r>
+        <w:t>SkillsVote</w:t>
+      </w:r>
+    </w:p>
+    <w:p>
+      <w:pPr>
+        <w:pStyle w:val="ListBullet"/>
+      </w:pPr>
+      <w:r>
+        <w:t>**Type:** Skills engine for AI agents</w:t>
+      </w:r>
+    </w:p>
+    <w:p>
+      <w:pPr>
+        <w:pStyle w:val="ListBullet"/>
+      </w:pPr>
+      <w:r>
+        <w:t>**Reference:** Comprehensive Survey on Agent Skills (arXiv:2605.07358)</w:t>
+      </w:r>
+    </w:p>
+    <w:p>
+      <w:pPr>
+        <w:pStyle w:val="ListBullet"/>
+      </w:pPr>
+      <w:r>
+        <w:t>**Status:** Mentioned as ecosystem resource</w:t>
+      </w:r>
+    </w:p>
+    <w:p/>
+    <w:p>
+      <w:r/>
+      <w:r>
+        <w:rPr>
+          <w:b/>
+        </w:rPr>
+        <w:t>Why it matters:</w:t>
+      </w:r>
+      <w:r>
+        <w:t xml:space="preserve"> Part of the emerging skill routing and governance infrastructure. SkillsVote and similar engines will become the distribution layer where governance policies are enforced.</w:t>
+      </w:r>
+    </w:p>
+    <w:p/>
+    <w:p/>
+    <w:p/>
+    <w:p>
+      <w:pPr>
+        <w:pStyle w:val="Heading1"/>
+      </w:pPr>
+      <w:r>
+        <w:t>Updated Implementation Roadmap</w:t>
+      </w:r>
+    </w:p>
+    <w:p/>
+    <w:p>
+      <w:pPr>
+        <w:pStyle w:val="Heading2"/>
+      </w:pPr>
+      <w:r>
+        <w:t>Immediate (30 days)</w:t>
+      </w:r>
+    </w:p>
+    <w:p>
+      <w:pPr>
+        <w:pStyle w:val="ListNumber"/>
+      </w:pPr>
+      <w:r>
+        <w:t>**Adopt GovernSpec's 12 contract sections** for all skill specifications</w:t>
+      </w:r>
+    </w:p>
+    <w:p>
+      <w:pPr>
+        <w:pStyle w:val="ListNumber"/>
+      </w:pPr>
+      <w:r>
+        <w:t>**Deploy Skilldex** for validation — check 100% of skill packages</w:t>
+      </w:r>
+    </w:p>
+    <w:p>
+      <w:pPr>
+        <w:pStyle w:val="ListNumber"/>
+      </w:pPr>
+      <w:r>
+        <w:t>**Map existing skills to OWASP Top 10** — identify which risks are unaddressed</w:t>
+      </w:r>
+    </w:p>
+    <w:p>
+      <w:pPr>
+        <w:pStyle w:val="ListNumber"/>
+      </w:pPr>
+      <w:r>
+        <w:t>**NEW: Integrate SkillFortify** into CI/CD for formal skill supply chain verification</w:t>
+      </w:r>
+    </w:p>
+    <w:p>
+      <w:pPr>
+        <w:pStyle w:val="ListNumber"/>
+      </w:pPr>
+      <w:r>
+        <w:t>**NEW: Adopt ABC contract structure** (P, I, G, R) for all agent specifications</w:t>
+      </w:r>
+    </w:p>
+    <w:p/>
+    <w:p>
+      <w:pPr>
+        <w:pStyle w:val="Heading2"/>
+      </w:pPr>
+      <w:r>
+        <w:t>Short-term (90 days)</w:t>
+      </w:r>
+    </w:p>
+    <w:p>
+      <w:pPr>
+        <w:pStyle w:val="ListNumber"/>
+      </w:pPr>
+      <w:r>
+        <w:t>**Implement LGA Layer 1** (sandboxing) for all agent execution</w:t>
+      </w:r>
+    </w:p>
+    <w:p>
+      <w:pPr>
+        <w:pStyle w:val="ListNumber"/>
+      </w:pPr>
+      <w:r>
+        <w:t>**Deploy ST-WebAgentBench** for web agent evaluation</w:t>
+      </w:r>
+    </w:p>
+    <w:p>
+      <w:pPr>
+        <w:pStyle w:val="ListNumber"/>
+      </w:pPr>
+      <w:r>
+        <w:t>**Establish baseline** with BeSafe-Bench on current agents</w:t>
+      </w:r>
+    </w:p>
+    <w:p>
+      <w:pPr>
+        <w:pStyle w:val="ListNumber"/>
+      </w:pPr>
+      <w:r>
+        <w:t>**NEW: Deploy AgentAssert** for runtime contract enforcement on critical agents</w:t>
+      </w:r>
+    </w:p>
+    <w:p>
+      <w:pPr>
+        <w:pStyle w:val="ListNumber"/>
+      </w:pPr>
+      <w:r>
+        <w:t>**NEW: Implement ACP-style temporal admission control** for high-throughput agent services</w:t>
+      </w:r>
+    </w:p>
+    <w:p>
+      <w:pPr>
+        <w:pStyle w:val="ListNumber"/>
+      </w:pPr>
+      <w:r>
+        <w:t>**NEW: Integrate AgentAssay** into CI/CD for regression testing of safety properties</w:t>
+      </w:r>
+    </w:p>
+    <w:p/>
+    <w:p>
+      <w:pPr>
+        <w:pStyle w:val="Heading2"/>
+      </w:pPr>
+      <w:r>
+        <w:t>Strategic (12 months)</w:t>
+      </w:r>
+    </w:p>
+    <w:p>
+      <w:pPr>
+        <w:pStyle w:val="ListNumber"/>
+      </w:pPr>
+      <w:r>
+        <w:t>**Full LGA stack** — all four layers operational</w:t>
+      </w:r>
+    </w:p>
+    <w:p>
+      <w:pPr>
+        <w:pStyle w:val="ListNumber"/>
+      </w:pPr>
+      <w:r>
+        <w:t>**Microsoft-style governance toolkit** — registration, policy, audit, evaluation, human-in-the-loop</w:t>
+      </w:r>
+    </w:p>
+    <w:p>
+      <w:pPr>
+        <w:pStyle w:val="ListNumber"/>
+      </w:pPr>
+      <w:r>
+        <w:t>**Continuous evaluation** — weekly safety benchmarks with automated reporting</w:t>
+      </w:r>
+    </w:p>
+    <w:p>
+      <w:pPr>
+        <w:pStyle w:val="ListNumber"/>
+      </w:pPr>
+      <w:r>
+        <w:t>**NEW: Implement skill-level attestation** (per MIGT) binding skill execution to verified machine identity</w:t>
+      </w:r>
+    </w:p>
+    <w:p>
+      <w:pPr>
+        <w:pStyle w:val="ListNumber"/>
+      </w:pPr>
+      <w:r>
+        <w:t>**NEW: Adopt Agent Governance Series** (6 papers) as the formal foundation for all governance architecture</w:t>
+      </w:r>
+    </w:p>
+    <w:p>
+      <w:pPr>
+        <w:pStyle w:val="ListNumber"/>
+      </w:pPr>
+      <w:r>
+        <w:t>**NEW: Build benchmark consistency dashboard** using Taxonomy and Consistency Analysis framework — never trust a single benchmark</w:t>
+      </w:r>
+    </w:p>
+    <w:p/>
+    <w:p/>
+    <w:p/>
+    <w:p>
+      <w:pPr>
+        <w:pStyle w:val="Heading1"/>
+      </w:pPr>
+      <w:r>
+        <w:t>Why This Matters (Updated)</w:t>
+      </w:r>
+    </w:p>
+    <w:p/>
+    <w:p>
+      <w:r/>
+      <w:r>
+        <w:rPr>
+          <w:b/>
+        </w:rPr>
+        <w:t>The data is clear:</w:t>
+      </w:r>
+      <w:r/>
+    </w:p>
+    <w:p>
+      <w:pPr>
+        <w:pStyle w:val="ListBullet"/>
+      </w:pPr>
+      <w:r>
+        <w:t>34% of community skill packages are malformed (Skilldex)</w:t>
+      </w:r>
+    </w:p>
+    <w:p>
+      <w:pPr>
+        <w:pStyle w:val="ListBullet"/>
+      </w:pPr>
+      <w:r>
+        <w:t>89% of attacks succeed against baseline guardrails (LGA)</w:t>
+      </w:r>
+    </w:p>
+    <w:p>
+      <w:pPr>
+        <w:pStyle w:val="ListBullet"/>
+      </w:pPr>
+      <w:r>
+        <w:t>60%+ of tasks have safety violations (BeSafe-Bench)</w:t>
+      </w:r>
+    </w:p>
+    <w:p>
+      <w:pPr>
+        <w:pStyle w:val="ListBullet"/>
+      </w:pPr>
+      <w:r>
+        <w:t>40% of agent projects face cancellation (Agent Evaluation Guide)</w:t>
+      </w:r>
+    </w:p>
+    <w:p>
+      <w:pPr>
+        <w:pStyle w:val="ListBullet"/>
+      </w:pPr>
+      <w:r>
+        <w:t>73% incident reduction with governance toolkit (Microsoft)</w:t>
+      </w:r>
+    </w:p>
+    <w:p>
+      <w:pPr>
+        <w:pStyle w:val="ListBullet"/>
+      </w:pPr>
+      <w:r>
+        <w:t>**NEW: 0% concordance across safety benchmarks (Kendall's W = 0.10) — benchmark scores are mostly noise**</w:t>
+      </w:r>
+    </w:p>
+    <w:p>
+      <w:pPr>
+        <w:pStyle w:val="ListBullet"/>
+      </w:pPr>
+      <w:r>
+        <w:t>**NEW: 100% of individually-valid requests in a 500-request attack chain approved by stateless engines — temporal governance is essential**</w:t>
+      </w:r>
+    </w:p>
+    <w:p>
+      <w:pPr>
+        <w:pStyle w:val="ListBullet"/>
+      </w:pPr>
+      <w:r>
+        <w:t>**NEW: 1,200+ malicious skills infiltrated OpenClaw marketplace (ClawHavoc) — heuristic scanning is insufficient**</w:t>
+      </w:r>
+    </w:p>
+    <w:p/>
+    <w:p>
+      <w:r/>
+      <w:r>
+        <w:rPr>
+          <w:b/>
+        </w:rPr>
+        <w:t>Governance is not optional. It's the difference between agents that work and agents that are safe to use.</w:t>
+      </w:r>
+      <w:r/>
+    </w:p>
+    <w:p/>
+    <w:p>
+      <w:r/>
+      <w:r>
+        <w:rPr>
+          <w:b/>
+        </w:rPr>
+        <w:t>The shift from heuristic to formal guarantees is accelerating. ABC, AgentVerify, SkillFortify, and ACP provide mathematically grounded governance mechanisms. The question is no longer "should we govern agents?" but "which formal framework should we adopt first?"</w:t>
+      </w:r>
+      <w:r/>
+    </w:p>
+    <w:p/>
+    <w:p/>
+    <w:p/>
+    <w:p>
+      <w:r>
+        <w:t xml:space="preserve">*Compiled by EvaPaper | June 4, 2026*  </w:t>
+      </w:r>
+    </w:p>
+    <w:p>
+      <w:r>
+        <w:t>*Repo: https://github.com/ginaecho/EvaPaper*</w:t>
+      </w:r>
+    </w:p>
+    <w:p/>
+    <w:p/>
+    <w:p>
+      <w:pPr>
+        <w:pStyle w:val="Heading2"/>
+      </w:pPr>
+      <w:r>
+        <w:t>Layer 0: Spec-Level Governance</w:t>
+      </w:r>
+    </w:p>
+    <w:p/>
+    <w:p>
+      <w:r/>
+      <w:r>
+        <w:rPr>
+          <w:b/>
+        </w:rPr>
+        <w:t>Goal:</w:t>
+      </w:r>
+      <w:r>
+        <w:t xml:space="preserve"> Ensure every skill specification is correct, complete, and safe before it ever reaches an agent.</w:t>
+      </w:r>
+    </w:p>
+    <w:p/>
+    <w:p>
+      <w:r/>
+      <w:r>
+        <w:rPr>
+          <w:b/>
+        </w:rPr>
+        <w:t>Key papers:</w:t>
+      </w:r>
+      <w:r>
+        <w:t xml:space="preserve"> Skilldex, GovernSpec</w:t>
+      </w:r>
+    </w:p>
+    <w:p/>
+    <w:p>
+      <w:r/>
+      <w:r>
+        <w:rPr>
+          <w:b/>
+        </w:rPr>
+        <w:t>Key questions:</w:t>
+      </w:r>
+      <w:r/>
+    </w:p>
+    <w:p>
+      <w:pPr>
+        <w:pStyle w:val="ListBullet"/>
+      </w:pPr>
+      <w:r>
+        <w:t>Does the skill follow the format specification?</w:t>
+      </w:r>
+    </w:p>
+    <w:p>
+      <w:pPr>
+        <w:pStyle w:val="ListBullet"/>
+      </w:pPr>
+      <w:r>
+        <w:t>Are goals, boundaries, and permissions declared?</w:t>
+      </w:r>
+    </w:p>
+    <w:p>
+      <w:pPr>
+        <w:pStyle w:val="ListBullet"/>
+      </w:pPr>
+      <w:r>
+        <w:t>Are there coherence conflicts with other skills?</w:t>
+      </w:r>
+    </w:p>
+    <w:p>
+      <w:pPr>
+        <w:pStyle w:val="ListBullet"/>
+      </w:pPr>
+      <w:r>
+        <w:t>Does the skill specify verification steps and human approval points?</w:t>
+      </w:r>
+    </w:p>
+    <w:p/>
+    <w:p>
+      <w:r/>
+      <w:r>
+        <w:rPr>
+          <w:b/>
+        </w:rPr>
+        <w:t>Tools:</w:t>
+      </w:r>
+      <w:r/>
+    </w:p>
+    <w:p>
+      <w:pPr>
+        <w:pStyle w:val="ListBullet"/>
+      </w:pPr>
+      <w:r>
+        <w:t>Skilldex (validation engine)</w:t>
+      </w:r>
+    </w:p>
+    <w:p>
+      <w:pPr>
+        <w:pStyle w:val="ListBullet"/>
+      </w:pPr>
+      <w:r>
+        <w:t>GovernSpec's 12 contract sections</w:t>
+      </w:r>
+    </w:p>
+    <w:p/>
+    <w:p>
+      <w:pPr>
+        <w:pStyle w:val="Heading2"/>
+      </w:pPr>
+      <w:r>
+        <w:t>Layer 1: Runtime-Level Governance</w:t>
+      </w:r>
+    </w:p>
+    <w:p/>
+    <w:p>
+      <w:r/>
+      <w:r>
+        <w:rPr>
+          <w:b/>
+        </w:rPr>
+        <w:t>Goal:</w:t>
+      </w:r>
+      <w:r>
+        <w:t xml:space="preserve"> Ensure every agent execution is sandboxed, verified, authorized, and logged.</w:t>
+      </w:r>
+    </w:p>
+    <w:p/>
+    <w:p>
+      <w:r/>
+      <w:r>
+        <w:rPr>
+          <w:b/>
+        </w:rPr>
+        <w:t>Key papers:</w:t>
+      </w:r>
+      <w:r>
+        <w:t xml:space="preserve"> LGA, OWASP (Prompt Injection, Excessive Agency)</w:t>
+      </w:r>
+    </w:p>
+    <w:p/>
+    <w:p>
+      <w:r/>
+      <w:r>
+        <w:rPr>
+          <w:b/>
+        </w:rPr>
+        <w:t>Key questions:</w:t>
+      </w:r>
+      <w:r/>
+    </w:p>
+    <w:p>
+      <w:pPr>
+        <w:pStyle w:val="ListBullet"/>
+      </w:pPr>
+      <w:r>
+        <w:t>Is the agent executing in a sandbox?</w:t>
+      </w:r>
+    </w:p>
+    <w:p>
+      <w:pPr>
+        <w:pStyle w:val="ListBullet"/>
+      </w:pPr>
+      <w:r>
+        <w:t>Is the intent verified before tool invocation?</w:t>
+      </w:r>
+    </w:p>
+    <w:p>
+      <w:pPr>
+        <w:pStyle w:val="ListBullet"/>
+      </w:pPr>
+      <w:r>
+        <w:t>Are inter-agent communications zero-trust authorized?</w:t>
+      </w:r>
+    </w:p>
+    <w:p>
+      <w:pPr>
+        <w:pStyle w:val="ListBullet"/>
+      </w:pPr>
+      <w:r>
+        <w:t>Is every action immutably logged?</w:t>
+      </w:r>
+    </w:p>
+    <w:p/>
+    <w:p>
+      <w:r/>
+      <w:r>
+        <w:rPr>
+          <w:b/>
+        </w:rPr>
+        <w:t>Tools:</w:t>
+      </w:r>
+      <w:r/>
+    </w:p>
+    <w:p>
+      <w:pPr>
+        <w:pStyle w:val="ListBullet"/>
+      </w:pPr>
+      <w:r>
+        <w:t>LGA's four layers (sandboxing, intent verification, zero-trust authorization, audit logging)</w:t>
+      </w:r>
+    </w:p>
+    <w:p>
+      <w:pPr>
+        <w:pStyle w:val="ListBullet"/>
+      </w:pPr>
+      <w:r>
+        <w:t>OWASP mitigation strategies</w:t>
+      </w:r>
+    </w:p>
+    <w:p/>
+    <w:p>
+      <w:pPr>
+        <w:pStyle w:val="Heading2"/>
+      </w:pPr>
+      <w:r>
+        <w:t>Layer 2: Behavioral-Level Governance</w:t>
+      </w:r>
+    </w:p>
+    <w:p/>
+    <w:p>
+      <w:r/>
+      <w:r>
+        <w:rPr>
+          <w:b/>
+        </w:rPr>
+        <w:t>Goal:</w:t>
+      </w:r>
+      <w:r>
+        <w:t xml:space="preserve"> Ensure every agent behaves safely and trustworthily in real-world tasks.</w:t>
+      </w:r>
+    </w:p>
+    <w:p/>
+    <w:p>
+      <w:r/>
+      <w:r>
+        <w:rPr>
+          <w:b/>
+        </w:rPr>
+        <w:t>Key papers:</w:t>
+      </w:r>
+      <w:r>
+        <w:t xml:space="preserve"> BeSafe-Bench, ST-WebAgentBench, Agent Evaluation Guide</w:t>
+      </w:r>
+    </w:p>
+    <w:p/>
+    <w:p>
+      <w:r/>
+      <w:r>
+        <w:rPr>
+          <w:b/>
+        </w:rPr>
+        <w:t>Key questions:</w:t>
+      </w:r>
+      <w:r/>
+    </w:p>
+    <w:p>
+      <w:pPr>
+        <w:pStyle w:val="ListBullet"/>
+      </w:pPr>
+      <w:r>
+        <w:t>Does the agent complete tasks while adhering to safety constraints?</w:t>
+      </w:r>
+    </w:p>
+    <w:p>
+      <w:pPr>
+        <w:pStyle w:val="ListBullet"/>
+      </w:pPr>
+      <w:r>
+        <w:t>Does it violate policies under task pressure?</w:t>
+      </w:r>
+    </w:p>
+    <w:p>
+      <w:pPr>
+        <w:pStyle w:val="ListBullet"/>
+      </w:pPr>
+      <w:r>
+        <w:t>Can it recover from errors?</w:t>
+      </w:r>
+    </w:p>
+    <w:p>
+      <w:pPr>
+        <w:pStyle w:val="ListBullet"/>
+      </w:pPr>
+      <w:r>
+        <w:t>Does its reasoning align with human expectations?</w:t>
+      </w:r>
+    </w:p>
+    <w:p/>
+    <w:p>
+      <w:r/>
+      <w:r>
+        <w:rPr>
+          <w:b/>
+        </w:rPr>
+        <w:t>Tools:</w:t>
+      </w:r>
+      <w:r/>
+    </w:p>
+    <w:p>
+      <w:pPr>
+        <w:pStyle w:val="ListBullet"/>
+      </w:pPr>
+      <w:r>
+        <w:t>BeSafe-Bench (functional environment testing)</w:t>
+      </w:r>
+    </w:p>
+    <w:p>
+      <w:pPr>
+        <w:pStyle w:val="ListBullet"/>
+      </w:pPr>
+      <w:r>
+        <w:t>ST-WebAgentBench (enterprise scenario testing)</w:t>
+      </w:r>
+    </w:p>
+    <w:p>
+      <w:pPr>
+        <w:pStyle w:val="ListBullet"/>
+      </w:pPr>
+      <w:r>
+        <w:t>Agent Evaluation Guide's six dimensions</w:t>
+      </w:r>
+    </w:p>
+    <w:p/>
+    <w:p/>
+    <w:p/>
+    <w:p>
+      <w:pPr>
+        <w:pStyle w:val="Heading1"/>
+      </w:pPr>
+      <w:r>
+        <w:t>Implementation Roadmap</w:t>
+      </w:r>
+    </w:p>
+    <w:p/>
+    <w:p>
+      <w:pPr>
+        <w:pStyle w:val="Heading2"/>
+      </w:pPr>
+      <w:r>
+        <w:t>Immediate (30 days)</w:t>
+      </w:r>
+    </w:p>
+    <w:p>
+      <w:pPr>
+        <w:pStyle w:val="ListNumber"/>
+      </w:pPr>
+      <w:r>
+        <w:t>**Adopt GovernSpec's 12 contract sections** for all skill specifications</w:t>
+      </w:r>
+    </w:p>
+    <w:p>
+      <w:pPr>
+        <w:pStyle w:val="ListNumber"/>
+      </w:pPr>
+      <w:r>
+        <w:t>**Deploy Skilldex** for validation — check 100% of skill packages</w:t>
+      </w:r>
+    </w:p>
+    <w:p>
+      <w:pPr>
+        <w:pStyle w:val="ListNumber"/>
+      </w:pPr>
+      <w:r>
+        <w:t>**Map existing skills to OWASP Top 10** — identify which risks are unaddressed</w:t>
+      </w:r>
+    </w:p>
+    <w:p/>
+    <w:p>
+      <w:pPr>
+        <w:pStyle w:val="Heading2"/>
+      </w:pPr>
+      <w:r>
+        <w:t>Short-term (90 days)</w:t>
+      </w:r>
+    </w:p>
+    <w:p>
+      <w:pPr>
+        <w:pStyle w:val="ListNumber"/>
+      </w:pPr>
+      <w:r>
+        <w:t>**Implement LGA Layer 1** (sandboxing) for all agent execution</w:t>
+      </w:r>
+    </w:p>
+    <w:p>
+      <w:pPr>
+        <w:pStyle w:val="ListNumber"/>
+      </w:pPr>
+      <w:r>
+        <w:t>**Deploy ST-WebAgentBench** for web agent evaluation</w:t>
+      </w:r>
+    </w:p>
+    <w:p>
+      <w:pPr>
+        <w:pStyle w:val="ListNumber"/>
+      </w:pPr>
+      <w:r>
+        <w:t>**Establish baseline** with BeSafe-Bench on current agents</w:t>
+      </w:r>
+    </w:p>
+    <w:p/>
+    <w:p>
+      <w:pPr>
+        <w:pStyle w:val="Heading2"/>
+      </w:pPr>
+      <w:r>
+        <w:t>Strategic (12 months)</w:t>
+      </w:r>
+    </w:p>
+    <w:p>
+      <w:pPr>
+        <w:pStyle w:val="ListNumber"/>
+      </w:pPr>
+      <w:r>
+        <w:t>**Full LGA stack** — all four layers operational</w:t>
+      </w:r>
+    </w:p>
+    <w:p>
+      <w:pPr>
+        <w:pStyle w:val="ListNumber"/>
+      </w:pPr>
+      <w:r>
+        <w:t>**Microsoft-style governance toolkit** — registration, policy, audit, evaluation, human-in-the-loop</w:t>
+      </w:r>
+    </w:p>
+    <w:p>
+      <w:pPr>
+        <w:pStyle w:val="ListNumber"/>
+      </w:pPr>
+      <w:r>
+        <w:t>**Continuous evaluation** — weekly safety benchmarks with automated reporting</w:t>
+      </w:r>
+    </w:p>
+    <w:p/>
+    <w:p/>
+    <w:p/>
+    <w:p>
+      <w:pPr>
+        <w:pStyle w:val="Heading1"/>
+      </w:pPr>
+      <w:r>
+        <w:t>Why This Matters</w:t>
+      </w:r>
+    </w:p>
+    <w:p/>
+    <w:p>
+      <w:r/>
+      <w:r>
+        <w:rPr>
+          <w:b/>
+        </w:rPr>
+        <w:t>The data is clear:</w:t>
+      </w:r>
+      <w:r/>
+    </w:p>
+    <w:p>
+      <w:pPr>
+        <w:pStyle w:val="ListBullet"/>
+      </w:pPr>
+      <w:r>
+        <w:t>34% of community skill packages are malformed (Skilldex)</w:t>
+      </w:r>
+    </w:p>
+    <w:p>
+      <w:pPr>
+        <w:pStyle w:val="ListBullet"/>
+      </w:pPr>
+      <w:r>
+        <w:t>89% of attacks succeed against baseline guardrails (LGA)</w:t>
+      </w:r>
+    </w:p>
+    <w:p>
+      <w:pPr>
+        <w:pStyle w:val="ListBullet"/>
+      </w:pPr>
+      <w:r>
+        <w:t>60%+ of tasks have safety violations (BeSafe-Bench)</w:t>
+      </w:r>
+    </w:p>
+    <w:p>
+      <w:pPr>
+        <w:pStyle w:val="ListBullet"/>
+      </w:pPr>
+      <w:r>
+        <w:t>40% of agent projects face cancellation (Agent Evaluation Guide)</w:t>
+      </w:r>
+    </w:p>
+    <w:p>
+      <w:pPr>
+        <w:pStyle w:val="ListBullet"/>
+      </w:pPr>
+      <w:r>
+        <w:t>73% incident reduction with governance toolkit (Microsoft)</w:t>
+      </w:r>
+    </w:p>
+    <w:p/>
+    <w:p>
+      <w:r/>
+      <w:r>
+        <w:rPr>
+          <w:b/>
+        </w:rPr>
+        <w:t>Governance is not optional. It's the difference between agents that work and agents that are safe to use.</w:t>
+      </w:r>
+      <w:r/>
+    </w:p>
+    <w:p/>
+    <w:p/>
+    <w:p/>
+    <w:p>
+      <w:r>
+        <w:t xml:space="preserve">*Compiled by EvaPaper | May 31, 2026*  </w:t>
+      </w:r>
+    </w:p>
+    <w:p>
+      <w:r>
+        <w:t>*Repo: https://github.com/ginaecho/EvaPaper*</w:t>
+      </w:r>
+    </w:p>
     <w:sectPr>
       <w:pgSz w:w="12240" w:h="15840"/>
       <w:pgMar w:top="1440" w:right="1800" w:bottom="1440" w:left="1800" w:header="720" w:footer="720" w:gutter="0"/>
@@ -1235,6 +5434,10 @@
     <w:name w:val="Normal"/>
     <w:qFormat/>
     <w:rsid w:val="00FC693F"/>
+    <w:rPr>
+      <w:rFonts w:ascii="Calibri" w:hAnsi="Calibri"/>
+      <w:sz w:val="22"/>
+    </w:rPr>
   </w:style>
   <w:style w:type="paragraph" w:styleId="Header">
     <w:name w:val="header"/>

--- a/AI_Agent_Governance_Three_Layer_Stack_and_Papers.docx
+++ b/AI_Agent_Governance_Three_Layer_Stack_and_Papers.docx
@@ -7207,6 +7207,722 @@
       </w:r>
       <w:r>
         <w:t xml:space="preserve">Specifications are meaningless if they don’t match implementation. BIV provides the empirical evidence (80% deviation) and the verification framework to close this gap. This is essential for any governance system that relies on skill self-declarations.</w:t>
+      </w:r>
+    </w:p>
+    <w:p>
+      <w:pPr>
+        <w:pStyle w:val="BodyText"/>
+      </w:pPr>
+      <w:r>
+        <w:rPr>
+          <w:bCs/>
+          <w:b/>
+        </w:rPr>
+        <w:t xml:space="preserve">Detailed Analysis — What BIV Actually Studies:</w:t>
+      </w:r>
+    </w:p>
+    <w:p>
+      <w:pPr>
+        <w:pStyle w:val="BlockText"/>
+      </w:pPr>
+      <w:r>
+        <w:rPr>
+          <w:iCs/>
+          <w:i/>
+        </w:rPr>
+        <w:t xml:space="preserve">The following analysis clarifies two key questions about BIV’s scope and claims.</w:t>
+      </w:r>
+    </w:p>
+    <w:p>
+      <w:pPr>
+        <w:pStyle w:val="FirstParagraph"/>
+      </w:pPr>
+      <w:r>
+        <w:rPr>
+          <w:bCs/>
+          <w:b/>
+        </w:rPr>
+        <w:t xml:space="preserve">Who generated the code?</w:t>
+      </w:r>
+    </w:p>
+    <w:p>
+      <w:pPr>
+        <w:pStyle w:val="BodyText"/>
+      </w:pPr>
+      <w:r>
+        <w:t xml:space="preserve">From what we can tell from the paper, the vast majority of the analyzed skills are</w:t>
+      </w:r>
+      <w:r>
+        <w:t xml:space="preserve"> </w:t>
+      </w:r>
+      <w:r>
+        <w:rPr>
+          <w:bCs/>
+          <w:b/>
+        </w:rPr>
+        <w:t xml:space="preserve">human-authored skill packages</w:t>
+      </w:r>
+      <w:r>
+        <w:t xml:space="preserve">. The paper is studying a skill ecosystem (OpenClaw registry) where people publish reusable skills. A skill package contains things like:</w:t>
+      </w:r>
+    </w:p>
+    <w:p>
+      <w:pPr>
+        <w:pStyle w:val="SourceCode"/>
+      </w:pPr>
+      <w:r>
+        <w:rPr>
+          <w:rStyle w:val="VerbatimChar"/>
+        </w:rPr>
+        <w:t xml:space="preserve">metadata.yaml</w:t>
+      </w:r>
+      <w:r>
+        <w:br/>
+      </w:r>
+      <w:r>
+        <w:rPr>
+          <w:rStyle w:val="VerbatimChar"/>
+        </w:rPr>
+        <w:t xml:space="preserve">instructions.md</w:t>
+      </w:r>
+      <w:r>
+        <w:br/>
+      </w:r>
+      <w:r>
+        <w:rPr>
+          <w:rStyle w:val="VerbatimChar"/>
+        </w:rPr>
+        <w:t xml:space="preserve">tool.py</w:t>
+      </w:r>
+      <w:r>
+        <w:br/>
+      </w:r>
+      <w:r>
+        <w:rPr>
+          <w:rStyle w:val="VerbatimChar"/>
+        </w:rPr>
+        <w:t xml:space="preserve">config.json</w:t>
+      </w:r>
+    </w:p>
+    <w:p>
+      <w:pPr>
+        <w:pStyle w:val="FirstParagraph"/>
+      </w:pPr>
+      <w:r>
+        <w:t xml:space="preserve">The skill author writes these artifacts. The agent later loads them. So the paper is generally not studying:</w:t>
+      </w:r>
+    </w:p>
+    <w:p>
+      <w:pPr>
+        <w:pStyle w:val="SourceCode"/>
+      </w:pPr>
+      <w:r>
+        <w:rPr>
+          <w:rStyle w:val="VerbatimChar"/>
+        </w:rPr>
+        <w:t xml:space="preserve">Agent</w:t>
+      </w:r>
+      <w:r>
+        <w:br/>
+      </w:r>
+      <w:r>
+        <w:rPr>
+          <w:rStyle w:val="VerbatimChar"/>
+        </w:rPr>
+        <w:t xml:space="preserve"> → generates code</w:t>
+      </w:r>
+      <w:r>
+        <w:br/>
+      </w:r>
+      <w:r>
+        <w:rPr>
+          <w:rStyle w:val="VerbatimChar"/>
+        </w:rPr>
+        <w:t xml:space="preserve"> → runs generated code</w:t>
+      </w:r>
+    </w:p>
+    <w:p>
+      <w:pPr>
+        <w:pStyle w:val="FirstParagraph"/>
+      </w:pPr>
+      <w:r>
+        <w:t xml:space="preserve">It is studying:</w:t>
+      </w:r>
+    </w:p>
+    <w:p>
+      <w:pPr>
+        <w:pStyle w:val="SourceCode"/>
+      </w:pPr>
+      <w:r>
+        <w:rPr>
+          <w:rStyle w:val="VerbatimChar"/>
+        </w:rPr>
+        <w:t xml:space="preserve">Human author</w:t>
+      </w:r>
+      <w:r>
+        <w:br/>
+      </w:r>
+      <w:r>
+        <w:rPr>
+          <w:rStyle w:val="VerbatimChar"/>
+        </w:rPr>
+        <w:t xml:space="preserve"> → publishes skill</w:t>
+      </w:r>
+      <w:r>
+        <w:br/>
+      </w:r>
+      <w:r>
+        <w:br/>
+      </w:r>
+      <w:r>
+        <w:rPr>
+          <w:rStyle w:val="VerbatimChar"/>
+        </w:rPr>
+        <w:t xml:space="preserve">Agent</w:t>
+      </w:r>
+      <w:r>
+        <w:br/>
+      </w:r>
+      <w:r>
+        <w:rPr>
+          <w:rStyle w:val="VerbatimChar"/>
+        </w:rPr>
+        <w:t xml:space="preserve"> → consumes skill</w:t>
+      </w:r>
+    </w:p>
+    <w:p>
+      <w:pPr>
+        <w:pStyle w:val="FirstParagraph"/>
+      </w:pPr>
+      <w:r>
+        <w:t xml:space="preserve">The distinction matters because BIV is mostly auditing the artifact before the agent uses it.</w:t>
+      </w:r>
+    </w:p>
+    <w:p>
+      <w:pPr>
+        <w:pStyle w:val="BodyText"/>
+      </w:pPr>
+      <w:r>
+        <w:rPr>
+          <w:bCs/>
+          <w:b/>
+        </w:rPr>
+        <w:t xml:space="preserve">Does the paper claim skill markdown can mandate agent behavior?</w:t>
+      </w:r>
+    </w:p>
+    <w:p>
+      <w:pPr>
+        <w:pStyle w:val="BodyText"/>
+      </w:pPr>
+      <w:r>
+        <w:t xml:space="preserve">The answer is</w:t>
+      </w:r>
+      <w:r>
+        <w:t xml:space="preserve"> </w:t>
+      </w:r>
+      <w:r>
+        <w:rPr>
+          <w:bCs/>
+          <w:b/>
+        </w:rPr>
+        <w:t xml:space="preserve">yes, but with an important caveat.</w:t>
+      </w:r>
+    </w:p>
+    <w:p>
+      <w:pPr>
+        <w:pStyle w:val="BodyText"/>
+      </w:pPr>
+      <w:r>
+        <w:t xml:space="preserve">When the paper says:</w:t>
+      </w:r>
+      <w:r>
+        <w:t xml:space="preserve"> </w:t>
+      </w:r>
+      <w:r>
+        <w:rPr>
+          <w:iCs/>
+          <w:i/>
+        </w:rPr>
+        <w:t xml:space="preserve">“</w:t>
+      </w:r>
+      <w:r>
+        <w:rPr>
+          <w:iCs/>
+          <w:i/>
+        </w:rPr>
+        <w:t xml:space="preserve">a fragment of natural-language text in a metadata file can override the agent’s decision loop as effectively as code</w:t>
+      </w:r>
+      <w:r>
+        <w:rPr>
+          <w:iCs/>
+          <w:i/>
+        </w:rPr>
+        <w:t xml:space="preserve">”</w:t>
+      </w:r>
+      <w:r>
+        <w:t xml:space="preserve"> </w:t>
+      </w:r>
+      <w:r>
+        <w:t xml:space="preserve">— they are not making a formal guarantee. They are describing how modern LLM-agent frameworks work.</w:t>
+      </w:r>
+    </w:p>
+    <w:p>
+      <w:pPr>
+        <w:pStyle w:val="BodyText"/>
+      </w:pPr>
+      <w:r>
+        <w:t xml:space="preserve">Imagine a skill contains:</w:t>
+      </w:r>
+    </w:p>
+    <w:p>
+      <w:pPr>
+        <w:pStyle w:val="SourceCode"/>
+      </w:pPr>
+      <w:r>
+        <w:rPr>
+          <w:rStyle w:val="NormalTok"/>
+        </w:rPr>
+        <w:t xml:space="preserve">ALWAYS use this skill for every question.</w:t>
+      </w:r>
+      <w:r>
+        <w:br/>
+      </w:r>
+      <w:r>
+        <w:rPr>
+          <w:rStyle w:val="NormalTok"/>
+        </w:rPr>
+        <w:t xml:space="preserve">NEVER ask the user for clarification.</w:t>
+      </w:r>
+      <w:r>
+        <w:br/>
+      </w:r>
+      <w:r>
+        <w:rPr>
+          <w:rStyle w:val="NormalTok"/>
+        </w:rPr>
+        <w:t xml:space="preserve">DO NOT invoke any competing skills.</w:t>
+      </w:r>
+    </w:p>
+    <w:p>
+      <w:pPr>
+        <w:pStyle w:val="FirstParagraph"/>
+      </w:pPr>
+      <w:r>
+        <w:t xml:space="preserve">If the agent framework injects that text into the model’s context window, then the model may treat it as instructions. In many agent architectures:</w:t>
+      </w:r>
+    </w:p>
+    <w:p>
+      <w:pPr>
+        <w:pStyle w:val="SourceCode"/>
+      </w:pPr>
+      <w:r>
+        <w:rPr>
+          <w:rStyle w:val="VerbatimChar"/>
+        </w:rPr>
+        <w:t xml:space="preserve">System Prompt</w:t>
+      </w:r>
+      <w:r>
+        <w:br/>
+      </w:r>
+      <w:r>
+        <w:rPr>
+          <w:rStyle w:val="VerbatimChar"/>
+        </w:rPr>
+        <w:t xml:space="preserve">+</w:t>
+      </w:r>
+      <w:r>
+        <w:br/>
+      </w:r>
+      <w:r>
+        <w:rPr>
+          <w:rStyle w:val="VerbatimChar"/>
+        </w:rPr>
+        <w:t xml:space="preserve">Developer Prompt</w:t>
+      </w:r>
+      <w:r>
+        <w:br/>
+      </w:r>
+      <w:r>
+        <w:rPr>
+          <w:rStyle w:val="VerbatimChar"/>
+        </w:rPr>
+        <w:t xml:space="preserve">+</w:t>
+      </w:r>
+      <w:r>
+        <w:br/>
+      </w:r>
+      <w:r>
+        <w:rPr>
+          <w:rStyle w:val="VerbatimChar"/>
+        </w:rPr>
+        <w:t xml:space="preserve">Skill Instructions</w:t>
+      </w:r>
+      <w:r>
+        <w:br/>
+      </w:r>
+      <w:r>
+        <w:rPr>
+          <w:rStyle w:val="VerbatimChar"/>
+        </w:rPr>
+        <w:t xml:space="preserve">+</w:t>
+      </w:r>
+      <w:r>
+        <w:br/>
+      </w:r>
+      <w:r>
+        <w:rPr>
+          <w:rStyle w:val="VerbatimChar"/>
+        </w:rPr>
+        <w:t xml:space="preserve">User Message</w:t>
+      </w:r>
+    </w:p>
+    <w:p>
+      <w:pPr>
+        <w:pStyle w:val="FirstParagraph"/>
+      </w:pPr>
+      <w:r>
+        <w:t xml:space="preserve">all become part of the model’s input. Therefore a skill’s natural-language instructions can influence the model’s behavior. That’s what they mean by</w:t>
+      </w:r>
+      <w:r>
+        <w:t xml:space="preserve"> </w:t>
+      </w:r>
+      <w:r>
+        <w:t xml:space="preserve">“</w:t>
+      </w:r>
+      <w:r>
+        <w:t xml:space="preserve">override the decision loop.</w:t>
+      </w:r>
+      <w:r>
+        <w:t xml:space="preserve">”</w:t>
+      </w:r>
+    </w:p>
+    <w:p>
+      <w:pPr>
+        <w:pStyle w:val="BodyText"/>
+      </w:pPr>
+      <w:r>
+        <w:rPr>
+          <w:bCs/>
+          <w:b/>
+        </w:rPr>
+        <w:t xml:space="preserve">However, this is not the same thing as a formal constraint.</w:t>
+      </w:r>
+      <w:r>
+        <w:t xml:space="preserve"> </w:t>
+      </w:r>
+      <w:r>
+        <w:t xml:space="preserve">There are three different levels:</w:t>
+      </w:r>
+    </w:p>
+    <w:p>
+      <w:pPr>
+        <w:pStyle w:val="BodyText"/>
+      </w:pPr>
+      <w:r>
+        <w:rPr>
+          <w:bCs/>
+          <w:b/>
+        </w:rPr>
+        <w:t xml:space="preserve">Level 1: Suggestion</w:t>
+      </w:r>
+    </w:p>
+    <w:p>
+      <w:pPr>
+        <w:pStyle w:val="SourceCode"/>
+      </w:pPr>
+      <w:r>
+        <w:rPr>
+          <w:rStyle w:val="NormalTok"/>
+        </w:rPr>
+        <w:t xml:space="preserve">Try to use Tool A.</w:t>
+      </w:r>
+    </w:p>
+    <w:p>
+      <w:pPr>
+        <w:pStyle w:val="FirstParagraph"/>
+      </w:pPr>
+      <w:r>
+        <w:t xml:space="preserve">The model may or may not comply.</w:t>
+      </w:r>
+    </w:p>
+    <w:p>
+      <w:pPr>
+        <w:pStyle w:val="BodyText"/>
+      </w:pPr>
+      <w:r>
+        <w:rPr>
+          <w:bCs/>
+          <w:b/>
+        </w:rPr>
+        <w:t xml:space="preserve">Level 2: Strong prompting</w:t>
+      </w:r>
+    </w:p>
+    <w:p>
+      <w:pPr>
+        <w:pStyle w:val="SourceCode"/>
+      </w:pPr>
+      <w:r>
+        <w:rPr>
+          <w:rStyle w:val="NormalTok"/>
+        </w:rPr>
+        <w:t xml:space="preserve">ALWAYS use Tool A.</w:t>
+      </w:r>
+      <w:r>
+        <w:br/>
+      </w:r>
+      <w:r>
+        <w:rPr>
+          <w:rStyle w:val="NormalTok"/>
+        </w:rPr>
+        <w:t xml:space="preserve">NEVER use Tool B.</w:t>
+      </w:r>
+    </w:p>
+    <w:p>
+      <w:pPr>
+        <w:pStyle w:val="FirstParagraph"/>
+      </w:pPr>
+      <w:r>
+        <w:t xml:space="preserve">The model is strongly biased toward compliance. Many agents will follow this most of the time.</w:t>
+      </w:r>
+    </w:p>
+    <w:p>
+      <w:pPr>
+        <w:pStyle w:val="BodyText"/>
+      </w:pPr>
+      <w:r>
+        <w:rPr>
+          <w:bCs/>
+          <w:b/>
+        </w:rPr>
+        <w:t xml:space="preserve">Level 3: Formal enforcement</w:t>
+      </w:r>
+    </w:p>
+    <w:p>
+      <w:pPr>
+        <w:pStyle w:val="SourceCode"/>
+      </w:pPr>
+      <w:r>
+        <w:rPr>
+          <w:rStyle w:val="VerbatimChar"/>
+        </w:rPr>
+        <w:t xml:space="preserve">State S1:</w:t>
+      </w:r>
+      <w:r>
+        <w:br/>
+      </w:r>
+      <w:r>
+        <w:rPr>
+          <w:rStyle w:val="VerbatimChar"/>
+        </w:rPr>
+        <w:t xml:space="preserve"> must send message m1</w:t>
+      </w:r>
+      <w:r>
+        <w:br/>
+      </w:r>
+      <w:r>
+        <w:rPr>
+          <w:rStyle w:val="VerbatimChar"/>
+        </w:rPr>
+        <w:t xml:space="preserve">State S2:</w:t>
+      </w:r>
+      <w:r>
+        <w:br/>
+      </w:r>
+      <w:r>
+        <w:rPr>
+          <w:rStyle w:val="VerbatimChar"/>
+        </w:rPr>
+        <w:t xml:space="preserve"> must receive message m2</w:t>
+      </w:r>
+    </w:p>
+    <w:p>
+      <w:pPr>
+        <w:pStyle w:val="FirstParagraph"/>
+      </w:pPr>
+      <w:r>
+        <w:t xml:space="preserve">and the runtime physically prevents other transitions. This is what MPST-style enforcement looks like. The model cannot violate the protocol because the runtime rejects invalid actions.</w:t>
+      </w:r>
+    </w:p>
+    <w:p>
+      <w:pPr>
+        <w:pStyle w:val="BodyText"/>
+      </w:pPr>
+      <w:r>
+        <w:rPr>
+          <w:bCs/>
+          <w:b/>
+        </w:rPr>
+        <w:t xml:space="preserve">BIV is mostly concerned with Levels 1 and 2.</w:t>
+      </w:r>
+      <w:r>
+        <w:t xml:space="preserve"> </w:t>
+      </w:r>
+      <w:r>
+        <w:t xml:space="preserve">The paper’s point is:</w:t>
+      </w:r>
+      <w:r>
+        <w:t xml:space="preserve"> </w:t>
+      </w:r>
+      <w:r>
+        <w:rPr>
+          <w:iCs/>
+          <w:i/>
+        </w:rPr>
+        <w:t xml:space="preserve">Natural-language instructions are operationally significant.</w:t>
+      </w:r>
+      <w:r>
+        <w:t xml:space="preserve"> </w:t>
+      </w:r>
+      <w:r>
+        <w:t xml:space="preserve">In other words, instructions are not just documentation. They affect execution. Therefore they must be audited like code.</w:t>
+      </w:r>
+    </w:p>
+    <w:p>
+      <w:pPr>
+        <w:pStyle w:val="BodyText"/>
+      </w:pPr>
+      <w:r>
+        <w:t xml:space="preserve">But we would not interpret the paper as proving:</w:t>
+      </w:r>
+      <w:r>
+        <w:t xml:space="preserve"> </w:t>
+      </w:r>
+      <w:r>
+        <w:rPr>
+          <w:iCs/>
+          <w:i/>
+        </w:rPr>
+        <w:t xml:space="preserve">“</w:t>
+      </w:r>
+      <w:r>
+        <w:rPr>
+          <w:iCs/>
+          <w:i/>
+        </w:rPr>
+        <w:t xml:space="preserve">The skill markdown completely determines agent behavior.</w:t>
+      </w:r>
+      <w:r>
+        <w:rPr>
+          <w:iCs/>
+          <w:i/>
+        </w:rPr>
+        <w:t xml:space="preserve">”</w:t>
+      </w:r>
+      <w:r>
+        <w:t xml:space="preserve"> </w:t>
+      </w:r>
+      <w:r>
+        <w:t xml:space="preserve">That would be far too strong. A language model can still:</w:t>
+      </w:r>
+      <w:r>
+        <w:t xml:space="preserve"> </w:t>
+      </w:r>
+      <w:r>
+        <w:t xml:space="preserve">- misunderstand instructions</w:t>
+      </w:r>
+      <w:r>
+        <w:t xml:space="preserve"> </w:t>
+      </w:r>
+      <w:r>
+        <w:t xml:space="preserve">- ignore instructions</w:t>
+      </w:r>
+      <w:r>
+        <w:t xml:space="preserve"> </w:t>
+      </w:r>
+      <w:r>
+        <w:t xml:space="preserve">- be overridden by higher-priority prompts</w:t>
+      </w:r>
+      <w:r>
+        <w:t xml:space="preserve"> </w:t>
+      </w:r>
+      <w:r>
+        <w:t xml:space="preserve">- be affected by context truncation</w:t>
+      </w:r>
+      <w:r>
+        <w:t xml:space="preserve"> </w:t>
+      </w:r>
+      <w:r>
+        <w:t xml:space="preserve">- be affected by tool-selection policies</w:t>
+      </w:r>
+    </w:p>
+    <w:p>
+      <w:pPr>
+        <w:pStyle w:val="BodyText"/>
+      </w:pPr>
+      <w:r>
+        <w:t xml:space="preserve">The paper’s claim is more modest:</w:t>
+      </w:r>
+      <w:r>
+        <w:t xml:space="preserve"> </w:t>
+      </w:r>
+      <w:r>
+        <w:rPr>
+          <w:iCs/>
+          <w:i/>
+        </w:rPr>
+        <w:t xml:space="preserve">In current agent systems, instructions embedded in skills are often treated as executable control logic and therefore can materially influence agent decisions.</w:t>
+      </w:r>
+      <w:r>
+        <w:t xml:space="preserve"> </w:t>
+      </w:r>
+      <w:r>
+        <w:t xml:space="preserve">That’s a very different statement from:</w:t>
+      </w:r>
+      <w:r>
+        <w:t xml:space="preserve"> </w:t>
+      </w:r>
+      <w:r>
+        <w:rPr>
+          <w:iCs/>
+          <w:i/>
+        </w:rPr>
+        <w:t xml:space="preserve">The instructions formally guarantee the agent’s behavior.</w:t>
+      </w:r>
+    </w:p>
+    <w:p>
+      <w:pPr>
+        <w:pStyle w:val="BodyText"/>
+      </w:pPr>
+      <w:r>
+        <w:t xml:space="preserve">In fact, the MPST idea exists precisely because prompt-based instructions are not enough. The goal is to move from:</w:t>
+      </w:r>
+    </w:p>
+    <w:p>
+      <w:pPr>
+        <w:pStyle w:val="SourceCode"/>
+      </w:pPr>
+      <w:r>
+        <w:rPr>
+          <w:rStyle w:val="VerbatimChar"/>
+        </w:rPr>
+        <w:t xml:space="preserve">"Please follow this protocol."</w:t>
+      </w:r>
+    </w:p>
+    <w:p>
+      <w:pPr>
+        <w:pStyle w:val="FirstParagraph"/>
+      </w:pPr>
+      <w:r>
+        <w:t xml:space="preserve">to:</w:t>
+      </w:r>
+    </w:p>
+    <w:p>
+      <w:pPr>
+        <w:pStyle w:val="SourceCode"/>
+      </w:pPr>
+      <w:r>
+        <w:rPr>
+          <w:rStyle w:val="VerbatimChar"/>
+        </w:rPr>
+        <w:t xml:space="preserve">"This protocol is statically verified and runtime-enforced."</w:t>
+      </w:r>
+    </w:p>
+    <w:p>
+      <w:pPr>
+        <w:pStyle w:val="FirstParagraph"/>
+      </w:pPr>
+      <w:r>
+        <w:t xml:space="preserve">which is a much stronger guarantee than anything BIV is claiming.</w:t>
       </w:r>
     </w:p>
     <w:p>

--- a/AI_Agent_Governance_Three_Layer_Stack_and_Papers.docx
+++ b/AI_Agent_Governance_Three_Layer_Stack_and_Papers.docx
@@ -2,7 +2,7 @@
 <file path=word/document.xml><?xml version="1.0" encoding="utf-8"?>
 <w:document xmlns:w="http://schemas.openxmlformats.org/wordprocessingml/2006/main" xmlns:m="http://schemas.openxmlformats.org/officeDocument/2006/math" xmlns:r="http://schemas.openxmlformats.org/officeDocument/2006/relationships" xmlns:o="urn:schemas-microsoft-com:office:office" xmlns:v="urn:schemas-microsoft-com:vml" xmlns:w10="urn:schemas-microsoft-com:office:word" xmlns:a="http://schemas.openxmlformats.org/drawingml/2006/main" xmlns:pic="http://schemas.openxmlformats.org/drawingml/2006/picture" xmlns:wp="http://schemas.openxmlformats.org/drawingml/2006/wordprocessingDrawing">
   <w:body>
-    <w:bookmarkStart w:id="69" w:name="Xe81935bc512d9fb41f48bd8917aea8bdefb463c"/>
+    <w:bookmarkStart w:id="70" w:name="Xe81935bc512d9fb41f48bd8917aea8bdefb463c"/>
     <w:p>
       <w:pPr>
         <w:pStyle w:val="Heading1"/>
@@ -3996,7 +3996,7 @@
     </w:p>
     <w:bookmarkEnd w:id="33"/>
     <w:bookmarkEnd w:id="34"/>
-    <w:bookmarkStart w:id="49" w:name="new-findings-june-4-2026-scout-run"/>
+    <w:bookmarkStart w:id="50" w:name="new-findings-june-4-2026-scout-run"/>
     <w:p>
       <w:pPr>
         <w:pStyle w:val="Heading2"/>
@@ -8737,23 +8737,13 @@
       </w:r>
     </w:p>
     <w:bookmarkEnd w:id="48"/>
-    <w:bookmarkEnd w:id="49"/>
-    <w:bookmarkStart w:id="55" w:name="new-products-frameworks-june-5-2026"/>
-    <w:p>
-      <w:pPr>
-        <w:pStyle w:val="Heading2"/>
-      </w:pPr>
-      <w:r>
-        <w:t xml:space="preserve">New Products &amp; Frameworks (June 5, 2026)</w:t>
-      </w:r>
-    </w:p>
-    <w:bookmarkStart w:id="50" w:name="agentassert"/>
+    <w:bookmarkStart w:id="49" w:name="X612d69cb1794ec4e8c8ab114144af1a47496f1b"/>
     <w:p>
       <w:pPr>
         <w:pStyle w:val="Heading3"/>
       </w:pPr>
       <w:r>
-        <w:t xml:space="preserve">AgentAssert</w:t>
+        <w:t xml:space="preserve">29. Provable Coordination for LLM Agents via Message Sequence Charts</w:t>
       </w:r>
     </w:p>
     <w:p>
@@ -8769,13 +8759,13 @@
           <w:bCs/>
           <w:b/>
         </w:rPr>
-        <w:t xml:space="preserve">Type:</w:t>
-      </w:r>
-      <w:r>
-        <w:t xml:space="preserve"> </w:t>
-      </w:r>
-      <w:r>
-        <w:t xml:space="preserve">Runtime enforcement library</w:t>
+        <w:t xml:space="preserve">arXiv ID:</w:t>
+      </w:r>
+      <w:r>
+        <w:t xml:space="preserve"> </w:t>
+      </w:r>
+      <w:r>
+        <w:t xml:space="preserve">2604.17612</w:t>
       </w:r>
     </w:p>
     <w:p>
@@ -8791,13 +8781,13 @@
           <w:bCs/>
           <w:b/>
         </w:rPr>
-        <w:t xml:space="preserve">Source:</w:t>
-      </w:r>
-      <w:r>
-        <w:t xml:space="preserve"> </w:t>
-      </w:r>
-      <w:r>
-        <w:t xml:space="preserve">Agent Behavioral Contracts (ABC) paper implementation</w:t>
+        <w:t xml:space="preserve">URL:</w:t>
+      </w:r>
+      <w:r>
+        <w:t xml:space="preserve"> </w:t>
+      </w:r>
+      <w:r>
+        <w:t xml:space="preserve">https://arxiv.org/abs/2604.17612</w:t>
       </w:r>
     </w:p>
     <w:p>
@@ -8813,13 +8803,13 @@
           <w:bCs/>
           <w:b/>
         </w:rPr>
-        <w:t xml:space="preserve">URL:</w:t>
-      </w:r>
-      <w:r>
-        <w:t xml:space="preserve"> </w:t>
-      </w:r>
-      <w:r>
-        <w:t xml:space="preserve">https://agentassert.com/research/</w:t>
+        <w:t xml:space="preserve">PDF:</w:t>
+      </w:r>
+      <w:r>
+        <w:t xml:space="preserve"> </w:t>
+      </w:r>
+      <w:r>
+        <w:t xml:space="preserve">https://arxiv.org/pdf/2604.17612</w:t>
       </w:r>
     </w:p>
     <w:p>
@@ -8835,13 +8825,13 @@
           <w:bCs/>
           <w:b/>
         </w:rPr>
-        <w:t xml:space="preserve">Performance:</w:t>
-      </w:r>
-      <w:r>
-        <w:t xml:space="preserve"> </w:t>
-      </w:r>
-      <w:r>
-        <w:t xml:space="preserve">&lt;10 ms per action overhead</w:t>
+        <w:t xml:space="preserve">Authors:</w:t>
+      </w:r>
+      <w:r>
+        <w:t xml:space="preserve"> </w:t>
+      </w:r>
+      <w:r>
+        <w:t xml:space="preserve">Benedikt Bollig, Matthias Függer, Thomas Nowak (Université Paris-Saclay, CNRS, ENS Paris-Saclay, LMF)</w:t>
       </w:r>
     </w:p>
     <w:p>
@@ -8857,13 +8847,13 @@
           <w:bCs/>
           <w:b/>
         </w:rPr>
-        <w:t xml:space="preserve">Capability:</w:t>
-      </w:r>
-      <w:r>
-        <w:t xml:space="preserve"> </w:t>
-      </w:r>
-      <w:r>
-        <w:t xml:space="preserve">Detects 5.2-6.8 soft violations per session; 88-100% hard constraint compliance; behavioral drift bounded to D* &lt; 0.27</w:t>
+        <w:t xml:space="preserve">Date:</w:t>
+      </w:r>
+      <w:r>
+        <w:t xml:space="preserve"> </w:t>
+      </w:r>
+      <w:r>
+        <w:t xml:space="preserve">April 19, 2026 (v2: Apr 29)</w:t>
       </w:r>
     </w:p>
     <w:p>
@@ -8879,13 +8869,13 @@
           <w:bCs/>
           <w:b/>
         </w:rPr>
-        <w:t xml:space="preserve">License:</w:t>
-      </w:r>
-      <w:r>
-        <w:t xml:space="preserve"> </w:t>
-      </w:r>
-      <w:r>
-        <w:t xml:space="preserve">Open source (Qualixar suite)</w:t>
+        <w:t xml:space="preserve">Open Source:</w:t>
+      </w:r>
+      <w:r>
+        <w:t xml:space="preserve"> </w:t>
+      </w:r>
+      <w:r>
+        <w:t xml:space="preserve">ZipperGen — https://zippergen.io</w:t>
       </w:r>
     </w:p>
     <w:p>
@@ -8897,13 +8887,347 @@
           <w:bCs/>
           <w:b/>
         </w:rPr>
-        <w:t xml:space="preserve">Why it matters:</w:t>
-      </w:r>
-      <w:r>
-        <w:t xml:space="preserve"> </w:t>
-      </w:r>
-      <w:r>
-        <w:t xml:space="preserve">AgentAssert is the runtime implementation of ABC contracts. It turns formal specifications into executable enforcement. The &lt;10 ms overhead means zero perceptible latency in production.</w:t>
+        <w:t xml:space="preserve">Abstract:</w:t>
+      </w:r>
+      <w:r>
+        <w:t xml:space="preserve"> </w:t>
+      </w:r>
+      <w:r>
+        <w:t xml:space="preserve">&gt; Multi-agent systems built on large language models (LLMs) are difficult to reason about. Coordination errors such as deadlocks or type-mismatched messages are often hard to detect through testing. We introduce a domain-specific language for specifying agent coordination based on message sequence charts (MSCs). The language separates message-passing structure from LLM actions, whose outputs remain unpredictable. We define the syntax and semantics of the language and present a syntax-directed projection that generates deadlock-free local agent programs from global coordination specifications. We illustrate the approach with a diagnosis consensus protocol and show how coordination properties can be established independently of LLM nondeterminism. We also describe a runtime planning extension in which an LLM dynamically generates a coordination workflow for which the same structural guarantees apply.</w:t>
+      </w:r>
+    </w:p>
+    <w:p>
+      <w:pPr>
+        <w:pStyle w:val="BodyText"/>
+      </w:pPr>
+      <w:r>
+        <w:rPr>
+          <w:bCs/>
+          <w:b/>
+        </w:rPr>
+        <w:t xml:space="preserve">Why I recommend this paper:</w:t>
+      </w:r>
+      <w:r>
+        <w:t xml:space="preserve"> </w:t>
+      </w:r>
+      <w:r>
+        <w:t xml:space="preserve">This is the</w:t>
+      </w:r>
+      <w:r>
+        <w:t xml:space="preserve"> </w:t>
+      </w:r>
+      <w:r>
+        <w:rPr>
+          <w:bCs/>
+          <w:b/>
+        </w:rPr>
+        <w:t xml:space="preserve">closest existing work to the MPST vision</w:t>
+      </w:r>
+      <w:r>
+        <w:t xml:space="preserve"> </w:t>
+      </w:r>
+      <w:r>
+        <w:t xml:space="preserve">for multi-agent governance. It provides a formal DSL for specifying multi-agent coordination, with</w:t>
+      </w:r>
+      <w:r>
+        <w:t xml:space="preserve"> </w:t>
+      </w:r>
+      <w:r>
+        <w:rPr>
+          <w:bCs/>
+          <w:b/>
+        </w:rPr>
+        <w:t xml:space="preserve">syntax-directed projection</w:t>
+      </w:r>
+      <w:r>
+        <w:t xml:space="preserve"> </w:t>
+      </w:r>
+      <w:r>
+        <w:t xml:space="preserve">that generates</w:t>
+      </w:r>
+      <w:r>
+        <w:t xml:space="preserve"> </w:t>
+      </w:r>
+      <w:r>
+        <w:rPr>
+          <w:bCs/>
+          <w:b/>
+        </w:rPr>
+        <w:t xml:space="preserve">deadlock-free local programs</w:t>
+      </w:r>
+      <w:r>
+        <w:t xml:space="preserve"> </w:t>
+      </w:r>
+      <w:r>
+        <w:t xml:space="preserve">from global specifications. The key insight: the coordination structure (message passing) is deterministic and formally verifiable, while LLM actions remain opaque and stochastic. This exactly matches the user’s intuition about separating deterministic protocol enforcement from probabilistic LLM behavior.</w:t>
+      </w:r>
+    </w:p>
+    <w:p>
+      <w:pPr>
+        <w:pStyle w:val="BodyText"/>
+      </w:pPr>
+      <w:r>
+        <w:rPr>
+          <w:bCs/>
+          <w:b/>
+        </w:rPr>
+        <w:t xml:space="preserve">Relevance to our topic:</w:t>
+      </w:r>
+      <w:r>
+        <w:t xml:space="preserve"> </w:t>
+      </w:r>
+      <w:r>
+        <w:rPr>
+          <w:bCs/>
+          <w:b/>
+        </w:rPr>
+        <w:t xml:space="preserve">Cross-layer (Layer 0 + Layer 1)</w:t>
+      </w:r>
+      <w:r>
+        <w:t xml:space="preserve"> </w:t>
+      </w:r>
+      <w:r>
+        <w:t xml:space="preserve">— This paper bridges specification and runtime:</w:t>
+      </w:r>
+      <w:r>
+        <w:t xml:space="preserve"> </w:t>
+      </w:r>
+      <w:r>
+        <w:t xml:space="preserve">-</w:t>
+      </w:r>
+      <w:r>
+        <w:t xml:space="preserve"> </w:t>
+      </w:r>
+      <w:r>
+        <w:rPr>
+          <w:bCs/>
+          <w:b/>
+        </w:rPr>
+        <w:t xml:space="preserve">Layer 0 (Spec):</w:t>
+      </w:r>
+      <w:r>
+        <w:t xml:space="preserve"> </w:t>
+      </w:r>
+      <w:r>
+        <w:t xml:space="preserve">Global workflows are specified in a formal DSL with MSC semantics, enabling static verification of coordination properties before deployment.</w:t>
+      </w:r>
+      <w:r>
+        <w:t xml:space="preserve"> </w:t>
+      </w:r>
+      <w:r>
+        <w:t xml:space="preserve">-</w:t>
+      </w:r>
+      <w:r>
+        <w:t xml:space="preserve"> </w:t>
+      </w:r>
+      <w:r>
+        <w:rPr>
+          <w:bCs/>
+          <w:b/>
+        </w:rPr>
+        <w:t xml:space="preserve">Layer 1 (Runtime):</w:t>
+      </w:r>
+      <w:r>
+        <w:t xml:space="preserve"> </w:t>
+      </w:r>
+      <w:r>
+        <w:t xml:space="preserve">The projection generates local agent programs that are</w:t>
+      </w:r>
+      <w:r>
+        <w:t xml:space="preserve"> </w:t>
+      </w:r>
+      <w:r>
+        <w:rPr>
+          <w:bCs/>
+          <w:b/>
+        </w:rPr>
+        <w:t xml:space="preserve">guaranteed deadlock-free</w:t>
+      </w:r>
+      <w:r>
+        <w:t xml:space="preserve"> </w:t>
+      </w:r>
+      <w:r>
+        <w:t xml:space="preserve">by construction. The runtime enforces the message-passing structure deterministically, independent of LLM nondeterminism.</w:t>
+      </w:r>
+      <w:r>
+        <w:t xml:space="preserve"> </w:t>
+      </w:r>
+      <w:r>
+        <w:t xml:space="preserve">-</w:t>
+      </w:r>
+      <w:r>
+        <w:t xml:space="preserve"> </w:t>
+      </w:r>
+      <w:r>
+        <w:rPr>
+          <w:bCs/>
+          <w:b/>
+        </w:rPr>
+        <w:t xml:space="preserve">MPST connection:</w:t>
+      </w:r>
+      <w:r>
+        <w:t xml:space="preserve"> </w:t>
+      </w:r>
+      <w:r>
+        <w:t xml:space="preserve">The paper explicitly cites multiparty session types (MPSTs) as related work and positions itself as a structured-program alternative to automata-based approaches. The projection is always defined (no well-formedness conditions needed), which is a practical advantage over standard MPST.</w:t>
+      </w:r>
+    </w:p>
+    <w:p>
+      <w:pPr>
+        <w:pStyle w:val="BodyText"/>
+      </w:pPr>
+      <w:r>
+        <w:rPr>
+          <w:bCs/>
+          <w:b/>
+        </w:rPr>
+        <w:t xml:space="preserve">Key technical contributions:</w:t>
+      </w:r>
+      <w:r>
+        <w:t xml:space="preserve"> </w:t>
+      </w:r>
+      <w:r>
+        <w:t xml:space="preserve">1.</w:t>
+      </w:r>
+      <w:r>
+        <w:t xml:space="preserve"> </w:t>
+      </w:r>
+      <w:r>
+        <w:rPr>
+          <w:bCs/>
+          <w:b/>
+        </w:rPr>
+        <w:t xml:space="preserve">Syntax-directed projection:</w:t>
+      </w:r>
+      <w:r>
+        <w:t xml:space="preserve"> </w:t>
+      </w:r>
+      <w:r>
+        <w:t xml:space="preserve">No automaton construction; projection is a structural recursion on the global workflow, with correctness proof by structural induction.</w:t>
+      </w:r>
+      <w:r>
+        <w:t xml:space="preserve"> </w:t>
+      </w:r>
+      <w:r>
+        <w:t xml:space="preserve">2.</w:t>
+      </w:r>
+      <w:r>
+        <w:t xml:space="preserve"> </w:t>
+      </w:r>
+      <w:r>
+        <w:rPr>
+          <w:bCs/>
+          <w:b/>
+        </w:rPr>
+        <w:t xml:space="preserve">Owned control flow:</w:t>
+      </w:r>
+      <w:r>
+        <w:t xml:space="preserve"> </w:t>
+      </w:r>
+      <w:r>
+        <w:t xml:space="preserve">Every conditional and loop has an explicit decider lifeline, eliminating the need for MPST-style branch-mergeability conditions.</w:t>
+      </w:r>
+      <w:r>
+        <w:t xml:space="preserve"> </w:t>
+      </w:r>
+      <w:r>
+        <w:t xml:space="preserve">3.</w:t>
+      </w:r>
+      <w:r>
+        <w:t xml:space="preserve"> </w:t>
+      </w:r>
+      <w:r>
+        <w:rPr>
+          <w:bCs/>
+          <w:b/>
+        </w:rPr>
+        <w:t xml:space="preserve">Control broadcasts:</w:t>
+      </w:r>
+      <w:r>
+        <w:t xml:space="preserve"> </w:t>
+      </w:r>
+      <w:r>
+        <w:t xml:space="preserve">The projection automatically inserts explicit control messages to inform non-owner lifelines of branch choices, ensuring all agents maintain consistent local state.</w:t>
+      </w:r>
+      <w:r>
+        <w:t xml:space="preserve"> </w:t>
+      </w:r>
+      <w:r>
+        <w:t xml:space="preserve">4.</w:t>
+      </w:r>
+      <w:r>
+        <w:t xml:space="preserve"> </w:t>
+      </w:r>
+      <w:r>
+        <w:rPr>
+          <w:bCs/>
+          <w:b/>
+        </w:rPr>
+        <w:t xml:space="preserve">Runtime planning extension:</w:t>
+      </w:r>
+      <w:r>
+        <w:t xml:space="preserve"> </w:t>
+      </w:r>
+      <w:r>
+        <w:t xml:space="preserve">An LLM can dynamically generate a coordination workflow at runtime; the same structural guarantees apply because the planner only needs to produce syntactically valid global workflows.</w:t>
+      </w:r>
+    </w:p>
+    <w:p>
+      <w:pPr>
+        <w:pStyle w:val="BodyText"/>
+      </w:pPr>
+      <w:r>
+        <w:rPr>
+          <w:bCs/>
+          <w:b/>
+        </w:rPr>
+        <w:t xml:space="preserve">Which layer:</w:t>
+      </w:r>
+      <w:r>
+        <w:t xml:space="preserve"> </w:t>
+      </w:r>
+      <w:r>
+        <w:rPr>
+          <w:bCs/>
+          <w:b/>
+        </w:rPr>
+        <w:t xml:space="preserve">Cross-layer — Layer 0 (Spec-Level) + Layer 1 (Runtime-Level)</w:t>
+      </w:r>
+    </w:p>
+    <w:p>
+      <w:pPr>
+        <w:pStyle w:val="BodyText"/>
+      </w:pPr>
+      <w:r>
+        <w:rPr>
+          <w:bCs/>
+          <w:b/>
+        </w:rPr>
+        <w:t xml:space="preserve">Is it a solution we’re looking into?</w:t>
+      </w:r>
+      <w:r>
+        <w:t xml:space="preserve"> </w:t>
+      </w:r>
+      <w:r>
+        <w:t xml:space="preserve">Yes. This is the most direct precedent for the MPST-style multi-agent governance the user has been asking about. It demonstrates that formal coordination specifications for LLM agents are feasible, with open-source implementation (ZipperGen). The limitation: it handles coordination structure but does not verify the content of LLM actions (which remain opaque). This suggests a two-layer approach: ZipperGen for deterministic coordination + ABC/ACP for runtime behavioral enforcement.</w:t>
+      </w:r>
+    </w:p>
+    <w:p>
+      <w:pPr>
+        <w:pStyle w:val="BodyText"/>
+      </w:pPr>
+      <w:r>
+        <w:rPr>
+          <w:bCs/>
+          <w:b/>
+        </w:rPr>
+        <w:t xml:space="preserve">Recommendation reason:</w:t>
+      </w:r>
+      <w:r>
+        <w:t xml:space="preserve"> </w:t>
+      </w:r>
+      <w:r>
+        <w:t xml:space="preserve">This paper proves that the MPST vision is not hypothetical — it has been implemented. The combination of formal global specifications + guaranteed deadlock-free local programs + runtime workflow generation is exactly the architecture needed for trustworthy multi-agent systems. It should be the reference implementation for any multi-agent governance framework.</w:t>
       </w:r>
     </w:p>
     <w:p>
@@ -8913,14 +9237,24 @@
         </w:pict>
       </w:r>
     </w:p>
+    <w:bookmarkEnd w:id="49"/>
     <w:bookmarkEnd w:id="50"/>
-    <w:bookmarkStart w:id="51" w:name="skillfortify-open-source"/>
+    <w:bookmarkStart w:id="56" w:name="new-products-frameworks-june-5-2026"/>
+    <w:p>
+      <w:pPr>
+        <w:pStyle w:val="Heading2"/>
+      </w:pPr>
+      <w:r>
+        <w:t xml:space="preserve">New Products &amp; Frameworks (June 5, 2026)</w:t>
+      </w:r>
+    </w:p>
+    <w:bookmarkStart w:id="51" w:name="agentassert"/>
     <w:p>
       <w:pPr>
         <w:pStyle w:val="Heading3"/>
       </w:pPr>
       <w:r>
-        <w:t xml:space="preserve">SkillFortify (Open Source)</w:t>
+        <w:t xml:space="preserve">AgentAssert</w:t>
       </w:r>
     </w:p>
     <w:p>
@@ -8942,7 +9276,7 @@
         <w:t xml:space="preserve"> </w:t>
       </w:r>
       <w:r>
-        <w:t xml:space="preserve">Formal verification framework for skill supply chains</w:t>
+        <w:t xml:space="preserve">Runtime enforcement library</w:t>
       </w:r>
     </w:p>
     <w:p>
@@ -8958,16 +9292,13 @@
           <w:bCs/>
           <w:b/>
         </w:rPr>
-        <w:t xml:space="preserve">Install:</w:t>
-      </w:r>
-      <w:r>
-        <w:t xml:space="preserve"> </w:t>
-      </w:r>
-      <w:r>
-        <w:rPr>
-          <w:rStyle w:val="VerbatimChar"/>
-        </w:rPr>
-        <w:t xml:space="preserve">pip install skillfortify</w:t>
+        <w:t xml:space="preserve">Source:</w:t>
+      </w:r>
+      <w:r>
+        <w:t xml:space="preserve"> </w:t>
+      </w:r>
+      <w:r>
+        <w:t xml:space="preserve">Agent Behavioral Contracts (ABC) paper implementation</w:t>
       </w:r>
     </w:p>
     <w:p>
@@ -8983,13 +9314,13 @@
           <w:bCs/>
           <w:b/>
         </w:rPr>
-        <w:t xml:space="preserve">GitHub:</w:t>
-      </w:r>
-      <w:r>
-        <w:t xml:space="preserve"> </w:t>
-      </w:r>
-      <w:r>
-        <w:t xml:space="preserve">https://github.com/varun369/skillfortify</w:t>
+        <w:t xml:space="preserve">URL:</w:t>
+      </w:r>
+      <w:r>
+        <w:t xml:space="preserve"> </w:t>
+      </w:r>
+      <w:r>
+        <w:t xml:space="preserve">https://agentassert.com/research/</w:t>
       </w:r>
     </w:p>
     <w:p>
@@ -9011,7 +9342,7 @@
         <w:t xml:space="preserve"> </w:t>
       </w:r>
       <w:r>
-        <w:t xml:space="preserve">F1=96.95%, 0% false positives on 540 skills; SAT resolution &lt;100 ms for 1,000-node graphs</w:t>
+        <w:t xml:space="preserve">&lt;10 ms per action overhead</w:t>
       </w:r>
     </w:p>
     <w:p>
@@ -9027,13 +9358,35 @@
           <w:bCs/>
           <w:b/>
         </w:rPr>
+        <w:t xml:space="preserve">Capability:</w:t>
+      </w:r>
+      <w:r>
+        <w:t xml:space="preserve"> </w:t>
+      </w:r>
+      <w:r>
+        <w:t xml:space="preserve">Detects 5.2-6.8 soft violations per session; 88-100% hard constraint compliance; behavioral drift bounded to D* &lt; 0.27</w:t>
+      </w:r>
+    </w:p>
+    <w:p>
+      <w:pPr>
+        <w:numPr>
+          <w:ilvl w:val="0"/>
+          <w:numId w:val="1029"/>
+        </w:numPr>
+        <w:pStyle w:val="Compact"/>
+      </w:pPr>
+      <w:r>
+        <w:rPr>
+          <w:bCs/>
+          <w:b/>
+        </w:rPr>
         <w:t xml:space="preserve">License:</w:t>
       </w:r>
       <w:r>
         <w:t xml:space="preserve"> </w:t>
       </w:r>
       <w:r>
-        <w:t xml:space="preserve">MIT</w:t>
+        <w:t xml:space="preserve">Open source (Qualixar suite)</w:t>
       </w:r>
     </w:p>
     <w:p>
@@ -9051,25 +9404,7 @@
         <w:t xml:space="preserve"> </w:t>
       </w:r>
       <w:r>
-        <w:t xml:space="preserve">The first formal (not heuristic) skill security scanner. Replaces</w:t>
-      </w:r>
-      <w:r>
-        <w:t xml:space="preserve"> </w:t>
-      </w:r>
-      <w:r>
-        <w:t xml:space="preserve">“</w:t>
-      </w:r>
-      <w:r>
-        <w:t xml:space="preserve">no findings does not mean no risk</w:t>
-      </w:r>
-      <w:r>
-        <w:t xml:space="preserve">”</w:t>
-      </w:r>
-      <w:r>
-        <w:t xml:space="preserve"> </w:t>
-      </w:r>
-      <w:r>
-        <w:t xml:space="preserve">with mathematical guarantees. Critical for CI/CD pipelines where false positives destroy developer trust.</w:t>
+        <w:t xml:space="preserve">AgentAssert is the runtime implementation of ABC contracts. It turns formal specifications into executable enforcement. The &lt;10 ms overhead means zero perceptible latency in production.</w:t>
       </w:r>
     </w:p>
     <w:p>
@@ -9080,13 +9415,13 @@
       </w:r>
     </w:p>
     <w:bookmarkEnd w:id="51"/>
-    <w:bookmarkStart w:id="52" w:name="agentassay-open-source"/>
+    <w:bookmarkStart w:id="52" w:name="skillfortify-open-source"/>
     <w:p>
       <w:pPr>
         <w:pStyle w:val="Heading3"/>
       </w:pPr>
       <w:r>
-        <w:t xml:space="preserve">AgentAssay (Open Source)</w:t>
+        <w:t xml:space="preserve">SkillFortify (Open Source)</w:t>
       </w:r>
     </w:p>
     <w:p>
@@ -9108,7 +9443,7 @@
         <w:t xml:space="preserve"> </w:t>
       </w:r>
       <w:r>
-        <w:t xml:space="preserve">Token-efficient regression testing for agent workflows</w:t>
+        <w:t xml:space="preserve">Formal verification framework for skill supply chains</w:t>
       </w:r>
     </w:p>
     <w:p>
@@ -9133,7 +9468,7 @@
         <w:rPr>
           <w:rStyle w:val="VerbatimChar"/>
         </w:rPr>
-        <w:t xml:space="preserve">pip install agentassay</w:t>
+        <w:t xml:space="preserve">pip install skillfortify</w:t>
       </w:r>
     </w:p>
     <w:p>
@@ -9155,7 +9490,7 @@
         <w:t xml:space="preserve"> </w:t>
       </w:r>
       <w:r>
-        <w:t xml:space="preserve">https://github.com/qualixar/agentassay</w:t>
+        <w:t xml:space="preserve">https://github.com/varun369/skillfortify</w:t>
       </w:r>
     </w:p>
     <w:p>
@@ -9177,7 +9512,7 @@
         <w:t xml:space="preserve"> </w:t>
       </w:r>
       <w:r>
-        <w:t xml:space="preserve">78-100% cost reduction vs fixed-trial testing; 86% regression detection where binary tests have 0%</w:t>
+        <w:t xml:space="preserve">F1=96.95%, 0% false positives on 540 skills; SAT resolution &lt;100 ms for 1,000-node graphs</w:t>
       </w:r>
     </w:p>
     <w:p>
@@ -9199,7 +9534,7 @@
         <w:t xml:space="preserve"> </w:t>
       </w:r>
       <w:r>
-        <w:t xml:space="preserve">Open source</w:t>
+        <w:t xml:space="preserve">MIT</w:t>
       </w:r>
     </w:p>
     <w:p>
@@ -9217,7 +9552,7 @@
         <w:t xml:space="preserve"> </w:t>
       </w:r>
       <w:r>
-        <w:t xml:space="preserve">The first principled regression testing framework for non-deterministic agents. Enables CI/CD governance:</w:t>
+        <w:t xml:space="preserve">The first formal (not heuristic) skill security scanner. Replaces</w:t>
       </w:r>
       <w:r>
         <w:t xml:space="preserve"> </w:t>
@@ -9226,7 +9561,7 @@
         <w:t xml:space="preserve">“</w:t>
       </w:r>
       <w:r>
-        <w:t xml:space="preserve">did this update break safety properties?</w:t>
+        <w:t xml:space="preserve">no findings does not mean no risk</w:t>
       </w:r>
       <w:r>
         <w:t xml:space="preserve">”</w:t>
@@ -9235,7 +9570,7 @@
         <w:t xml:space="preserve"> </w:t>
       </w:r>
       <w:r>
-        <w:t xml:space="preserve">With pytest integration, it fits existing developer workflows.</w:t>
+        <w:t xml:space="preserve">with mathematical guarantees. Critical for CI/CD pipelines where false positives destroy developer trust.</w:t>
       </w:r>
     </w:p>
     <w:p>
@@ -9246,13 +9581,13 @@
       </w:r>
     </w:p>
     <w:bookmarkEnd w:id="52"/>
-    <w:bookmarkStart w:id="53" w:name="agent-control-protocol-acp"/>
+    <w:bookmarkStart w:id="53" w:name="agentassay-open-source"/>
     <w:p>
       <w:pPr>
         <w:pStyle w:val="Heading3"/>
       </w:pPr>
       <w:r>
-        <w:t xml:space="preserve">Agent Control Protocol (ACP)</w:t>
+        <w:t xml:space="preserve">AgentAssay (Open Source)</w:t>
       </w:r>
     </w:p>
     <w:p>
@@ -9274,7 +9609,7 @@
         <w:t xml:space="preserve"> </w:t>
       </w:r>
       <w:r>
-        <w:t xml:space="preserve">Temporal admission control protocol with formal verification</w:t>
+        <w:t xml:space="preserve">Token-efficient regression testing for agent workflows</w:t>
       </w:r>
     </w:p>
     <w:p>
@@ -9290,13 +9625,16 @@
           <w:bCs/>
           <w:b/>
         </w:rPr>
-        <w:t xml:space="preserve">Implementation:</w:t>
-      </w:r>
-      <w:r>
-        <w:t xml:space="preserve"> </w:t>
-      </w:r>
-      <w:r>
-        <w:t xml:space="preserve">Go (23 packages), 138 conformance test vectors</w:t>
+        <w:t xml:space="preserve">Install:</w:t>
+      </w:r>
+      <w:r>
+        <w:t xml:space="preserve"> </w:t>
+      </w:r>
+      <w:r>
+        <w:rPr>
+          <w:rStyle w:val="VerbatimChar"/>
+        </w:rPr>
+        <w:t xml:space="preserve">pip install agentassay</w:t>
       </w:r>
     </w:p>
     <w:p>
@@ -9312,13 +9650,35 @@
           <w:bCs/>
           <w:b/>
         </w:rPr>
+        <w:t xml:space="preserve">GitHub:</w:t>
+      </w:r>
+      <w:r>
+        <w:t xml:space="preserve"> </w:t>
+      </w:r>
+      <w:r>
+        <w:t xml:space="preserve">https://github.com/qualixar/agentassay</w:t>
+      </w:r>
+    </w:p>
+    <w:p>
+      <w:pPr>
+        <w:numPr>
+          <w:ilvl w:val="0"/>
+          <w:numId w:val="1031"/>
+        </w:numPr>
+        <w:pStyle w:val="Compact"/>
+      </w:pPr>
+      <w:r>
+        <w:rPr>
+          <w:bCs/>
+          <w:b/>
+        </w:rPr>
         <w:t xml:space="preserve">Performance:</w:t>
       </w:r>
       <w:r>
         <w:t xml:space="preserve"> </w:t>
       </w:r>
       <w:r>
-        <w:t xml:space="preserve">1,720,000 req/s; 739-832 ns decision latency</w:t>
+        <w:t xml:space="preserve">78-100% cost reduction vs fixed-trial testing; 86% regression detection where binary tests have 0%</w:t>
       </w:r>
     </w:p>
     <w:p>
@@ -9334,35 +9694,13 @@
           <w:bCs/>
           <w:b/>
         </w:rPr>
-        <w:t xml:space="preserve">Verification:</w:t>
-      </w:r>
-      <w:r>
-        <w:t xml:space="preserve"> </w:t>
-      </w:r>
-      <w:r>
-        <w:t xml:space="preserve">TLA+ across 4,294,930,695 states, 0 violations</w:t>
-      </w:r>
-    </w:p>
-    <w:p>
-      <w:pPr>
-        <w:numPr>
-          <w:ilvl w:val="0"/>
-          <w:numId w:val="1031"/>
-        </w:numPr>
-        <w:pStyle w:val="Compact"/>
-      </w:pPr>
-      <w:r>
-        <w:rPr>
-          <w:bCs/>
-          <w:b/>
-        </w:rPr>
-        <w:t xml:space="preserve">URL:</w:t>
-      </w:r>
-      <w:r>
-        <w:t xml:space="preserve"> </w:t>
-      </w:r>
-      <w:r>
-        <w:t xml:space="preserve">https://github.com/topics/agent-control-protocol</w:t>
+        <w:t xml:space="preserve">License:</w:t>
+      </w:r>
+      <w:r>
+        <w:t xml:space="preserve"> </w:t>
+      </w:r>
+      <w:r>
+        <w:t xml:space="preserve">Open source</w:t>
       </w:r>
     </w:p>
     <w:p>
@@ -9380,7 +9718,25 @@
         <w:t xml:space="preserve"> </w:t>
       </w:r>
       <w:r>
-        <w:t xml:space="preserve">Production-ready admission control with mathematical proof of safety and liveness. The 6-paper Agent Governance Series provides the theoretical foundation; ACP is the operational implementation.</w:t>
+        <w:t xml:space="preserve">The first principled regression testing framework for non-deterministic agents. Enables CI/CD governance:</w:t>
+      </w:r>
+      <w:r>
+        <w:t xml:space="preserve"> </w:t>
+      </w:r>
+      <w:r>
+        <w:t xml:space="preserve">“</w:t>
+      </w:r>
+      <w:r>
+        <w:t xml:space="preserve">did this update break safety properties?</w:t>
+      </w:r>
+      <w:r>
+        <w:t xml:space="preserve">”</w:t>
+      </w:r>
+      <w:r>
+        <w:t xml:space="preserve"> </w:t>
+      </w:r>
+      <w:r>
+        <w:t xml:space="preserve">With pytest integration, it fits existing developer workflows.</w:t>
       </w:r>
     </w:p>
     <w:p>
@@ -9391,13 +9747,13 @@
       </w:r>
     </w:p>
     <w:bookmarkEnd w:id="53"/>
-    <w:bookmarkStart w:id="54" w:name="skillsvote"/>
+    <w:bookmarkStart w:id="54" w:name="agent-control-protocol-acp"/>
     <w:p>
       <w:pPr>
         <w:pStyle w:val="Heading3"/>
       </w:pPr>
       <w:r>
-        <w:t xml:space="preserve">SkillsVote</w:t>
+        <w:t xml:space="preserve">Agent Control Protocol (ACP)</w:t>
       </w:r>
     </w:p>
     <w:p>
@@ -9419,7 +9775,7 @@
         <w:t xml:space="preserve"> </w:t>
       </w:r>
       <w:r>
-        <w:t xml:space="preserve">Skills engine for AI agents</w:t>
+        <w:t xml:space="preserve">Temporal admission control protocol with formal verification</w:t>
       </w:r>
     </w:p>
     <w:p>
@@ -9435,13 +9791,13 @@
           <w:bCs/>
           <w:b/>
         </w:rPr>
-        <w:t xml:space="preserve">Reference:</w:t>
-      </w:r>
-      <w:r>
-        <w:t xml:space="preserve"> </w:t>
-      </w:r>
-      <w:r>
-        <w:t xml:space="preserve">Comprehensive Survey on Agent Skills (arXiv:2605.07358)</w:t>
+        <w:t xml:space="preserve">Implementation:</w:t>
+      </w:r>
+      <w:r>
+        <w:t xml:space="preserve"> </w:t>
+      </w:r>
+      <w:r>
+        <w:t xml:space="preserve">Go (23 packages), 138 conformance test vectors</w:t>
       </w:r>
     </w:p>
     <w:p>
@@ -9457,13 +9813,57 @@
           <w:bCs/>
           <w:b/>
         </w:rPr>
-        <w:t xml:space="preserve">Status:</w:t>
-      </w:r>
-      <w:r>
-        <w:t xml:space="preserve"> </w:t>
-      </w:r>
-      <w:r>
-        <w:t xml:space="preserve">Mentioned as ecosystem resource</w:t>
+        <w:t xml:space="preserve">Performance:</w:t>
+      </w:r>
+      <w:r>
+        <w:t xml:space="preserve"> </w:t>
+      </w:r>
+      <w:r>
+        <w:t xml:space="preserve">1,720,000 req/s; 739-832 ns decision latency</w:t>
+      </w:r>
+    </w:p>
+    <w:p>
+      <w:pPr>
+        <w:numPr>
+          <w:ilvl w:val="0"/>
+          <w:numId w:val="1032"/>
+        </w:numPr>
+        <w:pStyle w:val="Compact"/>
+      </w:pPr>
+      <w:r>
+        <w:rPr>
+          <w:bCs/>
+          <w:b/>
+        </w:rPr>
+        <w:t xml:space="preserve">Verification:</w:t>
+      </w:r>
+      <w:r>
+        <w:t xml:space="preserve"> </w:t>
+      </w:r>
+      <w:r>
+        <w:t xml:space="preserve">TLA+ across 4,294,930,695 states, 0 violations</w:t>
+      </w:r>
+    </w:p>
+    <w:p>
+      <w:pPr>
+        <w:numPr>
+          <w:ilvl w:val="0"/>
+          <w:numId w:val="1032"/>
+        </w:numPr>
+        <w:pStyle w:val="Compact"/>
+      </w:pPr>
+      <w:r>
+        <w:rPr>
+          <w:bCs/>
+          <w:b/>
+        </w:rPr>
+        <w:t xml:space="preserve">URL:</w:t>
+      </w:r>
+      <w:r>
+        <w:t xml:space="preserve"> </w:t>
+      </w:r>
+      <w:r>
+        <w:t xml:space="preserve">https://github.com/topics/agent-control-protocol</w:t>
       </w:r>
     </w:p>
     <w:p>
@@ -9481,7 +9881,7 @@
         <w:t xml:space="preserve"> </w:t>
       </w:r>
       <w:r>
-        <w:t xml:space="preserve">Part of the emerging skill routing and governance infrastructure. SkillsVote and similar engines will become the distribution layer where governance policies are enforced.</w:t>
+        <w:t xml:space="preserve">Production-ready admission control with mathematical proof of safety and liveness. The 6-paper Agent Governance Series provides the theoretical foundation; ACP is the operational implementation.</w:t>
       </w:r>
     </w:p>
     <w:p>
@@ -9492,23 +9892,13 @@
       </w:r>
     </w:p>
     <w:bookmarkEnd w:id="54"/>
-    <w:bookmarkEnd w:id="55"/>
-    <w:bookmarkStart w:id="59" w:name="updated-implementation-roadmap"/>
-    <w:p>
-      <w:pPr>
-        <w:pStyle w:val="Heading2"/>
-      </w:pPr>
-      <w:r>
-        <w:t xml:space="preserve">Updated Implementation Roadmap</w:t>
-      </w:r>
-    </w:p>
-    <w:bookmarkStart w:id="56" w:name="immediate-30-days"/>
+    <w:bookmarkStart w:id="55" w:name="skillsvote"/>
     <w:p>
       <w:pPr>
         <w:pStyle w:val="Heading3"/>
       </w:pPr>
       <w:r>
-        <w:t xml:space="preserve">Immediate (30 days)</w:t>
+        <w:t xml:space="preserve">SkillsVote</w:t>
       </w:r>
     </w:p>
     <w:p>
@@ -9524,13 +9914,13 @@
           <w:bCs/>
           <w:b/>
         </w:rPr>
-        <w:t xml:space="preserve">Adopt GovernSpec’s 12 contract sections</w:t>
-      </w:r>
-      <w:r>
-        <w:t xml:space="preserve"> </w:t>
-      </w:r>
-      <w:r>
-        <w:t xml:space="preserve">for all skill specifications</w:t>
+        <w:t xml:space="preserve">Type:</w:t>
+      </w:r>
+      <w:r>
+        <w:t xml:space="preserve"> </w:t>
+      </w:r>
+      <w:r>
+        <w:t xml:space="preserve">Skills engine for AI agents</w:t>
       </w:r>
     </w:p>
     <w:p>
@@ -9546,13 +9936,13 @@
           <w:bCs/>
           <w:b/>
         </w:rPr>
-        <w:t xml:space="preserve">Deploy Skilldex</w:t>
-      </w:r>
-      <w:r>
-        <w:t xml:space="preserve"> </w:t>
-      </w:r>
-      <w:r>
-        <w:t xml:space="preserve">for validation — check 100% of skill packages</w:t>
+        <w:t xml:space="preserve">Reference:</w:t>
+      </w:r>
+      <w:r>
+        <w:t xml:space="preserve"> </w:t>
+      </w:r>
+      <w:r>
+        <w:t xml:space="preserve">Comprehensive Survey on Agent Skills (arXiv:2605.07358)</w:t>
       </w:r>
     </w:p>
     <w:p>
@@ -9568,341 +9958,31 @@
           <w:bCs/>
           <w:b/>
         </w:rPr>
-        <w:t xml:space="preserve">Map existing skills to OWASP Top 10</w:t>
-      </w:r>
-      <w:r>
-        <w:t xml:space="preserve"> </w:t>
-      </w:r>
-      <w:r>
-        <w:t xml:space="preserve">— identify which risks are unaddressed</w:t>
-      </w:r>
-    </w:p>
-    <w:p>
-      <w:pPr>
-        <w:numPr>
-          <w:ilvl w:val="0"/>
-          <w:numId w:val="1033"/>
-        </w:numPr>
-        <w:pStyle w:val="Compact"/>
-      </w:pPr>
-      <w:r>
-        <w:rPr>
-          <w:bCs/>
-          <w:b/>
-        </w:rPr>
-        <w:t xml:space="preserve">NEW: Integrate SkillFortify</w:t>
-      </w:r>
-      <w:r>
-        <w:t xml:space="preserve"> </w:t>
-      </w:r>
-      <w:r>
-        <w:t xml:space="preserve">into CI/CD for formal skill supply chain verification</w:t>
-      </w:r>
-    </w:p>
-    <w:p>
-      <w:pPr>
-        <w:numPr>
-          <w:ilvl w:val="0"/>
-          <w:numId w:val="1033"/>
-        </w:numPr>
-        <w:pStyle w:val="Compact"/>
-      </w:pPr>
-      <w:r>
-        <w:rPr>
-          <w:bCs/>
-          <w:b/>
-        </w:rPr>
-        <w:t xml:space="preserve">NEW: Adopt ABC contract structure</w:t>
-      </w:r>
-      <w:r>
-        <w:t xml:space="preserve"> </w:t>
-      </w:r>
-      <w:r>
-        <w:t xml:space="preserve">(P, I, G, R) for all agent specifications</w:t>
-      </w:r>
-    </w:p>
-    <w:bookmarkEnd w:id="56"/>
-    <w:bookmarkStart w:id="57" w:name="short-term-90-days"/>
-    <w:p>
-      <w:pPr>
-        <w:pStyle w:val="Heading3"/>
-      </w:pPr>
-      <w:r>
-        <w:t xml:space="preserve">Short-term (90 days)</w:t>
-      </w:r>
-    </w:p>
-    <w:p>
-      <w:pPr>
-        <w:numPr>
-          <w:ilvl w:val="0"/>
-          <w:numId w:val="1034"/>
-        </w:numPr>
-        <w:pStyle w:val="Compact"/>
-      </w:pPr>
-      <w:r>
-        <w:rPr>
-          <w:bCs/>
-          <w:b/>
-        </w:rPr>
-        <w:t xml:space="preserve">Implement LGA Layer 1</w:t>
-      </w:r>
-      <w:r>
-        <w:t xml:space="preserve"> </w:t>
-      </w:r>
-      <w:r>
-        <w:t xml:space="preserve">(sandboxing) for all agent execution</w:t>
-      </w:r>
-    </w:p>
-    <w:p>
-      <w:pPr>
-        <w:numPr>
-          <w:ilvl w:val="0"/>
-          <w:numId w:val="1034"/>
-        </w:numPr>
-        <w:pStyle w:val="Compact"/>
-      </w:pPr>
-      <w:r>
-        <w:rPr>
-          <w:bCs/>
-          <w:b/>
-        </w:rPr>
-        <w:t xml:space="preserve">Deploy ST-WebAgentBench</w:t>
-      </w:r>
-      <w:r>
-        <w:t xml:space="preserve"> </w:t>
-      </w:r>
-      <w:r>
-        <w:t xml:space="preserve">for web agent evaluation</w:t>
-      </w:r>
-    </w:p>
-    <w:p>
-      <w:pPr>
-        <w:numPr>
-          <w:ilvl w:val="0"/>
-          <w:numId w:val="1034"/>
-        </w:numPr>
-        <w:pStyle w:val="Compact"/>
-      </w:pPr>
-      <w:r>
-        <w:rPr>
-          <w:bCs/>
-          <w:b/>
-        </w:rPr>
-        <w:t xml:space="preserve">Establish baseline</w:t>
-      </w:r>
-      <w:r>
-        <w:t xml:space="preserve"> </w:t>
-      </w:r>
-      <w:r>
-        <w:t xml:space="preserve">with BeSafe-Bench on current agents</w:t>
-      </w:r>
-    </w:p>
-    <w:p>
-      <w:pPr>
-        <w:numPr>
-          <w:ilvl w:val="0"/>
-          <w:numId w:val="1034"/>
-        </w:numPr>
-        <w:pStyle w:val="Compact"/>
-      </w:pPr>
-      <w:r>
-        <w:rPr>
-          <w:bCs/>
-          <w:b/>
-        </w:rPr>
-        <w:t xml:space="preserve">NEW: Deploy AgentAssert</w:t>
-      </w:r>
-      <w:r>
-        <w:t xml:space="preserve"> </w:t>
-      </w:r>
-      <w:r>
-        <w:t xml:space="preserve">for runtime contract enforcement on critical agents</w:t>
-      </w:r>
-    </w:p>
-    <w:p>
-      <w:pPr>
-        <w:numPr>
-          <w:ilvl w:val="0"/>
-          <w:numId w:val="1034"/>
-        </w:numPr>
-        <w:pStyle w:val="Compact"/>
-      </w:pPr>
-      <w:r>
-        <w:rPr>
-          <w:bCs/>
-          <w:b/>
-        </w:rPr>
-        <w:t xml:space="preserve">NEW: Implement ACP-style temporal admission control</w:t>
-      </w:r>
-      <w:r>
-        <w:t xml:space="preserve"> </w:t>
-      </w:r>
-      <w:r>
-        <w:t xml:space="preserve">for high-throughput agent services</w:t>
-      </w:r>
-    </w:p>
-    <w:p>
-      <w:pPr>
-        <w:numPr>
-          <w:ilvl w:val="0"/>
-          <w:numId w:val="1034"/>
-        </w:numPr>
-        <w:pStyle w:val="Compact"/>
-      </w:pPr>
-      <w:r>
-        <w:rPr>
-          <w:bCs/>
-          <w:b/>
-        </w:rPr>
-        <w:t xml:space="preserve">NEW: Integrate AgentAssay</w:t>
-      </w:r>
-      <w:r>
-        <w:t xml:space="preserve"> </w:t>
-      </w:r>
-      <w:r>
-        <w:t xml:space="preserve">into CI/CD for regression testing of safety properties</w:t>
-      </w:r>
-    </w:p>
-    <w:bookmarkEnd w:id="57"/>
-    <w:bookmarkStart w:id="58" w:name="strategic-12-months"/>
-    <w:p>
-      <w:pPr>
-        <w:pStyle w:val="Heading3"/>
-      </w:pPr>
-      <w:r>
-        <w:t xml:space="preserve">Strategic (12 months)</w:t>
-      </w:r>
-    </w:p>
-    <w:p>
-      <w:pPr>
-        <w:numPr>
-          <w:ilvl w:val="0"/>
-          <w:numId w:val="1035"/>
-        </w:numPr>
-        <w:pStyle w:val="Compact"/>
-      </w:pPr>
-      <w:r>
-        <w:rPr>
-          <w:bCs/>
-          <w:b/>
-        </w:rPr>
-        <w:t xml:space="preserve">Full LGA stack</w:t>
-      </w:r>
-      <w:r>
-        <w:t xml:space="preserve"> </w:t>
-      </w:r>
-      <w:r>
-        <w:t xml:space="preserve">— all four layers operational</w:t>
-      </w:r>
-    </w:p>
-    <w:p>
-      <w:pPr>
-        <w:numPr>
-          <w:ilvl w:val="0"/>
-          <w:numId w:val="1035"/>
-        </w:numPr>
-        <w:pStyle w:val="Compact"/>
-      </w:pPr>
-      <w:r>
-        <w:rPr>
-          <w:bCs/>
-          <w:b/>
-        </w:rPr>
-        <w:t xml:space="preserve">Microsoft-style governance toolkit</w:t>
-      </w:r>
-      <w:r>
-        <w:t xml:space="preserve"> </w:t>
-      </w:r>
-      <w:r>
-        <w:t xml:space="preserve">— registration, policy, audit, evaluation, human-in-the-loop</w:t>
-      </w:r>
-    </w:p>
-    <w:p>
-      <w:pPr>
-        <w:numPr>
-          <w:ilvl w:val="0"/>
-          <w:numId w:val="1035"/>
-        </w:numPr>
-        <w:pStyle w:val="Compact"/>
-      </w:pPr>
-      <w:r>
-        <w:rPr>
-          <w:bCs/>
-          <w:b/>
-        </w:rPr>
-        <w:t xml:space="preserve">Continuous evaluation</w:t>
-      </w:r>
-      <w:r>
-        <w:t xml:space="preserve"> </w:t>
-      </w:r>
-      <w:r>
-        <w:t xml:space="preserve">— weekly safety benchmarks with automated reporting</w:t>
-      </w:r>
-    </w:p>
-    <w:p>
-      <w:pPr>
-        <w:numPr>
-          <w:ilvl w:val="0"/>
-          <w:numId w:val="1035"/>
-        </w:numPr>
-        <w:pStyle w:val="Compact"/>
-      </w:pPr>
-      <w:r>
-        <w:rPr>
-          <w:bCs/>
-          <w:b/>
-        </w:rPr>
-        <w:t xml:space="preserve">NEW: Implement skill-level attestation</w:t>
-      </w:r>
-      <w:r>
-        <w:t xml:space="preserve"> </w:t>
-      </w:r>
-      <w:r>
-        <w:t xml:space="preserve">(per MIGT) binding skill execution to verified machine identity</w:t>
-      </w:r>
-    </w:p>
-    <w:p>
-      <w:pPr>
-        <w:numPr>
-          <w:ilvl w:val="0"/>
-          <w:numId w:val="1035"/>
-        </w:numPr>
-        <w:pStyle w:val="Compact"/>
-      </w:pPr>
-      <w:r>
-        <w:rPr>
-          <w:bCs/>
-          <w:b/>
-        </w:rPr>
-        <w:t xml:space="preserve">NEW: Adopt Agent Governance Series</w:t>
-      </w:r>
-      <w:r>
-        <w:t xml:space="preserve"> </w:t>
-      </w:r>
-      <w:r>
-        <w:t xml:space="preserve">(6 papers) as the formal foundation for all governance architecture</w:t>
-      </w:r>
-    </w:p>
-    <w:p>
-      <w:pPr>
-        <w:numPr>
-          <w:ilvl w:val="0"/>
-          <w:numId w:val="1035"/>
-        </w:numPr>
-        <w:pStyle w:val="Compact"/>
-      </w:pPr>
-      <w:r>
-        <w:rPr>
-          <w:bCs/>
-          <w:b/>
-        </w:rPr>
-        <w:t xml:space="preserve">NEW: Build benchmark consistency dashboard</w:t>
-      </w:r>
-      <w:r>
-        <w:t xml:space="preserve"> </w:t>
-      </w:r>
-      <w:r>
-        <w:t xml:space="preserve">using Taxonomy and Consistency Analysis framework — never trust a single benchmark</w:t>
+        <w:t xml:space="preserve">Status:</w:t>
+      </w:r>
+      <w:r>
+        <w:t xml:space="preserve"> </w:t>
+      </w:r>
+      <w:r>
+        <w:t xml:space="preserve">Mentioned as ecosystem resource</w:t>
+      </w:r>
+    </w:p>
+    <w:p>
+      <w:pPr>
+        <w:pStyle w:val="FirstParagraph"/>
+      </w:pPr>
+      <w:r>
+        <w:rPr>
+          <w:bCs/>
+          <w:b/>
+        </w:rPr>
+        <w:t xml:space="preserve">Why it matters:</w:t>
+      </w:r>
+      <w:r>
+        <w:t xml:space="preserve"> </w:t>
+      </w:r>
+      <w:r>
+        <w:t xml:space="preserve">Part of the emerging skill routing and governance infrastructure. SkillsVote and similar engines will become the distribution layer where governance policies are enforced.</w:t>
       </w:r>
     </w:p>
     <w:p>
@@ -9912,199 +9992,418 @@
         </w:pict>
       </w:r>
     </w:p>
+    <w:bookmarkEnd w:id="55"/>
+    <w:bookmarkEnd w:id="56"/>
+    <w:bookmarkStart w:id="60" w:name="updated-implementation-roadmap"/>
+    <w:p>
+      <w:pPr>
+        <w:pStyle w:val="Heading2"/>
+      </w:pPr>
+      <w:r>
+        <w:t xml:space="preserve">Updated Implementation Roadmap</w:t>
+      </w:r>
+    </w:p>
+    <w:bookmarkStart w:id="57" w:name="immediate-30-days"/>
+    <w:p>
+      <w:pPr>
+        <w:pStyle w:val="Heading3"/>
+      </w:pPr>
+      <w:r>
+        <w:t xml:space="preserve">Immediate (30 days)</w:t>
+      </w:r>
+    </w:p>
+    <w:p>
+      <w:pPr>
+        <w:numPr>
+          <w:ilvl w:val="0"/>
+          <w:numId w:val="1034"/>
+        </w:numPr>
+        <w:pStyle w:val="Compact"/>
+      </w:pPr>
+      <w:r>
+        <w:rPr>
+          <w:bCs/>
+          <w:b/>
+        </w:rPr>
+        <w:t xml:space="preserve">Adopt GovernSpec’s 12 contract sections</w:t>
+      </w:r>
+      <w:r>
+        <w:t xml:space="preserve"> </w:t>
+      </w:r>
+      <w:r>
+        <w:t xml:space="preserve">for all skill specifications</w:t>
+      </w:r>
+    </w:p>
+    <w:p>
+      <w:pPr>
+        <w:numPr>
+          <w:ilvl w:val="0"/>
+          <w:numId w:val="1034"/>
+        </w:numPr>
+        <w:pStyle w:val="Compact"/>
+      </w:pPr>
+      <w:r>
+        <w:rPr>
+          <w:bCs/>
+          <w:b/>
+        </w:rPr>
+        <w:t xml:space="preserve">Deploy Skilldex</w:t>
+      </w:r>
+      <w:r>
+        <w:t xml:space="preserve"> </w:t>
+      </w:r>
+      <w:r>
+        <w:t xml:space="preserve">for validation — check 100% of skill packages</w:t>
+      </w:r>
+    </w:p>
+    <w:p>
+      <w:pPr>
+        <w:numPr>
+          <w:ilvl w:val="0"/>
+          <w:numId w:val="1034"/>
+        </w:numPr>
+        <w:pStyle w:val="Compact"/>
+      </w:pPr>
+      <w:r>
+        <w:rPr>
+          <w:bCs/>
+          <w:b/>
+        </w:rPr>
+        <w:t xml:space="preserve">Map existing skills to OWASP Top 10</w:t>
+      </w:r>
+      <w:r>
+        <w:t xml:space="preserve"> </w:t>
+      </w:r>
+      <w:r>
+        <w:t xml:space="preserve">— identify which risks are unaddressed</w:t>
+      </w:r>
+    </w:p>
+    <w:p>
+      <w:pPr>
+        <w:numPr>
+          <w:ilvl w:val="0"/>
+          <w:numId w:val="1034"/>
+        </w:numPr>
+        <w:pStyle w:val="Compact"/>
+      </w:pPr>
+      <w:r>
+        <w:rPr>
+          <w:bCs/>
+          <w:b/>
+        </w:rPr>
+        <w:t xml:space="preserve">NEW: Integrate SkillFortify</w:t>
+      </w:r>
+      <w:r>
+        <w:t xml:space="preserve"> </w:t>
+      </w:r>
+      <w:r>
+        <w:t xml:space="preserve">into CI/CD for formal skill supply chain verification</w:t>
+      </w:r>
+    </w:p>
+    <w:p>
+      <w:pPr>
+        <w:numPr>
+          <w:ilvl w:val="0"/>
+          <w:numId w:val="1034"/>
+        </w:numPr>
+        <w:pStyle w:val="Compact"/>
+      </w:pPr>
+      <w:r>
+        <w:rPr>
+          <w:bCs/>
+          <w:b/>
+        </w:rPr>
+        <w:t xml:space="preserve">NEW: Adopt ABC contract structure</w:t>
+      </w:r>
+      <w:r>
+        <w:t xml:space="preserve"> </w:t>
+      </w:r>
+      <w:r>
+        <w:t xml:space="preserve">(P, I, G, R) for all agent specifications</w:t>
+      </w:r>
+    </w:p>
+    <w:bookmarkEnd w:id="57"/>
+    <w:bookmarkStart w:id="58" w:name="short-term-90-days"/>
+    <w:p>
+      <w:pPr>
+        <w:pStyle w:val="Heading3"/>
+      </w:pPr>
+      <w:r>
+        <w:t xml:space="preserve">Short-term (90 days)</w:t>
+      </w:r>
+    </w:p>
+    <w:p>
+      <w:pPr>
+        <w:numPr>
+          <w:ilvl w:val="0"/>
+          <w:numId w:val="1035"/>
+        </w:numPr>
+        <w:pStyle w:val="Compact"/>
+      </w:pPr>
+      <w:r>
+        <w:rPr>
+          <w:bCs/>
+          <w:b/>
+        </w:rPr>
+        <w:t xml:space="preserve">Implement LGA Layer 1</w:t>
+      </w:r>
+      <w:r>
+        <w:t xml:space="preserve"> </w:t>
+      </w:r>
+      <w:r>
+        <w:t xml:space="preserve">(sandboxing) for all agent execution</w:t>
+      </w:r>
+    </w:p>
+    <w:p>
+      <w:pPr>
+        <w:numPr>
+          <w:ilvl w:val="0"/>
+          <w:numId w:val="1035"/>
+        </w:numPr>
+        <w:pStyle w:val="Compact"/>
+      </w:pPr>
+      <w:r>
+        <w:rPr>
+          <w:bCs/>
+          <w:b/>
+        </w:rPr>
+        <w:t xml:space="preserve">Deploy ST-WebAgentBench</w:t>
+      </w:r>
+      <w:r>
+        <w:t xml:space="preserve"> </w:t>
+      </w:r>
+      <w:r>
+        <w:t xml:space="preserve">for web agent evaluation</w:t>
+      </w:r>
+    </w:p>
+    <w:p>
+      <w:pPr>
+        <w:numPr>
+          <w:ilvl w:val="0"/>
+          <w:numId w:val="1035"/>
+        </w:numPr>
+        <w:pStyle w:val="Compact"/>
+      </w:pPr>
+      <w:r>
+        <w:rPr>
+          <w:bCs/>
+          <w:b/>
+        </w:rPr>
+        <w:t xml:space="preserve">Establish baseline</w:t>
+      </w:r>
+      <w:r>
+        <w:t xml:space="preserve"> </w:t>
+      </w:r>
+      <w:r>
+        <w:t xml:space="preserve">with BeSafe-Bench on current agents</w:t>
+      </w:r>
+    </w:p>
+    <w:p>
+      <w:pPr>
+        <w:numPr>
+          <w:ilvl w:val="0"/>
+          <w:numId w:val="1035"/>
+        </w:numPr>
+        <w:pStyle w:val="Compact"/>
+      </w:pPr>
+      <w:r>
+        <w:rPr>
+          <w:bCs/>
+          <w:b/>
+        </w:rPr>
+        <w:t xml:space="preserve">NEW: Deploy AgentAssert</w:t>
+      </w:r>
+      <w:r>
+        <w:t xml:space="preserve"> </w:t>
+      </w:r>
+      <w:r>
+        <w:t xml:space="preserve">for runtime contract enforcement on critical agents</w:t>
+      </w:r>
+    </w:p>
+    <w:p>
+      <w:pPr>
+        <w:numPr>
+          <w:ilvl w:val="0"/>
+          <w:numId w:val="1035"/>
+        </w:numPr>
+        <w:pStyle w:val="Compact"/>
+      </w:pPr>
+      <w:r>
+        <w:rPr>
+          <w:bCs/>
+          <w:b/>
+        </w:rPr>
+        <w:t xml:space="preserve">NEW: Implement ACP-style temporal admission control</w:t>
+      </w:r>
+      <w:r>
+        <w:t xml:space="preserve"> </w:t>
+      </w:r>
+      <w:r>
+        <w:t xml:space="preserve">for high-throughput agent services</w:t>
+      </w:r>
+    </w:p>
+    <w:p>
+      <w:pPr>
+        <w:numPr>
+          <w:ilvl w:val="0"/>
+          <w:numId w:val="1035"/>
+        </w:numPr>
+        <w:pStyle w:val="Compact"/>
+      </w:pPr>
+      <w:r>
+        <w:rPr>
+          <w:bCs/>
+          <w:b/>
+        </w:rPr>
+        <w:t xml:space="preserve">NEW: Integrate AgentAssay</w:t>
+      </w:r>
+      <w:r>
+        <w:t xml:space="preserve"> </w:t>
+      </w:r>
+      <w:r>
+        <w:t xml:space="preserve">into CI/CD for regression testing of safety properties</w:t>
+      </w:r>
+    </w:p>
     <w:bookmarkEnd w:id="58"/>
-    <w:bookmarkEnd w:id="59"/>
-    <w:bookmarkStart w:id="63" w:name="why-this-matters-updated"/>
-    <w:p>
-      <w:pPr>
-        <w:pStyle w:val="Heading2"/>
-      </w:pPr>
-      <w:r>
-        <w:t xml:space="preserve">Why This Matters (Updated)</w:t>
-      </w:r>
-    </w:p>
-    <w:p>
-      <w:pPr>
-        <w:pStyle w:val="FirstParagraph"/>
-      </w:pPr>
-      <w:r>
-        <w:rPr>
-          <w:bCs/>
-          <w:b/>
-        </w:rPr>
-        <w:t xml:space="preserve">The data is clear:</w:t>
-      </w:r>
-      <w:r>
-        <w:t xml:space="preserve"> </w:t>
-      </w:r>
-      <w:r>
-        <w:t xml:space="preserve">- 34% of community skill packages are malformed (Skilldex)</w:t>
-      </w:r>
-      <w:r>
-        <w:t xml:space="preserve"> </w:t>
-      </w:r>
-      <w:r>
-        <w:t xml:space="preserve">- 89% of attacks succeed against baseline guardrails (LGA)</w:t>
-      </w:r>
-      <w:r>
-        <w:t xml:space="preserve"> </w:t>
-      </w:r>
-      <w:r>
-        <w:t xml:space="preserve">- 60%+ of tasks have safety violations (BeSafe-Bench)</w:t>
-      </w:r>
-      <w:r>
-        <w:t xml:space="preserve"> </w:t>
-      </w:r>
-      <w:r>
-        <w:t xml:space="preserve">- 40% of agent projects face cancellation (Agent Evaluation Guide)</w:t>
-      </w:r>
-      <w:r>
-        <w:t xml:space="preserve"> </w:t>
-      </w:r>
-      <w:r>
-        <w:t xml:space="preserve">- 73% incident reduction with governance toolkit (Microsoft)</w:t>
-      </w:r>
-      <w:r>
-        <w:t xml:space="preserve"> </w:t>
-      </w:r>
-      <w:r>
-        <w:t xml:space="preserve">-</w:t>
-      </w:r>
-      <w:r>
-        <w:t xml:space="preserve"> </w:t>
-      </w:r>
-      <w:r>
-        <w:rPr>
-          <w:bCs/>
-          <w:b/>
-        </w:rPr>
-        <w:t xml:space="preserve">NEW: 0% concordance across safety benchmarks (Kendall’s W = 0.10) — benchmark scores are mostly noise</w:t>
-      </w:r>
-      <w:r>
-        <w:t xml:space="preserve"> </w:t>
-      </w:r>
-      <w:r>
-        <w:t xml:space="preserve">-</w:t>
-      </w:r>
-      <w:r>
-        <w:t xml:space="preserve"> </w:t>
-      </w:r>
-      <w:r>
-        <w:rPr>
-          <w:bCs/>
-          <w:b/>
-        </w:rPr>
-        <w:t xml:space="preserve">NEW: 100% of individually-valid requests in a 500-request attack chain approved by stateless engines — temporal governance is essential</w:t>
-      </w:r>
-      <w:r>
-        <w:t xml:space="preserve"> </w:t>
-      </w:r>
-      <w:r>
-        <w:t xml:space="preserve">-</w:t>
-      </w:r>
-      <w:r>
-        <w:t xml:space="preserve"> </w:t>
-      </w:r>
-      <w:r>
-        <w:rPr>
-          <w:bCs/>
-          <w:b/>
-        </w:rPr>
-        <w:t xml:space="preserve">NEW: 1,200+ malicious skills infiltrated OpenClaw marketplace (ClawHavoc) — heuristic scanning is insufficient</w:t>
-      </w:r>
-    </w:p>
-    <w:p>
-      <w:pPr>
-        <w:pStyle w:val="BodyText"/>
-      </w:pPr>
-      <w:r>
-        <w:rPr>
-          <w:bCs/>
-          <w:b/>
-        </w:rPr>
-        <w:t xml:space="preserve">Governance is not optional. It’s the difference between agents that work and agents that are safe to use.</w:t>
-      </w:r>
-    </w:p>
-    <w:p>
-      <w:pPr>
-        <w:pStyle w:val="BodyText"/>
-      </w:pPr>
-      <w:r>
-        <w:rPr>
-          <w:bCs/>
-          <w:b/>
-        </w:rPr>
-        <w:t xml:space="preserve">The shift from heuristic to formal guarantees is accelerating. ABC, AgentVerify, SkillFortify, and ACP provide mathematically grounded governance mechanisms. The question is no longer</w:t>
-      </w:r>
-      <w:r>
-        <w:rPr>
-          <w:bCs/>
-          <w:b/>
-        </w:rPr>
-        <w:t xml:space="preserve"> </w:t>
-      </w:r>
-      <w:r>
-        <w:rPr>
-          <w:bCs/>
-          <w:b/>
-        </w:rPr>
-        <w:t xml:space="preserve">“</w:t>
-      </w:r>
-      <w:r>
-        <w:rPr>
-          <w:bCs/>
-          <w:b/>
-        </w:rPr>
-        <w:t xml:space="preserve">should we govern agents?</w:t>
-      </w:r>
-      <w:r>
-        <w:rPr>
-          <w:bCs/>
-          <w:b/>
-        </w:rPr>
-        <w:t xml:space="preserve">”</w:t>
-      </w:r>
-      <w:r>
-        <w:rPr>
-          <w:bCs/>
-          <w:b/>
-        </w:rPr>
-        <w:t xml:space="preserve"> </w:t>
-      </w:r>
-      <w:r>
-        <w:rPr>
-          <w:bCs/>
-          <w:b/>
-        </w:rPr>
-        <w:t xml:space="preserve">but</w:t>
-      </w:r>
-      <w:r>
-        <w:rPr>
-          <w:bCs/>
-          <w:b/>
-        </w:rPr>
-        <w:t xml:space="preserve"> </w:t>
-      </w:r>
-      <w:r>
-        <w:rPr>
-          <w:bCs/>
-          <w:b/>
-        </w:rPr>
-        <w:t xml:space="preserve">“</w:t>
-      </w:r>
-      <w:r>
-        <w:rPr>
-          <w:bCs/>
-          <w:b/>
-        </w:rPr>
-        <w:t xml:space="preserve">which formal framework should we adopt first?</w:t>
-      </w:r>
-      <w:r>
-        <w:rPr>
-          <w:bCs/>
-          <w:b/>
-        </w:rPr>
-        <w:t xml:space="preserve">”</w:t>
+    <w:bookmarkStart w:id="59" w:name="strategic-12-months"/>
+    <w:p>
+      <w:pPr>
+        <w:pStyle w:val="Heading3"/>
+      </w:pPr>
+      <w:r>
+        <w:t xml:space="preserve">Strategic (12 months)</w:t>
+      </w:r>
+    </w:p>
+    <w:p>
+      <w:pPr>
+        <w:numPr>
+          <w:ilvl w:val="0"/>
+          <w:numId w:val="1036"/>
+        </w:numPr>
+        <w:pStyle w:val="Compact"/>
+      </w:pPr>
+      <w:r>
+        <w:rPr>
+          <w:bCs/>
+          <w:b/>
+        </w:rPr>
+        <w:t xml:space="preserve">Full LGA stack</w:t>
+      </w:r>
+      <w:r>
+        <w:t xml:space="preserve"> </w:t>
+      </w:r>
+      <w:r>
+        <w:t xml:space="preserve">— all four layers operational</w:t>
+      </w:r>
+    </w:p>
+    <w:p>
+      <w:pPr>
+        <w:numPr>
+          <w:ilvl w:val="0"/>
+          <w:numId w:val="1036"/>
+        </w:numPr>
+        <w:pStyle w:val="Compact"/>
+      </w:pPr>
+      <w:r>
+        <w:rPr>
+          <w:bCs/>
+          <w:b/>
+        </w:rPr>
+        <w:t xml:space="preserve">Microsoft-style governance toolkit</w:t>
+      </w:r>
+      <w:r>
+        <w:t xml:space="preserve"> </w:t>
+      </w:r>
+      <w:r>
+        <w:t xml:space="preserve">— registration, policy, audit, evaluation, human-in-the-loop</w:t>
+      </w:r>
+    </w:p>
+    <w:p>
+      <w:pPr>
+        <w:numPr>
+          <w:ilvl w:val="0"/>
+          <w:numId w:val="1036"/>
+        </w:numPr>
+        <w:pStyle w:val="Compact"/>
+      </w:pPr>
+      <w:r>
+        <w:rPr>
+          <w:bCs/>
+          <w:b/>
+        </w:rPr>
+        <w:t xml:space="preserve">Continuous evaluation</w:t>
+      </w:r>
+      <w:r>
+        <w:t xml:space="preserve"> </w:t>
+      </w:r>
+      <w:r>
+        <w:t xml:space="preserve">— weekly safety benchmarks with automated reporting</w:t>
+      </w:r>
+    </w:p>
+    <w:p>
+      <w:pPr>
+        <w:numPr>
+          <w:ilvl w:val="0"/>
+          <w:numId w:val="1036"/>
+        </w:numPr>
+        <w:pStyle w:val="Compact"/>
+      </w:pPr>
+      <w:r>
+        <w:rPr>
+          <w:bCs/>
+          <w:b/>
+        </w:rPr>
+        <w:t xml:space="preserve">NEW: Implement skill-level attestation</w:t>
+      </w:r>
+      <w:r>
+        <w:t xml:space="preserve"> </w:t>
+      </w:r>
+      <w:r>
+        <w:t xml:space="preserve">(per MIGT) binding skill execution to verified machine identity</w:t>
+      </w:r>
+    </w:p>
+    <w:p>
+      <w:pPr>
+        <w:numPr>
+          <w:ilvl w:val="0"/>
+          <w:numId w:val="1036"/>
+        </w:numPr>
+        <w:pStyle w:val="Compact"/>
+      </w:pPr>
+      <w:r>
+        <w:rPr>
+          <w:bCs/>
+          <w:b/>
+        </w:rPr>
+        <w:t xml:space="preserve">NEW: Adopt Agent Governance Series</w:t>
+      </w:r>
+      <w:r>
+        <w:t xml:space="preserve"> </w:t>
+      </w:r>
+      <w:r>
+        <w:t xml:space="preserve">(6 papers) as the formal foundation for all governance architecture</w:t>
+      </w:r>
+    </w:p>
+    <w:p>
+      <w:pPr>
+        <w:numPr>
+          <w:ilvl w:val="0"/>
+          <w:numId w:val="1036"/>
+        </w:numPr>
+        <w:pStyle w:val="Compact"/>
+      </w:pPr>
+      <w:r>
+        <w:rPr>
+          <w:bCs/>
+          <w:b/>
+        </w:rPr>
+        <w:t xml:space="preserve">NEW: Build benchmark consistency dashboard</w:t>
+      </w:r>
+      <w:r>
+        <w:t xml:space="preserve"> </w:t>
+      </w:r>
+      <w:r>
+        <w:t xml:space="preserve">using Taxonomy and Consistency Analysis framework — never trust a single benchmark</w:t>
       </w:r>
     </w:p>
     <w:p>
@@ -10114,349 +10413,199 @@
         </w:pict>
       </w:r>
     </w:p>
+    <w:bookmarkEnd w:id="59"/>
+    <w:bookmarkEnd w:id="60"/>
+    <w:bookmarkStart w:id="64" w:name="why-this-matters-updated"/>
+    <w:p>
+      <w:pPr>
+        <w:pStyle w:val="Heading2"/>
+      </w:pPr>
+      <w:r>
+        <w:t xml:space="preserve">Why This Matters (Updated)</w:t>
+      </w:r>
+    </w:p>
     <w:p>
       <w:pPr>
         <w:pStyle w:val="FirstParagraph"/>
       </w:pPr>
       <w:r>
         <w:rPr>
-          <w:iCs/>
-          <w:i/>
-        </w:rPr>
-        <w:t xml:space="preserve">Compiled by EvaPaper | June 5, 2026</w:t>
-      </w:r>
-      <w:r>
-        <w:br/>
-      </w:r>
-      <w:r>
-        <w:rPr>
-          <w:iCs/>
-          <w:i/>
-        </w:rPr>
-        <w:t xml:space="preserve">Repo: https://github.com/ginaecho/EvaPaper</w:t>
-      </w:r>
-    </w:p>
-    <w:bookmarkStart w:id="60" w:name="layer-0-spec-level-governance"/>
-    <w:p>
-      <w:pPr>
-        <w:pStyle w:val="Heading3"/>
-      </w:pPr>
-      <w:r>
-        <w:t xml:space="preserve">Layer 0: Spec-Level Governance</w:t>
-      </w:r>
-    </w:p>
-    <w:p>
-      <w:pPr>
-        <w:pStyle w:val="FirstParagraph"/>
-      </w:pPr>
-      <w:r>
-        <w:rPr>
-          <w:bCs/>
-          <w:b/>
-        </w:rPr>
-        <w:t xml:space="preserve">Goal:</w:t>
-      </w:r>
-      <w:r>
-        <w:t xml:space="preserve"> </w:t>
-      </w:r>
-      <w:r>
-        <w:t xml:space="preserve">Ensure every skill specification is correct, complete, and safe before it ever reaches an agent.</w:t>
-      </w:r>
-    </w:p>
-    <w:p>
-      <w:pPr>
-        <w:pStyle w:val="BodyText"/>
-      </w:pPr>
-      <w:r>
-        <w:rPr>
-          <w:bCs/>
-          <w:b/>
-        </w:rPr>
-        <w:t xml:space="preserve">Key papers:</w:t>
-      </w:r>
-      <w:r>
-        <w:t xml:space="preserve"> </w:t>
-      </w:r>
-      <w:r>
-        <w:t xml:space="preserve">Skilldex, GovernSpec</w:t>
-      </w:r>
-    </w:p>
-    <w:p>
-      <w:pPr>
-        <w:pStyle w:val="BodyText"/>
-      </w:pPr>
-      <w:r>
-        <w:rPr>
-          <w:bCs/>
-          <w:b/>
-        </w:rPr>
-        <w:t xml:space="preserve">Key questions:</w:t>
-      </w:r>
-      <w:r>
-        <w:t xml:space="preserve"> </w:t>
-      </w:r>
-      <w:r>
-        <w:t xml:space="preserve">- Does the skill follow the format specification?</w:t>
-      </w:r>
-      <w:r>
-        <w:t xml:space="preserve"> </w:t>
-      </w:r>
-      <w:r>
-        <w:t xml:space="preserve">- Are goals, boundaries, and permissions declared?</w:t>
-      </w:r>
-      <w:r>
-        <w:t xml:space="preserve"> </w:t>
-      </w:r>
-      <w:r>
-        <w:t xml:space="preserve">- Are there coherence conflicts with other skills?</w:t>
-      </w:r>
-      <w:r>
-        <w:t xml:space="preserve"> </w:t>
-      </w:r>
-      <w:r>
-        <w:t xml:space="preserve">- Does the skill specify verification steps and human approval points?</w:t>
-      </w:r>
-    </w:p>
-    <w:p>
-      <w:pPr>
-        <w:pStyle w:val="BodyText"/>
-      </w:pPr>
-      <w:r>
-        <w:rPr>
-          <w:bCs/>
-          <w:b/>
-        </w:rPr>
-        <w:t xml:space="preserve">Tools:</w:t>
-      </w:r>
-      <w:r>
-        <w:t xml:space="preserve"> </w:t>
-      </w:r>
-      <w:r>
-        <w:t xml:space="preserve">- Skilldex (validation engine)</w:t>
-      </w:r>
-      <w:r>
-        <w:t xml:space="preserve"> </w:t>
-      </w:r>
-      <w:r>
-        <w:t xml:space="preserve">- GovernSpec’s 12 contract sections</w:t>
-      </w:r>
-    </w:p>
-    <w:bookmarkEnd w:id="60"/>
-    <w:bookmarkStart w:id="61" w:name="layer-1-runtime-level-governance"/>
-    <w:p>
-      <w:pPr>
-        <w:pStyle w:val="Heading3"/>
-      </w:pPr>
-      <w:r>
-        <w:t xml:space="preserve">Layer 1: Runtime-Level Governance</w:t>
-      </w:r>
-    </w:p>
-    <w:p>
-      <w:pPr>
-        <w:pStyle w:val="FirstParagraph"/>
-      </w:pPr>
-      <w:r>
-        <w:rPr>
-          <w:bCs/>
-          <w:b/>
-        </w:rPr>
-        <w:t xml:space="preserve">Goal:</w:t>
-      </w:r>
-      <w:r>
-        <w:t xml:space="preserve"> </w:t>
-      </w:r>
-      <w:r>
-        <w:t xml:space="preserve">Ensure every agent execution is sandboxed, verified, authorized, and logged.</w:t>
-      </w:r>
-    </w:p>
-    <w:p>
-      <w:pPr>
-        <w:pStyle w:val="BodyText"/>
-      </w:pPr>
-      <w:r>
-        <w:rPr>
-          <w:bCs/>
-          <w:b/>
-        </w:rPr>
-        <w:t xml:space="preserve">Key papers:</w:t>
-      </w:r>
-      <w:r>
-        <w:t xml:space="preserve"> </w:t>
-      </w:r>
-      <w:r>
-        <w:t xml:space="preserve">LGA, OWASP (Prompt Injection, Excessive Agency)</w:t>
-      </w:r>
-    </w:p>
-    <w:p>
-      <w:pPr>
-        <w:pStyle w:val="BodyText"/>
-      </w:pPr>
-      <w:r>
-        <w:rPr>
-          <w:bCs/>
-          <w:b/>
-        </w:rPr>
-        <w:t xml:space="preserve">Key questions:</w:t>
-      </w:r>
-      <w:r>
-        <w:t xml:space="preserve"> </w:t>
-      </w:r>
-      <w:r>
-        <w:t xml:space="preserve">- Is the agent executing in a sandbox?</w:t>
-      </w:r>
-      <w:r>
-        <w:t xml:space="preserve"> </w:t>
-      </w:r>
-      <w:r>
-        <w:t xml:space="preserve">- Is the intent verified before tool invocation?</w:t>
-      </w:r>
-      <w:r>
-        <w:t xml:space="preserve"> </w:t>
-      </w:r>
-      <w:r>
-        <w:t xml:space="preserve">- Are inter-agent communications zero-trust authorized?</w:t>
-      </w:r>
-      <w:r>
-        <w:t xml:space="preserve"> </w:t>
-      </w:r>
-      <w:r>
-        <w:t xml:space="preserve">- Is every action immutably logged?</w:t>
-      </w:r>
-    </w:p>
-    <w:p>
-      <w:pPr>
-        <w:pStyle w:val="BodyText"/>
-      </w:pPr>
-      <w:r>
-        <w:rPr>
-          <w:bCs/>
-          <w:b/>
-        </w:rPr>
-        <w:t xml:space="preserve">Tools:</w:t>
-      </w:r>
-      <w:r>
-        <w:t xml:space="preserve"> </w:t>
-      </w:r>
-      <w:r>
-        <w:t xml:space="preserve">- LGA’s four layers (sandboxing, intent verification, zero-trust authorization, audit logging)</w:t>
-      </w:r>
-      <w:r>
-        <w:t xml:space="preserve"> </w:t>
-      </w:r>
-      <w:r>
-        <w:t xml:space="preserve">- OWASP mitigation strategies</w:t>
-      </w:r>
-    </w:p>
-    <w:bookmarkEnd w:id="61"/>
-    <w:bookmarkStart w:id="62" w:name="layer-2-behavioral-level-governance"/>
-    <w:p>
-      <w:pPr>
-        <w:pStyle w:val="Heading3"/>
-      </w:pPr>
-      <w:r>
-        <w:t xml:space="preserve">Layer 2: Behavioral-Level Governance</w:t>
-      </w:r>
-    </w:p>
-    <w:p>
-      <w:pPr>
-        <w:pStyle w:val="FirstParagraph"/>
-      </w:pPr>
-      <w:r>
-        <w:rPr>
-          <w:bCs/>
-          <w:b/>
-        </w:rPr>
-        <w:t xml:space="preserve">Goal:</w:t>
-      </w:r>
-      <w:r>
-        <w:t xml:space="preserve"> </w:t>
-      </w:r>
-      <w:r>
-        <w:t xml:space="preserve">Ensure every agent behaves safely and trustworthily in real-world tasks.</w:t>
-      </w:r>
-    </w:p>
-    <w:p>
-      <w:pPr>
-        <w:pStyle w:val="BodyText"/>
-      </w:pPr>
-      <w:r>
-        <w:rPr>
-          <w:bCs/>
-          <w:b/>
-        </w:rPr>
-        <w:t xml:space="preserve">Key papers:</w:t>
-      </w:r>
-      <w:r>
-        <w:t xml:space="preserve"> </w:t>
-      </w:r>
-      <w:r>
-        <w:t xml:space="preserve">BeSafe-Bench, ST-WebAgentBench, Agent Evaluation Guide</w:t>
-      </w:r>
-    </w:p>
-    <w:p>
-      <w:pPr>
-        <w:pStyle w:val="BodyText"/>
-      </w:pPr>
-      <w:r>
-        <w:rPr>
-          <w:bCs/>
-          <w:b/>
-        </w:rPr>
-        <w:t xml:space="preserve">Key questions:</w:t>
-      </w:r>
-      <w:r>
-        <w:t xml:space="preserve"> </w:t>
-      </w:r>
-      <w:r>
-        <w:t xml:space="preserve">- Does the agent complete tasks while adhering to safety constraints?</w:t>
-      </w:r>
-      <w:r>
-        <w:t xml:space="preserve"> </w:t>
-      </w:r>
-      <w:r>
-        <w:t xml:space="preserve">- Does it violate policies under task pressure?</w:t>
-      </w:r>
-      <w:r>
-        <w:t xml:space="preserve"> </w:t>
-      </w:r>
-      <w:r>
-        <w:t xml:space="preserve">- Can it recover from errors?</w:t>
-      </w:r>
-      <w:r>
-        <w:t xml:space="preserve"> </w:t>
-      </w:r>
-      <w:r>
-        <w:t xml:space="preserve">- Does its reasoning align with human expectations?</w:t>
-      </w:r>
-    </w:p>
-    <w:p>
-      <w:pPr>
-        <w:pStyle w:val="BodyText"/>
-      </w:pPr>
-      <w:r>
-        <w:rPr>
-          <w:bCs/>
-          <w:b/>
-        </w:rPr>
-        <w:t xml:space="preserve">Tools:</w:t>
-      </w:r>
-      <w:r>
-        <w:t xml:space="preserve"> </w:t>
-      </w:r>
-      <w:r>
-        <w:t xml:space="preserve">- BeSafe-Bench (functional environment testing)</w:t>
-      </w:r>
-      <w:r>
-        <w:t xml:space="preserve"> </w:t>
-      </w:r>
-      <w:r>
-        <w:t xml:space="preserve">- ST-WebAgentBench (enterprise scenario testing)</w:t>
-      </w:r>
-      <w:r>
-        <w:t xml:space="preserve"> </w:t>
-      </w:r>
-      <w:r>
-        <w:t xml:space="preserve">- Agent Evaluation Guide’s six dimensions</w:t>
+          <w:bCs/>
+          <w:b/>
+        </w:rPr>
+        <w:t xml:space="preserve">The data is clear:</w:t>
+      </w:r>
+      <w:r>
+        <w:t xml:space="preserve"> </w:t>
+      </w:r>
+      <w:r>
+        <w:t xml:space="preserve">- 34% of community skill packages are malformed (Skilldex)</w:t>
+      </w:r>
+      <w:r>
+        <w:t xml:space="preserve"> </w:t>
+      </w:r>
+      <w:r>
+        <w:t xml:space="preserve">- 89% of attacks succeed against baseline guardrails (LGA)</w:t>
+      </w:r>
+      <w:r>
+        <w:t xml:space="preserve"> </w:t>
+      </w:r>
+      <w:r>
+        <w:t xml:space="preserve">- 60%+ of tasks have safety violations (BeSafe-Bench)</w:t>
+      </w:r>
+      <w:r>
+        <w:t xml:space="preserve"> </w:t>
+      </w:r>
+      <w:r>
+        <w:t xml:space="preserve">- 40% of agent projects face cancellation (Agent Evaluation Guide)</w:t>
+      </w:r>
+      <w:r>
+        <w:t xml:space="preserve"> </w:t>
+      </w:r>
+      <w:r>
+        <w:t xml:space="preserve">- 73% incident reduction with governance toolkit (Microsoft)</w:t>
+      </w:r>
+      <w:r>
+        <w:t xml:space="preserve"> </w:t>
+      </w:r>
+      <w:r>
+        <w:t xml:space="preserve">-</w:t>
+      </w:r>
+      <w:r>
+        <w:t xml:space="preserve"> </w:t>
+      </w:r>
+      <w:r>
+        <w:rPr>
+          <w:bCs/>
+          <w:b/>
+        </w:rPr>
+        <w:t xml:space="preserve">NEW: 0% concordance across safety benchmarks (Kendall’s W = 0.10) — benchmark scores are mostly noise</w:t>
+      </w:r>
+      <w:r>
+        <w:t xml:space="preserve"> </w:t>
+      </w:r>
+      <w:r>
+        <w:t xml:space="preserve">-</w:t>
+      </w:r>
+      <w:r>
+        <w:t xml:space="preserve"> </w:t>
+      </w:r>
+      <w:r>
+        <w:rPr>
+          <w:bCs/>
+          <w:b/>
+        </w:rPr>
+        <w:t xml:space="preserve">NEW: 100% of individually-valid requests in a 500-request attack chain approved by stateless engines — temporal governance is essential</w:t>
+      </w:r>
+      <w:r>
+        <w:t xml:space="preserve"> </w:t>
+      </w:r>
+      <w:r>
+        <w:t xml:space="preserve">-</w:t>
+      </w:r>
+      <w:r>
+        <w:t xml:space="preserve"> </w:t>
+      </w:r>
+      <w:r>
+        <w:rPr>
+          <w:bCs/>
+          <w:b/>
+        </w:rPr>
+        <w:t xml:space="preserve">NEW: 1,200+ malicious skills infiltrated OpenClaw marketplace (ClawHavoc) — heuristic scanning is insufficient</w:t>
+      </w:r>
+    </w:p>
+    <w:p>
+      <w:pPr>
+        <w:pStyle w:val="BodyText"/>
+      </w:pPr>
+      <w:r>
+        <w:rPr>
+          <w:bCs/>
+          <w:b/>
+        </w:rPr>
+        <w:t xml:space="preserve">Governance is not optional. It’s the difference between agents that work and agents that are safe to use.</w:t>
+      </w:r>
+    </w:p>
+    <w:p>
+      <w:pPr>
+        <w:pStyle w:val="BodyText"/>
+      </w:pPr>
+      <w:r>
+        <w:rPr>
+          <w:bCs/>
+          <w:b/>
+        </w:rPr>
+        <w:t xml:space="preserve">The shift from heuristic to formal guarantees is accelerating. ABC, AgentVerify, SkillFortify, and ACP provide mathematically grounded governance mechanisms. The question is no longer</w:t>
+      </w:r>
+      <w:r>
+        <w:rPr>
+          <w:bCs/>
+          <w:b/>
+        </w:rPr>
+        <w:t xml:space="preserve"> </w:t>
+      </w:r>
+      <w:r>
+        <w:rPr>
+          <w:bCs/>
+          <w:b/>
+        </w:rPr>
+        <w:t xml:space="preserve">“</w:t>
+      </w:r>
+      <w:r>
+        <w:rPr>
+          <w:bCs/>
+          <w:b/>
+        </w:rPr>
+        <w:t xml:space="preserve">should we govern agents?</w:t>
+      </w:r>
+      <w:r>
+        <w:rPr>
+          <w:bCs/>
+          <w:b/>
+        </w:rPr>
+        <w:t xml:space="preserve">”</w:t>
+      </w:r>
+      <w:r>
+        <w:rPr>
+          <w:bCs/>
+          <w:b/>
+        </w:rPr>
+        <w:t xml:space="preserve"> </w:t>
+      </w:r>
+      <w:r>
+        <w:rPr>
+          <w:bCs/>
+          <w:b/>
+        </w:rPr>
+        <w:t xml:space="preserve">but</w:t>
+      </w:r>
+      <w:r>
+        <w:rPr>
+          <w:bCs/>
+          <w:b/>
+        </w:rPr>
+        <w:t xml:space="preserve"> </w:t>
+      </w:r>
+      <w:r>
+        <w:rPr>
+          <w:bCs/>
+          <w:b/>
+        </w:rPr>
+        <w:t xml:space="preserve">“</w:t>
+      </w:r>
+      <w:r>
+        <w:rPr>
+          <w:bCs/>
+          <w:b/>
+        </w:rPr>
+        <w:t xml:space="preserve">which formal framework should we adopt first?</w:t>
+      </w:r>
+      <w:r>
+        <w:rPr>
+          <w:bCs/>
+          <w:b/>
+        </w:rPr>
+        <w:t xml:space="preserve">”</w:t>
       </w:r>
     </w:p>
     <w:p>
@@ -10466,242 +10615,349 @@
         </w:pict>
       </w:r>
     </w:p>
+    <w:p>
+      <w:pPr>
+        <w:pStyle w:val="FirstParagraph"/>
+      </w:pPr>
+      <w:r>
+        <w:rPr>
+          <w:iCs/>
+          <w:i/>
+        </w:rPr>
+        <w:t xml:space="preserve">Compiled by EvaPaper | June 5, 2026</w:t>
+      </w:r>
+      <w:r>
+        <w:br/>
+      </w:r>
+      <w:r>
+        <w:rPr>
+          <w:iCs/>
+          <w:i/>
+        </w:rPr>
+        <w:t xml:space="preserve">Repo: https://github.com/ginaecho/EvaPaper</w:t>
+      </w:r>
+    </w:p>
+    <w:bookmarkStart w:id="61" w:name="layer-0-spec-level-governance"/>
+    <w:p>
+      <w:pPr>
+        <w:pStyle w:val="Heading3"/>
+      </w:pPr>
+      <w:r>
+        <w:t xml:space="preserve">Layer 0: Spec-Level Governance</w:t>
+      </w:r>
+    </w:p>
+    <w:p>
+      <w:pPr>
+        <w:pStyle w:val="FirstParagraph"/>
+      </w:pPr>
+      <w:r>
+        <w:rPr>
+          <w:bCs/>
+          <w:b/>
+        </w:rPr>
+        <w:t xml:space="preserve">Goal:</w:t>
+      </w:r>
+      <w:r>
+        <w:t xml:space="preserve"> </w:t>
+      </w:r>
+      <w:r>
+        <w:t xml:space="preserve">Ensure every skill specification is correct, complete, and safe before it ever reaches an agent.</w:t>
+      </w:r>
+    </w:p>
+    <w:p>
+      <w:pPr>
+        <w:pStyle w:val="BodyText"/>
+      </w:pPr>
+      <w:r>
+        <w:rPr>
+          <w:bCs/>
+          <w:b/>
+        </w:rPr>
+        <w:t xml:space="preserve">Key papers:</w:t>
+      </w:r>
+      <w:r>
+        <w:t xml:space="preserve"> </w:t>
+      </w:r>
+      <w:r>
+        <w:t xml:space="preserve">Skilldex, GovernSpec</w:t>
+      </w:r>
+    </w:p>
+    <w:p>
+      <w:pPr>
+        <w:pStyle w:val="BodyText"/>
+      </w:pPr>
+      <w:r>
+        <w:rPr>
+          <w:bCs/>
+          <w:b/>
+        </w:rPr>
+        <w:t xml:space="preserve">Key questions:</w:t>
+      </w:r>
+      <w:r>
+        <w:t xml:space="preserve"> </w:t>
+      </w:r>
+      <w:r>
+        <w:t xml:space="preserve">- Does the skill follow the format specification?</w:t>
+      </w:r>
+      <w:r>
+        <w:t xml:space="preserve"> </w:t>
+      </w:r>
+      <w:r>
+        <w:t xml:space="preserve">- Are goals, boundaries, and permissions declared?</w:t>
+      </w:r>
+      <w:r>
+        <w:t xml:space="preserve"> </w:t>
+      </w:r>
+      <w:r>
+        <w:t xml:space="preserve">- Are there coherence conflicts with other skills?</w:t>
+      </w:r>
+      <w:r>
+        <w:t xml:space="preserve"> </w:t>
+      </w:r>
+      <w:r>
+        <w:t xml:space="preserve">- Does the skill specify verification steps and human approval points?</w:t>
+      </w:r>
+    </w:p>
+    <w:p>
+      <w:pPr>
+        <w:pStyle w:val="BodyText"/>
+      </w:pPr>
+      <w:r>
+        <w:rPr>
+          <w:bCs/>
+          <w:b/>
+        </w:rPr>
+        <w:t xml:space="preserve">Tools:</w:t>
+      </w:r>
+      <w:r>
+        <w:t xml:space="preserve"> </w:t>
+      </w:r>
+      <w:r>
+        <w:t xml:space="preserve">- Skilldex (validation engine)</w:t>
+      </w:r>
+      <w:r>
+        <w:t xml:space="preserve"> </w:t>
+      </w:r>
+      <w:r>
+        <w:t xml:space="preserve">- GovernSpec’s 12 contract sections</w:t>
+      </w:r>
+    </w:p>
+    <w:bookmarkEnd w:id="61"/>
+    <w:bookmarkStart w:id="62" w:name="layer-1-runtime-level-governance"/>
+    <w:p>
+      <w:pPr>
+        <w:pStyle w:val="Heading3"/>
+      </w:pPr>
+      <w:r>
+        <w:t xml:space="preserve">Layer 1: Runtime-Level Governance</w:t>
+      </w:r>
+    </w:p>
+    <w:p>
+      <w:pPr>
+        <w:pStyle w:val="FirstParagraph"/>
+      </w:pPr>
+      <w:r>
+        <w:rPr>
+          <w:bCs/>
+          <w:b/>
+        </w:rPr>
+        <w:t xml:space="preserve">Goal:</w:t>
+      </w:r>
+      <w:r>
+        <w:t xml:space="preserve"> </w:t>
+      </w:r>
+      <w:r>
+        <w:t xml:space="preserve">Ensure every agent execution is sandboxed, verified, authorized, and logged.</w:t>
+      </w:r>
+    </w:p>
+    <w:p>
+      <w:pPr>
+        <w:pStyle w:val="BodyText"/>
+      </w:pPr>
+      <w:r>
+        <w:rPr>
+          <w:bCs/>
+          <w:b/>
+        </w:rPr>
+        <w:t xml:space="preserve">Key papers:</w:t>
+      </w:r>
+      <w:r>
+        <w:t xml:space="preserve"> </w:t>
+      </w:r>
+      <w:r>
+        <w:t xml:space="preserve">LGA, OWASP (Prompt Injection, Excessive Agency)</w:t>
+      </w:r>
+    </w:p>
+    <w:p>
+      <w:pPr>
+        <w:pStyle w:val="BodyText"/>
+      </w:pPr>
+      <w:r>
+        <w:rPr>
+          <w:bCs/>
+          <w:b/>
+        </w:rPr>
+        <w:t xml:space="preserve">Key questions:</w:t>
+      </w:r>
+      <w:r>
+        <w:t xml:space="preserve"> </w:t>
+      </w:r>
+      <w:r>
+        <w:t xml:space="preserve">- Is the agent executing in a sandbox?</w:t>
+      </w:r>
+      <w:r>
+        <w:t xml:space="preserve"> </w:t>
+      </w:r>
+      <w:r>
+        <w:t xml:space="preserve">- Is the intent verified before tool invocation?</w:t>
+      </w:r>
+      <w:r>
+        <w:t xml:space="preserve"> </w:t>
+      </w:r>
+      <w:r>
+        <w:t xml:space="preserve">- Are inter-agent communications zero-trust authorized?</w:t>
+      </w:r>
+      <w:r>
+        <w:t xml:space="preserve"> </w:t>
+      </w:r>
+      <w:r>
+        <w:t xml:space="preserve">- Is every action immutably logged?</w:t>
+      </w:r>
+    </w:p>
+    <w:p>
+      <w:pPr>
+        <w:pStyle w:val="BodyText"/>
+      </w:pPr>
+      <w:r>
+        <w:rPr>
+          <w:bCs/>
+          <w:b/>
+        </w:rPr>
+        <w:t xml:space="preserve">Tools:</w:t>
+      </w:r>
+      <w:r>
+        <w:t xml:space="preserve"> </w:t>
+      </w:r>
+      <w:r>
+        <w:t xml:space="preserve">- LGA’s four layers (sandboxing, intent verification, zero-trust authorization, audit logging)</w:t>
+      </w:r>
+      <w:r>
+        <w:t xml:space="preserve"> </w:t>
+      </w:r>
+      <w:r>
+        <w:t xml:space="preserve">- OWASP mitigation strategies</w:t>
+      </w:r>
+    </w:p>
     <w:bookmarkEnd w:id="62"/>
-    <w:bookmarkEnd w:id="63"/>
-    <w:bookmarkStart w:id="67" w:name="implementation-roadmap"/>
-    <w:p>
-      <w:pPr>
-        <w:pStyle w:val="Heading2"/>
-      </w:pPr>
-      <w:r>
-        <w:t xml:space="preserve">Implementation Roadmap</w:t>
-      </w:r>
-    </w:p>
-    <w:bookmarkStart w:id="64" w:name="immediate-30-days-1"/>
+    <w:bookmarkStart w:id="63" w:name="layer-2-behavioral-level-governance"/>
     <w:p>
       <w:pPr>
         <w:pStyle w:val="Heading3"/>
       </w:pPr>
       <w:r>
-        <w:t xml:space="preserve">Immediate (30 days)</w:t>
-      </w:r>
-    </w:p>
-    <w:p>
-      <w:pPr>
-        <w:numPr>
-          <w:ilvl w:val="0"/>
-          <w:numId w:val="1036"/>
-        </w:numPr>
-        <w:pStyle w:val="Compact"/>
-      </w:pPr>
-      <w:r>
-        <w:rPr>
-          <w:bCs/>
-          <w:b/>
-        </w:rPr>
-        <w:t xml:space="preserve">Adopt GovernSpec’s 12 contract sections</w:t>
-      </w:r>
-      <w:r>
-        <w:t xml:space="preserve"> </w:t>
-      </w:r>
-      <w:r>
-        <w:t xml:space="preserve">for all skill specifications</w:t>
-      </w:r>
-    </w:p>
-    <w:p>
-      <w:pPr>
-        <w:numPr>
-          <w:ilvl w:val="0"/>
-          <w:numId w:val="1036"/>
-        </w:numPr>
-        <w:pStyle w:val="Compact"/>
-      </w:pPr>
-      <w:r>
-        <w:rPr>
-          <w:bCs/>
-          <w:b/>
-        </w:rPr>
-        <w:t xml:space="preserve">Deploy Skilldex</w:t>
-      </w:r>
-      <w:r>
-        <w:t xml:space="preserve"> </w:t>
-      </w:r>
-      <w:r>
-        <w:t xml:space="preserve">for validation — check 100% of skill packages</w:t>
-      </w:r>
-    </w:p>
-    <w:p>
-      <w:pPr>
-        <w:numPr>
-          <w:ilvl w:val="0"/>
-          <w:numId w:val="1036"/>
-        </w:numPr>
-        <w:pStyle w:val="Compact"/>
-      </w:pPr>
-      <w:r>
-        <w:rPr>
-          <w:bCs/>
-          <w:b/>
-        </w:rPr>
-        <w:t xml:space="preserve">Map existing skills to OWASP Top 10</w:t>
-      </w:r>
-      <w:r>
-        <w:t xml:space="preserve"> </w:t>
-      </w:r>
-      <w:r>
-        <w:t xml:space="preserve">— identify which risks are unaddressed</w:t>
-      </w:r>
-    </w:p>
-    <w:bookmarkEnd w:id="64"/>
-    <w:bookmarkStart w:id="65" w:name="short-term-90-days-1"/>
-    <w:p>
-      <w:pPr>
-        <w:pStyle w:val="Heading3"/>
-      </w:pPr>
-      <w:r>
-        <w:t xml:space="preserve">Short-term (90 days)</w:t>
-      </w:r>
-    </w:p>
-    <w:p>
-      <w:pPr>
-        <w:numPr>
-          <w:ilvl w:val="0"/>
-          <w:numId w:val="1037"/>
-        </w:numPr>
-        <w:pStyle w:val="Compact"/>
-      </w:pPr>
-      <w:r>
-        <w:rPr>
-          <w:bCs/>
-          <w:b/>
-        </w:rPr>
-        <w:t xml:space="preserve">Implement LGA Layer 1</w:t>
-      </w:r>
-      <w:r>
-        <w:t xml:space="preserve"> </w:t>
-      </w:r>
-      <w:r>
-        <w:t xml:space="preserve">(sandboxing) for all agent execution</w:t>
-      </w:r>
-    </w:p>
-    <w:p>
-      <w:pPr>
-        <w:numPr>
-          <w:ilvl w:val="0"/>
-          <w:numId w:val="1037"/>
-        </w:numPr>
-        <w:pStyle w:val="Compact"/>
-      </w:pPr>
-      <w:r>
-        <w:rPr>
-          <w:bCs/>
-          <w:b/>
-        </w:rPr>
-        <w:t xml:space="preserve">Deploy ST-WebAgentBench</w:t>
-      </w:r>
-      <w:r>
-        <w:t xml:space="preserve"> </w:t>
-      </w:r>
-      <w:r>
-        <w:t xml:space="preserve">for web agent evaluation</w:t>
-      </w:r>
-    </w:p>
-    <w:p>
-      <w:pPr>
-        <w:numPr>
-          <w:ilvl w:val="0"/>
-          <w:numId w:val="1037"/>
-        </w:numPr>
-        <w:pStyle w:val="Compact"/>
-      </w:pPr>
-      <w:r>
-        <w:rPr>
-          <w:bCs/>
-          <w:b/>
-        </w:rPr>
-        <w:t xml:space="preserve">Establish baseline</w:t>
-      </w:r>
-      <w:r>
-        <w:t xml:space="preserve"> </w:t>
-      </w:r>
-      <w:r>
-        <w:t xml:space="preserve">with BeSafe-Bench on current agents</w:t>
-      </w:r>
-    </w:p>
-    <w:bookmarkEnd w:id="65"/>
-    <w:bookmarkStart w:id="66" w:name="strategic-12-months-1"/>
-    <w:p>
-      <w:pPr>
-        <w:pStyle w:val="Heading3"/>
-      </w:pPr>
-      <w:r>
-        <w:t xml:space="preserve">Strategic (12 months)</w:t>
-      </w:r>
-    </w:p>
-    <w:p>
-      <w:pPr>
-        <w:numPr>
-          <w:ilvl w:val="0"/>
-          <w:numId w:val="1038"/>
-        </w:numPr>
-        <w:pStyle w:val="Compact"/>
-      </w:pPr>
-      <w:r>
-        <w:rPr>
-          <w:bCs/>
-          <w:b/>
-        </w:rPr>
-        <w:t xml:space="preserve">Full LGA stack</w:t>
-      </w:r>
-      <w:r>
-        <w:t xml:space="preserve"> </w:t>
-      </w:r>
-      <w:r>
-        <w:t xml:space="preserve">— all four layers operational</w:t>
-      </w:r>
-    </w:p>
-    <w:p>
-      <w:pPr>
-        <w:numPr>
-          <w:ilvl w:val="0"/>
-          <w:numId w:val="1038"/>
-        </w:numPr>
-        <w:pStyle w:val="Compact"/>
-      </w:pPr>
-      <w:r>
-        <w:rPr>
-          <w:bCs/>
-          <w:b/>
-        </w:rPr>
-        <w:t xml:space="preserve">Microsoft-style governance toolkit</w:t>
-      </w:r>
-      <w:r>
-        <w:t xml:space="preserve"> </w:t>
-      </w:r>
-      <w:r>
-        <w:t xml:space="preserve">— registration, policy, audit, evaluation, human-in-the-loop</w:t>
-      </w:r>
-    </w:p>
-    <w:p>
-      <w:pPr>
-        <w:numPr>
-          <w:ilvl w:val="0"/>
-          <w:numId w:val="1038"/>
-        </w:numPr>
-        <w:pStyle w:val="Compact"/>
-      </w:pPr>
-      <w:r>
-        <w:rPr>
-          <w:bCs/>
-          <w:b/>
-        </w:rPr>
-        <w:t xml:space="preserve">Continuous evaluation</w:t>
-      </w:r>
-      <w:r>
-        <w:t xml:space="preserve"> </w:t>
-      </w:r>
-      <w:r>
-        <w:t xml:space="preserve">— weekly safety benchmarks with automated reporting</w:t>
+        <w:t xml:space="preserve">Layer 2: Behavioral-Level Governance</w:t>
+      </w:r>
+    </w:p>
+    <w:p>
+      <w:pPr>
+        <w:pStyle w:val="FirstParagraph"/>
+      </w:pPr>
+      <w:r>
+        <w:rPr>
+          <w:bCs/>
+          <w:b/>
+        </w:rPr>
+        <w:t xml:space="preserve">Goal:</w:t>
+      </w:r>
+      <w:r>
+        <w:t xml:space="preserve"> </w:t>
+      </w:r>
+      <w:r>
+        <w:t xml:space="preserve">Ensure every agent behaves safely and trustworthily in real-world tasks.</w:t>
+      </w:r>
+    </w:p>
+    <w:p>
+      <w:pPr>
+        <w:pStyle w:val="BodyText"/>
+      </w:pPr>
+      <w:r>
+        <w:rPr>
+          <w:bCs/>
+          <w:b/>
+        </w:rPr>
+        <w:t xml:space="preserve">Key papers:</w:t>
+      </w:r>
+      <w:r>
+        <w:t xml:space="preserve"> </w:t>
+      </w:r>
+      <w:r>
+        <w:t xml:space="preserve">BeSafe-Bench, ST-WebAgentBench, Agent Evaluation Guide</w:t>
+      </w:r>
+    </w:p>
+    <w:p>
+      <w:pPr>
+        <w:pStyle w:val="BodyText"/>
+      </w:pPr>
+      <w:r>
+        <w:rPr>
+          <w:bCs/>
+          <w:b/>
+        </w:rPr>
+        <w:t xml:space="preserve">Key questions:</w:t>
+      </w:r>
+      <w:r>
+        <w:t xml:space="preserve"> </w:t>
+      </w:r>
+      <w:r>
+        <w:t xml:space="preserve">- Does the agent complete tasks while adhering to safety constraints?</w:t>
+      </w:r>
+      <w:r>
+        <w:t xml:space="preserve"> </w:t>
+      </w:r>
+      <w:r>
+        <w:t xml:space="preserve">- Does it violate policies under task pressure?</w:t>
+      </w:r>
+      <w:r>
+        <w:t xml:space="preserve"> </w:t>
+      </w:r>
+      <w:r>
+        <w:t xml:space="preserve">- Can it recover from errors?</w:t>
+      </w:r>
+      <w:r>
+        <w:t xml:space="preserve"> </w:t>
+      </w:r>
+      <w:r>
+        <w:t xml:space="preserve">- Does its reasoning align with human expectations?</w:t>
+      </w:r>
+    </w:p>
+    <w:p>
+      <w:pPr>
+        <w:pStyle w:val="BodyText"/>
+      </w:pPr>
+      <w:r>
+        <w:rPr>
+          <w:bCs/>
+          <w:b/>
+        </w:rPr>
+        <w:t xml:space="preserve">Tools:</w:t>
+      </w:r>
+      <w:r>
+        <w:t xml:space="preserve"> </w:t>
+      </w:r>
+      <w:r>
+        <w:t xml:space="preserve">- BeSafe-Bench (functional environment testing)</w:t>
+      </w:r>
+      <w:r>
+        <w:t xml:space="preserve"> </w:t>
+      </w:r>
+      <w:r>
+        <w:t xml:space="preserve">- ST-WebAgentBench (enterprise scenario testing)</w:t>
+      </w:r>
+      <w:r>
+        <w:t xml:space="preserve"> </w:t>
+      </w:r>
+      <w:r>
+        <w:t xml:space="preserve">- Agent Evaluation Guide’s six dimensions</w:t>
       </w:r>
     </w:p>
     <w:p>
@@ -10711,69 +10967,242 @@
         </w:pict>
       </w:r>
     </w:p>
+    <w:bookmarkEnd w:id="63"/>
+    <w:bookmarkEnd w:id="64"/>
+    <w:bookmarkStart w:id="68" w:name="implementation-roadmap"/>
+    <w:p>
+      <w:pPr>
+        <w:pStyle w:val="Heading2"/>
+      </w:pPr>
+      <w:r>
+        <w:t xml:space="preserve">Implementation Roadmap</w:t>
+      </w:r>
+    </w:p>
+    <w:bookmarkStart w:id="65" w:name="immediate-30-days-1"/>
+    <w:p>
+      <w:pPr>
+        <w:pStyle w:val="Heading3"/>
+      </w:pPr>
+      <w:r>
+        <w:t xml:space="preserve">Immediate (30 days)</w:t>
+      </w:r>
+    </w:p>
+    <w:p>
+      <w:pPr>
+        <w:numPr>
+          <w:ilvl w:val="0"/>
+          <w:numId w:val="1037"/>
+        </w:numPr>
+        <w:pStyle w:val="Compact"/>
+      </w:pPr>
+      <w:r>
+        <w:rPr>
+          <w:bCs/>
+          <w:b/>
+        </w:rPr>
+        <w:t xml:space="preserve">Adopt GovernSpec’s 12 contract sections</w:t>
+      </w:r>
+      <w:r>
+        <w:t xml:space="preserve"> </w:t>
+      </w:r>
+      <w:r>
+        <w:t xml:space="preserve">for all skill specifications</w:t>
+      </w:r>
+    </w:p>
+    <w:p>
+      <w:pPr>
+        <w:numPr>
+          <w:ilvl w:val="0"/>
+          <w:numId w:val="1037"/>
+        </w:numPr>
+        <w:pStyle w:val="Compact"/>
+      </w:pPr>
+      <w:r>
+        <w:rPr>
+          <w:bCs/>
+          <w:b/>
+        </w:rPr>
+        <w:t xml:space="preserve">Deploy Skilldex</w:t>
+      </w:r>
+      <w:r>
+        <w:t xml:space="preserve"> </w:t>
+      </w:r>
+      <w:r>
+        <w:t xml:space="preserve">for validation — check 100% of skill packages</w:t>
+      </w:r>
+    </w:p>
+    <w:p>
+      <w:pPr>
+        <w:numPr>
+          <w:ilvl w:val="0"/>
+          <w:numId w:val="1037"/>
+        </w:numPr>
+        <w:pStyle w:val="Compact"/>
+      </w:pPr>
+      <w:r>
+        <w:rPr>
+          <w:bCs/>
+          <w:b/>
+        </w:rPr>
+        <w:t xml:space="preserve">Map existing skills to OWASP Top 10</w:t>
+      </w:r>
+      <w:r>
+        <w:t xml:space="preserve"> </w:t>
+      </w:r>
+      <w:r>
+        <w:t xml:space="preserve">— identify which risks are unaddressed</w:t>
+      </w:r>
+    </w:p>
+    <w:bookmarkEnd w:id="65"/>
+    <w:bookmarkStart w:id="66" w:name="short-term-90-days-1"/>
+    <w:p>
+      <w:pPr>
+        <w:pStyle w:val="Heading3"/>
+      </w:pPr>
+      <w:r>
+        <w:t xml:space="preserve">Short-term (90 days)</w:t>
+      </w:r>
+    </w:p>
+    <w:p>
+      <w:pPr>
+        <w:numPr>
+          <w:ilvl w:val="0"/>
+          <w:numId w:val="1038"/>
+        </w:numPr>
+        <w:pStyle w:val="Compact"/>
+      </w:pPr>
+      <w:r>
+        <w:rPr>
+          <w:bCs/>
+          <w:b/>
+        </w:rPr>
+        <w:t xml:space="preserve">Implement LGA Layer 1</w:t>
+      </w:r>
+      <w:r>
+        <w:t xml:space="preserve"> </w:t>
+      </w:r>
+      <w:r>
+        <w:t xml:space="preserve">(sandboxing) for all agent execution</w:t>
+      </w:r>
+    </w:p>
+    <w:p>
+      <w:pPr>
+        <w:numPr>
+          <w:ilvl w:val="0"/>
+          <w:numId w:val="1038"/>
+        </w:numPr>
+        <w:pStyle w:val="Compact"/>
+      </w:pPr>
+      <w:r>
+        <w:rPr>
+          <w:bCs/>
+          <w:b/>
+        </w:rPr>
+        <w:t xml:space="preserve">Deploy ST-WebAgentBench</w:t>
+      </w:r>
+      <w:r>
+        <w:t xml:space="preserve"> </w:t>
+      </w:r>
+      <w:r>
+        <w:t xml:space="preserve">for web agent evaluation</w:t>
+      </w:r>
+    </w:p>
+    <w:p>
+      <w:pPr>
+        <w:numPr>
+          <w:ilvl w:val="0"/>
+          <w:numId w:val="1038"/>
+        </w:numPr>
+        <w:pStyle w:val="Compact"/>
+      </w:pPr>
+      <w:r>
+        <w:rPr>
+          <w:bCs/>
+          <w:b/>
+        </w:rPr>
+        <w:t xml:space="preserve">Establish baseline</w:t>
+      </w:r>
+      <w:r>
+        <w:t xml:space="preserve"> </w:t>
+      </w:r>
+      <w:r>
+        <w:t xml:space="preserve">with BeSafe-Bench on current agents</w:t>
+      </w:r>
+    </w:p>
     <w:bookmarkEnd w:id="66"/>
-    <w:bookmarkEnd w:id="67"/>
-    <w:bookmarkStart w:id="68" w:name="why-this-matters"/>
-    <w:p>
-      <w:pPr>
-        <w:pStyle w:val="Heading2"/>
-      </w:pPr>
-      <w:r>
-        <w:t xml:space="preserve">Why This Matters</w:t>
-      </w:r>
-    </w:p>
-    <w:p>
-      <w:pPr>
-        <w:pStyle w:val="FirstParagraph"/>
-      </w:pPr>
-      <w:r>
-        <w:rPr>
-          <w:bCs/>
-          <w:b/>
-        </w:rPr>
-        <w:t xml:space="preserve">The data is clear:</w:t>
-      </w:r>
-      <w:r>
-        <w:t xml:space="preserve"> </w:t>
-      </w:r>
-      <w:r>
-        <w:t xml:space="preserve">- 34% of community skill packages are malformed (Skilldex)</w:t>
-      </w:r>
-      <w:r>
-        <w:t xml:space="preserve"> </w:t>
-      </w:r>
-      <w:r>
-        <w:t xml:space="preserve">- 89% of attacks succeed against baseline guardrails (LGA)</w:t>
-      </w:r>
-      <w:r>
-        <w:t xml:space="preserve"> </w:t>
-      </w:r>
-      <w:r>
-        <w:t xml:space="preserve">- 60%+ of tasks have safety violations (BeSafe-Bench)</w:t>
-      </w:r>
-      <w:r>
-        <w:t xml:space="preserve"> </w:t>
-      </w:r>
-      <w:r>
-        <w:t xml:space="preserve">- 40% of agent projects face cancellation (Agent Evaluation Guide)</w:t>
-      </w:r>
-      <w:r>
-        <w:t xml:space="preserve"> </w:t>
-      </w:r>
-      <w:r>
-        <w:t xml:space="preserve">- 73% incident reduction with governance toolkit (Microsoft)</w:t>
-      </w:r>
-    </w:p>
-    <w:p>
-      <w:pPr>
-        <w:pStyle w:val="BodyText"/>
-      </w:pPr>
-      <w:r>
-        <w:rPr>
-          <w:bCs/>
-          <w:b/>
-        </w:rPr>
-        <w:t xml:space="preserve">Governance is not optional. It’s the difference between agents that work and agents that are safe to use.</w:t>
+    <w:bookmarkStart w:id="67" w:name="strategic-12-months-1"/>
+    <w:p>
+      <w:pPr>
+        <w:pStyle w:val="Heading3"/>
+      </w:pPr>
+      <w:r>
+        <w:t xml:space="preserve">Strategic (12 months)</w:t>
+      </w:r>
+    </w:p>
+    <w:p>
+      <w:pPr>
+        <w:numPr>
+          <w:ilvl w:val="0"/>
+          <w:numId w:val="1039"/>
+        </w:numPr>
+        <w:pStyle w:val="Compact"/>
+      </w:pPr>
+      <w:r>
+        <w:rPr>
+          <w:bCs/>
+          <w:b/>
+        </w:rPr>
+        <w:t xml:space="preserve">Full LGA stack</w:t>
+      </w:r>
+      <w:r>
+        <w:t xml:space="preserve"> </w:t>
+      </w:r>
+      <w:r>
+        <w:t xml:space="preserve">— all four layers operational</w:t>
+      </w:r>
+    </w:p>
+    <w:p>
+      <w:pPr>
+        <w:numPr>
+          <w:ilvl w:val="0"/>
+          <w:numId w:val="1039"/>
+        </w:numPr>
+        <w:pStyle w:val="Compact"/>
+      </w:pPr>
+      <w:r>
+        <w:rPr>
+          <w:bCs/>
+          <w:b/>
+        </w:rPr>
+        <w:t xml:space="preserve">Microsoft-style governance toolkit</w:t>
+      </w:r>
+      <w:r>
+        <w:t xml:space="preserve"> </w:t>
+      </w:r>
+      <w:r>
+        <w:t xml:space="preserve">— registration, policy, audit, evaluation, human-in-the-loop</w:t>
+      </w:r>
+    </w:p>
+    <w:p>
+      <w:pPr>
+        <w:numPr>
+          <w:ilvl w:val="0"/>
+          <w:numId w:val="1039"/>
+        </w:numPr>
+        <w:pStyle w:val="Compact"/>
+      </w:pPr>
+      <w:r>
+        <w:rPr>
+          <w:bCs/>
+          <w:b/>
+        </w:rPr>
+        <w:t xml:space="preserve">Continuous evaluation</w:t>
+      </w:r>
+      <w:r>
+        <w:t xml:space="preserve"> </w:t>
+      </w:r>
+      <w:r>
+        <w:t xml:space="preserve">— weekly safety benchmarks with automated reporting</w:t>
       </w:r>
     </w:p>
     <w:p>
@@ -10783,6 +11212,78 @@
         </w:pict>
       </w:r>
     </w:p>
+    <w:bookmarkEnd w:id="67"/>
+    <w:bookmarkEnd w:id="68"/>
+    <w:bookmarkStart w:id="69" w:name="why-this-matters"/>
+    <w:p>
+      <w:pPr>
+        <w:pStyle w:val="Heading2"/>
+      </w:pPr>
+      <w:r>
+        <w:t xml:space="preserve">Why This Matters</w:t>
+      </w:r>
+    </w:p>
+    <w:p>
+      <w:pPr>
+        <w:pStyle w:val="FirstParagraph"/>
+      </w:pPr>
+      <w:r>
+        <w:rPr>
+          <w:bCs/>
+          <w:b/>
+        </w:rPr>
+        <w:t xml:space="preserve">The data is clear:</w:t>
+      </w:r>
+      <w:r>
+        <w:t xml:space="preserve"> </w:t>
+      </w:r>
+      <w:r>
+        <w:t xml:space="preserve">- 34% of community skill packages are malformed (Skilldex)</w:t>
+      </w:r>
+      <w:r>
+        <w:t xml:space="preserve"> </w:t>
+      </w:r>
+      <w:r>
+        <w:t xml:space="preserve">- 89% of attacks succeed against baseline guardrails (LGA)</w:t>
+      </w:r>
+      <w:r>
+        <w:t xml:space="preserve"> </w:t>
+      </w:r>
+      <w:r>
+        <w:t xml:space="preserve">- 60%+ of tasks have safety violations (BeSafe-Bench)</w:t>
+      </w:r>
+      <w:r>
+        <w:t xml:space="preserve"> </w:t>
+      </w:r>
+      <w:r>
+        <w:t xml:space="preserve">- 40% of agent projects face cancellation (Agent Evaluation Guide)</w:t>
+      </w:r>
+      <w:r>
+        <w:t xml:space="preserve"> </w:t>
+      </w:r>
+      <w:r>
+        <w:t xml:space="preserve">- 73% incident reduction with governance toolkit (Microsoft)</w:t>
+      </w:r>
+    </w:p>
+    <w:p>
+      <w:pPr>
+        <w:pStyle w:val="BodyText"/>
+      </w:pPr>
+      <w:r>
+        <w:rPr>
+          <w:bCs/>
+          <w:b/>
+        </w:rPr>
+        <w:t xml:space="preserve">Governance is not optional. It’s the difference between agents that work and agents that are safe to use.</w:t>
+      </w:r>
+    </w:p>
+    <w:p>
+      <w:r>
+        <w:pict>
+          <v:rect style="width:0;height:1.5pt" o:hralign="center" o:hrstd="t" o:hr="t"/>
+        </w:pict>
+      </w:r>
+    </w:p>
     <w:p>
       <w:pPr>
         <w:pStyle w:val="FirstParagraph"/>
@@ -10805,8 +11306,8 @@
         <w:t xml:space="preserve">Repo: https://github.com/ginaecho/EvaPaper</w:t>
       </w:r>
     </w:p>
-    <w:bookmarkEnd w:id="68"/>
     <w:bookmarkEnd w:id="69"/>
+    <w:bookmarkEnd w:id="70"/>
     <w:sectPr/>
   </w:body>
 </w:document>
@@ -11514,6 +12015,9 @@
     <w:abstractNumId w:val="991"/>
   </w:num>
   <w:num w:numId="1033">
+    <w:abstractNumId w:val="991"/>
+  </w:num>
+  <w:num w:numId="1034">
     <w:abstractNumId w:val="99411"/>
     <w:lvlOverride w:ilvl="0">
       <w:startOverride w:val="1"/>
@@ -11543,7 +12047,7 @@
       <w:startOverride w:val="1"/>
     </w:lvlOverride>
   </w:num>
-  <w:num w:numId="1034">
+  <w:num w:numId="1035">
     <w:abstractNumId w:val="99416"/>
     <w:lvlOverride w:ilvl="0">
       <w:startOverride w:val="6"/>
@@ -11573,7 +12077,7 @@
       <w:startOverride w:val="6"/>
     </w:lvlOverride>
   </w:num>
-  <w:num w:numId="1035">
+  <w:num w:numId="1036">
     <w:abstractNumId w:val="994112"/>
     <w:lvlOverride w:ilvl="0">
       <w:startOverride w:val="12"/>
@@ -11603,7 +12107,7 @@
       <w:startOverride w:val="12"/>
     </w:lvlOverride>
   </w:num>
-  <w:num w:numId="1036">
+  <w:num w:numId="1037">
     <w:abstractNumId w:val="99411"/>
     <w:lvlOverride w:ilvl="0">
       <w:startOverride w:val="1"/>
@@ -11633,7 +12137,7 @@
       <w:startOverride w:val="1"/>
     </w:lvlOverride>
   </w:num>
-  <w:num w:numId="1037">
+  <w:num w:numId="1038">
     <w:abstractNumId w:val="99414"/>
     <w:lvlOverride w:ilvl="0">
       <w:startOverride w:val="4"/>
@@ -11663,7 +12167,7 @@
       <w:startOverride w:val="4"/>
     </w:lvlOverride>
   </w:num>
-  <w:num w:numId="1038">
+  <w:num w:numId="1039">
     <w:abstractNumId w:val="99417"/>
     <w:lvlOverride w:ilvl="0">
       <w:startOverride w:val="7"/>

--- a/AI_Agent_Governance_Three_Layer_Stack_and_Papers.docx
+++ b/AI_Agent_Governance_Three_Layer_Stack_and_Papers.docx
@@ -2,7 +2,33 @@
 <file path=word/document.xml><?xml version="1.0" encoding="utf-8"?>
 <w:document xmlns:w="http://schemas.openxmlformats.org/wordprocessingml/2006/main" xmlns:m="http://schemas.openxmlformats.org/officeDocument/2006/math" xmlns:r="http://schemas.openxmlformats.org/officeDocument/2006/relationships" xmlns:o="urn:schemas-microsoft-com:office:office" xmlns:v="urn:schemas-microsoft-com:vml" xmlns:w10="urn:schemas-microsoft-com:office:word" xmlns:a="http://schemas.openxmlformats.org/drawingml/2006/main" xmlns:pic="http://schemas.openxmlformats.org/drawingml/2006/picture" xmlns:wp="http://schemas.openxmlformats.org/drawingml/2006/wordprocessingDrawing">
   <w:body>
-    <w:bookmarkStart w:id="70" w:name="Xe81935bc512d9fb41f48bd8917aea8bdefb463c"/>
+    <w:sdt>
+      <w:sdtPr>
+        <w:docPartObj>
+          <w:docPartGallery w:val="Table of Contents"/>
+          <w:docPartUnique/>
+        </w:docPartObj>
+      </w:sdtPr>
+      <w:sdtContent>
+        <w:p>
+          <w:pPr>
+            <w:pStyle w:val="TOCHeading"/>
+          </w:pPr>
+          <w:r>
+            <w:t xml:space="preserve">Table of Contents</w:t>
+          </w:r>
+        </w:p>
+        <w:p>
+          <w:r>
+            <w:fldChar w:fldCharType="begin" w:dirty="true"/>
+            <w:instrText xml:space="preserve">TOC \o "1-3" \h \z \u</w:instrText>
+            <w:fldChar w:fldCharType="separate"/>
+            <w:fldChar w:fldCharType="end"/>
+          </w:r>
+        </w:p>
+      </w:sdtContent>
+    </w:sdt>
+    <w:bookmarkStart w:id="90" w:name="Xe81935bc512d9fb41f48bd8917aea8bdefb463c"/>
     <w:p>
       <w:pPr>
         <w:pStyle w:val="Heading1"/>
@@ -3996,7 +4022,7 @@
     </w:p>
     <w:bookmarkEnd w:id="33"/>
     <w:bookmarkEnd w:id="34"/>
-    <w:bookmarkStart w:id="50" w:name="new-findings-june-4-2026-scout-run"/>
+    <w:bookmarkStart w:id="53" w:name="new-findings-june-4-2026-scout-run"/>
     <w:p>
       <w:pPr>
         <w:pStyle w:val="Heading2"/>
@@ -9238,23 +9264,13 @@
       </w:r>
     </w:p>
     <w:bookmarkEnd w:id="49"/>
-    <w:bookmarkEnd w:id="50"/>
-    <w:bookmarkStart w:id="56" w:name="new-products-frameworks-june-5-2026"/>
-    <w:p>
-      <w:pPr>
-        <w:pStyle w:val="Heading2"/>
-      </w:pPr>
-      <w:r>
-        <w:t xml:space="preserve">New Products &amp; Frameworks (June 5, 2026)</w:t>
-      </w:r>
-    </w:p>
-    <w:bookmarkStart w:id="51" w:name="agentassert"/>
+    <w:bookmarkStart w:id="50" w:name="X346e1ee70a6aaa5e1c139bae66678ba081e7025"/>
     <w:p>
       <w:pPr>
         <w:pStyle w:val="Heading3"/>
       </w:pPr>
       <w:r>
-        <w:t xml:space="preserve">AgentAssert</w:t>
+        <w:t xml:space="preserve">30. He et al., 2024 — Does Prompt Formatting Have Any Impact on LLM Performance?</w:t>
       </w:r>
     </w:p>
     <w:p>
@@ -9270,13 +9286,13 @@
           <w:bCs/>
           <w:b/>
         </w:rPr>
-        <w:t xml:space="preserve">Type:</w:t>
-      </w:r>
-      <w:r>
-        <w:t xml:space="preserve"> </w:t>
-      </w:r>
-      <w:r>
-        <w:t xml:space="preserve">Runtime enforcement library</w:t>
+        <w:t xml:space="preserve">arXiv ID:</w:t>
+      </w:r>
+      <w:r>
+        <w:t xml:space="preserve"> </w:t>
+      </w:r>
+      <w:r>
+        <w:t xml:space="preserve">2411.10541</w:t>
       </w:r>
     </w:p>
     <w:p>
@@ -9292,13 +9308,13 @@
           <w:bCs/>
           <w:b/>
         </w:rPr>
-        <w:t xml:space="preserve">Source:</w:t>
-      </w:r>
-      <w:r>
-        <w:t xml:space="preserve"> </w:t>
-      </w:r>
-      <w:r>
-        <w:t xml:space="preserve">Agent Behavioral Contracts (ABC) paper implementation</w:t>
+        <w:t xml:space="preserve">URL:</w:t>
+      </w:r>
+      <w:r>
+        <w:t xml:space="preserve"> </w:t>
+      </w:r>
+      <w:r>
+        <w:t xml:space="preserve">https://arxiv.org/abs/2411.10541</w:t>
       </w:r>
     </w:p>
     <w:p>
@@ -9314,13 +9330,13 @@
           <w:bCs/>
           <w:b/>
         </w:rPr>
-        <w:t xml:space="preserve">URL:</w:t>
-      </w:r>
-      <w:r>
-        <w:t xml:space="preserve"> </w:t>
-      </w:r>
-      <w:r>
-        <w:t xml:space="preserve">https://agentassert.com/research/</w:t>
+        <w:t xml:space="preserve">PDF:</w:t>
+      </w:r>
+      <w:r>
+        <w:t xml:space="preserve"> </w:t>
+      </w:r>
+      <w:r>
+        <w:t xml:space="preserve">https://arxiv.org/pdf/2411.10541</w:t>
       </w:r>
     </w:p>
     <w:p>
@@ -9336,13 +9352,13 @@
           <w:bCs/>
           <w:b/>
         </w:rPr>
-        <w:t xml:space="preserve">Performance:</w:t>
-      </w:r>
-      <w:r>
-        <w:t xml:space="preserve"> </w:t>
-      </w:r>
-      <w:r>
-        <w:t xml:space="preserve">&lt;10 ms per action overhead</w:t>
+        <w:t xml:space="preserve">Authors:</w:t>
+      </w:r>
+      <w:r>
+        <w:t xml:space="preserve"> </w:t>
+      </w:r>
+      <w:r>
+        <w:t xml:space="preserve">Jingying He, Mukund Rungta, David Koleczek, Arshdeep Sekhon, Fangcong Yin Wang, Sajjad Hasan</w:t>
       </w:r>
     </w:p>
     <w:p>
@@ -9358,13 +9374,13 @@
           <w:bCs/>
           <w:b/>
         </w:rPr>
-        <w:t xml:space="preserve">Capability:</w:t>
-      </w:r>
-      <w:r>
-        <w:t xml:space="preserve"> </w:t>
-      </w:r>
-      <w:r>
-        <w:t xml:space="preserve">Detects 5.2-6.8 soft violations per session; 88-100% hard constraint compliance; behavioral drift bounded to D* &lt; 0.27</w:t>
+        <w:t xml:space="preserve">Date:</w:t>
+      </w:r>
+      <w:r>
+        <w:t xml:space="preserve"> </w:t>
+      </w:r>
+      <w:r>
+        <w:t xml:space="preserve">2024</w:t>
       </w:r>
     </w:p>
     <w:p>
@@ -9380,13 +9396,13 @@
           <w:bCs/>
           <w:b/>
         </w:rPr>
-        <w:t xml:space="preserve">License:</w:t>
-      </w:r>
-      <w:r>
-        <w:t xml:space="preserve"> </w:t>
-      </w:r>
-      <w:r>
-        <w:t xml:space="preserve">Open source (Qualixar suite)</w:t>
+        <w:t xml:space="preserve">Citations:</w:t>
+      </w:r>
+      <w:r>
+        <w:t xml:space="preserve"> </w:t>
+      </w:r>
+      <w:r>
+        <w:t xml:space="preserve">228</w:t>
       </w:r>
     </w:p>
     <w:p>
@@ -9398,13 +9414,272 @@
           <w:bCs/>
           <w:b/>
         </w:rPr>
-        <w:t xml:space="preserve">Why it matters:</w:t>
-      </w:r>
-      <w:r>
-        <w:t xml:space="preserve"> </w:t>
-      </w:r>
-      <w:r>
-        <w:t xml:space="preserve">AgentAssert is the runtime implementation of ABC contracts. It turns formal specifications into executable enforcement. The &lt;10 ms overhead means zero perceptible latency in production.</w:t>
+        <w:t xml:space="preserve">Abstract:</w:t>
+      </w:r>
+      <w:r>
+        <w:t xml:space="preserve"> </w:t>
+      </w:r>
+      <w:r>
+        <w:t xml:space="preserve">&gt; We investigate whether the</w:t>
+      </w:r>
+      <w:r>
+        <w:t xml:space="preserve"> </w:t>
+      </w:r>
+      <w:r>
+        <w:rPr>
+          <w:iCs/>
+          <w:i/>
+        </w:rPr>
+        <w:t xml:space="preserve">syntax</w:t>
+      </w:r>
+      <w:r>
+        <w:t xml:space="preserve"> </w:t>
+      </w:r>
+      <w:r>
+        <w:t xml:space="preserve">of a prompt changes an AI’s behavior when the actual words and instructions remain identical. We isolate the content of a prompt (the persona, task instructions, few-shot examples, and user request) and wrap it in different structural syntaxes: plain text, Markdown, JSON, and YAML. We evaluate these formats across reasoning, code generation, and translation tasks.</w:t>
+      </w:r>
+    </w:p>
+    <w:p>
+      <w:pPr>
+        <w:pStyle w:val="BodyText"/>
+      </w:pPr>
+      <w:r>
+        <w:rPr>
+          <w:bCs/>
+          <w:b/>
+        </w:rPr>
+        <w:t xml:space="preserve">Key findings:</w:t>
+      </w:r>
+      <w:r>
+        <w:t xml:space="preserve"> </w:t>
+      </w:r>
+      <w:r>
+        <w:t xml:space="preserve">-</w:t>
+      </w:r>
+      <w:r>
+        <w:t xml:space="preserve"> </w:t>
+      </w:r>
+      <w:r>
+        <w:rPr>
+          <w:bCs/>
+          <w:b/>
+        </w:rPr>
+        <w:t xml:space="preserve">Massive Sensitivity:</w:t>
+      </w:r>
+      <w:r>
+        <w:t xml:space="preserve"> </w:t>
+      </w:r>
+      <w:r>
+        <w:t xml:space="preserve">Smaller or mid-tier models are highly sensitive to format. GPT-3.5-turbo’s accuracy varied by up to</w:t>
+      </w:r>
+      <w:r>
+        <w:t xml:space="preserve"> </w:t>
+      </w:r>
+      <w:r>
+        <w:rPr>
+          <w:bCs/>
+          <w:b/>
+        </w:rPr>
+        <w:t xml:space="preserve">40% in code translation tasks</w:t>
+      </w:r>
+      <w:r>
+        <w:t xml:space="preserve"> </w:t>
+      </w:r>
+      <w:r>
+        <w:t xml:space="preserve">purely based on how the prompt was structured.</w:t>
+      </w:r>
+      <w:r>
+        <w:t xml:space="preserve"> </w:t>
+      </w:r>
+      <w:r>
+        <w:t xml:space="preserve">-</w:t>
+      </w:r>
+      <w:r>
+        <w:t xml:space="preserve"> </w:t>
+      </w:r>
+      <w:r>
+        <w:rPr>
+          <w:bCs/>
+          <w:b/>
+        </w:rPr>
+        <w:t xml:space="preserve">Why Markdown Wins Over Plain Text:</w:t>
+      </w:r>
+      <w:r>
+        <w:t xml:space="preserve"> </w:t>
+      </w:r>
+      <w:r>
+        <w:t xml:space="preserve">Lightweight markup languages like Markdown introduce explicit logical segmentation. The hierarchical syntax (headings and bullet points) acts as structural cues that help the model separate instructions from background data, mitigating ambiguity and improving fidelity to multi-step directives.</w:t>
+      </w:r>
+      <w:r>
+        <w:t xml:space="preserve"> </w:t>
+      </w:r>
+      <w:r>
+        <w:t xml:space="preserve">-</w:t>
+      </w:r>
+      <w:r>
+        <w:t xml:space="preserve"> </w:t>
+      </w:r>
+      <w:r>
+        <w:rPr>
+          <w:bCs/>
+          <w:b/>
+        </w:rPr>
+        <w:t xml:space="preserve">Larger models (like GPT-4) are more robust</w:t>
+      </w:r>
+      <w:r>
+        <w:t xml:space="preserve"> </w:t>
+      </w:r>
+      <w:r>
+        <w:t xml:space="preserve">but still exhibit noticeable performance variations depending on layout.</w:t>
+      </w:r>
+    </w:p>
+    <w:p>
+      <w:pPr>
+        <w:pStyle w:val="BodyText"/>
+      </w:pPr>
+      <w:r>
+        <w:rPr>
+          <w:bCs/>
+          <w:b/>
+        </w:rPr>
+        <w:t xml:space="preserve">Why I recommend this paper:</w:t>
+      </w:r>
+      <w:r>
+        <w:t xml:space="preserve"> </w:t>
+      </w:r>
+      <w:r>
+        <w:t xml:space="preserve">This is the</w:t>
+      </w:r>
+      <w:r>
+        <w:t xml:space="preserve"> </w:t>
+      </w:r>
+      <w:r>
+        <w:rPr>
+          <w:bCs/>
+          <w:b/>
+        </w:rPr>
+        <w:t xml:space="preserve">foundational controlled experiment</w:t>
+      </w:r>
+      <w:r>
+        <w:t xml:space="preserve"> </w:t>
+      </w:r>
+      <w:r>
+        <w:t xml:space="preserve">proving that Markdown formatting is not decorative — it is a</w:t>
+      </w:r>
+      <w:r>
+        <w:t xml:space="preserve"> </w:t>
+      </w:r>
+      <w:r>
+        <w:rPr>
+          <w:bCs/>
+          <w:b/>
+        </w:rPr>
+        <w:t xml:space="preserve">behavioral signal</w:t>
+      </w:r>
+      <w:r>
+        <w:t xml:space="preserve">. The 40% performance swing with identical content is a staggering result. It means that the choice of Markdown vs. plain text vs. JSON is not an aesthetic preference; it is a</w:t>
+      </w:r>
+      <w:r>
+        <w:t xml:space="preserve"> </w:t>
+      </w:r>
+      <w:r>
+        <w:rPr>
+          <w:bCs/>
+          <w:b/>
+        </w:rPr>
+        <w:t xml:space="preserve">governance decision</w:t>
+      </w:r>
+      <w:r>
+        <w:t xml:space="preserve"> </w:t>
+      </w:r>
+      <w:r>
+        <w:t xml:space="preserve">that affects whether the agent follows instructions correctly.</w:t>
+      </w:r>
+    </w:p>
+    <w:p>
+      <w:pPr>
+        <w:pStyle w:val="BodyText"/>
+      </w:pPr>
+      <w:r>
+        <w:rPr>
+          <w:bCs/>
+          <w:b/>
+        </w:rPr>
+        <w:t xml:space="preserve">Relevance to our topic:</w:t>
+      </w:r>
+      <w:r>
+        <w:t xml:space="preserve"> </w:t>
+      </w:r>
+      <w:r>
+        <w:rPr>
+          <w:bCs/>
+          <w:b/>
+        </w:rPr>
+        <w:t xml:space="preserve">Layer 0 (Spec-Level Governance)</w:t>
+      </w:r>
+      <w:r>
+        <w:t xml:space="preserve"> </w:t>
+      </w:r>
+      <w:r>
+        <w:t xml:space="preserve">— This paper directly addresses how skill specifications should be formatted. If a skill is written in Markdown with clear headers (# Role, ## Skills, ### Constraints), the agent will parse it differently than if it were written in plain text. This explains why skill format standards (like GovernSpec’s 12 contract sections) matter: the structure itself changes behavior.</w:t>
+      </w:r>
+    </w:p>
+    <w:p>
+      <w:pPr>
+        <w:pStyle w:val="BodyText"/>
+      </w:pPr>
+      <w:r>
+        <w:rPr>
+          <w:bCs/>
+          <w:b/>
+        </w:rPr>
+        <w:t xml:space="preserve">Which layer:</w:t>
+      </w:r>
+      <w:r>
+        <w:t xml:space="preserve"> </w:t>
+      </w:r>
+      <w:r>
+        <w:rPr>
+          <w:bCs/>
+          <w:b/>
+        </w:rPr>
+        <w:t xml:space="preserve">Layer 0 — Spec-Level Governance</w:t>
+      </w:r>
+    </w:p>
+    <w:p>
+      <w:pPr>
+        <w:pStyle w:val="BodyText"/>
+      </w:pPr>
+      <w:r>
+        <w:rPr>
+          <w:bCs/>
+          <w:b/>
+        </w:rPr>
+        <w:t xml:space="preserve">Is it a solution we’re looking into?</w:t>
+      </w:r>
+      <w:r>
+        <w:t xml:space="preserve"> </w:t>
+      </w:r>
+      <w:r>
+        <w:t xml:space="preserve">Yes. The formatting of skill markdown is a first-class governance concern. He et al. proves that Markdown should be the mandated format for skill files because it provides explicit logical segmentation that improves instruction fidelity.</w:t>
+      </w:r>
+    </w:p>
+    <w:p>
+      <w:pPr>
+        <w:pStyle w:val="BodyText"/>
+      </w:pPr>
+      <w:r>
+        <w:rPr>
+          <w:bCs/>
+          <w:b/>
+        </w:rPr>
+        <w:t xml:space="preserve">Recommendation reason:</w:t>
+      </w:r>
+      <w:r>
+        <w:t xml:space="preserve"> </w:t>
+      </w:r>
+      <w:r>
+        <w:t xml:space="preserve">The 40% performance swing is the most compelling empirical evidence that skill format matters. This paper should be the reference for any skill specification standard: Markdown is not optional; it is the format that maximizes agent comprehension and compliance.</w:t>
       </w:r>
     </w:p>
     <w:p>
@@ -9414,14 +9689,14 @@
         </w:pict>
       </w:r>
     </w:p>
-    <w:bookmarkEnd w:id="51"/>
-    <w:bookmarkStart w:id="52" w:name="skillfortify-open-source"/>
+    <w:bookmarkEnd w:id="50"/>
+    <w:bookmarkStart w:id="51" w:name="X580fbd9cbf805cc0b31356512cded2ab6f083f1"/>
     <w:p>
       <w:pPr>
         <w:pStyle w:val="Heading3"/>
       </w:pPr>
       <w:r>
-        <w:t xml:space="preserve">SkillFortify (Open Source)</w:t>
+        <w:t xml:space="preserve">31. Gloaguen et al., 2026 — Evaluating AGENTS.md: Are Repository-Level Context Files Helpful for Coding Agents?</w:t>
       </w:r>
     </w:p>
     <w:p>
@@ -9437,13 +9712,13 @@
           <w:bCs/>
           <w:b/>
         </w:rPr>
-        <w:t xml:space="preserve">Type:</w:t>
-      </w:r>
-      <w:r>
-        <w:t xml:space="preserve"> </w:t>
-      </w:r>
-      <w:r>
-        <w:t xml:space="preserve">Formal verification framework for skill supply chains</w:t>
+        <w:t xml:space="preserve">arXiv ID:</w:t>
+      </w:r>
+      <w:r>
+        <w:t xml:space="preserve"> </w:t>
+      </w:r>
+      <w:r>
+        <w:t xml:space="preserve">2602.11988</w:t>
       </w:r>
     </w:p>
     <w:p>
@@ -9459,7 +9734,119 @@
           <w:bCs/>
           <w:b/>
         </w:rPr>
-        <w:t xml:space="preserve">Install:</w:t>
+        <w:t xml:space="preserve">URL:</w:t>
+      </w:r>
+      <w:r>
+        <w:t xml:space="preserve"> </w:t>
+      </w:r>
+      <w:r>
+        <w:t xml:space="preserve">https://arxiv.org/abs/2602.11988</w:t>
+      </w:r>
+    </w:p>
+    <w:p>
+      <w:pPr>
+        <w:numPr>
+          <w:ilvl w:val="0"/>
+          <w:numId w:val="1030"/>
+        </w:numPr>
+        <w:pStyle w:val="Compact"/>
+      </w:pPr>
+      <w:r>
+        <w:rPr>
+          <w:bCs/>
+          <w:b/>
+        </w:rPr>
+        <w:t xml:space="preserve">PDF:</w:t>
+      </w:r>
+      <w:r>
+        <w:t xml:space="preserve"> </w:t>
+      </w:r>
+      <w:r>
+        <w:t xml:space="preserve">https://arxiv.org/pdf/2602.11988</w:t>
+      </w:r>
+    </w:p>
+    <w:p>
+      <w:pPr>
+        <w:numPr>
+          <w:ilvl w:val="0"/>
+          <w:numId w:val="1030"/>
+        </w:numPr>
+        <w:pStyle w:val="Compact"/>
+      </w:pPr>
+      <w:r>
+        <w:rPr>
+          <w:bCs/>
+          <w:b/>
+        </w:rPr>
+        <w:t xml:space="preserve">Authors:</w:t>
+      </w:r>
+      <w:r>
+        <w:t xml:space="preserve"> </w:t>
+      </w:r>
+      <w:r>
+        <w:t xml:space="preserve">Tristan Gloaguen, Niklas Mündler, Markus Müller, Veselin Raychev, Martin Vechev</w:t>
+      </w:r>
+    </w:p>
+    <w:p>
+      <w:pPr>
+        <w:numPr>
+          <w:ilvl w:val="0"/>
+          <w:numId w:val="1030"/>
+        </w:numPr>
+        <w:pStyle w:val="Compact"/>
+      </w:pPr>
+      <w:r>
+        <w:rPr>
+          <w:bCs/>
+          <w:b/>
+        </w:rPr>
+        <w:t xml:space="preserve">Date:</w:t>
+      </w:r>
+      <w:r>
+        <w:t xml:space="preserve"> </w:t>
+      </w:r>
+      <w:r>
+        <w:t xml:space="preserve">2026</w:t>
+      </w:r>
+    </w:p>
+    <w:p>
+      <w:pPr>
+        <w:numPr>
+          <w:ilvl w:val="0"/>
+          <w:numId w:val="1030"/>
+        </w:numPr>
+        <w:pStyle w:val="Compact"/>
+      </w:pPr>
+      <w:r>
+        <w:rPr>
+          <w:bCs/>
+          <w:b/>
+        </w:rPr>
+        <w:t xml:space="preserve">Citations:</w:t>
+      </w:r>
+      <w:r>
+        <w:t xml:space="preserve"> </w:t>
+      </w:r>
+      <w:r>
+        <w:t xml:space="preserve">13</w:t>
+      </w:r>
+    </w:p>
+    <w:p>
+      <w:pPr>
+        <w:pStyle w:val="FirstParagraph"/>
+      </w:pPr>
+      <w:r>
+        <w:rPr>
+          <w:bCs/>
+          <w:b/>
+        </w:rPr>
+        <w:t xml:space="preserve">Abstract:</w:t>
+      </w:r>
+      <w:r>
+        <w:t xml:space="preserve"> </w:t>
+      </w:r>
+      <w:r>
+        <w:t xml:space="preserve">&gt; We evaluate the effectiveness of repository-level Markdown files (like</w:t>
       </w:r>
       <w:r>
         <w:t xml:space="preserve"> </w:t>
@@ -9468,109 +9855,533 @@
         <w:rPr>
           <w:rStyle w:val="VerbatimChar"/>
         </w:rPr>
-        <w:t xml:space="preserve">pip install skillfortify</w:t>
-      </w:r>
-    </w:p>
-    <w:p>
-      <w:pPr>
-        <w:numPr>
-          <w:ilvl w:val="0"/>
-          <w:numId w:val="1030"/>
-        </w:numPr>
-        <w:pStyle w:val="Compact"/>
-      </w:pPr>
-      <w:r>
-        <w:rPr>
-          <w:bCs/>
-          <w:b/>
-        </w:rPr>
-        <w:t xml:space="preserve">GitHub:</w:t>
-      </w:r>
-      <w:r>
-        <w:t xml:space="preserve"> </w:t>
-      </w:r>
-      <w:r>
-        <w:t xml:space="preserve">https://github.com/varun369/skillfortify</w:t>
-      </w:r>
-    </w:p>
-    <w:p>
-      <w:pPr>
-        <w:numPr>
-          <w:ilvl w:val="0"/>
-          <w:numId w:val="1030"/>
-        </w:numPr>
-        <w:pStyle w:val="Compact"/>
-      </w:pPr>
-      <w:r>
-        <w:rPr>
-          <w:bCs/>
-          <w:b/>
-        </w:rPr>
-        <w:t xml:space="preserve">Performance:</w:t>
-      </w:r>
-      <w:r>
-        <w:t xml:space="preserve"> </w:t>
-      </w:r>
-      <w:r>
-        <w:t xml:space="preserve">F1=96.95%, 0% false positives on 540 skills; SAT resolution &lt;100 ms for 1,000-node graphs</w:t>
-      </w:r>
-    </w:p>
-    <w:p>
-      <w:pPr>
-        <w:numPr>
-          <w:ilvl w:val="0"/>
-          <w:numId w:val="1030"/>
-        </w:numPr>
-        <w:pStyle w:val="Compact"/>
-      </w:pPr>
-      <w:r>
-        <w:rPr>
-          <w:bCs/>
-          <w:b/>
-        </w:rPr>
-        <w:t xml:space="preserve">License:</w:t>
-      </w:r>
-      <w:r>
-        <w:t xml:space="preserve"> </w:t>
-      </w:r>
-      <w:r>
-        <w:t xml:space="preserve">MIT</w:t>
-      </w:r>
-    </w:p>
-    <w:p>
-      <w:pPr>
-        <w:pStyle w:val="FirstParagraph"/>
-      </w:pPr>
-      <w:r>
-        <w:rPr>
-          <w:bCs/>
-          <w:b/>
-        </w:rPr>
-        <w:t xml:space="preserve">Why it matters:</w:t>
-      </w:r>
-      <w:r>
-        <w:t xml:space="preserve"> </w:t>
-      </w:r>
-      <w:r>
-        <w:t xml:space="preserve">The first formal (not heuristic) skill security scanner. Replaces</w:t>
-      </w:r>
-      <w:r>
-        <w:t xml:space="preserve"> </w:t>
-      </w:r>
-      <w:r>
+        <w:t xml:space="preserve">AGENTS.md</w:t>
+      </w:r>
+      <w:r>
+        <w:t xml:space="preserve"> </w:t>
+      </w:r>
+      <w:r>
+        <w:t xml:space="preserve">or</w:t>
+      </w:r>
+      <w:r>
+        <w:t xml:space="preserve"> </w:t>
+      </w:r>
+      <w:r>
+        <w:rPr>
+          <w:rStyle w:val="VerbatimChar"/>
+        </w:rPr>
+        <w:t xml:space="preserve">CLAUDE.md</w:t>
+      </w:r>
+      <w:r>
+        <w:t xml:space="preserve">) across hundreds of real-world tasks. We track the execution paths of agents to see if they genuinely alter their actions based on the Markdown guidelines.</w:t>
+      </w:r>
+    </w:p>
+    <w:p>
+      <w:pPr>
+        <w:pStyle w:val="BodyText"/>
+      </w:pPr>
+      <w:r>
+        <w:rPr>
+          <w:bCs/>
+          <w:b/>
+        </w:rPr>
+        <w:t xml:space="preserve">Key findings:</w:t>
+      </w:r>
+      <w:r>
+        <w:t xml:space="preserve"> </w:t>
+      </w:r>
+      <w:r>
+        <w:t xml:space="preserve">-</w:t>
+      </w:r>
+      <w:r>
+        <w:t xml:space="preserve"> </w:t>
+      </w:r>
+      <w:r>
+        <w:rPr>
+          <w:bCs/>
+          <w:b/>
+        </w:rPr>
+        <w:t xml:space="preserve">Proven Compliance:</w:t>
+      </w:r>
+      <w:r>
+        <w:t xml:space="preserve"> </w:t>
+      </w:r>
+      <w:r>
+        <w:t xml:space="preserve">Agents</w:t>
+      </w:r>
+      <w:r>
+        <w:t xml:space="preserve"> </w:t>
+      </w:r>
+      <w:r>
+        <w:rPr>
+          <w:bCs/>
+          <w:b/>
+        </w:rPr>
+        <w:t xml:space="preserve">absolutely read and respect</w:t>
+      </w:r>
+      <w:r>
+        <w:t xml:space="preserve"> </w:t>
+      </w:r>
+      <w:r>
+        <w:t xml:space="preserve">instructions written in these files. When a specific repository-level developer tool was documented in the Markdown file, the agent’s utilization of that tool jumped from an average of</w:t>
+      </w:r>
+      <w:r>
+        <w:t xml:space="preserve"> </w:t>
+      </w:r>
+      <w:r>
+        <w:rPr>
+          <w:bCs/>
+          <w:b/>
+        </w:rPr>
+        <w:t xml:space="preserve">0.05 calls per task to 2.5 calls</w:t>
+      </w:r>
+      <w:r>
+        <w:t xml:space="preserve"> </w:t>
+      </w:r>
+      <w:r>
+        <w:t xml:space="preserve">— a</w:t>
+      </w:r>
+      <w:r>
+        <w:t xml:space="preserve"> </w:t>
+      </w:r>
+      <w:r>
+        <w:rPr>
+          <w:bCs/>
+          <w:b/>
+        </w:rPr>
+        <w:t xml:space="preserve">50x increase</w:t>
+      </w:r>
+      <w:r>
+        <w:t xml:space="preserve"> </w:t>
+      </w:r>
+      <w:r>
+        <w:t xml:space="preserve">in behavioral compliance.</w:t>
+      </w:r>
+      <w:r>
+        <w:t xml:space="preserve"> </w:t>
+      </w:r>
+      <w:r>
+        <w:t xml:space="preserve">-</w:t>
+      </w:r>
+      <w:r>
+        <w:t xml:space="preserve"> </w:t>
+      </w:r>
+      <w:r>
+        <w:rPr>
+          <w:bCs/>
+          <w:b/>
+        </w:rPr>
+        <w:t xml:space="preserve">The</w:t>
+      </w:r>
+      <w:r>
+        <w:rPr>
+          <w:bCs/>
+          <w:b/>
+        </w:rPr>
+        <w:t xml:space="preserve"> </w:t>
+      </w:r>
+      <w:r>
+        <w:rPr>
+          <w:bCs/>
+          <w:b/>
+        </w:rPr>
         <w:t xml:space="preserve">“</w:t>
       </w:r>
       <w:r>
-        <w:t xml:space="preserve">no findings does not mean no risk</w:t>
-      </w:r>
-      <w:r>
+        <w:rPr>
+          <w:bCs/>
+          <w:b/>
+        </w:rPr>
+        <w:t xml:space="preserve">Double-Edged Sword</w:t>
+      </w:r>
+      <w:r>
+        <w:rPr>
+          <w:bCs/>
+          <w:b/>
+        </w:rPr>
         <w:t xml:space="preserve">”</w:t>
       </w:r>
       <w:r>
-        <w:t xml:space="preserve"> </w:t>
-      </w:r>
-      <w:r>
-        <w:t xml:space="preserve">with mathematical guarantees. Critical for CI/CD pipelines where false positives destroy developer trust.</w:t>
+        <w:rPr>
+          <w:bCs/>
+          <w:b/>
+        </w:rPr>
+        <w:t xml:space="preserve"> </w:t>
+      </w:r>
+      <w:r>
+        <w:rPr>
+          <w:bCs/>
+          <w:b/>
+        </w:rPr>
+        <w:t xml:space="preserve">Effect:</w:t>
+      </w:r>
+      <w:r>
+        <w:t xml:space="preserve"> </w:t>
+      </w:r>
+      <w:r>
+        <w:t xml:space="preserve">Agents treat every single instruction in a Markdown file as a strict constraint to satisfy. If the Markdown file is too bloated or automatically generated by an LLM, it over-complicates the task. LLM-generated context files actually</w:t>
+      </w:r>
+      <w:r>
+        <w:t xml:space="preserve"> </w:t>
+      </w:r>
+      <w:r>
+        <w:rPr>
+          <w:bCs/>
+          <w:b/>
+        </w:rPr>
+        <w:t xml:space="preserve">decreased agent success rates by 3%</w:t>
+      </w:r>
+      <w:r>
+        <w:t xml:space="preserve"> </w:t>
+      </w:r>
+      <w:r>
+        <w:t xml:space="preserve">and inflated reasoning costs by</w:t>
+      </w:r>
+      <w:r>
+        <w:t xml:space="preserve"> </w:t>
+      </w:r>
+      <w:r>
+        <w:rPr>
+          <w:bCs/>
+          <w:b/>
+        </w:rPr>
+        <w:t xml:space="preserve">more than 20%</w:t>
+      </w:r>
+      <w:r>
+        <w:t xml:space="preserve"> </w:t>
+      </w:r>
+      <w:r>
+        <w:t xml:space="preserve">because the agent wasted time performing unnecessary tests and file lookups.</w:t>
+      </w:r>
+      <w:r>
+        <w:t xml:space="preserve"> </w:t>
+      </w:r>
+      <w:r>
+        <w:t xml:space="preserve">-</w:t>
+      </w:r>
+      <w:r>
+        <w:t xml:space="preserve"> </w:t>
+      </w:r>
+      <w:r>
+        <w:rPr>
+          <w:bCs/>
+          <w:b/>
+        </w:rPr>
+        <w:t xml:space="preserve">The Optimal Approach:</w:t>
+      </w:r>
+      <w:r>
+        <w:t xml:space="preserve"> </w:t>
+      </w:r>
+      <w:r>
+        <w:t xml:space="preserve">Clean, minimal, human-written Markdown files focused strictly on essential rules improved task success rates by an average of</w:t>
+      </w:r>
+      <w:r>
+        <w:t xml:space="preserve"> </w:t>
+      </w:r>
+      <w:r>
+        <w:rPr>
+          <w:bCs/>
+          <w:b/>
+        </w:rPr>
+        <w:t xml:space="preserve">4%</w:t>
+      </w:r>
+      <w:r>
+        <w:t xml:space="preserve">.</w:t>
+      </w:r>
+    </w:p>
+    <w:p>
+      <w:pPr>
+        <w:pStyle w:val="BodyText"/>
+      </w:pPr>
+      <w:r>
+        <w:rPr>
+          <w:bCs/>
+          <w:b/>
+        </w:rPr>
+        <w:t xml:space="preserve">Why I recommend this paper:</w:t>
+      </w:r>
+      <w:r>
+        <w:t xml:space="preserve"> </w:t>
+      </w:r>
+      <w:r>
+        <w:t xml:space="preserve">This is the</w:t>
+      </w:r>
+      <w:r>
+        <w:t xml:space="preserve"> </w:t>
+      </w:r>
+      <w:r>
+        <w:rPr>
+          <w:bCs/>
+          <w:b/>
+        </w:rPr>
+        <w:t xml:space="preserve">most direct causal evidence</w:t>
+      </w:r>
+      <w:r>
+        <w:t xml:space="preserve"> </w:t>
+      </w:r>
+      <w:r>
+        <w:t xml:space="preserve">that skill markdown (</w:t>
+      </w:r>
+      <w:r>
+        <w:rPr>
+          <w:rStyle w:val="VerbatimChar"/>
+        </w:rPr>
+        <w:t xml:space="preserve">AGENTS.md</w:t>
+      </w:r>
+      <w:r>
+        <w:t xml:space="preserve">) is not just read — it is</w:t>
+      </w:r>
+      <w:r>
+        <w:t xml:space="preserve"> </w:t>
+      </w:r>
+      <w:r>
+        <w:rPr>
+          <w:bCs/>
+          <w:b/>
+        </w:rPr>
+        <w:t xml:space="preserve">actively enforced</w:t>
+      </w:r>
+      <w:r>
+        <w:t xml:space="preserve"> </w:t>
+      </w:r>
+      <w:r>
+        <w:t xml:space="preserve">by agents. The 50x tool-usage spike is irrefutable proof that agents parse and act on markdown instructions. The</w:t>
+      </w:r>
+      <w:r>
+        <w:t xml:space="preserve"> </w:t>
+      </w:r>
+      <w:r>
+        <w:t xml:space="preserve">“</w:t>
+      </w:r>
+      <w:r>
+        <w:t xml:space="preserve">Double-Edged Sword</w:t>
+      </w:r>
+      <w:r>
+        <w:t xml:space="preserve">”</w:t>
+      </w:r>
+      <w:r>
+        <w:t xml:space="preserve"> </w:t>
+      </w:r>
+      <w:r>
+        <w:t xml:space="preserve">finding is equally important: it proves that</w:t>
+      </w:r>
+      <w:r>
+        <w:t xml:space="preserve"> </w:t>
+      </w:r>
+      <w:r>
+        <w:rPr>
+          <w:bCs/>
+          <w:b/>
+        </w:rPr>
+        <w:t xml:space="preserve">skill quality matters</w:t>
+      </w:r>
+      <w:r>
+        <w:t xml:space="preserve">, not just skill existence. Bloated, LLM-generated skills hurt performance. This is a governance issue: who writes the skills, and how do we prevent skill bloat?</w:t>
+      </w:r>
+    </w:p>
+    <w:p>
+      <w:pPr>
+        <w:pStyle w:val="BodyText"/>
+      </w:pPr>
+      <w:r>
+        <w:rPr>
+          <w:bCs/>
+          <w:b/>
+        </w:rPr>
+        <w:t xml:space="preserve">Relevance to our topic:</w:t>
+      </w:r>
+      <w:r>
+        <w:t xml:space="preserve"> </w:t>
+      </w:r>
+      <w:r>
+        <w:rPr>
+          <w:bCs/>
+          <w:b/>
+        </w:rPr>
+        <w:t xml:space="preserve">Layer 0 (Spec-Level Governance)</w:t>
+      </w:r>
+      <w:r>
+        <w:t xml:space="preserve"> </w:t>
+      </w:r>
+      <w:r>
+        <w:t xml:space="preserve">— This paper is the empirical validation of what we’ve been claiming: skill markdown files are operational constraints, not documentation. The 50x compliance spike proves the causal link. The 3% decrease from bloated files proves that governance must include</w:t>
+      </w:r>
+      <w:r>
+        <w:t xml:space="preserve"> </w:t>
+      </w:r>
+      <w:r>
+        <w:rPr>
+          <w:bCs/>
+          <w:b/>
+        </w:rPr>
+        <w:t xml:space="preserve">skill authoring standards</w:t>
+      </w:r>
+      <w:r>
+        <w:t xml:space="preserve"> </w:t>
+      </w:r>
+      <w:r>
+        <w:t xml:space="preserve">(brevity, focus, human curation) and</w:t>
+      </w:r>
+      <w:r>
+        <w:t xml:space="preserve"> </w:t>
+      </w:r>
+      <w:r>
+        <w:rPr>
+          <w:bCs/>
+          <w:b/>
+        </w:rPr>
+        <w:t xml:space="preserve">skill validation</w:t>
+      </w:r>
+      <w:r>
+        <w:t xml:space="preserve"> </w:t>
+      </w:r>
+      <w:r>
+        <w:t xml:space="preserve">(detecting bloat before deployment).</w:t>
+      </w:r>
+    </w:p>
+    <w:p>
+      <w:pPr>
+        <w:pStyle w:val="BodyText"/>
+      </w:pPr>
+      <w:r>
+        <w:rPr>
+          <w:bCs/>
+          <w:b/>
+        </w:rPr>
+        <w:t xml:space="preserve">Which layer:</w:t>
+      </w:r>
+      <w:r>
+        <w:t xml:space="preserve"> </w:t>
+      </w:r>
+      <w:r>
+        <w:rPr>
+          <w:bCs/>
+          <w:b/>
+        </w:rPr>
+        <w:t xml:space="preserve">Layer 0 — Spec-Level Governance</w:t>
+      </w:r>
+    </w:p>
+    <w:p>
+      <w:pPr>
+        <w:pStyle w:val="BodyText"/>
+      </w:pPr>
+      <w:r>
+        <w:rPr>
+          <w:bCs/>
+          <w:b/>
+        </w:rPr>
+        <w:t xml:space="preserve">Is it a solution we’re looking into?</w:t>
+      </w:r>
+      <w:r>
+        <w:t xml:space="preserve"> </w:t>
+      </w:r>
+      <w:r>
+        <w:t xml:space="preserve">Yes. This paper provides the empirical foundation for:</w:t>
+      </w:r>
+      <w:r>
+        <w:t xml:space="preserve"> </w:t>
+      </w:r>
+      <w:r>
+        <w:t xml:space="preserve">1. Mandating</w:t>
+      </w:r>
+      <w:r>
+        <w:t xml:space="preserve"> </w:t>
+      </w:r>
+      <w:r>
+        <w:rPr>
+          <w:rStyle w:val="VerbatimChar"/>
+        </w:rPr>
+        <w:t xml:space="preserve">AGENTS.md</w:t>
+      </w:r>
+      <w:r>
+        <w:t xml:space="preserve"> </w:t>
+      </w:r>
+      <w:r>
+        <w:t xml:space="preserve">or equivalent skill files for all repositories</w:t>
+      </w:r>
+      <w:r>
+        <w:t xml:space="preserve"> </w:t>
+      </w:r>
+      <w:r>
+        <w:t xml:space="preserve">2. Enforcing skill brevity (preventing LLM-generated bloat)</w:t>
+      </w:r>
+      <w:r>
+        <w:t xml:space="preserve"> </w:t>
+      </w:r>
+      <w:r>
+        <w:t xml:space="preserve">3. Measuring skill effectiveness by tracking agent execution paths (behavioral trace analysis)</w:t>
+      </w:r>
+    </w:p>
+    <w:p>
+      <w:pPr>
+        <w:pStyle w:val="BodyText"/>
+      </w:pPr>
+      <w:r>
+        <w:rPr>
+          <w:bCs/>
+          <w:b/>
+        </w:rPr>
+        <w:t xml:space="preserve">Recommendation reason:</w:t>
+      </w:r>
+      <w:r>
+        <w:t xml:space="preserve"> </w:t>
+      </w:r>
+      <w:r>
+        <w:t xml:space="preserve">The 50x compliance spike is the single most compelling evidence that skill markdown affects behavior. The</w:t>
+      </w:r>
+      <w:r>
+        <w:t xml:space="preserve"> </w:t>
+      </w:r>
+      <w:r>
+        <w:t xml:space="preserve">“</w:t>
+      </w:r>
+      <w:r>
+        <w:t xml:space="preserve">Double-Edged Sword</w:t>
+      </w:r>
+      <w:r>
+        <w:t xml:space="preserve">”</w:t>
+      </w:r>
+      <w:r>
+        <w:t xml:space="preserve"> </w:t>
+      </w:r>
+      <w:r>
+        <w:t xml:space="preserve">finding transforms skill governance from</w:t>
+      </w:r>
+      <w:r>
+        <w:t xml:space="preserve"> </w:t>
+      </w:r>
+      <w:r>
+        <w:t xml:space="preserve">“</w:t>
+      </w:r>
+      <w:r>
+        <w:t xml:space="preserve">do we have a skill file?</w:t>
+      </w:r>
+      <w:r>
+        <w:t xml:space="preserve">”</w:t>
+      </w:r>
+      <w:r>
+        <w:t xml:space="preserve"> </w:t>
+      </w:r>
+      <w:r>
+        <w:t xml:space="preserve">to</w:t>
+      </w:r>
+      <w:r>
+        <w:t xml:space="preserve"> </w:t>
+      </w:r>
+      <w:r>
+        <w:t xml:space="preserve">“</w:t>
+      </w:r>
+      <w:r>
+        <w:t xml:space="preserve">is the skill file well-written?</w:t>
+      </w:r>
+      <w:r>
+        <w:t xml:space="preserve">”</w:t>
+      </w:r>
+      <w:r>
+        <w:t xml:space="preserve"> </w:t>
+      </w:r>
+      <w:r>
+        <w:t xml:space="preserve">This is a critical distinction that no other paper makes.</w:t>
       </w:r>
     </w:p>
     <w:p>
@@ -9580,14 +10391,14 @@
         </w:pict>
       </w:r>
     </w:p>
-    <w:bookmarkEnd w:id="52"/>
-    <w:bookmarkStart w:id="53" w:name="agentassay-open-source"/>
+    <w:bookmarkEnd w:id="51"/>
+    <w:bookmarkStart w:id="52" w:name="Xf3054bde878cfc338263962401570db84d6224c"/>
     <w:p>
       <w:pPr>
         <w:pStyle w:val="Heading3"/>
       </w:pPr>
       <w:r>
-        <w:t xml:space="preserve">AgentAssay (Open Source)</w:t>
+        <w:t xml:space="preserve">32. Chen et al., 2025 — MDEval: Evaluating and Enhancing Markdown Awareness in Large Language Models</w:t>
       </w:r>
     </w:p>
     <w:p>
@@ -9603,13 +10414,13 @@
           <w:bCs/>
           <w:b/>
         </w:rPr>
-        <w:t xml:space="preserve">Type:</w:t>
-      </w:r>
-      <w:r>
-        <w:t xml:space="preserve"> </w:t>
-      </w:r>
-      <w:r>
-        <w:t xml:space="preserve">Token-efficient regression testing for agent workflows</w:t>
+        <w:t xml:space="preserve">arXiv ID:</w:t>
+      </w:r>
+      <w:r>
+        <w:t xml:space="preserve"> </w:t>
+      </w:r>
+      <w:r>
+        <w:t xml:space="preserve">2501.15000</w:t>
       </w:r>
     </w:p>
     <w:p>
@@ -9625,16 +10436,13 @@
           <w:bCs/>
           <w:b/>
         </w:rPr>
-        <w:t xml:space="preserve">Install:</w:t>
-      </w:r>
-      <w:r>
-        <w:t xml:space="preserve"> </w:t>
-      </w:r>
-      <w:r>
-        <w:rPr>
-          <w:rStyle w:val="VerbatimChar"/>
-        </w:rPr>
-        <w:t xml:space="preserve">pip install agentassay</w:t>
+        <w:t xml:space="preserve">URL:</w:t>
+      </w:r>
+      <w:r>
+        <w:t xml:space="preserve"> </w:t>
+      </w:r>
+      <w:r>
+        <w:t xml:space="preserve">https://arxiv.org/abs/2501.15000</w:t>
       </w:r>
     </w:p>
     <w:p>
@@ -9650,13 +10458,13 @@
           <w:bCs/>
           <w:b/>
         </w:rPr>
-        <w:t xml:space="preserve">GitHub:</w:t>
-      </w:r>
-      <w:r>
-        <w:t xml:space="preserve"> </w:t>
-      </w:r>
-      <w:r>
-        <w:t xml:space="preserve">https://github.com/qualixar/agentassay</w:t>
+        <w:t xml:space="preserve">PDF:</w:t>
+      </w:r>
+      <w:r>
+        <w:t xml:space="preserve"> </w:t>
+      </w:r>
+      <w:r>
+        <w:t xml:space="preserve">https://arxiv.org/pdf/2501.15000</w:t>
       </w:r>
     </w:p>
     <w:p>
@@ -9672,13 +10480,13 @@
           <w:bCs/>
           <w:b/>
         </w:rPr>
-        <w:t xml:space="preserve">Performance:</w:t>
-      </w:r>
-      <w:r>
-        <w:t xml:space="preserve"> </w:t>
-      </w:r>
-      <w:r>
-        <w:t xml:space="preserve">78-100% cost reduction vs fixed-trial testing; 86% regression detection where binary tests have 0%</w:t>
+        <w:t xml:space="preserve">Authors:</w:t>
+      </w:r>
+      <w:r>
+        <w:t xml:space="preserve"> </w:t>
+      </w:r>
+      <w:r>
+        <w:t xml:space="preserve">Zhenyu Chen, Yutong Liu, Lei Shi, Xiang Chen, Yiran Zhao, Fengjun Ren</w:t>
       </w:r>
     </w:p>
     <w:p>
@@ -9694,13 +10502,35 @@
           <w:bCs/>
           <w:b/>
         </w:rPr>
-        <w:t xml:space="preserve">License:</w:t>
-      </w:r>
-      <w:r>
-        <w:t xml:space="preserve"> </w:t>
-      </w:r>
-      <w:r>
-        <w:t xml:space="preserve">Open source</w:t>
+        <w:t xml:space="preserve">Date:</w:t>
+      </w:r>
+      <w:r>
+        <w:t xml:space="preserve"> </w:t>
+      </w:r>
+      <w:r>
+        <w:t xml:space="preserve">2025</w:t>
+      </w:r>
+    </w:p>
+    <w:p>
+      <w:pPr>
+        <w:numPr>
+          <w:ilvl w:val="0"/>
+          <w:numId w:val="1031"/>
+        </w:numPr>
+        <w:pStyle w:val="Compact"/>
+      </w:pPr>
+      <w:r>
+        <w:rPr>
+          <w:bCs/>
+          <w:b/>
+        </w:rPr>
+        <w:t xml:space="preserve">Citations:</w:t>
+      </w:r>
+      <w:r>
+        <w:t xml:space="preserve"> </w:t>
+      </w:r>
+      <w:r>
+        <w:t xml:space="preserve">14</w:t>
       </w:r>
     </w:p>
     <w:p>
@@ -9712,13 +10542,13 @@
           <w:bCs/>
           <w:b/>
         </w:rPr>
-        <w:t xml:space="preserve">Why it matters:</w:t>
-      </w:r>
-      <w:r>
-        <w:t xml:space="preserve"> </w:t>
-      </w:r>
-      <w:r>
-        <w:t xml:space="preserve">The first principled regression testing framework for non-deterministic agents. Enables CI/CD governance:</w:t>
+        <w:t xml:space="preserve">Abstract:</w:t>
+      </w:r>
+      <w:r>
+        <w:t xml:space="preserve"> </w:t>
+      </w:r>
+      <w:r>
+        <w:t xml:space="preserve">&gt; We develop MDEval, a benchmark with 20,000 instances designed to score an LLM’s</w:t>
       </w:r>
       <w:r>
         <w:t xml:space="preserve"> </w:t>
@@ -9727,7 +10557,7 @@
         <w:t xml:space="preserve">“</w:t>
       </w:r>
       <w:r>
-        <w:t xml:space="preserve">did this update break safety properties?</w:t>
+        <w:t xml:space="preserve">Markdown Awareness</w:t>
       </w:r>
       <w:r>
         <w:t xml:space="preserve">”</w:t>
@@ -9736,7 +10566,357 @@
         <w:t xml:space="preserve"> </w:t>
       </w:r>
       <w:r>
-        <w:t xml:space="preserve">With pytest integration, it fits existing developer workflows.</w:t>
+        <w:t xml:space="preserve">— its ability to natively comprehend Markdown layout. We evaluate whether Markdown awareness correlates with structural instruction-following capability and whether fine-tuning for Markdown structure improves performance.</w:t>
+      </w:r>
+    </w:p>
+    <w:p>
+      <w:pPr>
+        <w:pStyle w:val="BodyText"/>
+      </w:pPr>
+      <w:r>
+        <w:rPr>
+          <w:bCs/>
+          <w:b/>
+        </w:rPr>
+        <w:t xml:space="preserve">Key findings:</w:t>
+      </w:r>
+      <w:r>
+        <w:t xml:space="preserve"> </w:t>
+      </w:r>
+      <w:r>
+        <w:t xml:space="preserve">-</w:t>
+      </w:r>
+      <w:r>
+        <w:t xml:space="preserve"> </w:t>
+      </w:r>
+      <w:r>
+        <w:rPr>
+          <w:bCs/>
+          <w:b/>
+        </w:rPr>
+        <w:t xml:space="preserve">Markdown Awareness Correlates with Instruction Following:</w:t>
+      </w:r>
+      <w:r>
+        <w:t xml:space="preserve"> </w:t>
+      </w:r>
+      <w:r>
+        <w:t xml:space="preserve">A model’s ability to natively comprehend Markdown layout directly correlates with its overall structural instruction-following capability.</w:t>
+      </w:r>
+      <w:r>
+        <w:t xml:space="preserve"> </w:t>
+      </w:r>
+      <w:r>
+        <w:t xml:space="preserve">-</w:t>
+      </w:r>
+      <w:r>
+        <w:t xml:space="preserve"> </w:t>
+      </w:r>
+      <w:r>
+        <w:rPr>
+          <w:bCs/>
+          <w:b/>
+        </w:rPr>
+        <w:t xml:space="preserve">Fine-Tuning Closes the Gap:</w:t>
+      </w:r>
+      <w:r>
+        <w:t xml:space="preserve"> </w:t>
+      </w:r>
+      <w:r>
+        <w:t xml:space="preserve">Open-source models fine-tuned specifically to recognize and generate Markdown structures can close the performance gap with frontier models like GPT-4o regarding task layout compliance.</w:t>
+      </w:r>
+      <w:r>
+        <w:t xml:space="preserve"> </w:t>
+      </w:r>
+      <w:r>
+        <w:t xml:space="preserve">-</w:t>
+      </w:r>
+      <w:r>
+        <w:t xml:space="preserve"> </w:t>
+      </w:r>
+      <w:r>
+        <w:rPr>
+          <w:bCs/>
+          <w:b/>
+        </w:rPr>
+        <w:t xml:space="preserve">Human Correlation:</w:t>
+      </w:r>
+      <w:r>
+        <w:t xml:space="preserve"> </w:t>
+      </w:r>
+      <w:r>
+        <w:t xml:space="preserve">High MDEval scores closely match human standards for reading and logical flow.</w:t>
+      </w:r>
+    </w:p>
+    <w:p>
+      <w:pPr>
+        <w:pStyle w:val="BodyText"/>
+      </w:pPr>
+      <w:r>
+        <w:rPr>
+          <w:bCs/>
+          <w:b/>
+        </w:rPr>
+        <w:t xml:space="preserve">Why I recommend this paper:</w:t>
+      </w:r>
+      <w:r>
+        <w:t xml:space="preserve"> </w:t>
+      </w:r>
+      <w:r>
+        <w:t xml:space="preserve">MDEval provides the</w:t>
+      </w:r>
+      <w:r>
+        <w:t xml:space="preserve"> </w:t>
+      </w:r>
+      <w:r>
+        <w:rPr>
+          <w:bCs/>
+          <w:b/>
+        </w:rPr>
+        <w:t xml:space="preserve">measurable metric</w:t>
+      </w:r>
+      <w:r>
+        <w:t xml:space="preserve"> </w:t>
+      </w:r>
+      <w:r>
+        <w:t xml:space="preserve">for why Markdown works as a skill format. It’s not just convention — it’s because LLMs have</w:t>
+      </w:r>
+      <w:r>
+        <w:t xml:space="preserve"> </w:t>
+      </w:r>
+      <w:r>
+        <w:rPr>
+          <w:bCs/>
+          <w:b/>
+        </w:rPr>
+        <w:t xml:space="preserve">learned structural parsing</w:t>
+      </w:r>
+      <w:r>
+        <w:t xml:space="preserve"> </w:t>
+      </w:r>
+      <w:r>
+        <w:t xml:space="preserve">from their training data, and Markdown’s explicit syntax (headers, lists, code blocks) aligns with how models internally segment context. The benchmark gives us a tool to evaluate whether a model is capable of following structured skill instructions before we deploy it.</w:t>
+      </w:r>
+    </w:p>
+    <w:p>
+      <w:pPr>
+        <w:pStyle w:val="BodyText"/>
+      </w:pPr>
+      <w:r>
+        <w:rPr>
+          <w:bCs/>
+          <w:b/>
+        </w:rPr>
+        <w:t xml:space="preserve">Relevance to our topic:</w:t>
+      </w:r>
+      <w:r>
+        <w:t xml:space="preserve"> </w:t>
+      </w:r>
+      <w:r>
+        <w:rPr>
+          <w:bCs/>
+          <w:b/>
+        </w:rPr>
+        <w:t xml:space="preserve">Layer 0 (Spec-Level Governance)</w:t>
+      </w:r>
+      <w:r>
+        <w:t xml:space="preserve"> </w:t>
+      </w:r>
+      <w:r>
+        <w:t xml:space="preserve">— MDEval is a</w:t>
+      </w:r>
+      <w:r>
+        <w:t xml:space="preserve"> </w:t>
+      </w:r>
+      <w:r>
+        <w:rPr>
+          <w:bCs/>
+          <w:b/>
+        </w:rPr>
+        <w:t xml:space="preserve">model-selection governance tool</w:t>
+      </w:r>
+      <w:r>
+        <w:t xml:space="preserve">. If a model scores low on Markdown Awareness, it will be unreliable at following skill instructions regardless of how well the skill is written. This means governance is not just about the skill file — it’s about the</w:t>
+      </w:r>
+      <w:r>
+        <w:t xml:space="preserve"> </w:t>
+      </w:r>
+      <w:r>
+        <w:rPr>
+          <w:bCs/>
+          <w:b/>
+        </w:rPr>
+        <w:t xml:space="preserve">skill + model pair</w:t>
+      </w:r>
+      <w:r>
+        <w:t xml:space="preserve">. A well-written skill with a low-MDEval model is still a governance failure.</w:t>
+      </w:r>
+    </w:p>
+    <w:p>
+      <w:pPr>
+        <w:pStyle w:val="BodyText"/>
+      </w:pPr>
+      <w:r>
+        <w:rPr>
+          <w:bCs/>
+          <w:b/>
+        </w:rPr>
+        <w:t xml:space="preserve">Which layer:</w:t>
+      </w:r>
+      <w:r>
+        <w:t xml:space="preserve"> </w:t>
+      </w:r>
+      <w:r>
+        <w:rPr>
+          <w:bCs/>
+          <w:b/>
+        </w:rPr>
+        <w:t xml:space="preserve">Layer 0 — Spec-Level Governance</w:t>
+      </w:r>
+    </w:p>
+    <w:p>
+      <w:pPr>
+        <w:pStyle w:val="BodyText"/>
+      </w:pPr>
+      <w:r>
+        <w:rPr>
+          <w:bCs/>
+          <w:b/>
+        </w:rPr>
+        <w:t xml:space="preserve">Is it a solution we’re looking into?</w:t>
+      </w:r>
+      <w:r>
+        <w:t xml:space="preserve"> </w:t>
+      </w:r>
+      <w:r>
+        <w:t xml:space="preserve">Yes. MDEval should be part of the skill deployment pipeline:</w:t>
+      </w:r>
+      <w:r>
+        <w:t xml:space="preserve"> </w:t>
+      </w:r>
+      <w:r>
+        <w:t xml:space="preserve">1.</w:t>
+      </w:r>
+      <w:r>
+        <w:t xml:space="preserve"> </w:t>
+      </w:r>
+      <w:r>
+        <w:rPr>
+          <w:bCs/>
+          <w:b/>
+        </w:rPr>
+        <w:t xml:space="preserve">Model screening:</w:t>
+      </w:r>
+      <w:r>
+        <w:t xml:space="preserve"> </w:t>
+      </w:r>
+      <w:r>
+        <w:t xml:space="preserve">Only deploy agents with models scoring above a threshold on MDEval</w:t>
+      </w:r>
+      <w:r>
+        <w:t xml:space="preserve"> </w:t>
+      </w:r>
+      <w:r>
+        <w:t xml:space="preserve">2.</w:t>
+      </w:r>
+      <w:r>
+        <w:t xml:space="preserve"> </w:t>
+      </w:r>
+      <w:r>
+        <w:rPr>
+          <w:bCs/>
+          <w:b/>
+        </w:rPr>
+        <w:t xml:space="preserve">Skill format validation:</w:t>
+      </w:r>
+      <w:r>
+        <w:t xml:space="preserve"> </w:t>
+      </w:r>
+      <w:r>
+        <w:t xml:space="preserve">Ensure skills use Markdown structures that MDEval measures (headers, lists, code blocks)</w:t>
+      </w:r>
+      <w:r>
+        <w:t xml:space="preserve"> </w:t>
+      </w:r>
+      <w:r>
+        <w:t xml:space="preserve">3.</w:t>
+      </w:r>
+      <w:r>
+        <w:t xml:space="preserve"> </w:t>
+      </w:r>
+      <w:r>
+        <w:rPr>
+          <w:bCs/>
+          <w:b/>
+        </w:rPr>
+        <w:t xml:space="preserve">Fine-tuning guidance:</w:t>
+      </w:r>
+      <w:r>
+        <w:t xml:space="preserve"> </w:t>
+      </w:r>
+      <w:r>
+        <w:t xml:space="preserve">If using open-source models, fine-tune for Markdown Awareness to improve skill compliance</w:t>
+      </w:r>
+    </w:p>
+    <w:p>
+      <w:pPr>
+        <w:pStyle w:val="BodyText"/>
+      </w:pPr>
+      <w:r>
+        <w:rPr>
+          <w:bCs/>
+          <w:b/>
+        </w:rPr>
+        <w:t xml:space="preserve">Recommendation reason:</w:t>
+      </w:r>
+      <w:r>
+        <w:t xml:space="preserve"> </w:t>
+      </w:r>
+      <w:r>
+        <w:t xml:space="preserve">MDEval explains the mechanism behind He et al.’s 40% swing and Gloaguen et al.’s 50x compliance spike. It proves that Markdown structure is not just a human preference — it is a</w:t>
+      </w:r>
+      <w:r>
+        <w:t xml:space="preserve"> </w:t>
+      </w:r>
+      <w:r>
+        <w:rPr>
+          <w:bCs/>
+          <w:b/>
+        </w:rPr>
+        <w:t xml:space="preserve">model-comprehensible semantic layer</w:t>
+      </w:r>
+      <w:r>
+        <w:t xml:space="preserve">. The benchmark turns</w:t>
+      </w:r>
+      <w:r>
+        <w:t xml:space="preserve"> </w:t>
+      </w:r>
+      <w:r>
+        <w:t xml:space="preserve">“</w:t>
+      </w:r>
+      <w:r>
+        <w:t xml:space="preserve">use Markdown</w:t>
+      </w:r>
+      <w:r>
+        <w:t xml:space="preserve">”</w:t>
+      </w:r>
+      <w:r>
+        <w:t xml:space="preserve"> </w:t>
+      </w:r>
+      <w:r>
+        <w:t xml:space="preserve">from a best-practice guess into a</w:t>
+      </w:r>
+      <w:r>
+        <w:t xml:space="preserve"> </w:t>
+      </w:r>
+      <w:r>
+        <w:rPr>
+          <w:bCs/>
+          <w:b/>
+        </w:rPr>
+        <w:t xml:space="preserve">measurable, enforceable standard</w:t>
+      </w:r>
+      <w:r>
+        <w:t xml:space="preserve">.</w:t>
       </w:r>
     </w:p>
     <w:p>
@@ -9746,14 +10926,24 @@
         </w:pict>
       </w:r>
     </w:p>
+    <w:bookmarkEnd w:id="52"/>
     <w:bookmarkEnd w:id="53"/>
-    <w:bookmarkStart w:id="54" w:name="agent-control-protocol-acp"/>
+    <w:bookmarkStart w:id="59" w:name="new-products-frameworks-june-5-2026"/>
+    <w:p>
+      <w:pPr>
+        <w:pStyle w:val="Heading2"/>
+      </w:pPr>
+      <w:r>
+        <w:t xml:space="preserve">New Products &amp; Frameworks (June 5, 2026)</w:t>
+      </w:r>
+    </w:p>
+    <w:bookmarkStart w:id="54" w:name="agentassert"/>
     <w:p>
       <w:pPr>
         <w:pStyle w:val="Heading3"/>
       </w:pPr>
       <w:r>
-        <w:t xml:space="preserve">Agent Control Protocol (ACP)</w:t>
+        <w:t xml:space="preserve">AgentAssert</w:t>
       </w:r>
     </w:p>
     <w:p>
@@ -9775,7 +10965,7 @@
         <w:t xml:space="preserve"> </w:t>
       </w:r>
       <w:r>
-        <w:t xml:space="preserve">Temporal admission control protocol with formal verification</w:t>
+        <w:t xml:space="preserve">Runtime enforcement library</w:t>
       </w:r>
     </w:p>
     <w:p>
@@ -9791,13 +10981,13 @@
           <w:bCs/>
           <w:b/>
         </w:rPr>
-        <w:t xml:space="preserve">Implementation:</w:t>
-      </w:r>
-      <w:r>
-        <w:t xml:space="preserve"> </w:t>
-      </w:r>
-      <w:r>
-        <w:t xml:space="preserve">Go (23 packages), 138 conformance test vectors</w:t>
+        <w:t xml:space="preserve">Source:</w:t>
+      </w:r>
+      <w:r>
+        <w:t xml:space="preserve"> </w:t>
+      </w:r>
+      <w:r>
+        <w:t xml:space="preserve">Agent Behavioral Contracts (ABC) paper implementation</w:t>
       </w:r>
     </w:p>
     <w:p>
@@ -9813,13 +11003,35 @@
           <w:bCs/>
           <w:b/>
         </w:rPr>
+        <w:t xml:space="preserve">URL:</w:t>
+      </w:r>
+      <w:r>
+        <w:t xml:space="preserve"> </w:t>
+      </w:r>
+      <w:r>
+        <w:t xml:space="preserve">https://agentassert.com/research/</w:t>
+      </w:r>
+    </w:p>
+    <w:p>
+      <w:pPr>
+        <w:numPr>
+          <w:ilvl w:val="0"/>
+          <w:numId w:val="1032"/>
+        </w:numPr>
+        <w:pStyle w:val="Compact"/>
+      </w:pPr>
+      <w:r>
+        <w:rPr>
+          <w:bCs/>
+          <w:b/>
+        </w:rPr>
         <w:t xml:space="preserve">Performance:</w:t>
       </w:r>
       <w:r>
         <w:t xml:space="preserve"> </w:t>
       </w:r>
       <w:r>
-        <w:t xml:space="preserve">1,720,000 req/s; 739-832 ns decision latency</w:t>
+        <w:t xml:space="preserve">&lt;10 ms per action overhead</w:t>
       </w:r>
     </w:p>
     <w:p>
@@ -9835,13 +11047,13 @@
           <w:bCs/>
           <w:b/>
         </w:rPr>
-        <w:t xml:space="preserve">Verification:</w:t>
-      </w:r>
-      <w:r>
-        <w:t xml:space="preserve"> </w:t>
-      </w:r>
-      <w:r>
-        <w:t xml:space="preserve">TLA+ across 4,294,930,695 states, 0 violations</w:t>
+        <w:t xml:space="preserve">Capability:</w:t>
+      </w:r>
+      <w:r>
+        <w:t xml:space="preserve"> </w:t>
+      </w:r>
+      <w:r>
+        <w:t xml:space="preserve">Detects 5.2-6.8 soft violations per session; 88-100% hard constraint compliance; behavioral drift bounded to D* &lt; 0.27</w:t>
       </w:r>
     </w:p>
     <w:p>
@@ -9857,13 +11069,13 @@
           <w:bCs/>
           <w:b/>
         </w:rPr>
-        <w:t xml:space="preserve">URL:</w:t>
-      </w:r>
-      <w:r>
-        <w:t xml:space="preserve"> </w:t>
-      </w:r>
-      <w:r>
-        <w:t xml:space="preserve">https://github.com/topics/agent-control-protocol</w:t>
+        <w:t xml:space="preserve">License:</w:t>
+      </w:r>
+      <w:r>
+        <w:t xml:space="preserve"> </w:t>
+      </w:r>
+      <w:r>
+        <w:t xml:space="preserve">Open source (Qualixar suite)</w:t>
       </w:r>
     </w:p>
     <w:p>
@@ -9881,7 +11093,7 @@
         <w:t xml:space="preserve"> </w:t>
       </w:r>
       <w:r>
-        <w:t xml:space="preserve">Production-ready admission control with mathematical proof of safety and liveness. The 6-paper Agent Governance Series provides the theoretical foundation; ACP is the operational implementation.</w:t>
+        <w:t xml:space="preserve">AgentAssert is the runtime implementation of ABC contracts. It turns formal specifications into executable enforcement. The &lt;10 ms overhead means zero perceptible latency in production.</w:t>
       </w:r>
     </w:p>
     <w:p>
@@ -9892,13 +11104,13 @@
       </w:r>
     </w:p>
     <w:bookmarkEnd w:id="54"/>
-    <w:bookmarkStart w:id="55" w:name="skillsvote"/>
+    <w:bookmarkStart w:id="55" w:name="skillfortify-open-source"/>
     <w:p>
       <w:pPr>
         <w:pStyle w:val="Heading3"/>
       </w:pPr>
       <w:r>
-        <w:t xml:space="preserve">SkillsVote</w:t>
+        <w:t xml:space="preserve">SkillFortify (Open Source)</w:t>
       </w:r>
     </w:p>
     <w:p>
@@ -9920,7 +11132,7 @@
         <w:t xml:space="preserve"> </w:t>
       </w:r>
       <w:r>
-        <w:t xml:space="preserve">Skills engine for AI agents</w:t>
+        <w:t xml:space="preserve">Formal verification framework for skill supply chains</w:t>
       </w:r>
     </w:p>
     <w:p>
@@ -9936,13 +11148,16 @@
           <w:bCs/>
           <w:b/>
         </w:rPr>
-        <w:t xml:space="preserve">Reference:</w:t>
-      </w:r>
-      <w:r>
-        <w:t xml:space="preserve"> </w:t>
-      </w:r>
-      <w:r>
-        <w:t xml:space="preserve">Comprehensive Survey on Agent Skills (arXiv:2605.07358)</w:t>
+        <w:t xml:space="preserve">Install:</w:t>
+      </w:r>
+      <w:r>
+        <w:t xml:space="preserve"> </w:t>
+      </w:r>
+      <w:r>
+        <w:rPr>
+          <w:rStyle w:val="VerbatimChar"/>
+        </w:rPr>
+        <w:t xml:space="preserve">pip install skillfortify</w:t>
       </w:r>
     </w:p>
     <w:p>
@@ -9958,13 +11173,57 @@
           <w:bCs/>
           <w:b/>
         </w:rPr>
-        <w:t xml:space="preserve">Status:</w:t>
-      </w:r>
-      <w:r>
-        <w:t xml:space="preserve"> </w:t>
-      </w:r>
-      <w:r>
-        <w:t xml:space="preserve">Mentioned as ecosystem resource</w:t>
+        <w:t xml:space="preserve">GitHub:</w:t>
+      </w:r>
+      <w:r>
+        <w:t xml:space="preserve"> </w:t>
+      </w:r>
+      <w:r>
+        <w:t xml:space="preserve">https://github.com/varun369/skillfortify</w:t>
+      </w:r>
+    </w:p>
+    <w:p>
+      <w:pPr>
+        <w:numPr>
+          <w:ilvl w:val="0"/>
+          <w:numId w:val="1033"/>
+        </w:numPr>
+        <w:pStyle w:val="Compact"/>
+      </w:pPr>
+      <w:r>
+        <w:rPr>
+          <w:bCs/>
+          <w:b/>
+        </w:rPr>
+        <w:t xml:space="preserve">Performance:</w:t>
+      </w:r>
+      <w:r>
+        <w:t xml:space="preserve"> </w:t>
+      </w:r>
+      <w:r>
+        <w:t xml:space="preserve">F1=96.95%, 0% false positives on 540 skills; SAT resolution &lt;100 ms for 1,000-node graphs</w:t>
+      </w:r>
+    </w:p>
+    <w:p>
+      <w:pPr>
+        <w:numPr>
+          <w:ilvl w:val="0"/>
+          <w:numId w:val="1033"/>
+        </w:numPr>
+        <w:pStyle w:val="Compact"/>
+      </w:pPr>
+      <w:r>
+        <w:rPr>
+          <w:bCs/>
+          <w:b/>
+        </w:rPr>
+        <w:t xml:space="preserve">License:</w:t>
+      </w:r>
+      <w:r>
+        <w:t xml:space="preserve"> </w:t>
+      </w:r>
+      <w:r>
+        <w:t xml:space="preserve">MIT</w:t>
       </w:r>
     </w:p>
     <w:p>
@@ -9982,7 +11241,25 @@
         <w:t xml:space="preserve"> </w:t>
       </w:r>
       <w:r>
-        <w:t xml:space="preserve">Part of the emerging skill routing and governance infrastructure. SkillsVote and similar engines will become the distribution layer where governance policies are enforced.</w:t>
+        <w:t xml:space="preserve">The first formal (not heuristic) skill security scanner. Replaces</w:t>
+      </w:r>
+      <w:r>
+        <w:t xml:space="preserve"> </w:t>
+      </w:r>
+      <w:r>
+        <w:t xml:space="preserve">“</w:t>
+      </w:r>
+      <w:r>
+        <w:t xml:space="preserve">no findings does not mean no risk</w:t>
+      </w:r>
+      <w:r>
+        <w:t xml:space="preserve">”</w:t>
+      </w:r>
+      <w:r>
+        <w:t xml:space="preserve"> </w:t>
+      </w:r>
+      <w:r>
+        <w:t xml:space="preserve">with mathematical guarantees. Critical for CI/CD pipelines where false positives destroy developer trust.</w:t>
       </w:r>
     </w:p>
     <w:p>
@@ -9993,23 +11270,13 @@
       </w:r>
     </w:p>
     <w:bookmarkEnd w:id="55"/>
-    <w:bookmarkEnd w:id="56"/>
-    <w:bookmarkStart w:id="60" w:name="updated-implementation-roadmap"/>
-    <w:p>
-      <w:pPr>
-        <w:pStyle w:val="Heading2"/>
-      </w:pPr>
-      <w:r>
-        <w:t xml:space="preserve">Updated Implementation Roadmap</w:t>
-      </w:r>
-    </w:p>
-    <w:bookmarkStart w:id="57" w:name="immediate-30-days"/>
+    <w:bookmarkStart w:id="56" w:name="agentassay-open-source"/>
     <w:p>
       <w:pPr>
         <w:pStyle w:val="Heading3"/>
       </w:pPr>
       <w:r>
-        <w:t xml:space="preserve">Immediate (30 days)</w:t>
+        <w:t xml:space="preserve">AgentAssay (Open Source)</w:t>
       </w:r>
     </w:p>
     <w:p>
@@ -10025,13 +11292,13 @@
           <w:bCs/>
           <w:b/>
         </w:rPr>
-        <w:t xml:space="preserve">Adopt GovernSpec’s 12 contract sections</w:t>
-      </w:r>
-      <w:r>
-        <w:t xml:space="preserve"> </w:t>
-      </w:r>
-      <w:r>
-        <w:t xml:space="preserve">for all skill specifications</w:t>
+        <w:t xml:space="preserve">Type:</w:t>
+      </w:r>
+      <w:r>
+        <w:t xml:space="preserve"> </w:t>
+      </w:r>
+      <w:r>
+        <w:t xml:space="preserve">Token-efficient regression testing for agent workflows</w:t>
       </w:r>
     </w:p>
     <w:p>
@@ -10047,13 +11314,16 @@
           <w:bCs/>
           <w:b/>
         </w:rPr>
-        <w:t xml:space="preserve">Deploy Skilldex</w:t>
-      </w:r>
-      <w:r>
-        <w:t xml:space="preserve"> </w:t>
-      </w:r>
-      <w:r>
-        <w:t xml:space="preserve">for validation — check 100% of skill packages</w:t>
+        <w:t xml:space="preserve">Install:</w:t>
+      </w:r>
+      <w:r>
+        <w:t xml:space="preserve"> </w:t>
+      </w:r>
+      <w:r>
+        <w:rPr>
+          <w:rStyle w:val="VerbatimChar"/>
+        </w:rPr>
+        <w:t xml:space="preserve">pip install agentassay</w:t>
       </w:r>
     </w:p>
     <w:p>
@@ -10069,13 +11339,13 @@
           <w:bCs/>
           <w:b/>
         </w:rPr>
-        <w:t xml:space="preserve">Map existing skills to OWASP Top 10</w:t>
-      </w:r>
-      <w:r>
-        <w:t xml:space="preserve"> </w:t>
-      </w:r>
-      <w:r>
-        <w:t xml:space="preserve">— identify which risks are unaddressed</w:t>
+        <w:t xml:space="preserve">GitHub:</w:t>
+      </w:r>
+      <w:r>
+        <w:t xml:space="preserve"> </w:t>
+      </w:r>
+      <w:r>
+        <w:t xml:space="preserve">https://github.com/qualixar/agentassay</w:t>
       </w:r>
     </w:p>
     <w:p>
@@ -10091,13 +11361,13 @@
           <w:bCs/>
           <w:b/>
         </w:rPr>
-        <w:t xml:space="preserve">NEW: Integrate SkillFortify</w:t>
-      </w:r>
-      <w:r>
-        <w:t xml:space="preserve"> </w:t>
-      </w:r>
-      <w:r>
-        <w:t xml:space="preserve">into CI/CD for formal skill supply chain verification</w:t>
+        <w:t xml:space="preserve">Performance:</w:t>
+      </w:r>
+      <w:r>
+        <w:t xml:space="preserve"> </w:t>
+      </w:r>
+      <w:r>
+        <w:t xml:space="preserve">78-100% cost reduction vs fixed-trial testing; 86% regression detection where binary tests have 0%</w:t>
       </w:r>
     </w:p>
     <w:p>
@@ -10113,297 +11383,49 @@
           <w:bCs/>
           <w:b/>
         </w:rPr>
-        <w:t xml:space="preserve">NEW: Adopt ABC contract structure</w:t>
-      </w:r>
-      <w:r>
-        <w:t xml:space="preserve"> </w:t>
-      </w:r>
-      <w:r>
-        <w:t xml:space="preserve">(P, I, G, R) for all agent specifications</w:t>
-      </w:r>
-    </w:p>
-    <w:bookmarkEnd w:id="57"/>
-    <w:bookmarkStart w:id="58" w:name="short-term-90-days"/>
-    <w:p>
-      <w:pPr>
-        <w:pStyle w:val="Heading3"/>
-      </w:pPr>
-      <w:r>
-        <w:t xml:space="preserve">Short-term (90 days)</w:t>
-      </w:r>
-    </w:p>
-    <w:p>
-      <w:pPr>
-        <w:numPr>
-          <w:ilvl w:val="0"/>
-          <w:numId w:val="1035"/>
-        </w:numPr>
-        <w:pStyle w:val="Compact"/>
-      </w:pPr>
-      <w:r>
-        <w:rPr>
-          <w:bCs/>
-          <w:b/>
-        </w:rPr>
-        <w:t xml:space="preserve">Implement LGA Layer 1</w:t>
-      </w:r>
-      <w:r>
-        <w:t xml:space="preserve"> </w:t>
-      </w:r>
-      <w:r>
-        <w:t xml:space="preserve">(sandboxing) for all agent execution</w:t>
-      </w:r>
-    </w:p>
-    <w:p>
-      <w:pPr>
-        <w:numPr>
-          <w:ilvl w:val="0"/>
-          <w:numId w:val="1035"/>
-        </w:numPr>
-        <w:pStyle w:val="Compact"/>
-      </w:pPr>
-      <w:r>
-        <w:rPr>
-          <w:bCs/>
-          <w:b/>
-        </w:rPr>
-        <w:t xml:space="preserve">Deploy ST-WebAgentBench</w:t>
-      </w:r>
-      <w:r>
-        <w:t xml:space="preserve"> </w:t>
-      </w:r>
-      <w:r>
-        <w:t xml:space="preserve">for web agent evaluation</w:t>
-      </w:r>
-    </w:p>
-    <w:p>
-      <w:pPr>
-        <w:numPr>
-          <w:ilvl w:val="0"/>
-          <w:numId w:val="1035"/>
-        </w:numPr>
-        <w:pStyle w:val="Compact"/>
-      </w:pPr>
-      <w:r>
-        <w:rPr>
-          <w:bCs/>
-          <w:b/>
-        </w:rPr>
-        <w:t xml:space="preserve">Establish baseline</w:t>
-      </w:r>
-      <w:r>
-        <w:t xml:space="preserve"> </w:t>
-      </w:r>
-      <w:r>
-        <w:t xml:space="preserve">with BeSafe-Bench on current agents</w:t>
-      </w:r>
-    </w:p>
-    <w:p>
-      <w:pPr>
-        <w:numPr>
-          <w:ilvl w:val="0"/>
-          <w:numId w:val="1035"/>
-        </w:numPr>
-        <w:pStyle w:val="Compact"/>
-      </w:pPr>
-      <w:r>
-        <w:rPr>
-          <w:bCs/>
-          <w:b/>
-        </w:rPr>
-        <w:t xml:space="preserve">NEW: Deploy AgentAssert</w:t>
-      </w:r>
-      <w:r>
-        <w:t xml:space="preserve"> </w:t>
-      </w:r>
-      <w:r>
-        <w:t xml:space="preserve">for runtime contract enforcement on critical agents</w:t>
-      </w:r>
-    </w:p>
-    <w:p>
-      <w:pPr>
-        <w:numPr>
-          <w:ilvl w:val="0"/>
-          <w:numId w:val="1035"/>
-        </w:numPr>
-        <w:pStyle w:val="Compact"/>
-      </w:pPr>
-      <w:r>
-        <w:rPr>
-          <w:bCs/>
-          <w:b/>
-        </w:rPr>
-        <w:t xml:space="preserve">NEW: Implement ACP-style temporal admission control</w:t>
-      </w:r>
-      <w:r>
-        <w:t xml:space="preserve"> </w:t>
-      </w:r>
-      <w:r>
-        <w:t xml:space="preserve">for high-throughput agent services</w:t>
-      </w:r>
-    </w:p>
-    <w:p>
-      <w:pPr>
-        <w:numPr>
-          <w:ilvl w:val="0"/>
-          <w:numId w:val="1035"/>
-        </w:numPr>
-        <w:pStyle w:val="Compact"/>
-      </w:pPr>
-      <w:r>
-        <w:rPr>
-          <w:bCs/>
-          <w:b/>
-        </w:rPr>
-        <w:t xml:space="preserve">NEW: Integrate AgentAssay</w:t>
-      </w:r>
-      <w:r>
-        <w:t xml:space="preserve"> </w:t>
-      </w:r>
-      <w:r>
-        <w:t xml:space="preserve">into CI/CD for regression testing of safety properties</w:t>
-      </w:r>
-    </w:p>
-    <w:bookmarkEnd w:id="58"/>
-    <w:bookmarkStart w:id="59" w:name="strategic-12-months"/>
-    <w:p>
-      <w:pPr>
-        <w:pStyle w:val="Heading3"/>
-      </w:pPr>
-      <w:r>
-        <w:t xml:space="preserve">Strategic (12 months)</w:t>
-      </w:r>
-    </w:p>
-    <w:p>
-      <w:pPr>
-        <w:numPr>
-          <w:ilvl w:val="0"/>
-          <w:numId w:val="1036"/>
-        </w:numPr>
-        <w:pStyle w:val="Compact"/>
-      </w:pPr>
-      <w:r>
-        <w:rPr>
-          <w:bCs/>
-          <w:b/>
-        </w:rPr>
-        <w:t xml:space="preserve">Full LGA stack</w:t>
-      </w:r>
-      <w:r>
-        <w:t xml:space="preserve"> </w:t>
-      </w:r>
-      <w:r>
-        <w:t xml:space="preserve">— all four layers operational</w:t>
-      </w:r>
-    </w:p>
-    <w:p>
-      <w:pPr>
-        <w:numPr>
-          <w:ilvl w:val="0"/>
-          <w:numId w:val="1036"/>
-        </w:numPr>
-        <w:pStyle w:val="Compact"/>
-      </w:pPr>
-      <w:r>
-        <w:rPr>
-          <w:bCs/>
-          <w:b/>
-        </w:rPr>
-        <w:t xml:space="preserve">Microsoft-style governance toolkit</w:t>
-      </w:r>
-      <w:r>
-        <w:t xml:space="preserve"> </w:t>
-      </w:r>
-      <w:r>
-        <w:t xml:space="preserve">— registration, policy, audit, evaluation, human-in-the-loop</w:t>
-      </w:r>
-    </w:p>
-    <w:p>
-      <w:pPr>
-        <w:numPr>
-          <w:ilvl w:val="0"/>
-          <w:numId w:val="1036"/>
-        </w:numPr>
-        <w:pStyle w:val="Compact"/>
-      </w:pPr>
-      <w:r>
-        <w:rPr>
-          <w:bCs/>
-          <w:b/>
-        </w:rPr>
-        <w:t xml:space="preserve">Continuous evaluation</w:t>
-      </w:r>
-      <w:r>
-        <w:t xml:space="preserve"> </w:t>
-      </w:r>
-      <w:r>
-        <w:t xml:space="preserve">— weekly safety benchmarks with automated reporting</w:t>
-      </w:r>
-    </w:p>
-    <w:p>
-      <w:pPr>
-        <w:numPr>
-          <w:ilvl w:val="0"/>
-          <w:numId w:val="1036"/>
-        </w:numPr>
-        <w:pStyle w:val="Compact"/>
-      </w:pPr>
-      <w:r>
-        <w:rPr>
-          <w:bCs/>
-          <w:b/>
-        </w:rPr>
-        <w:t xml:space="preserve">NEW: Implement skill-level attestation</w:t>
-      </w:r>
-      <w:r>
-        <w:t xml:space="preserve"> </w:t>
-      </w:r>
-      <w:r>
-        <w:t xml:space="preserve">(per MIGT) binding skill execution to verified machine identity</w:t>
-      </w:r>
-    </w:p>
-    <w:p>
-      <w:pPr>
-        <w:numPr>
-          <w:ilvl w:val="0"/>
-          <w:numId w:val="1036"/>
-        </w:numPr>
-        <w:pStyle w:val="Compact"/>
-      </w:pPr>
-      <w:r>
-        <w:rPr>
-          <w:bCs/>
-          <w:b/>
-        </w:rPr>
-        <w:t xml:space="preserve">NEW: Adopt Agent Governance Series</w:t>
-      </w:r>
-      <w:r>
-        <w:t xml:space="preserve"> </w:t>
-      </w:r>
-      <w:r>
-        <w:t xml:space="preserve">(6 papers) as the formal foundation for all governance architecture</w:t>
-      </w:r>
-    </w:p>
-    <w:p>
-      <w:pPr>
-        <w:numPr>
-          <w:ilvl w:val="0"/>
-          <w:numId w:val="1036"/>
-        </w:numPr>
-        <w:pStyle w:val="Compact"/>
-      </w:pPr>
-      <w:r>
-        <w:rPr>
-          <w:bCs/>
-          <w:b/>
-        </w:rPr>
-        <w:t xml:space="preserve">NEW: Build benchmark consistency dashboard</w:t>
-      </w:r>
-      <w:r>
-        <w:t xml:space="preserve"> </w:t>
-      </w:r>
-      <w:r>
-        <w:t xml:space="preserve">using Taxonomy and Consistency Analysis framework — never trust a single benchmark</w:t>
+        <w:t xml:space="preserve">License:</w:t>
+      </w:r>
+      <w:r>
+        <w:t xml:space="preserve"> </w:t>
+      </w:r>
+      <w:r>
+        <w:t xml:space="preserve">Open source</w:t>
+      </w:r>
+    </w:p>
+    <w:p>
+      <w:pPr>
+        <w:pStyle w:val="FirstParagraph"/>
+      </w:pPr>
+      <w:r>
+        <w:rPr>
+          <w:bCs/>
+          <w:b/>
+        </w:rPr>
+        <w:t xml:space="preserve">Why it matters:</w:t>
+      </w:r>
+      <w:r>
+        <w:t xml:space="preserve"> </w:t>
+      </w:r>
+      <w:r>
+        <w:t xml:space="preserve">The first principled regression testing framework for non-deterministic agents. Enables CI/CD governance:</w:t>
+      </w:r>
+      <w:r>
+        <w:t xml:space="preserve"> </w:t>
+      </w:r>
+      <w:r>
+        <w:t xml:space="preserve">“</w:t>
+      </w:r>
+      <w:r>
+        <w:t xml:space="preserve">did this update break safety properties?</w:t>
+      </w:r>
+      <w:r>
+        <w:t xml:space="preserve">”</w:t>
+      </w:r>
+      <w:r>
+        <w:t xml:space="preserve"> </w:t>
+      </w:r>
+      <w:r>
+        <w:t xml:space="preserve">With pytest integration, it fits existing developer workflows.</w:t>
       </w:r>
     </w:p>
     <w:p>
@@ -10413,15 +11435,124 @@
         </w:pict>
       </w:r>
     </w:p>
-    <w:bookmarkEnd w:id="59"/>
-    <w:bookmarkEnd w:id="60"/>
-    <w:bookmarkStart w:id="64" w:name="why-this-matters-updated"/>
-    <w:p>
-      <w:pPr>
-        <w:pStyle w:val="Heading2"/>
-      </w:pPr>
-      <w:r>
-        <w:t xml:space="preserve">Why This Matters (Updated)</w:t>
+    <w:bookmarkEnd w:id="56"/>
+    <w:bookmarkStart w:id="57" w:name="agent-control-protocol-acp"/>
+    <w:p>
+      <w:pPr>
+        <w:pStyle w:val="Heading3"/>
+      </w:pPr>
+      <w:r>
+        <w:t xml:space="preserve">Agent Control Protocol (ACP)</w:t>
+      </w:r>
+    </w:p>
+    <w:p>
+      <w:pPr>
+        <w:numPr>
+          <w:ilvl w:val="0"/>
+          <w:numId w:val="1035"/>
+        </w:numPr>
+        <w:pStyle w:val="Compact"/>
+      </w:pPr>
+      <w:r>
+        <w:rPr>
+          <w:bCs/>
+          <w:b/>
+        </w:rPr>
+        <w:t xml:space="preserve">Type:</w:t>
+      </w:r>
+      <w:r>
+        <w:t xml:space="preserve"> </w:t>
+      </w:r>
+      <w:r>
+        <w:t xml:space="preserve">Temporal admission control protocol with formal verification</w:t>
+      </w:r>
+    </w:p>
+    <w:p>
+      <w:pPr>
+        <w:numPr>
+          <w:ilvl w:val="0"/>
+          <w:numId w:val="1035"/>
+        </w:numPr>
+        <w:pStyle w:val="Compact"/>
+      </w:pPr>
+      <w:r>
+        <w:rPr>
+          <w:bCs/>
+          <w:b/>
+        </w:rPr>
+        <w:t xml:space="preserve">Implementation:</w:t>
+      </w:r>
+      <w:r>
+        <w:t xml:space="preserve"> </w:t>
+      </w:r>
+      <w:r>
+        <w:t xml:space="preserve">Go (23 packages), 138 conformance test vectors</w:t>
+      </w:r>
+    </w:p>
+    <w:p>
+      <w:pPr>
+        <w:numPr>
+          <w:ilvl w:val="0"/>
+          <w:numId w:val="1035"/>
+        </w:numPr>
+        <w:pStyle w:val="Compact"/>
+      </w:pPr>
+      <w:r>
+        <w:rPr>
+          <w:bCs/>
+          <w:b/>
+        </w:rPr>
+        <w:t xml:space="preserve">Performance:</w:t>
+      </w:r>
+      <w:r>
+        <w:t xml:space="preserve"> </w:t>
+      </w:r>
+      <w:r>
+        <w:t xml:space="preserve">1,720,000 req/s; 739-832 ns decision latency</w:t>
+      </w:r>
+    </w:p>
+    <w:p>
+      <w:pPr>
+        <w:numPr>
+          <w:ilvl w:val="0"/>
+          <w:numId w:val="1035"/>
+        </w:numPr>
+        <w:pStyle w:val="Compact"/>
+      </w:pPr>
+      <w:r>
+        <w:rPr>
+          <w:bCs/>
+          <w:b/>
+        </w:rPr>
+        <w:t xml:space="preserve">Verification:</w:t>
+      </w:r>
+      <w:r>
+        <w:t xml:space="preserve"> </w:t>
+      </w:r>
+      <w:r>
+        <w:t xml:space="preserve">TLA+ across 4,294,930,695 states, 0 violations</w:t>
+      </w:r>
+    </w:p>
+    <w:p>
+      <w:pPr>
+        <w:numPr>
+          <w:ilvl w:val="0"/>
+          <w:numId w:val="1035"/>
+        </w:numPr>
+        <w:pStyle w:val="Compact"/>
+      </w:pPr>
+      <w:r>
+        <w:rPr>
+          <w:bCs/>
+          <w:b/>
+        </w:rPr>
+        <w:t xml:space="preserve">URL:</w:t>
+      </w:r>
+      <w:r>
+        <w:t xml:space="preserve"> </w:t>
+      </w:r>
+      <w:r>
+        <w:t xml:space="preserve">https://github.com/topics/agent-control-protocol</w:t>
       </w:r>
     </w:p>
     <w:p>
@@ -10433,179 +11564,13 @@
           <w:bCs/>
           <w:b/>
         </w:rPr>
-        <w:t xml:space="preserve">The data is clear:</w:t>
-      </w:r>
-      <w:r>
-        <w:t xml:space="preserve"> </w:t>
-      </w:r>
-      <w:r>
-        <w:t xml:space="preserve">- 34% of community skill packages are malformed (Skilldex)</w:t>
-      </w:r>
-      <w:r>
-        <w:t xml:space="preserve"> </w:t>
-      </w:r>
-      <w:r>
-        <w:t xml:space="preserve">- 89% of attacks succeed against baseline guardrails (LGA)</w:t>
-      </w:r>
-      <w:r>
-        <w:t xml:space="preserve"> </w:t>
-      </w:r>
-      <w:r>
-        <w:t xml:space="preserve">- 60%+ of tasks have safety violations (BeSafe-Bench)</w:t>
-      </w:r>
-      <w:r>
-        <w:t xml:space="preserve"> </w:t>
-      </w:r>
-      <w:r>
-        <w:t xml:space="preserve">- 40% of agent projects face cancellation (Agent Evaluation Guide)</w:t>
-      </w:r>
-      <w:r>
-        <w:t xml:space="preserve"> </w:t>
-      </w:r>
-      <w:r>
-        <w:t xml:space="preserve">- 73% incident reduction with governance toolkit (Microsoft)</w:t>
-      </w:r>
-      <w:r>
-        <w:t xml:space="preserve"> </w:t>
-      </w:r>
-      <w:r>
-        <w:t xml:space="preserve">-</w:t>
-      </w:r>
-      <w:r>
-        <w:t xml:space="preserve"> </w:t>
-      </w:r>
-      <w:r>
-        <w:rPr>
-          <w:bCs/>
-          <w:b/>
-        </w:rPr>
-        <w:t xml:space="preserve">NEW: 0% concordance across safety benchmarks (Kendall’s W = 0.10) — benchmark scores are mostly noise</w:t>
-      </w:r>
-      <w:r>
-        <w:t xml:space="preserve"> </w:t>
-      </w:r>
-      <w:r>
-        <w:t xml:space="preserve">-</w:t>
-      </w:r>
-      <w:r>
-        <w:t xml:space="preserve"> </w:t>
-      </w:r>
-      <w:r>
-        <w:rPr>
-          <w:bCs/>
-          <w:b/>
-        </w:rPr>
-        <w:t xml:space="preserve">NEW: 100% of individually-valid requests in a 500-request attack chain approved by stateless engines — temporal governance is essential</w:t>
-      </w:r>
-      <w:r>
-        <w:t xml:space="preserve"> </w:t>
-      </w:r>
-      <w:r>
-        <w:t xml:space="preserve">-</w:t>
-      </w:r>
-      <w:r>
-        <w:t xml:space="preserve"> </w:t>
-      </w:r>
-      <w:r>
-        <w:rPr>
-          <w:bCs/>
-          <w:b/>
-        </w:rPr>
-        <w:t xml:space="preserve">NEW: 1,200+ malicious skills infiltrated OpenClaw marketplace (ClawHavoc) — heuristic scanning is insufficient</w:t>
-      </w:r>
-    </w:p>
-    <w:p>
-      <w:pPr>
-        <w:pStyle w:val="BodyText"/>
-      </w:pPr>
-      <w:r>
-        <w:rPr>
-          <w:bCs/>
-          <w:b/>
-        </w:rPr>
-        <w:t xml:space="preserve">Governance is not optional. It’s the difference between agents that work and agents that are safe to use.</w:t>
-      </w:r>
-    </w:p>
-    <w:p>
-      <w:pPr>
-        <w:pStyle w:val="BodyText"/>
-      </w:pPr>
-      <w:r>
-        <w:rPr>
-          <w:bCs/>
-          <w:b/>
-        </w:rPr>
-        <w:t xml:space="preserve">The shift from heuristic to formal guarantees is accelerating. ABC, AgentVerify, SkillFortify, and ACP provide mathematically grounded governance mechanisms. The question is no longer</w:t>
-      </w:r>
-      <w:r>
-        <w:rPr>
-          <w:bCs/>
-          <w:b/>
-        </w:rPr>
-        <w:t xml:space="preserve"> </w:t>
-      </w:r>
-      <w:r>
-        <w:rPr>
-          <w:bCs/>
-          <w:b/>
-        </w:rPr>
-        <w:t xml:space="preserve">“</w:t>
-      </w:r>
-      <w:r>
-        <w:rPr>
-          <w:bCs/>
-          <w:b/>
-        </w:rPr>
-        <w:t xml:space="preserve">should we govern agents?</w:t>
-      </w:r>
-      <w:r>
-        <w:rPr>
-          <w:bCs/>
-          <w:b/>
-        </w:rPr>
-        <w:t xml:space="preserve">”</w:t>
-      </w:r>
-      <w:r>
-        <w:rPr>
-          <w:bCs/>
-          <w:b/>
-        </w:rPr>
-        <w:t xml:space="preserve"> </w:t>
-      </w:r>
-      <w:r>
-        <w:rPr>
-          <w:bCs/>
-          <w:b/>
-        </w:rPr>
-        <w:t xml:space="preserve">but</w:t>
-      </w:r>
-      <w:r>
-        <w:rPr>
-          <w:bCs/>
-          <w:b/>
-        </w:rPr>
-        <w:t xml:space="preserve"> </w:t>
-      </w:r>
-      <w:r>
-        <w:rPr>
-          <w:bCs/>
-          <w:b/>
-        </w:rPr>
-        <w:t xml:space="preserve">“</w:t>
-      </w:r>
-      <w:r>
-        <w:rPr>
-          <w:bCs/>
-          <w:b/>
-        </w:rPr>
-        <w:t xml:space="preserve">which formal framework should we adopt first?</w:t>
-      </w:r>
-      <w:r>
-        <w:rPr>
-          <w:bCs/>
-          <w:b/>
-        </w:rPr>
-        <w:t xml:space="preserve">”</w:t>
+        <w:t xml:space="preserve">Why it matters:</w:t>
+      </w:r>
+      <w:r>
+        <w:t xml:space="preserve"> </w:t>
+      </w:r>
+      <w:r>
+        <w:t xml:space="preserve">Production-ready admission control with mathematical proof of safety and liveness. The 6-paper Agent Governance Series provides the theoretical foundation; ACP is the operational implementation.</w:t>
       </w:r>
     </w:p>
     <w:p>
@@ -10615,349 +11580,98 @@
         </w:pict>
       </w:r>
     </w:p>
+    <w:bookmarkEnd w:id="57"/>
+    <w:bookmarkStart w:id="58" w:name="skillsvote"/>
+    <w:p>
+      <w:pPr>
+        <w:pStyle w:val="Heading3"/>
+      </w:pPr>
+      <w:r>
+        <w:t xml:space="preserve">SkillsVote</w:t>
+      </w:r>
+    </w:p>
+    <w:p>
+      <w:pPr>
+        <w:numPr>
+          <w:ilvl w:val="0"/>
+          <w:numId w:val="1036"/>
+        </w:numPr>
+        <w:pStyle w:val="Compact"/>
+      </w:pPr>
+      <w:r>
+        <w:rPr>
+          <w:bCs/>
+          <w:b/>
+        </w:rPr>
+        <w:t xml:space="preserve">Type:</w:t>
+      </w:r>
+      <w:r>
+        <w:t xml:space="preserve"> </w:t>
+      </w:r>
+      <w:r>
+        <w:t xml:space="preserve">Skills engine for AI agents</w:t>
+      </w:r>
+    </w:p>
+    <w:p>
+      <w:pPr>
+        <w:numPr>
+          <w:ilvl w:val="0"/>
+          <w:numId w:val="1036"/>
+        </w:numPr>
+        <w:pStyle w:val="Compact"/>
+      </w:pPr>
+      <w:r>
+        <w:rPr>
+          <w:bCs/>
+          <w:b/>
+        </w:rPr>
+        <w:t xml:space="preserve">Reference:</w:t>
+      </w:r>
+      <w:r>
+        <w:t xml:space="preserve"> </w:t>
+      </w:r>
+      <w:r>
+        <w:t xml:space="preserve">Comprehensive Survey on Agent Skills (arXiv:2605.07358)</w:t>
+      </w:r>
+    </w:p>
+    <w:p>
+      <w:pPr>
+        <w:numPr>
+          <w:ilvl w:val="0"/>
+          <w:numId w:val="1036"/>
+        </w:numPr>
+        <w:pStyle w:val="Compact"/>
+      </w:pPr>
+      <w:r>
+        <w:rPr>
+          <w:bCs/>
+          <w:b/>
+        </w:rPr>
+        <w:t xml:space="preserve">Status:</w:t>
+      </w:r>
+      <w:r>
+        <w:t xml:space="preserve"> </w:t>
+      </w:r>
+      <w:r>
+        <w:t xml:space="preserve">Mentioned as ecosystem resource</w:t>
+      </w:r>
+    </w:p>
     <w:p>
       <w:pPr>
         <w:pStyle w:val="FirstParagraph"/>
       </w:pPr>
       <w:r>
         <w:rPr>
-          <w:iCs/>
-          <w:i/>
-        </w:rPr>
-        <w:t xml:space="preserve">Compiled by EvaPaper | June 5, 2026</w:t>
-      </w:r>
-      <w:r>
-        <w:br/>
-      </w:r>
-      <w:r>
-        <w:rPr>
-          <w:iCs/>
-          <w:i/>
-        </w:rPr>
-        <w:t xml:space="preserve">Repo: https://github.com/ginaecho/EvaPaper</w:t>
-      </w:r>
-    </w:p>
-    <w:bookmarkStart w:id="61" w:name="layer-0-spec-level-governance"/>
-    <w:p>
-      <w:pPr>
-        <w:pStyle w:val="Heading3"/>
-      </w:pPr>
-      <w:r>
-        <w:t xml:space="preserve">Layer 0: Spec-Level Governance</w:t>
-      </w:r>
-    </w:p>
-    <w:p>
-      <w:pPr>
-        <w:pStyle w:val="FirstParagraph"/>
-      </w:pPr>
-      <w:r>
-        <w:rPr>
-          <w:bCs/>
-          <w:b/>
-        </w:rPr>
-        <w:t xml:space="preserve">Goal:</w:t>
-      </w:r>
-      <w:r>
-        <w:t xml:space="preserve"> </w:t>
-      </w:r>
-      <w:r>
-        <w:t xml:space="preserve">Ensure every skill specification is correct, complete, and safe before it ever reaches an agent.</w:t>
-      </w:r>
-    </w:p>
-    <w:p>
-      <w:pPr>
-        <w:pStyle w:val="BodyText"/>
-      </w:pPr>
-      <w:r>
-        <w:rPr>
-          <w:bCs/>
-          <w:b/>
-        </w:rPr>
-        <w:t xml:space="preserve">Key papers:</w:t>
-      </w:r>
-      <w:r>
-        <w:t xml:space="preserve"> </w:t>
-      </w:r>
-      <w:r>
-        <w:t xml:space="preserve">Skilldex, GovernSpec</w:t>
-      </w:r>
-    </w:p>
-    <w:p>
-      <w:pPr>
-        <w:pStyle w:val="BodyText"/>
-      </w:pPr>
-      <w:r>
-        <w:rPr>
-          <w:bCs/>
-          <w:b/>
-        </w:rPr>
-        <w:t xml:space="preserve">Key questions:</w:t>
-      </w:r>
-      <w:r>
-        <w:t xml:space="preserve"> </w:t>
-      </w:r>
-      <w:r>
-        <w:t xml:space="preserve">- Does the skill follow the format specification?</w:t>
-      </w:r>
-      <w:r>
-        <w:t xml:space="preserve"> </w:t>
-      </w:r>
-      <w:r>
-        <w:t xml:space="preserve">- Are goals, boundaries, and permissions declared?</w:t>
-      </w:r>
-      <w:r>
-        <w:t xml:space="preserve"> </w:t>
-      </w:r>
-      <w:r>
-        <w:t xml:space="preserve">- Are there coherence conflicts with other skills?</w:t>
-      </w:r>
-      <w:r>
-        <w:t xml:space="preserve"> </w:t>
-      </w:r>
-      <w:r>
-        <w:t xml:space="preserve">- Does the skill specify verification steps and human approval points?</w:t>
-      </w:r>
-    </w:p>
-    <w:p>
-      <w:pPr>
-        <w:pStyle w:val="BodyText"/>
-      </w:pPr>
-      <w:r>
-        <w:rPr>
-          <w:bCs/>
-          <w:b/>
-        </w:rPr>
-        <w:t xml:space="preserve">Tools:</w:t>
-      </w:r>
-      <w:r>
-        <w:t xml:space="preserve"> </w:t>
-      </w:r>
-      <w:r>
-        <w:t xml:space="preserve">- Skilldex (validation engine)</w:t>
-      </w:r>
-      <w:r>
-        <w:t xml:space="preserve"> </w:t>
-      </w:r>
-      <w:r>
-        <w:t xml:space="preserve">- GovernSpec’s 12 contract sections</w:t>
-      </w:r>
-    </w:p>
-    <w:bookmarkEnd w:id="61"/>
-    <w:bookmarkStart w:id="62" w:name="layer-1-runtime-level-governance"/>
-    <w:p>
-      <w:pPr>
-        <w:pStyle w:val="Heading3"/>
-      </w:pPr>
-      <w:r>
-        <w:t xml:space="preserve">Layer 1: Runtime-Level Governance</w:t>
-      </w:r>
-    </w:p>
-    <w:p>
-      <w:pPr>
-        <w:pStyle w:val="FirstParagraph"/>
-      </w:pPr>
-      <w:r>
-        <w:rPr>
-          <w:bCs/>
-          <w:b/>
-        </w:rPr>
-        <w:t xml:space="preserve">Goal:</w:t>
-      </w:r>
-      <w:r>
-        <w:t xml:space="preserve"> </w:t>
-      </w:r>
-      <w:r>
-        <w:t xml:space="preserve">Ensure every agent execution is sandboxed, verified, authorized, and logged.</w:t>
-      </w:r>
-    </w:p>
-    <w:p>
-      <w:pPr>
-        <w:pStyle w:val="BodyText"/>
-      </w:pPr>
-      <w:r>
-        <w:rPr>
-          <w:bCs/>
-          <w:b/>
-        </w:rPr>
-        <w:t xml:space="preserve">Key papers:</w:t>
-      </w:r>
-      <w:r>
-        <w:t xml:space="preserve"> </w:t>
-      </w:r>
-      <w:r>
-        <w:t xml:space="preserve">LGA, OWASP (Prompt Injection, Excessive Agency)</w:t>
-      </w:r>
-    </w:p>
-    <w:p>
-      <w:pPr>
-        <w:pStyle w:val="BodyText"/>
-      </w:pPr>
-      <w:r>
-        <w:rPr>
-          <w:bCs/>
-          <w:b/>
-        </w:rPr>
-        <w:t xml:space="preserve">Key questions:</w:t>
-      </w:r>
-      <w:r>
-        <w:t xml:space="preserve"> </w:t>
-      </w:r>
-      <w:r>
-        <w:t xml:space="preserve">- Is the agent executing in a sandbox?</w:t>
-      </w:r>
-      <w:r>
-        <w:t xml:space="preserve"> </w:t>
-      </w:r>
-      <w:r>
-        <w:t xml:space="preserve">- Is the intent verified before tool invocation?</w:t>
-      </w:r>
-      <w:r>
-        <w:t xml:space="preserve"> </w:t>
-      </w:r>
-      <w:r>
-        <w:t xml:space="preserve">- Are inter-agent communications zero-trust authorized?</w:t>
-      </w:r>
-      <w:r>
-        <w:t xml:space="preserve"> </w:t>
-      </w:r>
-      <w:r>
-        <w:t xml:space="preserve">- Is every action immutably logged?</w:t>
-      </w:r>
-    </w:p>
-    <w:p>
-      <w:pPr>
-        <w:pStyle w:val="BodyText"/>
-      </w:pPr>
-      <w:r>
-        <w:rPr>
-          <w:bCs/>
-          <w:b/>
-        </w:rPr>
-        <w:t xml:space="preserve">Tools:</w:t>
-      </w:r>
-      <w:r>
-        <w:t xml:space="preserve"> </w:t>
-      </w:r>
-      <w:r>
-        <w:t xml:space="preserve">- LGA’s four layers (sandboxing, intent verification, zero-trust authorization, audit logging)</w:t>
-      </w:r>
-      <w:r>
-        <w:t xml:space="preserve"> </w:t>
-      </w:r>
-      <w:r>
-        <w:t xml:space="preserve">- OWASP mitigation strategies</w:t>
-      </w:r>
-    </w:p>
-    <w:bookmarkEnd w:id="62"/>
-    <w:bookmarkStart w:id="63" w:name="layer-2-behavioral-level-governance"/>
-    <w:p>
-      <w:pPr>
-        <w:pStyle w:val="Heading3"/>
-      </w:pPr>
-      <w:r>
-        <w:t xml:space="preserve">Layer 2: Behavioral-Level Governance</w:t>
-      </w:r>
-    </w:p>
-    <w:p>
-      <w:pPr>
-        <w:pStyle w:val="FirstParagraph"/>
-      </w:pPr>
-      <w:r>
-        <w:rPr>
-          <w:bCs/>
-          <w:b/>
-        </w:rPr>
-        <w:t xml:space="preserve">Goal:</w:t>
-      </w:r>
-      <w:r>
-        <w:t xml:space="preserve"> </w:t>
-      </w:r>
-      <w:r>
-        <w:t xml:space="preserve">Ensure every agent behaves safely and trustworthily in real-world tasks.</w:t>
-      </w:r>
-    </w:p>
-    <w:p>
-      <w:pPr>
-        <w:pStyle w:val="BodyText"/>
-      </w:pPr>
-      <w:r>
-        <w:rPr>
-          <w:bCs/>
-          <w:b/>
-        </w:rPr>
-        <w:t xml:space="preserve">Key papers:</w:t>
-      </w:r>
-      <w:r>
-        <w:t xml:space="preserve"> </w:t>
-      </w:r>
-      <w:r>
-        <w:t xml:space="preserve">BeSafe-Bench, ST-WebAgentBench, Agent Evaluation Guide</w:t>
-      </w:r>
-    </w:p>
-    <w:p>
-      <w:pPr>
-        <w:pStyle w:val="BodyText"/>
-      </w:pPr>
-      <w:r>
-        <w:rPr>
-          <w:bCs/>
-          <w:b/>
-        </w:rPr>
-        <w:t xml:space="preserve">Key questions:</w:t>
-      </w:r>
-      <w:r>
-        <w:t xml:space="preserve"> </w:t>
-      </w:r>
-      <w:r>
-        <w:t xml:space="preserve">- Does the agent complete tasks while adhering to safety constraints?</w:t>
-      </w:r>
-      <w:r>
-        <w:t xml:space="preserve"> </w:t>
-      </w:r>
-      <w:r>
-        <w:t xml:space="preserve">- Does it violate policies under task pressure?</w:t>
-      </w:r>
-      <w:r>
-        <w:t xml:space="preserve"> </w:t>
-      </w:r>
-      <w:r>
-        <w:t xml:space="preserve">- Can it recover from errors?</w:t>
-      </w:r>
-      <w:r>
-        <w:t xml:space="preserve"> </w:t>
-      </w:r>
-      <w:r>
-        <w:t xml:space="preserve">- Does its reasoning align with human expectations?</w:t>
-      </w:r>
-    </w:p>
-    <w:p>
-      <w:pPr>
-        <w:pStyle w:val="BodyText"/>
-      </w:pPr>
-      <w:r>
-        <w:rPr>
-          <w:bCs/>
-          <w:b/>
-        </w:rPr>
-        <w:t xml:space="preserve">Tools:</w:t>
-      </w:r>
-      <w:r>
-        <w:t xml:space="preserve"> </w:t>
-      </w:r>
-      <w:r>
-        <w:t xml:space="preserve">- BeSafe-Bench (functional environment testing)</w:t>
-      </w:r>
-      <w:r>
-        <w:t xml:space="preserve"> </w:t>
-      </w:r>
-      <w:r>
-        <w:t xml:space="preserve">- ST-WebAgentBench (enterprise scenario testing)</w:t>
-      </w:r>
-      <w:r>
-        <w:t xml:space="preserve"> </w:t>
-      </w:r>
-      <w:r>
-        <w:t xml:space="preserve">- Agent Evaluation Guide’s six dimensions</w:t>
+          <w:bCs/>
+          <w:b/>
+        </w:rPr>
+        <w:t xml:space="preserve">Why it matters:</w:t>
+      </w:r>
+      <w:r>
+        <w:t xml:space="preserve"> </w:t>
+      </w:r>
+      <w:r>
+        <w:t xml:space="preserve">Part of the emerging skill routing and governance infrastructure. SkillsVote and similar engines will become the distribution layer where governance policies are enforced.</w:t>
       </w:r>
     </w:p>
     <w:p>
@@ -10967,18 +11681,18 @@
         </w:pict>
       </w:r>
     </w:p>
-    <w:bookmarkEnd w:id="63"/>
-    <w:bookmarkEnd w:id="64"/>
-    <w:bookmarkStart w:id="68" w:name="implementation-roadmap"/>
+    <w:bookmarkEnd w:id="58"/>
+    <w:bookmarkEnd w:id="59"/>
+    <w:bookmarkStart w:id="63" w:name="updated-implementation-roadmap"/>
     <w:p>
       <w:pPr>
         <w:pStyle w:val="Heading2"/>
       </w:pPr>
       <w:r>
-        <w:t xml:space="preserve">Implementation Roadmap</w:t>
-      </w:r>
-    </w:p>
-    <w:bookmarkStart w:id="65" w:name="immediate-30-days-1"/>
+        <w:t xml:space="preserve">Updated Implementation Roadmap</w:t>
+      </w:r>
+    </w:p>
+    <w:bookmarkStart w:id="60" w:name="immediate-30-days"/>
     <w:p>
       <w:pPr>
         <w:pStyle w:val="Heading3"/>
@@ -11053,8 +11767,52 @@
         <w:t xml:space="preserve">— identify which risks are unaddressed</w:t>
       </w:r>
     </w:p>
-    <w:bookmarkEnd w:id="65"/>
-    <w:bookmarkStart w:id="66" w:name="short-term-90-days-1"/>
+    <w:p>
+      <w:pPr>
+        <w:numPr>
+          <w:ilvl w:val="0"/>
+          <w:numId w:val="1037"/>
+        </w:numPr>
+        <w:pStyle w:val="Compact"/>
+      </w:pPr>
+      <w:r>
+        <w:rPr>
+          <w:bCs/>
+          <w:b/>
+        </w:rPr>
+        <w:t xml:space="preserve">NEW: Integrate SkillFortify</w:t>
+      </w:r>
+      <w:r>
+        <w:t xml:space="preserve"> </w:t>
+      </w:r>
+      <w:r>
+        <w:t xml:space="preserve">into CI/CD for formal skill supply chain verification</w:t>
+      </w:r>
+    </w:p>
+    <w:p>
+      <w:pPr>
+        <w:numPr>
+          <w:ilvl w:val="0"/>
+          <w:numId w:val="1037"/>
+        </w:numPr>
+        <w:pStyle w:val="Compact"/>
+      </w:pPr>
+      <w:r>
+        <w:rPr>
+          <w:bCs/>
+          <w:b/>
+        </w:rPr>
+        <w:t xml:space="preserve">NEW: Adopt ABC contract structure</w:t>
+      </w:r>
+      <w:r>
+        <w:t xml:space="preserve"> </w:t>
+      </w:r>
+      <w:r>
+        <w:t xml:space="preserve">(P, I, G, R) for all agent specifications</w:t>
+      </w:r>
+    </w:p>
+    <w:bookmarkEnd w:id="60"/>
+    <w:bookmarkStart w:id="61" w:name="short-term-90-days"/>
     <w:p>
       <w:pPr>
         <w:pStyle w:val="Heading3"/>
@@ -11129,8 +11887,74 @@
         <w:t xml:space="preserve">with BeSafe-Bench on current agents</w:t>
       </w:r>
     </w:p>
-    <w:bookmarkEnd w:id="66"/>
-    <w:bookmarkStart w:id="67" w:name="strategic-12-months-1"/>
+    <w:p>
+      <w:pPr>
+        <w:numPr>
+          <w:ilvl w:val="0"/>
+          <w:numId w:val="1038"/>
+        </w:numPr>
+        <w:pStyle w:val="Compact"/>
+      </w:pPr>
+      <w:r>
+        <w:rPr>
+          <w:bCs/>
+          <w:b/>
+        </w:rPr>
+        <w:t xml:space="preserve">NEW: Deploy AgentAssert</w:t>
+      </w:r>
+      <w:r>
+        <w:t xml:space="preserve"> </w:t>
+      </w:r>
+      <w:r>
+        <w:t xml:space="preserve">for runtime contract enforcement on critical agents</w:t>
+      </w:r>
+    </w:p>
+    <w:p>
+      <w:pPr>
+        <w:numPr>
+          <w:ilvl w:val="0"/>
+          <w:numId w:val="1038"/>
+        </w:numPr>
+        <w:pStyle w:val="Compact"/>
+      </w:pPr>
+      <w:r>
+        <w:rPr>
+          <w:bCs/>
+          <w:b/>
+        </w:rPr>
+        <w:t xml:space="preserve">NEW: Implement ACP-style temporal admission control</w:t>
+      </w:r>
+      <w:r>
+        <w:t xml:space="preserve"> </w:t>
+      </w:r>
+      <w:r>
+        <w:t xml:space="preserve">for high-throughput agent services</w:t>
+      </w:r>
+    </w:p>
+    <w:p>
+      <w:pPr>
+        <w:numPr>
+          <w:ilvl w:val="0"/>
+          <w:numId w:val="1038"/>
+        </w:numPr>
+        <w:pStyle w:val="Compact"/>
+      </w:pPr>
+      <w:r>
+        <w:rPr>
+          <w:bCs/>
+          <w:b/>
+        </w:rPr>
+        <w:t xml:space="preserve">NEW: Integrate AgentAssay</w:t>
+      </w:r>
+      <w:r>
+        <w:t xml:space="preserve"> </w:t>
+      </w:r>
+      <w:r>
+        <w:t xml:space="preserve">into CI/CD for regression testing of safety properties</w:t>
+      </w:r>
+    </w:p>
+    <w:bookmarkEnd w:id="61"/>
+    <w:bookmarkStart w:id="62" w:name="strategic-12-months"/>
     <w:p>
       <w:pPr>
         <w:pStyle w:val="Heading3"/>
@@ -11203,6 +12027,72 @@
       </w:r>
       <w:r>
         <w:t xml:space="preserve">— weekly safety benchmarks with automated reporting</w:t>
+      </w:r>
+    </w:p>
+    <w:p>
+      <w:pPr>
+        <w:numPr>
+          <w:ilvl w:val="0"/>
+          <w:numId w:val="1039"/>
+        </w:numPr>
+        <w:pStyle w:val="Compact"/>
+      </w:pPr>
+      <w:r>
+        <w:rPr>
+          <w:bCs/>
+          <w:b/>
+        </w:rPr>
+        <w:t xml:space="preserve">NEW: Implement skill-level attestation</w:t>
+      </w:r>
+      <w:r>
+        <w:t xml:space="preserve"> </w:t>
+      </w:r>
+      <w:r>
+        <w:t xml:space="preserve">(per MIGT) binding skill execution to verified machine identity</w:t>
+      </w:r>
+    </w:p>
+    <w:p>
+      <w:pPr>
+        <w:numPr>
+          <w:ilvl w:val="0"/>
+          <w:numId w:val="1039"/>
+        </w:numPr>
+        <w:pStyle w:val="Compact"/>
+      </w:pPr>
+      <w:r>
+        <w:rPr>
+          <w:bCs/>
+          <w:b/>
+        </w:rPr>
+        <w:t xml:space="preserve">NEW: Adopt Agent Governance Series</w:t>
+      </w:r>
+      <w:r>
+        <w:t xml:space="preserve"> </w:t>
+      </w:r>
+      <w:r>
+        <w:t xml:space="preserve">(6 papers) as the formal foundation for all governance architecture</w:t>
+      </w:r>
+    </w:p>
+    <w:p>
+      <w:pPr>
+        <w:numPr>
+          <w:ilvl w:val="0"/>
+          <w:numId w:val="1039"/>
+        </w:numPr>
+        <w:pStyle w:val="Compact"/>
+      </w:pPr>
+      <w:r>
+        <w:rPr>
+          <w:bCs/>
+          <w:b/>
+        </w:rPr>
+        <w:t xml:space="preserve">NEW: Build benchmark consistency dashboard</w:t>
+      </w:r>
+      <w:r>
+        <w:t xml:space="preserve"> </w:t>
+      </w:r>
+      <w:r>
+        <w:t xml:space="preserve">using Taxonomy and Consistency Analysis framework — never trust a single benchmark</w:t>
       </w:r>
     </w:p>
     <w:p>
@@ -11212,15 +12102,15 @@
         </w:pict>
       </w:r>
     </w:p>
-    <w:bookmarkEnd w:id="67"/>
-    <w:bookmarkEnd w:id="68"/>
-    <w:bookmarkStart w:id="69" w:name="why-this-matters"/>
+    <w:bookmarkEnd w:id="62"/>
+    <w:bookmarkEnd w:id="63"/>
+    <w:bookmarkStart w:id="67" w:name="why-this-matters-updated"/>
     <w:p>
       <w:pPr>
         <w:pStyle w:val="Heading2"/>
       </w:pPr>
       <w:r>
-        <w:t xml:space="preserve">Why This Matters</w:t>
+        <w:t xml:space="preserve">Why This Matters (Updated)</w:t>
       </w:r>
     </w:p>
     <w:p>
@@ -11264,6 +12154,54 @@
       <w:r>
         <w:t xml:space="preserve">- 73% incident reduction with governance toolkit (Microsoft)</w:t>
       </w:r>
+      <w:r>
+        <w:t xml:space="preserve"> </w:t>
+      </w:r>
+      <w:r>
+        <w:t xml:space="preserve">-</w:t>
+      </w:r>
+      <w:r>
+        <w:t xml:space="preserve"> </w:t>
+      </w:r>
+      <w:r>
+        <w:rPr>
+          <w:bCs/>
+          <w:b/>
+        </w:rPr>
+        <w:t xml:space="preserve">NEW: 0% concordance across safety benchmarks (Kendall’s W = 0.10) — benchmark scores are mostly noise</w:t>
+      </w:r>
+      <w:r>
+        <w:t xml:space="preserve"> </w:t>
+      </w:r>
+      <w:r>
+        <w:t xml:space="preserve">-</w:t>
+      </w:r>
+      <w:r>
+        <w:t xml:space="preserve"> </w:t>
+      </w:r>
+      <w:r>
+        <w:rPr>
+          <w:bCs/>
+          <w:b/>
+        </w:rPr>
+        <w:t xml:space="preserve">NEW: 100% of individually-valid requests in a 500-request attack chain approved by stateless engines — temporal governance is essential</w:t>
+      </w:r>
+      <w:r>
+        <w:t xml:space="preserve"> </w:t>
+      </w:r>
+      <w:r>
+        <w:t xml:space="preserve">-</w:t>
+      </w:r>
+      <w:r>
+        <w:t xml:space="preserve"> </w:t>
+      </w:r>
+      <w:r>
+        <w:rPr>
+          <w:bCs/>
+          <w:b/>
+        </w:rPr>
+        <w:t xml:space="preserve">NEW: 1,200+ malicious skills infiltrated OpenClaw marketplace (ClawHavoc) — heuristic scanning is insufficient</w:t>
+      </w:r>
     </w:p>
     <w:p>
       <w:pPr>
@@ -11275,6 +12213,88 @@
           <w:b/>
         </w:rPr>
         <w:t xml:space="preserve">Governance is not optional. It’s the difference between agents that work and agents that are safe to use.</w:t>
+      </w:r>
+    </w:p>
+    <w:p>
+      <w:pPr>
+        <w:pStyle w:val="BodyText"/>
+      </w:pPr>
+      <w:r>
+        <w:rPr>
+          <w:bCs/>
+          <w:b/>
+        </w:rPr>
+        <w:t xml:space="preserve">The shift from heuristic to formal guarantees is accelerating. ABC, AgentVerify, SkillFortify, and ACP provide mathematically grounded governance mechanisms. The question is no longer</w:t>
+      </w:r>
+      <w:r>
+        <w:rPr>
+          <w:bCs/>
+          <w:b/>
+        </w:rPr>
+        <w:t xml:space="preserve"> </w:t>
+      </w:r>
+      <w:r>
+        <w:rPr>
+          <w:bCs/>
+          <w:b/>
+        </w:rPr>
+        <w:t xml:space="preserve">“</w:t>
+      </w:r>
+      <w:r>
+        <w:rPr>
+          <w:bCs/>
+          <w:b/>
+        </w:rPr>
+        <w:t xml:space="preserve">should we govern agents?</w:t>
+      </w:r>
+      <w:r>
+        <w:rPr>
+          <w:bCs/>
+          <w:b/>
+        </w:rPr>
+        <w:t xml:space="preserve">”</w:t>
+      </w:r>
+      <w:r>
+        <w:rPr>
+          <w:bCs/>
+          <w:b/>
+        </w:rPr>
+        <w:t xml:space="preserve"> </w:t>
+      </w:r>
+      <w:r>
+        <w:rPr>
+          <w:bCs/>
+          <w:b/>
+        </w:rPr>
+        <w:t xml:space="preserve">but</w:t>
+      </w:r>
+      <w:r>
+        <w:rPr>
+          <w:bCs/>
+          <w:b/>
+        </w:rPr>
+        <w:t xml:space="preserve"> </w:t>
+      </w:r>
+      <w:r>
+        <w:rPr>
+          <w:bCs/>
+          <w:b/>
+        </w:rPr>
+        <w:t xml:space="preserve">“</w:t>
+      </w:r>
+      <w:r>
+        <w:rPr>
+          <w:bCs/>
+          <w:b/>
+        </w:rPr>
+        <w:t xml:space="preserve">which formal framework should we adopt first?</w:t>
+      </w:r>
+      <w:r>
+        <w:rPr>
+          <w:bCs/>
+          <w:b/>
+        </w:rPr>
+        <w:t xml:space="preserve">”</w:t>
       </w:r>
     </w:p>
     <w:p>
@@ -11293,7 +12313,7 @@
           <w:iCs/>
           <w:i/>
         </w:rPr>
-        <w:t xml:space="preserve">Compiled by EvaPaper | May 31, 2026</w:t>
+        <w:t xml:space="preserve">Compiled by EvaPaper | June 5, 2026</w:t>
       </w:r>
       <w:r>
         <w:br/>
@@ -11306,8 +12326,5959 @@
         <w:t xml:space="preserve">Repo: https://github.com/ginaecho/EvaPaper</w:t>
       </w:r>
     </w:p>
+    <w:bookmarkStart w:id="64" w:name="layer-0-spec-level-governance"/>
+    <w:p>
+      <w:pPr>
+        <w:pStyle w:val="Heading3"/>
+      </w:pPr>
+      <w:r>
+        <w:t xml:space="preserve">Layer 0: Spec-Level Governance</w:t>
+      </w:r>
+    </w:p>
+    <w:p>
+      <w:pPr>
+        <w:pStyle w:val="FirstParagraph"/>
+      </w:pPr>
+      <w:r>
+        <w:rPr>
+          <w:bCs/>
+          <w:b/>
+        </w:rPr>
+        <w:t xml:space="preserve">Goal:</w:t>
+      </w:r>
+      <w:r>
+        <w:t xml:space="preserve"> </w:t>
+      </w:r>
+      <w:r>
+        <w:t xml:space="preserve">Ensure every skill specification is correct, complete, and safe before it ever reaches an agent.</w:t>
+      </w:r>
+    </w:p>
+    <w:p>
+      <w:pPr>
+        <w:pStyle w:val="BodyText"/>
+      </w:pPr>
+      <w:r>
+        <w:rPr>
+          <w:bCs/>
+          <w:b/>
+        </w:rPr>
+        <w:t xml:space="preserve">Key papers:</w:t>
+      </w:r>
+      <w:r>
+        <w:t xml:space="preserve"> </w:t>
+      </w:r>
+      <w:r>
+        <w:t xml:space="preserve">Skilldex, GovernSpec</w:t>
+      </w:r>
+    </w:p>
+    <w:p>
+      <w:pPr>
+        <w:pStyle w:val="BodyText"/>
+      </w:pPr>
+      <w:r>
+        <w:rPr>
+          <w:bCs/>
+          <w:b/>
+        </w:rPr>
+        <w:t xml:space="preserve">Key questions:</w:t>
+      </w:r>
+      <w:r>
+        <w:t xml:space="preserve"> </w:t>
+      </w:r>
+      <w:r>
+        <w:t xml:space="preserve">- Does the skill follow the format specification?</w:t>
+      </w:r>
+      <w:r>
+        <w:t xml:space="preserve"> </w:t>
+      </w:r>
+      <w:r>
+        <w:t xml:space="preserve">- Are goals, boundaries, and permissions declared?</w:t>
+      </w:r>
+      <w:r>
+        <w:t xml:space="preserve"> </w:t>
+      </w:r>
+      <w:r>
+        <w:t xml:space="preserve">- Are there coherence conflicts with other skills?</w:t>
+      </w:r>
+      <w:r>
+        <w:t xml:space="preserve"> </w:t>
+      </w:r>
+      <w:r>
+        <w:t xml:space="preserve">- Does the skill specify verification steps and human approval points?</w:t>
+      </w:r>
+    </w:p>
+    <w:p>
+      <w:pPr>
+        <w:pStyle w:val="BodyText"/>
+      </w:pPr>
+      <w:r>
+        <w:rPr>
+          <w:bCs/>
+          <w:b/>
+        </w:rPr>
+        <w:t xml:space="preserve">Tools:</w:t>
+      </w:r>
+      <w:r>
+        <w:t xml:space="preserve"> </w:t>
+      </w:r>
+      <w:r>
+        <w:t xml:space="preserve">- Skilldex (validation engine)</w:t>
+      </w:r>
+      <w:r>
+        <w:t xml:space="preserve"> </w:t>
+      </w:r>
+      <w:r>
+        <w:t xml:space="preserve">- GovernSpec’s 12 contract sections</w:t>
+      </w:r>
+    </w:p>
+    <w:bookmarkEnd w:id="64"/>
+    <w:bookmarkStart w:id="65" w:name="layer-1-runtime-level-governance"/>
+    <w:p>
+      <w:pPr>
+        <w:pStyle w:val="Heading3"/>
+      </w:pPr>
+      <w:r>
+        <w:t xml:space="preserve">Layer 1: Runtime-Level Governance</w:t>
+      </w:r>
+    </w:p>
+    <w:p>
+      <w:pPr>
+        <w:pStyle w:val="FirstParagraph"/>
+      </w:pPr>
+      <w:r>
+        <w:rPr>
+          <w:bCs/>
+          <w:b/>
+        </w:rPr>
+        <w:t xml:space="preserve">Goal:</w:t>
+      </w:r>
+      <w:r>
+        <w:t xml:space="preserve"> </w:t>
+      </w:r>
+      <w:r>
+        <w:t xml:space="preserve">Ensure every agent execution is sandboxed, verified, authorized, and logged.</w:t>
+      </w:r>
+    </w:p>
+    <w:p>
+      <w:pPr>
+        <w:pStyle w:val="BodyText"/>
+      </w:pPr>
+      <w:r>
+        <w:rPr>
+          <w:bCs/>
+          <w:b/>
+        </w:rPr>
+        <w:t xml:space="preserve">Key papers:</w:t>
+      </w:r>
+      <w:r>
+        <w:t xml:space="preserve"> </w:t>
+      </w:r>
+      <w:r>
+        <w:t xml:space="preserve">LGA, OWASP (Prompt Injection, Excessive Agency)</w:t>
+      </w:r>
+    </w:p>
+    <w:p>
+      <w:pPr>
+        <w:pStyle w:val="BodyText"/>
+      </w:pPr>
+      <w:r>
+        <w:rPr>
+          <w:bCs/>
+          <w:b/>
+        </w:rPr>
+        <w:t xml:space="preserve">Key questions:</w:t>
+      </w:r>
+      <w:r>
+        <w:t xml:space="preserve"> </w:t>
+      </w:r>
+      <w:r>
+        <w:t xml:space="preserve">- Is the agent executing in a sandbox?</w:t>
+      </w:r>
+      <w:r>
+        <w:t xml:space="preserve"> </w:t>
+      </w:r>
+      <w:r>
+        <w:t xml:space="preserve">- Is the intent verified before tool invocation?</w:t>
+      </w:r>
+      <w:r>
+        <w:t xml:space="preserve"> </w:t>
+      </w:r>
+      <w:r>
+        <w:t xml:space="preserve">- Are inter-agent communications zero-trust authorized?</w:t>
+      </w:r>
+      <w:r>
+        <w:t xml:space="preserve"> </w:t>
+      </w:r>
+      <w:r>
+        <w:t xml:space="preserve">- Is every action immutably logged?</w:t>
+      </w:r>
+    </w:p>
+    <w:p>
+      <w:pPr>
+        <w:pStyle w:val="BodyText"/>
+      </w:pPr>
+      <w:r>
+        <w:rPr>
+          <w:bCs/>
+          <w:b/>
+        </w:rPr>
+        <w:t xml:space="preserve">Tools:</w:t>
+      </w:r>
+      <w:r>
+        <w:t xml:space="preserve"> </w:t>
+      </w:r>
+      <w:r>
+        <w:t xml:space="preserve">- LGA’s four layers (sandboxing, intent verification, zero-trust authorization, audit logging)</w:t>
+      </w:r>
+      <w:r>
+        <w:t xml:space="preserve"> </w:t>
+      </w:r>
+      <w:r>
+        <w:t xml:space="preserve">- OWASP mitigation strategies</w:t>
+      </w:r>
+    </w:p>
+    <w:bookmarkEnd w:id="65"/>
+    <w:bookmarkStart w:id="66" w:name="layer-2-behavioral-level-governance"/>
+    <w:p>
+      <w:pPr>
+        <w:pStyle w:val="Heading3"/>
+      </w:pPr>
+      <w:r>
+        <w:t xml:space="preserve">Layer 2: Behavioral-Level Governance</w:t>
+      </w:r>
+    </w:p>
+    <w:p>
+      <w:pPr>
+        <w:pStyle w:val="FirstParagraph"/>
+      </w:pPr>
+      <w:r>
+        <w:rPr>
+          <w:bCs/>
+          <w:b/>
+        </w:rPr>
+        <w:t xml:space="preserve">Goal:</w:t>
+      </w:r>
+      <w:r>
+        <w:t xml:space="preserve"> </w:t>
+      </w:r>
+      <w:r>
+        <w:t xml:space="preserve">Ensure every agent behaves safely and trustworthily in real-world tasks.</w:t>
+      </w:r>
+    </w:p>
+    <w:p>
+      <w:pPr>
+        <w:pStyle w:val="BodyText"/>
+      </w:pPr>
+      <w:r>
+        <w:rPr>
+          <w:bCs/>
+          <w:b/>
+        </w:rPr>
+        <w:t xml:space="preserve">Key papers:</w:t>
+      </w:r>
+      <w:r>
+        <w:t xml:space="preserve"> </w:t>
+      </w:r>
+      <w:r>
+        <w:t xml:space="preserve">BeSafe-Bench, ST-WebAgentBench, Agent Evaluation Guide</w:t>
+      </w:r>
+    </w:p>
+    <w:p>
+      <w:pPr>
+        <w:pStyle w:val="BodyText"/>
+      </w:pPr>
+      <w:r>
+        <w:rPr>
+          <w:bCs/>
+          <w:b/>
+        </w:rPr>
+        <w:t xml:space="preserve">Key questions:</w:t>
+      </w:r>
+      <w:r>
+        <w:t xml:space="preserve"> </w:t>
+      </w:r>
+      <w:r>
+        <w:t xml:space="preserve">- Does the agent complete tasks while adhering to safety constraints?</w:t>
+      </w:r>
+      <w:r>
+        <w:t xml:space="preserve"> </w:t>
+      </w:r>
+      <w:r>
+        <w:t xml:space="preserve">- Does it violate policies under task pressure?</w:t>
+      </w:r>
+      <w:r>
+        <w:t xml:space="preserve"> </w:t>
+      </w:r>
+      <w:r>
+        <w:t xml:space="preserve">- Can it recover from errors?</w:t>
+      </w:r>
+      <w:r>
+        <w:t xml:space="preserve"> </w:t>
+      </w:r>
+      <w:r>
+        <w:t xml:space="preserve">- Does its reasoning align with human expectations?</w:t>
+      </w:r>
+    </w:p>
+    <w:p>
+      <w:pPr>
+        <w:pStyle w:val="BodyText"/>
+      </w:pPr>
+      <w:r>
+        <w:rPr>
+          <w:bCs/>
+          <w:b/>
+        </w:rPr>
+        <w:t xml:space="preserve">Tools:</w:t>
+      </w:r>
+      <w:r>
+        <w:t xml:space="preserve"> </w:t>
+      </w:r>
+      <w:r>
+        <w:t xml:space="preserve">- BeSafe-Bench (functional environment testing)</w:t>
+      </w:r>
+      <w:r>
+        <w:t xml:space="preserve"> </w:t>
+      </w:r>
+      <w:r>
+        <w:t xml:space="preserve">- ST-WebAgentBench (enterprise scenario testing)</w:t>
+      </w:r>
+      <w:r>
+        <w:t xml:space="preserve"> </w:t>
+      </w:r>
+      <w:r>
+        <w:t xml:space="preserve">- Agent Evaluation Guide’s six dimensions</w:t>
+      </w:r>
+    </w:p>
+    <w:p>
+      <w:r>
+        <w:pict>
+          <v:rect style="width:0;height:1.5pt" o:hralign="center" o:hrstd="t" o:hr="t"/>
+        </w:pict>
+      </w:r>
+    </w:p>
+    <w:bookmarkEnd w:id="66"/>
+    <w:bookmarkEnd w:id="67"/>
+    <w:bookmarkStart w:id="71" w:name="implementation-roadmap"/>
+    <w:p>
+      <w:pPr>
+        <w:pStyle w:val="Heading2"/>
+      </w:pPr>
+      <w:r>
+        <w:t xml:space="preserve">Implementation Roadmap</w:t>
+      </w:r>
+    </w:p>
+    <w:bookmarkStart w:id="68" w:name="immediate-30-days-1"/>
+    <w:p>
+      <w:pPr>
+        <w:pStyle w:val="Heading3"/>
+      </w:pPr>
+      <w:r>
+        <w:t xml:space="preserve">Immediate (30 days)</w:t>
+      </w:r>
+    </w:p>
+    <w:p>
+      <w:pPr>
+        <w:numPr>
+          <w:ilvl w:val="0"/>
+          <w:numId w:val="1040"/>
+        </w:numPr>
+        <w:pStyle w:val="Compact"/>
+      </w:pPr>
+      <w:r>
+        <w:rPr>
+          <w:bCs/>
+          <w:b/>
+        </w:rPr>
+        <w:t xml:space="preserve">Adopt GovernSpec’s 12 contract sections</w:t>
+      </w:r>
+      <w:r>
+        <w:t xml:space="preserve"> </w:t>
+      </w:r>
+      <w:r>
+        <w:t xml:space="preserve">for all skill specifications</w:t>
+      </w:r>
+    </w:p>
+    <w:p>
+      <w:pPr>
+        <w:numPr>
+          <w:ilvl w:val="0"/>
+          <w:numId w:val="1040"/>
+        </w:numPr>
+        <w:pStyle w:val="Compact"/>
+      </w:pPr>
+      <w:r>
+        <w:rPr>
+          <w:bCs/>
+          <w:b/>
+        </w:rPr>
+        <w:t xml:space="preserve">Deploy Skilldex</w:t>
+      </w:r>
+      <w:r>
+        <w:t xml:space="preserve"> </w:t>
+      </w:r>
+      <w:r>
+        <w:t xml:space="preserve">for validation — check 100% of skill packages</w:t>
+      </w:r>
+    </w:p>
+    <w:p>
+      <w:pPr>
+        <w:numPr>
+          <w:ilvl w:val="0"/>
+          <w:numId w:val="1040"/>
+        </w:numPr>
+        <w:pStyle w:val="Compact"/>
+      </w:pPr>
+      <w:r>
+        <w:rPr>
+          <w:bCs/>
+          <w:b/>
+        </w:rPr>
+        <w:t xml:space="preserve">Map existing skills to OWASP Top 10</w:t>
+      </w:r>
+      <w:r>
+        <w:t xml:space="preserve"> </w:t>
+      </w:r>
+      <w:r>
+        <w:t xml:space="preserve">— identify which risks are unaddressed</w:t>
+      </w:r>
+    </w:p>
+    <w:bookmarkEnd w:id="68"/>
+    <w:bookmarkStart w:id="69" w:name="short-term-90-days-1"/>
+    <w:p>
+      <w:pPr>
+        <w:pStyle w:val="Heading3"/>
+      </w:pPr>
+      <w:r>
+        <w:t xml:space="preserve">Short-term (90 days)</w:t>
+      </w:r>
+    </w:p>
+    <w:p>
+      <w:pPr>
+        <w:numPr>
+          <w:ilvl w:val="0"/>
+          <w:numId w:val="1041"/>
+        </w:numPr>
+        <w:pStyle w:val="Compact"/>
+      </w:pPr>
+      <w:r>
+        <w:rPr>
+          <w:bCs/>
+          <w:b/>
+        </w:rPr>
+        <w:t xml:space="preserve">Implement LGA Layer 1</w:t>
+      </w:r>
+      <w:r>
+        <w:t xml:space="preserve"> </w:t>
+      </w:r>
+      <w:r>
+        <w:t xml:space="preserve">(sandboxing) for all agent execution</w:t>
+      </w:r>
+    </w:p>
+    <w:p>
+      <w:pPr>
+        <w:numPr>
+          <w:ilvl w:val="0"/>
+          <w:numId w:val="1041"/>
+        </w:numPr>
+        <w:pStyle w:val="Compact"/>
+      </w:pPr>
+      <w:r>
+        <w:rPr>
+          <w:bCs/>
+          <w:b/>
+        </w:rPr>
+        <w:t xml:space="preserve">Deploy ST-WebAgentBench</w:t>
+      </w:r>
+      <w:r>
+        <w:t xml:space="preserve"> </w:t>
+      </w:r>
+      <w:r>
+        <w:t xml:space="preserve">for web agent evaluation</w:t>
+      </w:r>
+    </w:p>
+    <w:p>
+      <w:pPr>
+        <w:numPr>
+          <w:ilvl w:val="0"/>
+          <w:numId w:val="1041"/>
+        </w:numPr>
+        <w:pStyle w:val="Compact"/>
+      </w:pPr>
+      <w:r>
+        <w:rPr>
+          <w:bCs/>
+          <w:b/>
+        </w:rPr>
+        <w:t xml:space="preserve">Establish baseline</w:t>
+      </w:r>
+      <w:r>
+        <w:t xml:space="preserve"> </w:t>
+      </w:r>
+      <w:r>
+        <w:t xml:space="preserve">with BeSafe-Bench on current agents</w:t>
+      </w:r>
+    </w:p>
     <w:bookmarkEnd w:id="69"/>
+    <w:bookmarkStart w:id="70" w:name="strategic-12-months-1"/>
+    <w:p>
+      <w:pPr>
+        <w:pStyle w:val="Heading3"/>
+      </w:pPr>
+      <w:r>
+        <w:t xml:space="preserve">Strategic (12 months)</w:t>
+      </w:r>
+    </w:p>
+    <w:p>
+      <w:pPr>
+        <w:numPr>
+          <w:ilvl w:val="0"/>
+          <w:numId w:val="1042"/>
+        </w:numPr>
+        <w:pStyle w:val="Compact"/>
+      </w:pPr>
+      <w:r>
+        <w:rPr>
+          <w:bCs/>
+          <w:b/>
+        </w:rPr>
+        <w:t xml:space="preserve">Full LGA stack</w:t>
+      </w:r>
+      <w:r>
+        <w:t xml:space="preserve"> </w:t>
+      </w:r>
+      <w:r>
+        <w:t xml:space="preserve">— all four layers operational</w:t>
+      </w:r>
+    </w:p>
+    <w:p>
+      <w:pPr>
+        <w:numPr>
+          <w:ilvl w:val="0"/>
+          <w:numId w:val="1042"/>
+        </w:numPr>
+        <w:pStyle w:val="Compact"/>
+      </w:pPr>
+      <w:r>
+        <w:rPr>
+          <w:bCs/>
+          <w:b/>
+        </w:rPr>
+        <w:t xml:space="preserve">Microsoft-style governance toolkit</w:t>
+      </w:r>
+      <w:r>
+        <w:t xml:space="preserve"> </w:t>
+      </w:r>
+      <w:r>
+        <w:t xml:space="preserve">— registration, policy, audit, evaluation, human-in-the-loop</w:t>
+      </w:r>
+    </w:p>
+    <w:p>
+      <w:pPr>
+        <w:numPr>
+          <w:ilvl w:val="0"/>
+          <w:numId w:val="1042"/>
+        </w:numPr>
+        <w:pStyle w:val="Compact"/>
+      </w:pPr>
+      <w:r>
+        <w:rPr>
+          <w:bCs/>
+          <w:b/>
+        </w:rPr>
+        <w:t xml:space="preserve">Continuous evaluation</w:t>
+      </w:r>
+      <w:r>
+        <w:t xml:space="preserve"> </w:t>
+      </w:r>
+      <w:r>
+        <w:t xml:space="preserve">— weekly safety benchmarks with automated reporting</w:t>
+      </w:r>
+    </w:p>
+    <w:p>
+      <w:r>
+        <w:pict>
+          <v:rect style="width:0;height:1.5pt" o:hralign="center" o:hrstd="t" o:hr="t"/>
+        </w:pict>
+      </w:r>
+    </w:p>
     <w:bookmarkEnd w:id="70"/>
+    <w:bookmarkEnd w:id="71"/>
+    <w:bookmarkStart w:id="72" w:name="why-this-matters"/>
+    <w:p>
+      <w:pPr>
+        <w:pStyle w:val="Heading2"/>
+      </w:pPr>
+      <w:r>
+        <w:t xml:space="preserve">Why This Matters</w:t>
+      </w:r>
+    </w:p>
+    <w:p>
+      <w:pPr>
+        <w:pStyle w:val="FirstParagraph"/>
+      </w:pPr>
+      <w:r>
+        <w:rPr>
+          <w:bCs/>
+          <w:b/>
+        </w:rPr>
+        <w:t xml:space="preserve">The data is clear:</w:t>
+      </w:r>
+      <w:r>
+        <w:t xml:space="preserve"> </w:t>
+      </w:r>
+      <w:r>
+        <w:t xml:space="preserve">- 34% of community skill packages are malformed (Skilldex)</w:t>
+      </w:r>
+      <w:r>
+        <w:t xml:space="preserve"> </w:t>
+      </w:r>
+      <w:r>
+        <w:t xml:space="preserve">- 89% of attacks succeed against baseline guardrails (LGA)</w:t>
+      </w:r>
+      <w:r>
+        <w:t xml:space="preserve"> </w:t>
+      </w:r>
+      <w:r>
+        <w:t xml:space="preserve">- 60%+ of tasks have safety violations (BeSafe-Bench)</w:t>
+      </w:r>
+      <w:r>
+        <w:t xml:space="preserve"> </w:t>
+      </w:r>
+      <w:r>
+        <w:t xml:space="preserve">- 40% of agent projects face cancellation (Agent Evaluation Guide)</w:t>
+      </w:r>
+      <w:r>
+        <w:t xml:space="preserve"> </w:t>
+      </w:r>
+      <w:r>
+        <w:t xml:space="preserve">- 73% incident reduction with governance toolkit (Microsoft)</w:t>
+      </w:r>
+    </w:p>
+    <w:p>
+      <w:pPr>
+        <w:pStyle w:val="BodyText"/>
+      </w:pPr>
+      <w:r>
+        <w:rPr>
+          <w:bCs/>
+          <w:b/>
+        </w:rPr>
+        <w:t xml:space="preserve">Governance is not optional. It’s the difference between agents that work and agents that are safe to use.</w:t>
+      </w:r>
+    </w:p>
+    <w:p>
+      <w:r>
+        <w:pict>
+          <v:rect style="width:0;height:1.5pt" o:hralign="center" o:hrstd="t" o:hr="t"/>
+        </w:pict>
+      </w:r>
+    </w:p>
+    <w:bookmarkEnd w:id="72"/>
+    <w:bookmarkStart w:id="81" w:name="X17f34996e1e842fbbc040dcd2c32917caefc535"/>
+    <w:p>
+      <w:pPr>
+        <w:pStyle w:val="Heading2"/>
+      </w:pPr>
+      <w:r>
+        <w:t xml:space="preserve">Appendix: The SOP-to-Workflow Reality Gap — A Practical Counterpoint to Formal Methods</w:t>
+      </w:r>
+    </w:p>
+    <w:p>
+      <w:pPr>
+        <w:pStyle w:val="BlockText"/>
+      </w:pPr>
+      <w:r>
+        <w:t xml:space="preserve">This section draws on widely circulated enterprise AI training methodology for converting human SOPs into agentic workflows. It highlights a critical gap that no formal-methods paper (including ZipperGen) addresses: the messy, iterative process of getting from a human SOP to a formal specification.</w:t>
+      </w:r>
+    </w:p>
+    <w:bookmarkStart w:id="73" w:name="Xdd08432965bc703c1b99232ec3b97265879c3c2"/>
+    <w:p>
+      <w:pPr>
+        <w:pStyle w:val="Heading3"/>
+      </w:pPr>
+      <w:r>
+        <w:t xml:space="preserve">The Problem: ZipperGen Assumes You Already Have a Formal Spec</w:t>
+      </w:r>
+    </w:p>
+    <w:p>
+      <w:pPr>
+        <w:pStyle w:val="FirstParagraph"/>
+      </w:pPr>
+      <w:r>
+        <w:t xml:space="preserve">ZipperGen (arXiv:2604.17612) provides a remarkable guarantee:</w:t>
+      </w:r>
+      <w:r>
+        <w:t xml:space="preserve"> </w:t>
+      </w:r>
+      <w:r>
+        <w:rPr>
+          <w:bCs/>
+          <w:b/>
+        </w:rPr>
+        <w:t xml:space="preserve">given a formal global workflow specification</w:t>
+      </w:r>
+      <w:r>
+        <w:t xml:space="preserve">, it generates deadlock-free local agent programs via syntax-directed projection. The paper’s contribution is valid and important.</w:t>
+      </w:r>
+    </w:p>
+    <w:p>
+      <w:pPr>
+        <w:pStyle w:val="BodyText"/>
+      </w:pPr>
+      <w:r>
+        <w:t xml:space="preserve">But in practice,</w:t>
+      </w:r>
+      <w:r>
+        <w:t xml:space="preserve"> </w:t>
+      </w:r>
+      <w:r>
+        <w:rPr>
+          <w:bCs/>
+          <w:b/>
+        </w:rPr>
+        <w:t xml:space="preserve">nobody starts with a formal global workflow specification</w:t>
+      </w:r>
+      <w:r>
+        <w:t xml:space="preserve">. They start with a human SOP — a Word document, a slide deck, or an email that says</w:t>
+      </w:r>
+      <w:r>
+        <w:t xml:space="preserve"> </w:t>
+      </w:r>
+      <w:r>
+        <w:t xml:space="preserve">“</w:t>
+      </w:r>
+      <w:r>
+        <w:t xml:space="preserve">here’s how we handle customer tickets.</w:t>
+      </w:r>
+      <w:r>
+        <w:t xml:space="preserve">”</w:t>
+      </w:r>
+      <w:r>
+        <w:t xml:space="preserve"> </w:t>
+      </w:r>
+      <w:r>
+        <w:t xml:space="preserve">That SOP is:</w:t>
+      </w:r>
+      <w:r>
+        <w:t xml:space="preserve"> </w:t>
+      </w:r>
+      <w:r>
+        <w:t xml:space="preserve">- Full of implicit assumptions (e.g.,</w:t>
+      </w:r>
+      <w:r>
+        <w:t xml:space="preserve"> </w:t>
+      </w:r>
+      <w:r>
+        <w:t xml:space="preserve">“</w:t>
+      </w:r>
+      <w:r>
+        <w:t xml:space="preserve">check for VIP status</w:t>
+      </w:r>
+      <w:r>
+        <w:t xml:space="preserve">”</w:t>
+      </w:r>
+      <w:r>
+        <w:t xml:space="preserve"> </w:t>
+      </w:r>
+      <w:r>
+        <w:t xml:space="preserve">assumes everyone knows what VIP means)</w:t>
+      </w:r>
+      <w:r>
+        <w:t xml:space="preserve"> </w:t>
+      </w:r>
+      <w:r>
+        <w:t xml:space="preserve">- Written for humans who can apply judgment (e.g.,</w:t>
+      </w:r>
+      <w:r>
+        <w:t xml:space="preserve"> </w:t>
+      </w:r>
+      <w:r>
+        <w:t xml:space="preserve">“</w:t>
+      </w:r>
+      <w:r>
+        <w:t xml:space="preserve">use your discretion for refunds</w:t>
+      </w:r>
+      <w:r>
+        <w:t xml:space="preserve">”</w:t>
+      </w:r>
+      <w:r>
+        <w:t xml:space="preserve">)</w:t>
+      </w:r>
+      <w:r>
+        <w:t xml:space="preserve"> </w:t>
+      </w:r>
+      <w:r>
+        <w:t xml:space="preserve">- Missing edge cases that only emerge during execution (e.g.,</w:t>
+      </w:r>
+      <w:r>
+        <w:t xml:space="preserve"> </w:t>
+      </w:r>
+      <w:r>
+        <w:t xml:space="preserve">“</w:t>
+      </w:r>
+      <w:r>
+        <w:t xml:space="preserve">what if the customer is both a VIP AND a fraud risk?</w:t>
+      </w:r>
+      <w:r>
+        <w:t xml:space="preserve">”</w:t>
+      </w:r>
+      <w:r>
+        <w:t xml:space="preserve">)</w:t>
+      </w:r>
+      <w:r>
+        <w:t xml:space="preserve"> </w:t>
+      </w:r>
+      <w:r>
+        <w:t xml:space="preserve">- Containing tacit knowledge that the author never verbalized (e.g.,</w:t>
+      </w:r>
+      <w:r>
+        <w:t xml:space="preserve"> </w:t>
+      </w:r>
+      <w:r>
+        <w:t xml:space="preserve">“</w:t>
+      </w:r>
+      <w:r>
+        <w:t xml:space="preserve">I always check the weather before shipping fragile items</w:t>
+      </w:r>
+      <w:r>
+        <w:t xml:space="preserve">”</w:t>
+      </w:r>
+      <w:r>
+        <w:t xml:space="preserve">)</w:t>
+      </w:r>
+    </w:p>
+    <w:bookmarkEnd w:id="73"/>
+    <w:bookmarkStart w:id="78" w:name="Xb85ad21a413491a1c0412b5c3b8fe6a247ecc47"/>
+    <w:p>
+      <w:pPr>
+        <w:pStyle w:val="Heading3"/>
+      </w:pPr>
+      <w:r>
+        <w:t xml:space="preserve">The Four-Step Process That No Formal Paper Addresses</w:t>
+      </w:r>
+    </w:p>
+    <w:p>
+      <w:pPr>
+        <w:pStyle w:val="FirstParagraph"/>
+      </w:pPr>
+      <w:r>
+        <w:t xml:space="preserve">The following methodology is used in enterprise agent deployments to convert human SOPs into executable workflows. It reveals why the gap between</w:t>
+      </w:r>
+      <w:r>
+        <w:t xml:space="preserve"> </w:t>
+      </w:r>
+      <w:r>
+        <w:t xml:space="preserve">“</w:t>
+      </w:r>
+      <w:r>
+        <w:t xml:space="preserve">human intent</w:t>
+      </w:r>
+      <w:r>
+        <w:t xml:space="preserve">”</w:t>
+      </w:r>
+      <w:r>
+        <w:t xml:space="preserve"> </w:t>
+      </w:r>
+      <w:r>
+        <w:t xml:space="preserve">and</w:t>
+      </w:r>
+      <w:r>
+        <w:t xml:space="preserve"> </w:t>
+      </w:r>
+      <w:r>
+        <w:t xml:space="preserve">“</w:t>
+      </w:r>
+      <w:r>
+        <w:t xml:space="preserve">formal spec</w:t>
+      </w:r>
+      <w:r>
+        <w:t xml:space="preserve">”</w:t>
+      </w:r>
+      <w:r>
+        <w:t xml:space="preserve"> </w:t>
+      </w:r>
+      <w:r>
+        <w:t xml:space="preserve">is the hardest part of agent governance.</w:t>
+      </w:r>
+    </w:p>
+    <w:bookmarkStart w:id="74" w:name="step-1-format-standardization"/>
+    <w:p>
+      <w:pPr>
+        <w:pStyle w:val="Heading4"/>
+      </w:pPr>
+      <w:r>
+        <w:t xml:space="preserve">Step 1: Format Standardization</w:t>
+      </w:r>
+    </w:p>
+    <w:p>
+      <w:pPr>
+        <w:pStyle w:val="FirstParagraph"/>
+      </w:pPr>
+      <w:r>
+        <w:rPr>
+          <w:bCs/>
+          <w:b/>
+        </w:rPr>
+        <w:t xml:space="preserve">What it does:</w:t>
+      </w:r>
+      <w:r>
+        <w:t xml:space="preserve"> </w:t>
+      </w:r>
+      <w:r>
+        <w:t xml:space="preserve">Convert unstructured SOP prose into machine-readable, parameterized instructions.</w:t>
+      </w:r>
+    </w:p>
+    <w:p>
+      <w:pPr>
+        <w:pStyle w:val="BodyText"/>
+      </w:pPr>
+      <w:r>
+        <w:rPr>
+          <w:bCs/>
+          <w:b/>
+        </w:rPr>
+        <w:t xml:space="preserve">Key techniques:</w:t>
+      </w:r>
+      <w:r>
+        <w:t xml:space="preserve"> </w:t>
+      </w:r>
+      <w:r>
+        <w:t xml:space="preserve">-</w:t>
+      </w:r>
+      <w:r>
+        <w:t xml:space="preserve"> </w:t>
+      </w:r>
+      <w:r>
+        <w:rPr>
+          <w:bCs/>
+          <w:b/>
+        </w:rPr>
+        <w:t xml:space="preserve">Parameterization:</w:t>
+      </w:r>
+      <w:r>
+        <w:t xml:space="preserve"> </w:t>
+      </w:r>
+      <w:r>
+        <w:t xml:space="preserve">Replace fixed values with variables (e.g.,</w:t>
+      </w:r>
+      <w:r>
+        <w:t xml:space="preserve"> </w:t>
+      </w:r>
+      <w:r>
+        <w:t xml:space="preserve">“</w:t>
+      </w:r>
+      <w:r>
+        <w:t xml:space="preserve">wash on normal</w:t>
+      </w:r>
+      <w:r>
+        <w:t xml:space="preserve">”</w:t>
+      </w:r>
+      <w:r>
+        <w:t xml:space="preserve"> </w:t>
+      </w:r>
+      <w:r>
+        <w:t xml:space="preserve">→</w:t>
+      </w:r>
+      <w:r>
+        <w:t xml:space="preserve"> </w:t>
+      </w:r>
+      <w:r>
+        <w:rPr>
+          <w:rStyle w:val="VerbatimChar"/>
+        </w:rPr>
+        <w:t xml:space="preserve">mode: {quick|normal|delicate}, temperature: {cold|warm|hot}</w:t>
+      </w:r>
+      <w:r>
+        <w:t xml:space="preserve">)</w:t>
+      </w:r>
+      <w:r>
+        <w:t xml:space="preserve"> </w:t>
+      </w:r>
+      <w:r>
+        <w:t xml:space="preserve">-</w:t>
+      </w:r>
+      <w:r>
+        <w:t xml:space="preserve"> </w:t>
+      </w:r>
+      <w:r>
+        <w:rPr>
+          <w:bCs/>
+          <w:b/>
+        </w:rPr>
+        <w:t xml:space="preserve">MUST/SHOULD/MAY rules:</w:t>
+      </w:r>
+      <w:r>
+        <w:t xml:space="preserve"> </w:t>
+      </w:r>
+      <w:r>
+        <w:t xml:space="preserve">Use RFC 2119 language to categorize rules by importance</w:t>
+      </w:r>
+      <w:r>
+        <w:t xml:space="preserve"> </w:t>
+      </w:r>
+      <w:r>
+        <w:t xml:space="preserve">-</w:t>
+      </w:r>
+      <w:r>
+        <w:t xml:space="preserve"> </w:t>
+      </w:r>
+      <w:r>
+        <w:rPr>
+          <w:bCs/>
+          <w:b/>
+        </w:rPr>
+        <w:t xml:space="preserve">MUST:</w:t>
+      </w:r>
+      <w:r>
+        <w:t xml:space="preserve"> </w:t>
+      </w:r>
+      <w:r>
+        <w:t xml:space="preserve">Mandatory steps (e.g.,</w:t>
+      </w:r>
+      <w:r>
+        <w:t xml:space="preserve"> </w:t>
+      </w:r>
+      <w:r>
+        <w:t xml:space="preserve">“</w:t>
+      </w:r>
+      <w:r>
+        <w:t xml:space="preserve">MUST check for empty pockets</w:t>
+      </w:r>
+      <w:r>
+        <w:t xml:space="preserve">”</w:t>
+      </w:r>
+      <w:r>
+        <w:t xml:space="preserve">)</w:t>
+      </w:r>
+      <w:r>
+        <w:t xml:space="preserve"> </w:t>
+      </w:r>
+      <w:r>
+        <w:t xml:space="preserve">-</w:t>
+      </w:r>
+      <w:r>
+        <w:t xml:space="preserve"> </w:t>
+      </w:r>
+      <w:r>
+        <w:rPr>
+          <w:bCs/>
+          <w:b/>
+        </w:rPr>
+        <w:t xml:space="preserve">SHOULD:</w:t>
+      </w:r>
+      <w:r>
+        <w:t xml:space="preserve"> </w:t>
+      </w:r>
+      <w:r>
+        <w:t xml:space="preserve">Recommended but can be skipped with justification (e.g.,</w:t>
+      </w:r>
+      <w:r>
+        <w:t xml:space="preserve"> </w:t>
+      </w:r>
+      <w:r>
+        <w:t xml:space="preserve">“</w:t>
+      </w:r>
+      <w:r>
+        <w:t xml:space="preserve">SHOULD pre-treat stains</w:t>
+      </w:r>
+      <w:r>
+        <w:t xml:space="preserve">”</w:t>
+      </w:r>
+      <w:r>
+        <w:t xml:space="preserve">)</w:t>
+      </w:r>
+      <w:r>
+        <w:t xml:space="preserve"> </w:t>
+      </w:r>
+      <w:r>
+        <w:t xml:space="preserve">-</w:t>
+      </w:r>
+      <w:r>
+        <w:t xml:space="preserve"> </w:t>
+      </w:r>
+      <w:r>
+        <w:rPr>
+          <w:bCs/>
+          <w:b/>
+        </w:rPr>
+        <w:t xml:space="preserve">MAY:</w:t>
+      </w:r>
+      <w:r>
+        <w:t xml:space="preserve"> </w:t>
+      </w:r>
+      <w:r>
+        <w:t xml:space="preserve">Optional steps (e.g.,</w:t>
+      </w:r>
+      <w:r>
+        <w:t xml:space="preserve"> </w:t>
+      </w:r>
+      <w:r>
+        <w:t xml:space="preserve">“</w:t>
+      </w:r>
+      <w:r>
+        <w:t xml:space="preserve">MAY add fabric softener</w:t>
+      </w:r>
+      <w:r>
+        <w:t xml:space="preserve">”</w:t>
+      </w:r>
+      <w:r>
+        <w:t xml:space="preserve">)</w:t>
+      </w:r>
+      <w:r>
+        <w:t xml:space="preserve"> </w:t>
+      </w:r>
+      <w:r>
+        <w:t xml:space="preserve">-</w:t>
+      </w:r>
+      <w:r>
+        <w:t xml:space="preserve"> </w:t>
+      </w:r>
+      <w:r>
+        <w:rPr>
+          <w:bCs/>
+          <w:b/>
+        </w:rPr>
+        <w:t xml:space="preserve">Structured Markdown:</w:t>
+      </w:r>
+      <w:r>
+        <w:t xml:space="preserve"> </w:t>
+      </w:r>
+      <w:r>
+        <w:t xml:space="preserve">Divide into Parameters, Steps, Error Handling for machine parseability</w:t>
+      </w:r>
+    </w:p>
+    <w:p>
+      <w:pPr>
+        <w:pStyle w:val="BodyText"/>
+      </w:pPr>
+      <w:r>
+        <w:rPr>
+          <w:bCs/>
+          <w:b/>
+        </w:rPr>
+        <w:t xml:space="preserve">Why formal methods fail:</w:t>
+      </w:r>
+      <w:r>
+        <w:t xml:space="preserve"> </w:t>
+      </w:r>
+      <w:r>
+        <w:t xml:space="preserve">ZipperGen assumes parameters and types are already defined. It does not help decide what should be parameterized, how to extract implicit knowledge, or how to categorize rules by importance.</w:t>
+      </w:r>
+    </w:p>
+    <w:p>
+      <w:pPr>
+        <w:pStyle w:val="BodyText"/>
+      </w:pPr>
+      <w:r>
+        <w:rPr>
+          <w:bCs/>
+          <w:b/>
+        </w:rPr>
+        <w:t xml:space="preserve">Example — Laundry SOP conversion:</w:t>
+      </w:r>
+    </w:p>
+    <w:p>
+      <w:pPr>
+        <w:pStyle w:val="SourceCode"/>
+      </w:pPr>
+      <w:r>
+        <w:rPr>
+          <w:rStyle w:val="FunctionTok"/>
+        </w:rPr>
+        <w:t xml:space="preserve">## Human SOP (original)</w:t>
+      </w:r>
+      <w:r>
+        <w:br/>
+      </w:r>
+      <w:r>
+        <w:rPr>
+          <w:rStyle w:val="NormalTok"/>
+        </w:rPr>
+        <w:t xml:space="preserve">"Wash the clothes normally. Don't forget to check for stains."</w:t>
+      </w:r>
+      <w:r>
+        <w:br/>
+      </w:r>
+      <w:r>
+        <w:br/>
+      </w:r>
+      <w:r>
+        <w:rPr>
+          <w:rStyle w:val="FunctionTok"/>
+        </w:rPr>
+        <w:t xml:space="preserve">## Standardized Skill (converted)</w:t>
+      </w:r>
+      <w:r>
+        <w:br/>
+      </w:r>
+      <w:r>
+        <w:rPr>
+          <w:rStyle w:val="FunctionTok"/>
+        </w:rPr>
+        <w:t xml:space="preserve">### Parameters</w:t>
+      </w:r>
+      <w:r>
+        <w:br/>
+      </w:r>
+      <w:r>
+        <w:rPr>
+          <w:rStyle w:val="SpecialStringTok"/>
+        </w:rPr>
+        <w:t xml:space="preserve">- </w:t>
+      </w:r>
+      <w:r>
+        <w:rPr>
+          <w:rStyle w:val="NormalTok"/>
+        </w:rPr>
+        <w:t xml:space="preserve">load_size: {small|medium|large}</w:t>
+      </w:r>
+      <w:r>
+        <w:br/>
+      </w:r>
+      <w:r>
+        <w:rPr>
+          <w:rStyle w:val="SpecialStringTok"/>
+        </w:rPr>
+        <w:t xml:space="preserve">- </w:t>
+      </w:r>
+      <w:r>
+        <w:rPr>
+          <w:rStyle w:val="NormalTok"/>
+        </w:rPr>
+        <w:t xml:space="preserve">fabric_type: {delicate|normal|heavy}</w:t>
+      </w:r>
+      <w:r>
+        <w:br/>
+      </w:r>
+      <w:r>
+        <w:rPr>
+          <w:rStyle w:val="SpecialStringTok"/>
+        </w:rPr>
+        <w:t xml:space="preserve">- </w:t>
+      </w:r>
+      <w:r>
+        <w:rPr>
+          <w:rStyle w:val="NormalTok"/>
+        </w:rPr>
+        <w:t xml:space="preserve">temperature: {cold|warm|hot} — MUST default to cold for delicate</w:t>
+      </w:r>
+      <w:r>
+        <w:br/>
+      </w:r>
+      <w:r>
+        <w:br/>
+      </w:r>
+      <w:r>
+        <w:rPr>
+          <w:rStyle w:val="FunctionTok"/>
+        </w:rPr>
+        <w:t xml:space="preserve">### Steps</w:t>
+      </w:r>
+      <w:r>
+        <w:br/>
+      </w:r>
+      <w:r>
+        <w:rPr>
+          <w:rStyle w:val="SpecialStringTok"/>
+        </w:rPr>
+        <w:t xml:space="preserve">1. </w:t>
+      </w:r>
+      <w:r>
+        <w:rPr>
+          <w:rStyle w:val="NormalTok"/>
+        </w:rPr>
+        <w:t xml:space="preserve">MUST classify fabric type before selecting cycle</w:t>
+      </w:r>
+      <w:r>
+        <w:br/>
+      </w:r>
+      <w:r>
+        <w:rPr>
+          <w:rStyle w:val="SpecialStringTok"/>
+        </w:rPr>
+        <w:t xml:space="preserve">2. </w:t>
+      </w:r>
+      <w:r>
+        <w:rPr>
+          <w:rStyle w:val="NormalTok"/>
+        </w:rPr>
+        <w:t xml:space="preserve">SHOULD pre-treat visible stains (skip if time &lt; 15 min)</w:t>
+      </w:r>
+      <w:r>
+        <w:br/>
+      </w:r>
+      <w:r>
+        <w:rPr>
+          <w:rStyle w:val="SpecialStringTok"/>
+        </w:rPr>
+        <w:t xml:space="preserve">3. </w:t>
+      </w:r>
+      <w:r>
+        <w:rPr>
+          <w:rStyle w:val="NormalTok"/>
+        </w:rPr>
+        <w:t xml:space="preserve">MUST set temperature based on fabric_type mapping</w:t>
+      </w:r>
+      <w:r>
+        <w:br/>
+      </w:r>
+      <w:r>
+        <w:rPr>
+          <w:rStyle w:val="SpecialStringTok"/>
+        </w:rPr>
+        <w:t xml:space="preserve">4. </w:t>
+      </w:r>
+      <w:r>
+        <w:rPr>
+          <w:rStyle w:val="NormalTok"/>
+        </w:rPr>
+        <w:t xml:space="preserve">MAY add fabric softener if fabric_type == normal</w:t>
+      </w:r>
+      <w:r>
+        <w:br/>
+      </w:r>
+      <w:r>
+        <w:br/>
+      </w:r>
+      <w:r>
+        <w:rPr>
+          <w:rStyle w:val="FunctionTok"/>
+        </w:rPr>
+        <w:t xml:space="preserve">### Error Handling</w:t>
+      </w:r>
+      <w:r>
+        <w:br/>
+      </w:r>
+      <w:r>
+        <w:rPr>
+          <w:rStyle w:val="SpecialStringTok"/>
+        </w:rPr>
+        <w:t xml:space="preserve">- </w:t>
+      </w:r>
+      <w:r>
+        <w:rPr>
+          <w:rStyle w:val="NormalTok"/>
+        </w:rPr>
+        <w:t xml:space="preserve">IF fabric_type == delicate AND temperature == hot → MUST abort with error</w:t>
+      </w:r>
+    </w:p>
+    <w:p>
+      <w:pPr>
+        <w:pStyle w:val="FirstParagraph"/>
+      </w:pPr>
+      <w:r>
+        <w:t xml:space="preserve">The conversion from three sentences to a parameterized skill requires</w:t>
+      </w:r>
+      <w:r>
+        <w:t xml:space="preserve"> </w:t>
+      </w:r>
+      <w:r>
+        <w:rPr>
+          <w:bCs/>
+          <w:b/>
+        </w:rPr>
+        <w:t xml:space="preserve">domain expertise, judgment, and knowledge of what the agent cannot infer</w:t>
+      </w:r>
+      <w:r>
+        <w:t xml:space="preserve"> </w:t>
+      </w:r>
+      <w:r>
+        <w:t xml:space="preserve">— none of which ZipperGen provides.</w:t>
+      </w:r>
+    </w:p>
+    <w:bookmarkEnd w:id="74"/>
+    <w:bookmarkStart w:id="75" w:name="step-2-task-decomposition"/>
+    <w:p>
+      <w:pPr>
+        <w:pStyle w:val="Heading4"/>
+      </w:pPr>
+      <w:r>
+        <w:t xml:space="preserve">Step 2: Task Decomposition</w:t>
+      </w:r>
+    </w:p>
+    <w:p>
+      <w:pPr>
+        <w:pStyle w:val="FirstParagraph"/>
+      </w:pPr>
+      <w:r>
+        <w:rPr>
+          <w:bCs/>
+          <w:b/>
+        </w:rPr>
+        <w:t xml:space="preserve">What it does:</w:t>
+      </w:r>
+      <w:r>
+        <w:t xml:space="preserve"> </w:t>
+      </w:r>
+      <w:r>
+        <w:t xml:space="preserve">Split a large task into smaller, independent pipeline steps with explicit inputs, outputs, and success criteria.</w:t>
+      </w:r>
+    </w:p>
+    <w:p>
+      <w:pPr>
+        <w:pStyle w:val="BodyText"/>
+      </w:pPr>
+      <w:r>
+        <w:rPr>
+          <w:bCs/>
+          <w:b/>
+        </w:rPr>
+        <w:t xml:space="preserve">Key techniques:</w:t>
+      </w:r>
+      <w:r>
+        <w:t xml:space="preserve"> </w:t>
+      </w:r>
+      <w:r>
+        <w:t xml:space="preserve">- Define each step as a separate skill or small agent</w:t>
+      </w:r>
+      <w:r>
+        <w:t xml:space="preserve"> </w:t>
+      </w:r>
+      <w:r>
+        <w:t xml:space="preserve">- Connect steps via structured artifacts (e.g., JSON files) — no implicit communication</w:t>
+      </w:r>
+      <w:r>
+        <w:t xml:space="preserve"> </w:t>
+      </w:r>
+      <w:r>
+        <w:t xml:space="preserve">- Explicitly define success criteria per step (e.g.,</w:t>
+      </w:r>
+      <w:r>
+        <w:t xml:space="preserve"> </w:t>
+      </w:r>
+      <w:r>
+        <w:t xml:space="preserve">“</w:t>
+      </w:r>
+      <w:r>
+        <w:t xml:space="preserve">classification accuracy &gt; 95%</w:t>
+      </w:r>
+      <w:r>
+        <w:t xml:space="preserve">”</w:t>
+      </w:r>
+      <w:r>
+        <w:t xml:space="preserve">)</w:t>
+      </w:r>
+    </w:p>
+    <w:p>
+      <w:pPr>
+        <w:pStyle w:val="BodyText"/>
+      </w:pPr>
+      <w:r>
+        <w:rPr>
+          <w:bCs/>
+          <w:b/>
+        </w:rPr>
+        <w:t xml:space="preserve">Why formal methods fail:</w:t>
+      </w:r>
+      <w:r>
+        <w:t xml:space="preserve"> </w:t>
+      </w:r>
+      <w:r>
+        <w:t xml:space="preserve">ZipperGen assumes the global workflow is already decomposed into lifelines. It does not help decide:</w:t>
+      </w:r>
+      <w:r>
+        <w:t xml:space="preserve"> </w:t>
+      </w:r>
+      <w:r>
+        <w:t xml:space="preserve">- What should be a</w:t>
+      </w:r>
+      <w:r>
+        <w:t xml:space="preserve"> </w:t>
+      </w:r>
+      <w:r>
+        <w:t xml:space="preserve">“</w:t>
+      </w:r>
+      <w:r>
+        <w:t xml:space="preserve">skill</w:t>
+      </w:r>
+      <w:r>
+        <w:t xml:space="preserve">”</w:t>
+      </w:r>
+      <w:r>
+        <w:t xml:space="preserve"> </w:t>
+      </w:r>
+      <w:r>
+        <w:t xml:space="preserve">vs. an</w:t>
+      </w:r>
+      <w:r>
+        <w:t xml:space="preserve"> </w:t>
+      </w:r>
+      <w:r>
+        <w:t xml:space="preserve">“</w:t>
+      </w:r>
+      <w:r>
+        <w:t xml:space="preserve">agent</w:t>
+      </w:r>
+      <w:r>
+        <w:t xml:space="preserve">”</w:t>
+      </w:r>
+      <w:r>
+        <w:t xml:space="preserve"> </w:t>
+      </w:r>
+      <w:r>
+        <w:t xml:space="preserve">vs. a</w:t>
+      </w:r>
+      <w:r>
+        <w:t xml:space="preserve"> </w:t>
+      </w:r>
+      <w:r>
+        <w:t xml:space="preserve">“</w:t>
+      </w:r>
+      <w:r>
+        <w:t xml:space="preserve">workflow step</w:t>
+      </w:r>
+      <w:r>
+        <w:t xml:space="preserve">”</w:t>
+      </w:r>
+      <w:r>
+        <w:t xml:space="preserve"> </w:t>
+      </w:r>
+      <w:r>
+        <w:t xml:space="preserve">- How to scope a skill (too broad → unreliable; too narrow → inefficiency)</w:t>
+      </w:r>
+      <w:r>
+        <w:t xml:space="preserve"> </w:t>
+      </w:r>
+      <w:r>
+        <w:t xml:space="preserve">- How to define the message payloads (the video shows structured JSON artifacts, not just abstract message types)</w:t>
+      </w:r>
+    </w:p>
+    <w:p>
+      <w:pPr>
+        <w:pStyle w:val="BodyText"/>
+      </w:pPr>
+      <w:r>
+        <w:rPr>
+          <w:bCs/>
+          <w:b/>
+        </w:rPr>
+        <w:t xml:space="preserve">Example — Customer ticket handling:</w:t>
+      </w:r>
+    </w:p>
+    <w:p>
+      <w:pPr>
+        <w:pStyle w:val="SourceCode"/>
+      </w:pPr>
+      <w:r>
+        <w:rPr>
+          <w:rStyle w:val="VerbatimChar"/>
+        </w:rPr>
+        <w:t xml:space="preserve">Original SOP: "Handle the customer ticket."</w:t>
+      </w:r>
+      <w:r>
+        <w:br/>
+      </w:r>
+      <w:r>
+        <w:br/>
+      </w:r>
+      <w:r>
+        <w:rPr>
+          <w:rStyle w:val="VerbatimChar"/>
+        </w:rPr>
+        <w:t xml:space="preserve">Decomposed workflow:</w:t>
+      </w:r>
+      <w:r>
+        <w:br/>
+      </w:r>
+      <w:r>
+        <w:rPr>
+          <w:rStyle w:val="VerbatimChar"/>
+        </w:rPr>
+        <w:t xml:space="preserve">1. [Agent: Triage] Input: ticket text, employee_id → Output: JSON {category, priority, assignee}</w:t>
+      </w:r>
+      <w:r>
+        <w:br/>
+      </w:r>
+      <w:r>
+        <w:rPr>
+          <w:rStyle w:val="VerbatimChar"/>
+        </w:rPr>
+        <w:t xml:space="preserve">2. [Agent: Research] Input: category → Output: JSON {kb_articles, similar_cases}</w:t>
+      </w:r>
+      <w:r>
+        <w:br/>
+      </w:r>
+      <w:r>
+        <w:rPr>
+          <w:rStyle w:val="VerbatimChar"/>
+        </w:rPr>
+        <w:t xml:space="preserve">3. [Agent: Draft] Input: ticket + research → Output: JSON {response_text, confidence}</w:t>
+      </w:r>
+      <w:r>
+        <w:br/>
+      </w:r>
+      <w:r>
+        <w:rPr>
+          <w:rStyle w:val="VerbatimChar"/>
+        </w:rPr>
+        <w:t xml:space="preserve">4. [Agent: QC] Input: draft + ticket → Output: JSON {approved, corrections}</w:t>
+      </w:r>
+      <w:r>
+        <w:br/>
+      </w:r>
+      <w:r>
+        <w:rPr>
+          <w:rStyle w:val="VerbatimChar"/>
+        </w:rPr>
+        <w:t xml:space="preserve">5. [Human: Escalation] IF priority == urgent OR confidence &lt; 0.8 → Human review</w:t>
+      </w:r>
+    </w:p>
+    <w:p>
+      <w:pPr>
+        <w:pStyle w:val="FirstParagraph"/>
+      </w:pPr>
+      <w:r>
+        <w:t xml:space="preserve">Each step is a separate skill. The JSON artifacts are the contracts between steps. ZipperGen could verify that these messages are sent and received in the correct order (deadlock-free). But it cannot tell you</w:t>
+      </w:r>
+      <w:r>
+        <w:t xml:space="preserve"> </w:t>
+      </w:r>
+      <w:r>
+        <w:rPr>
+          <w:bCs/>
+          <w:b/>
+        </w:rPr>
+        <w:t xml:space="preserve">what should be in the JSON</w:t>
+      </w:r>
+      <w:r>
+        <w:t xml:space="preserve">,</w:t>
+      </w:r>
+      <w:r>
+        <w:t xml:space="preserve"> </w:t>
+      </w:r>
+      <w:r>
+        <w:rPr>
+          <w:bCs/>
+          <w:b/>
+        </w:rPr>
+        <w:t xml:space="preserve">which fields are mandatory</w:t>
+      </w:r>
+      <w:r>
+        <w:t xml:space="preserve">, or</w:t>
+      </w:r>
+      <w:r>
+        <w:t xml:space="preserve"> </w:t>
+      </w:r>
+      <w:r>
+        <w:rPr>
+          <w:bCs/>
+          <w:b/>
+        </w:rPr>
+        <w:t xml:space="preserve">what the scope of each agent should be</w:t>
+      </w:r>
+      <w:r>
+        <w:t xml:space="preserve">.</w:t>
+      </w:r>
+    </w:p>
+    <w:bookmarkEnd w:id="75"/>
+    <w:bookmarkStart w:id="76" w:name="Xef2794999c2369dd5463480eacad8b225aaea2d"/>
+    <w:p>
+      <w:pPr>
+        <w:pStyle w:val="Heading4"/>
+      </w:pPr>
+      <w:r>
+        <w:t xml:space="preserve">Step 3: Bidirectional Development (Iterative Refinement)</w:t>
+      </w:r>
+    </w:p>
+    <w:p>
+      <w:pPr>
+        <w:pStyle w:val="FirstParagraph"/>
+      </w:pPr>
+      <w:r>
+        <w:rPr>
+          <w:bCs/>
+          <w:b/>
+        </w:rPr>
+        <w:t xml:space="preserve">What it does:</w:t>
+      </w:r>
+      <w:r>
+        <w:t xml:space="preserve"> </w:t>
+      </w:r>
+      <w:r>
+        <w:t xml:space="preserve">Deploy the workflow, observe failures, refine the SOP, and redeploy. Repeat until robust.</w:t>
+      </w:r>
+    </w:p>
+    <w:p>
+      <w:pPr>
+        <w:pStyle w:val="BodyText"/>
+      </w:pPr>
+      <w:r>
+        <w:rPr>
+          <w:bCs/>
+          <w:b/>
+        </w:rPr>
+        <w:t xml:space="preserve">Key insight:</w:t>
+      </w:r>
+      <w:r>
+        <w:t xml:space="preserve"> </w:t>
+      </w:r>
+      <w:r>
+        <w:rPr>
+          <w:iCs/>
+          <w:i/>
+        </w:rPr>
+        <w:t xml:space="preserve">“</w:t>
+      </w:r>
+      <w:r>
+        <w:rPr>
+          <w:iCs/>
+          <w:i/>
+        </w:rPr>
+        <w:t xml:space="preserve">Initial SOPs inevitably omit tacit knowledge. Real-world errors expose gaps and ambiguities.</w:t>
+      </w:r>
+      <w:r>
+        <w:rPr>
+          <w:iCs/>
+          <w:i/>
+        </w:rPr>
+        <w:t xml:space="preserve">”</w:t>
+      </w:r>
+    </w:p>
+    <w:p>
+      <w:pPr>
+        <w:pStyle w:val="BodyText"/>
+      </w:pPr>
+      <w:r>
+        <w:rPr>
+          <w:bCs/>
+          <w:b/>
+        </w:rPr>
+        <w:t xml:space="preserve">Example iterations from the video:</w:t>
+      </w:r>
+    </w:p>
+    <w:tbl>
+      <w:tblPr>
+        <w:tblStyle w:val="Table"/>
+        <w:tblW w:type="pct" w:w="5000"/>
+        <w:tblLook w:firstRow="1" w:lastRow="0" w:firstColumn="0" w:lastColumn="0" w:noHBand="0" w:noVBand="0" w:val="0020"/>
+        <w:jc w:val="start"/>
+      </w:tblPr>
+      <w:tblGrid>
+        <w:gridCol w:w="1613"/>
+        <w:gridCol w:w="1320"/>
+        <w:gridCol w:w="1760"/>
+        <w:gridCol w:w="3226"/>
+      </w:tblGrid>
+      <w:tr>
+        <w:trPr>
+          <w:tblHeader w:val="true"/>
+        </w:trPr>
+        <w:tc>
+          <w:tcPr/>
+          <w:p>
+            <w:pPr>
+              <w:pStyle w:val="Compact"/>
+              <w:jc w:val="left"/>
+            </w:pPr>
+            <w:r>
+              <w:t xml:space="preserve">Iteration</w:t>
+            </w:r>
+          </w:p>
+        </w:tc>
+        <w:tc>
+          <w:tcPr/>
+          <w:p>
+            <w:pPr>
+              <w:pStyle w:val="Compact"/>
+              <w:jc w:val="left"/>
+            </w:pPr>
+            <w:r>
+              <w:t xml:space="preserve">Failure</w:t>
+            </w:r>
+          </w:p>
+        </w:tc>
+        <w:tc>
+          <w:tcPr/>
+          <w:p>
+            <w:pPr>
+              <w:pStyle w:val="Compact"/>
+              <w:jc w:val="left"/>
+            </w:pPr>
+            <w:r>
+              <w:t xml:space="preserve">SOP Update</w:t>
+            </w:r>
+          </w:p>
+        </w:tc>
+        <w:tc>
+          <w:tcPr/>
+          <w:p>
+            <w:pPr>
+              <w:pStyle w:val="Compact"/>
+              <w:jc w:val="left"/>
+            </w:pPr>
+            <w:r>
+              <w:t xml:space="preserve">What ZipperGen Misses</w:t>
+            </w:r>
+          </w:p>
+        </w:tc>
+      </w:tr>
+      <w:tr>
+        <w:tc>
+          <w:tcPr/>
+          <w:p>
+            <w:pPr>
+              <w:pStyle w:val="Compact"/>
+              <w:jc w:val="left"/>
+            </w:pPr>
+            <w:r>
+              <w:t xml:space="preserve">1</w:t>
+            </w:r>
+          </w:p>
+        </w:tc>
+        <w:tc>
+          <w:tcPr/>
+          <w:p>
+            <w:pPr>
+              <w:pStyle w:val="Compact"/>
+              <w:jc w:val="left"/>
+            </w:pPr>
+            <w:r>
+              <w:t xml:space="preserve">Clothes shrink after drying</w:t>
+            </w:r>
+          </w:p>
+        </w:tc>
+        <w:tc>
+          <w:tcPr/>
+          <w:p>
+            <w:pPr>
+              <w:pStyle w:val="Compact"/>
+              <w:jc w:val="left"/>
+            </w:pPr>
+            <w:r>
+              <w:t xml:space="preserve">Add:</w:t>
+            </w:r>
+            <w:r>
+              <w:t xml:space="preserve"> </w:t>
+            </w:r>
+            <w:r>
+              <w:t xml:space="preserve">“</w:t>
+            </w:r>
+            <w:r>
+              <w:t xml:space="preserve">IF fabric_type == delicate AND temperature == hot → MUST abort</w:t>
+            </w:r>
+            <w:r>
+              <w:t xml:space="preserve">”</w:t>
+            </w:r>
+          </w:p>
+        </w:tc>
+        <w:tc>
+          <w:tcPr/>
+          <w:p>
+            <w:pPr>
+              <w:pStyle w:val="Compact"/>
+              <w:jc w:val="left"/>
+            </w:pPr>
+            <w:r>
+              <w:t xml:space="preserve">ZipperGen assumes specs are static. No mechanism for learning from failures.</w:t>
+            </w:r>
+          </w:p>
+        </w:tc>
+      </w:tr>
+      <w:tr>
+        <w:tc>
+          <w:tcPr/>
+          <w:p>
+            <w:pPr>
+              <w:pStyle w:val="Compact"/>
+              <w:jc w:val="left"/>
+            </w:pPr>
+            <w:r>
+              <w:t xml:space="preserve">2</w:t>
+            </w:r>
+          </w:p>
+        </w:tc>
+        <w:tc>
+          <w:tcPr/>
+          <w:p>
+            <w:pPr>
+              <w:pStyle w:val="Compact"/>
+              <w:jc w:val="left"/>
+            </w:pPr>
+            <w:r>
+              <w:t xml:space="preserve">Stain remains after washing</w:t>
+            </w:r>
+          </w:p>
+        </w:tc>
+        <w:tc>
+          <w:tcPr/>
+          <w:p>
+            <w:pPr>
+              <w:pStyle w:val="Compact"/>
+              <w:jc w:val="left"/>
+            </w:pPr>
+            <w:r>
+              <w:t xml:space="preserve">Add:</w:t>
+            </w:r>
+            <w:r>
+              <w:t xml:space="preserve"> </w:t>
+            </w:r>
+            <w:r>
+              <w:t xml:space="preserve">“</w:t>
+            </w:r>
+            <w:r>
+              <w:t xml:space="preserve">MUST pre-treat oil stains separately</w:t>
+            </w:r>
+            <w:r>
+              <w:t xml:space="preserve">”</w:t>
+            </w:r>
+          </w:p>
+        </w:tc>
+        <w:tc>
+          <w:tcPr/>
+          <w:p>
+            <w:pPr>
+              <w:pStyle w:val="Compact"/>
+              <w:jc w:val="left"/>
+            </w:pPr>
+            <w:r>
+              <w:t xml:space="preserve">ZipperGen assumes all conditions are pre-specified. No handling of unanticipated failure modes.</w:t>
+            </w:r>
+          </w:p>
+        </w:tc>
+      </w:tr>
+      <w:tr>
+        <w:tc>
+          <w:tcPr/>
+          <w:p>
+            <w:pPr>
+              <w:pStyle w:val="Compact"/>
+              <w:jc w:val="left"/>
+            </w:pPr>
+            <w:r>
+              <w:t xml:space="preserve">3</w:t>
+            </w:r>
+          </w:p>
+        </w:tc>
+        <w:tc>
+          <w:tcPr/>
+          <w:p>
+            <w:pPr>
+              <w:pStyle w:val="Compact"/>
+              <w:jc w:val="left"/>
+            </w:pPr>
+            <w:r>
+              <w:t xml:space="preserve">High-value item damaged</w:t>
+            </w:r>
+          </w:p>
+        </w:tc>
+        <w:tc>
+          <w:tcPr/>
+          <w:p>
+            <w:pPr>
+              <w:pStyle w:val="Compact"/>
+              <w:jc w:val="left"/>
+            </w:pPr>
+            <w:r>
+              <w:t xml:space="preserve">Add:</w:t>
+            </w:r>
+            <w:r>
+              <w:t xml:space="preserve"> </w:t>
+            </w:r>
+            <w:r>
+              <w:t xml:space="preserve">“</w:t>
+            </w:r>
+            <w:r>
+              <w:t xml:space="preserve">IF value &gt; $5000 → MUST pause for human approval</w:t>
+            </w:r>
+            <w:r>
+              <w:t xml:space="preserve">”</w:t>
+            </w:r>
+          </w:p>
+        </w:tc>
+        <w:tc>
+          <w:tcPr/>
+          <w:p>
+            <w:pPr>
+              <w:pStyle w:val="Compact"/>
+              <w:jc w:val="left"/>
+            </w:pPr>
+            <w:r>
+              <w:t xml:space="preserve">ZipperGen has no concept of</w:t>
+            </w:r>
+            <w:r>
+              <w:t xml:space="preserve"> </w:t>
+            </w:r>
+            <w:r>
+              <w:t xml:space="preserve">“</w:t>
+            </w:r>
+            <w:r>
+              <w:t xml:space="preserve">human decider</w:t>
+            </w:r>
+            <w:r>
+              <w:t xml:space="preserve">”</w:t>
+            </w:r>
+            <w:r>
+              <w:t xml:space="preserve"> </w:t>
+            </w:r>
+            <w:r>
+              <w:t xml:space="preserve">with latency, uncertainty, or refusal.</w:t>
+            </w:r>
+          </w:p>
+        </w:tc>
+      </w:tr>
+    </w:tbl>
+    <w:p>
+      <w:pPr>
+        <w:pStyle w:val="BodyText"/>
+      </w:pPr>
+      <w:r>
+        <w:rPr>
+          <w:bCs/>
+          <w:b/>
+        </w:rPr>
+        <w:t xml:space="preserve">Why formal methods fail:</w:t>
+      </w:r>
+      <w:r>
+        <w:t xml:space="preserve"> </w:t>
+      </w:r>
+      <w:r>
+        <w:t xml:space="preserve">Formal specifications are static. They do not incorporate runtime feedback into the specification itself. The video’s methodology treats the SOP as a</w:t>
+      </w:r>
+      <w:r>
+        <w:t xml:space="preserve"> </w:t>
+      </w:r>
+      <w:r>
+        <w:rPr>
+          <w:bCs/>
+          <w:b/>
+        </w:rPr>
+        <w:t xml:space="preserve">living document</w:t>
+      </w:r>
+      <w:r>
+        <w:t xml:space="preserve"> </w:t>
+      </w:r>
+      <w:r>
+        <w:t xml:space="preserve">that evolves through deployment cycles. ZipperGen takes a spec as input and produces a program — it does not help you</w:t>
+      </w:r>
+      <w:r>
+        <w:t xml:space="preserve"> </w:t>
+      </w:r>
+      <w:r>
+        <w:rPr>
+          <w:bCs/>
+          <w:b/>
+        </w:rPr>
+        <w:t xml:space="preserve">discover what the spec should be</w:t>
+      </w:r>
+      <w:r>
+        <w:t xml:space="preserve">.</w:t>
+      </w:r>
+    </w:p>
+    <w:bookmarkEnd w:id="76"/>
+    <w:bookmarkStart w:id="77" w:name="step-4-integration-execution"/>
+    <w:p>
+      <w:pPr>
+        <w:pStyle w:val="Heading4"/>
+      </w:pPr>
+      <w:r>
+        <w:t xml:space="preserve">Step 4: Integration &amp; Execution</w:t>
+      </w:r>
+    </w:p>
+    <w:p>
+      <w:pPr>
+        <w:pStyle w:val="FirstParagraph"/>
+      </w:pPr>
+      <w:r>
+        <w:rPr>
+          <w:bCs/>
+          <w:b/>
+        </w:rPr>
+        <w:t xml:space="preserve">What it does:</w:t>
+      </w:r>
+      <w:r>
+        <w:t xml:space="preserve"> </w:t>
+      </w:r>
+      <w:r>
+        <w:t xml:space="preserve">Connect the workflow to real-world tools (Notion, Jira, APIs) via MCP; add human-in-the-loop checkpoints.</w:t>
+      </w:r>
+    </w:p>
+    <w:p>
+      <w:pPr>
+        <w:pStyle w:val="BodyText"/>
+      </w:pPr>
+      <w:r>
+        <w:rPr>
+          <w:bCs/>
+          <w:b/>
+        </w:rPr>
+        <w:t xml:space="preserve">Key techniques:</w:t>
+      </w:r>
+      <w:r>
+        <w:t xml:space="preserve"> </w:t>
+      </w:r>
+      <w:r>
+        <w:t xml:space="preserve">-</w:t>
+      </w:r>
+      <w:r>
+        <w:t xml:space="preserve"> </w:t>
+      </w:r>
+      <w:r>
+        <w:rPr>
+          <w:bCs/>
+          <w:b/>
+        </w:rPr>
+        <w:t xml:space="preserve">MCP integration:</w:t>
+      </w:r>
+      <w:r>
+        <w:t xml:space="preserve"> </w:t>
+      </w:r>
+      <w:r>
+        <w:t xml:space="preserve">Standardize tool access across platforms (ChatGPT, Claude, Cursor)</w:t>
+      </w:r>
+      <w:r>
+        <w:t xml:space="preserve"> </w:t>
+      </w:r>
+      <w:r>
+        <w:t xml:space="preserve">-</w:t>
+      </w:r>
+      <w:r>
+        <w:t xml:space="preserve"> </w:t>
+      </w:r>
+      <w:r>
+        <w:rPr>
+          <w:bCs/>
+          <w:b/>
+        </w:rPr>
+        <w:t xml:space="preserve">Human-in-the-loop:</w:t>
+      </w:r>
+      <w:r>
+        <w:t xml:space="preserve"> </w:t>
+      </w:r>
+      <w:r>
+        <w:t xml:space="preserve">Pause execution at critical points (e.g., finance &gt; $5000) for human approval</w:t>
+      </w:r>
+      <w:r>
+        <w:t xml:space="preserve"> </w:t>
+      </w:r>
+      <w:r>
+        <w:t xml:space="preserve">-</w:t>
+      </w:r>
+      <w:r>
+        <w:t xml:space="preserve"> </w:t>
+      </w:r>
+      <w:r>
+        <w:rPr>
+          <w:bCs/>
+          <w:b/>
+        </w:rPr>
+        <w:t xml:space="preserve">Error handling:</w:t>
+      </w:r>
+      <w:r>
+        <w:t xml:space="preserve"> </w:t>
+      </w:r>
+      <w:r>
+        <w:t xml:space="preserve">Real-world API failures, retries, timeouts, rate limits</w:t>
+      </w:r>
+    </w:p>
+    <w:p>
+      <w:pPr>
+        <w:pStyle w:val="BodyText"/>
+      </w:pPr>
+      <w:r>
+        <w:rPr>
+          <w:bCs/>
+          <w:b/>
+        </w:rPr>
+        <w:t xml:space="preserve">Why formal methods fail:</w:t>
+      </w:r>
+      <w:r>
+        <w:t xml:space="preserve"> </w:t>
+      </w:r>
+      <w:r>
+        <w:t xml:space="preserve">ZipperGen assumes perfect FIFO channels between agents. It does not model:</w:t>
+      </w:r>
+      <w:r>
+        <w:t xml:space="preserve"> </w:t>
+      </w:r>
+      <w:r>
+        <w:t xml:space="preserve">- API timeouts and retries</w:t>
+      </w:r>
+      <w:r>
+        <w:t xml:space="preserve"> </w:t>
+      </w:r>
+      <w:r>
+        <w:t xml:space="preserve">- Rate limits that cause temporary unavailability</w:t>
+      </w:r>
+      <w:r>
+        <w:t xml:space="preserve"> </w:t>
+      </w:r>
+      <w:r>
+        <w:t xml:space="preserve">- Human decision latency (minutes to hours)</w:t>
+      </w:r>
+      <w:r>
+        <w:t xml:space="preserve"> </w:t>
+      </w:r>
+      <w:r>
+        <w:t xml:space="preserve">- Tool version changes that break message schemas</w:t>
+      </w:r>
+      <w:r>
+        <w:t xml:space="preserve"> </w:t>
+      </w:r>
+      <w:r>
+        <w:t xml:space="preserve">- Partial failures where one agent succeeds but another fails</w:t>
+      </w:r>
+    </w:p>
+    <w:bookmarkEnd w:id="77"/>
+    <w:bookmarkEnd w:id="78"/>
+    <w:bookmarkStart w:id="79" w:name="X4bef2f33fe82c43a99757a569b8a41dd8a243ff"/>
+    <w:p>
+      <w:pPr>
+        <w:pStyle w:val="Heading3"/>
+      </w:pPr>
+      <w:r>
+        <w:t xml:space="preserve">The Verdict: ZipperGen Is a Coordination Compiler, Not a Workflow Designer</w:t>
+      </w:r>
+    </w:p>
+    <w:p>
+      <w:pPr>
+        <w:pStyle w:val="BlockText"/>
+      </w:pPr>
+      <w:r>
+        <w:rPr>
+          <w:bCs/>
+          <w:b/>
+        </w:rPr>
+        <w:t xml:space="preserve">ZipperGen guarantees that a formal specification will execute correctly.</w:t>
+      </w:r>
+      <w:r>
+        <w:t xml:space="preserve"> </w:t>
+      </w:r>
+      <w:r>
+        <w:t xml:space="preserve">But the hardest part of agent governance is not executing a spec — it’s</w:t>
+      </w:r>
+      <w:r>
+        <w:t xml:space="preserve"> </w:t>
+      </w:r>
+      <w:r>
+        <w:rPr>
+          <w:bCs/>
+          <w:b/>
+        </w:rPr>
+        <w:t xml:space="preserve">creating the spec from human intent</w:t>
+      </w:r>
+      <w:r>
+        <w:t xml:space="preserve">. The SOP-to-workflow conversion process (parameterization, decomposition, iterative refinement, integration) is where most agent projects fail. ZipperGen, ACP, ABC, and all other formal-methods papers assume this hard work is already done. Future research must bridge the gap between human SOPs and formal specifications, not just between formal specifications and correct execution.</w:t>
+      </w:r>
+    </w:p>
+    <w:bookmarkEnd w:id="79"/>
+    <w:bookmarkStart w:id="80" w:name="implications-for-the-three-layer-stack"/>
+    <w:p>
+      <w:pPr>
+        <w:pStyle w:val="Heading3"/>
+      </w:pPr>
+      <w:r>
+        <w:t xml:space="preserve">Implications for the Three-Layer Stack</w:t>
+      </w:r>
+    </w:p>
+    <w:tbl>
+      <w:tblPr>
+        <w:tblStyle w:val="Table"/>
+        <w:tblW w:type="pct" w:w="5000"/>
+        <w:tblLook w:firstRow="1" w:lastRow="0" w:firstColumn="0" w:lastColumn="0" w:noHBand="0" w:noVBand="0" w:val="0020"/>
+        <w:jc w:val="start"/>
+      </w:tblPr>
+      <w:tblGrid>
+        <w:gridCol w:w="1540"/>
+        <w:gridCol w:w="3080"/>
+        <w:gridCol w:w="3300"/>
+      </w:tblGrid>
+      <w:tr>
+        <w:trPr>
+          <w:tblHeader w:val="true"/>
+        </w:trPr>
+        <w:tc>
+          <w:tcPr/>
+          <w:p>
+            <w:pPr>
+              <w:pStyle w:val="Compact"/>
+              <w:jc w:val="left"/>
+            </w:pPr>
+            <w:r>
+              <w:t xml:space="preserve">Layer</w:t>
+            </w:r>
+          </w:p>
+        </w:tc>
+        <w:tc>
+          <w:tcPr/>
+          <w:p>
+            <w:pPr>
+              <w:pStyle w:val="Compact"/>
+              <w:jc w:val="left"/>
+            </w:pPr>
+            <w:r>
+              <w:t xml:space="preserve">Current State</w:t>
+            </w:r>
+          </w:p>
+        </w:tc>
+        <w:tc>
+          <w:tcPr/>
+          <w:p>
+            <w:pPr>
+              <w:pStyle w:val="Compact"/>
+              <w:jc w:val="left"/>
+            </w:pPr>
+            <w:r>
+              <w:t xml:space="preserve">Missing Piece</w:t>
+            </w:r>
+          </w:p>
+        </w:tc>
+      </w:tr>
+      <w:tr>
+        <w:tc>
+          <w:tcPr/>
+          <w:p>
+            <w:pPr>
+              <w:pStyle w:val="Compact"/>
+              <w:jc w:val="left"/>
+            </w:pPr>
+            <w:r>
+              <w:rPr>
+                <w:bCs/>
+                <w:b/>
+              </w:rPr>
+              <w:t xml:space="preserve">Layer 0 (Spec)</w:t>
+            </w:r>
+          </w:p>
+        </w:tc>
+        <w:tc>
+          <w:tcPr/>
+          <w:p>
+            <w:pPr>
+              <w:pStyle w:val="Compact"/>
+              <w:jc w:val="left"/>
+            </w:pPr>
+            <w:r>
+              <w:t xml:space="preserve">GovernSpec, SSL, ZipperGen</w:t>
+            </w:r>
+          </w:p>
+        </w:tc>
+        <w:tc>
+          <w:tcPr/>
+          <w:p>
+            <w:pPr>
+              <w:pStyle w:val="Compact"/>
+              <w:jc w:val="left"/>
+            </w:pPr>
+            <w:r>
+              <w:rPr>
+                <w:bCs/>
+                <w:b/>
+              </w:rPr>
+              <w:t xml:space="preserve">SOP-to-spec extraction</w:t>
+            </w:r>
+            <w:r>
+              <w:t xml:space="preserve"> </w:t>
+            </w:r>
+            <w:r>
+              <w:t xml:space="preserve">— tools that convert human SOPs (with tacit knowledge) into formal specs, iteratively refined</w:t>
+            </w:r>
+          </w:p>
+        </w:tc>
+      </w:tr>
+      <w:tr>
+        <w:tc>
+          <w:tcPr/>
+          <w:p>
+            <w:pPr>
+              <w:pStyle w:val="Compact"/>
+              <w:jc w:val="left"/>
+            </w:pPr>
+            <w:r>
+              <w:rPr>
+                <w:bCs/>
+                <w:b/>
+              </w:rPr>
+              <w:t xml:space="preserve">Layer 1 (Runtime)</w:t>
+            </w:r>
+          </w:p>
+        </w:tc>
+        <w:tc>
+          <w:tcPr/>
+          <w:p>
+            <w:pPr>
+              <w:pStyle w:val="Compact"/>
+              <w:jc w:val="left"/>
+            </w:pPr>
+            <w:r>
+              <w:t xml:space="preserve">ACP, ABC, ZipperGen</w:t>
+            </w:r>
+          </w:p>
+        </w:tc>
+        <w:tc>
+          <w:tcPr/>
+          <w:p>
+            <w:pPr>
+              <w:pStyle w:val="Compact"/>
+              <w:jc w:val="left"/>
+            </w:pPr>
+            <w:r>
+              <w:rPr>
+                <w:bCs/>
+                <w:b/>
+              </w:rPr>
+              <w:t xml:space="preserve">Human-in-the-loop integration</w:t>
+            </w:r>
+            <w:r>
+              <w:t xml:space="preserve"> </w:t>
+            </w:r>
+            <w:r>
+              <w:t xml:space="preserve">— formal verification that accounts for human decision latency and uncertainty</w:t>
+            </w:r>
+          </w:p>
+        </w:tc>
+      </w:tr>
+      <w:tr>
+        <w:tc>
+          <w:tcPr/>
+          <w:p>
+            <w:pPr>
+              <w:pStyle w:val="Compact"/>
+              <w:jc w:val="left"/>
+            </w:pPr>
+            <w:r>
+              <w:rPr>
+                <w:bCs/>
+                <w:b/>
+              </w:rPr>
+              <w:t xml:space="preserve">Layer 2 (Behavioral)</w:t>
+            </w:r>
+          </w:p>
+        </w:tc>
+        <w:tc>
+          <w:tcPr/>
+          <w:p>
+            <w:pPr>
+              <w:pStyle w:val="Compact"/>
+              <w:jc w:val="left"/>
+            </w:pPr>
+            <w:r>
+              <w:t xml:space="preserve">BeSafe-Bench, ST-WebAgentBench</w:t>
+            </w:r>
+          </w:p>
+        </w:tc>
+        <w:tc>
+          <w:tcPr/>
+          <w:p>
+            <w:pPr>
+              <w:pStyle w:val="Compact"/>
+              <w:jc w:val="left"/>
+            </w:pPr>
+            <w:r>
+              <w:rPr>
+                <w:bCs/>
+                <w:b/>
+              </w:rPr>
+              <w:t xml:space="preserve">Tacit knowledge evaluation</w:t>
+            </w:r>
+            <w:r>
+              <w:t xml:space="preserve"> </w:t>
+            </w:r>
+            <w:r>
+              <w:t xml:space="preserve">— benchmarks that measure whether agents can infer unstated assumptions</w:t>
+            </w:r>
+          </w:p>
+        </w:tc>
+      </w:tr>
+    </w:tbl>
+    <w:p>
+      <w:pPr>
+        <w:pStyle w:val="BodyText"/>
+      </w:pPr>
+      <w:r>
+        <w:t xml:space="preserve">The gap is not just technical — it is</w:t>
+      </w:r>
+      <w:r>
+        <w:t xml:space="preserve"> </w:t>
+      </w:r>
+      <w:r>
+        <w:rPr>
+          <w:bCs/>
+          <w:b/>
+        </w:rPr>
+        <w:t xml:space="preserve">epistemological</w:t>
+      </w:r>
+      <w:r>
+        <w:t xml:space="preserve">. How do we convert what humans know but cannot say into what machines can execute without error? No paper in the current literature addresses this.</w:t>
+      </w:r>
+    </w:p>
+    <w:p>
+      <w:r>
+        <w:pict>
+          <v:rect style="width:0;height:1.5pt" o:hralign="center" o:hrstd="t" o:hr="t"/>
+        </w:pict>
+      </w:r>
+    </w:p>
+    <w:p>
+      <w:pPr>
+        <w:pStyle w:val="FirstParagraph"/>
+      </w:pPr>
+      <w:r>
+        <w:rPr>
+          <w:iCs/>
+          <w:i/>
+        </w:rPr>
+        <w:t xml:space="preserve">Compiled by EvaPaper | May 31, 2026</w:t>
+      </w:r>
+      <w:r>
+        <w:br/>
+      </w:r>
+      <w:r>
+        <w:rPr>
+          <w:iCs/>
+          <w:i/>
+        </w:rPr>
+        <w:t xml:space="preserve">Repo: https://github.com/ginaecho/EvaPaper</w:t>
+      </w:r>
+    </w:p>
+    <w:p>
+      <w:r>
+        <w:pict>
+          <v:rect style="width:0;height:1.5pt" o:hralign="center" o:hrstd="t" o:hr="t"/>
+        </w:pict>
+      </w:r>
+    </w:p>
+    <w:bookmarkEnd w:id="80"/>
+    <w:bookmarkEnd w:id="81"/>
+    <w:bookmarkStart w:id="85" w:name="Xa6f57c43f040f72078e6d9cbd2762d31ad9b3cb"/>
+    <w:p>
+      <w:pPr>
+        <w:pStyle w:val="Heading2"/>
+      </w:pPr>
+      <w:r>
+        <w:t xml:space="preserve">Appendix B: Full Source Transcript — Agentic Workflow Methodology</w:t>
+      </w:r>
+    </w:p>
+    <w:p>
+      <w:pPr>
+        <w:pStyle w:val="BlockText"/>
+      </w:pPr>
+      <w:r>
+        <w:t xml:space="preserve">The following transcript is reproduced verbatim from a widely circulated enterprise AI training video on converting human SOPs into agentic workflows. It is included here as primary-source evidence for the gap between formal methods (e.g., ZipperGen) and real-world deployment practice. The timestamps and formatting are preserved from the original.</w:t>
+      </w:r>
+    </w:p>
+    <w:p>
+      <w:pPr>
+        <w:pStyle w:val="FirstParagraph"/>
+      </w:pPr>
+      <w:r>
+        <w:t xml:space="preserve">[00:00:00]</w:t>
+      </w:r>
+      <w:r>
+        <w:t xml:space="preserve"> </w:t>
+      </w:r>
+      <w:r>
+        <w:t xml:space="preserve">This video introduces the concept of</w:t>
+      </w:r>
+      <w:r>
+        <w:t xml:space="preserve"> </w:t>
+      </w:r>
+      <w:r>
+        <w:rPr>
+          <w:bCs/>
+          <w:b/>
+        </w:rPr>
+        <w:t xml:space="preserve">agentic workflow</w:t>
+      </w:r>
+      <w:r>
+        <w:t xml:space="preserve">, focusing on the crucial skill of</w:t>
+      </w:r>
+      <w:r>
+        <w:t xml:space="preserve"> </w:t>
+      </w:r>
+      <w:r>
+        <w:rPr>
+          <w:bCs/>
+          <w:b/>
+        </w:rPr>
+        <w:t xml:space="preserve">task decomposition</w:t>
+      </w:r>
+      <w:r>
+        <w:t xml:space="preserve"> </w:t>
+      </w:r>
+      <w:r>
+        <w:t xml:space="preserve">for effective AI system design. The speaker highlights the gap between powerful current AI models and unsatisfactory results often caused by improper task division rather than model limitations. The discussion begins by clarifying three essential terms that are frequently confused but fundamentally different in scope and function:</w:t>
+      </w:r>
+    </w:p>
+    <w:p>
+      <w:pPr>
+        <w:numPr>
+          <w:ilvl w:val="0"/>
+          <w:numId w:val="1043"/>
+        </w:numPr>
+        <w:pStyle w:val="Compact"/>
+      </w:pPr>
+      <w:r>
+        <w:rPr>
+          <w:bCs/>
+          <w:b/>
+        </w:rPr>
+        <w:t xml:space="preserve">Human SOP (Standard Operating Procedure):</w:t>
+      </w:r>
+      <w:r>
+        <w:t xml:space="preserve"> </w:t>
+      </w:r>
+      <w:r>
+        <w:t xml:space="preserve">Traditional, human-readable process documents that guide steps and exceptions, often in Word or slides. SOPs rely heavily on implicit human context, allowing flexible judgment on rules but presenting</w:t>
+      </w:r>
+      <w:r>
+        <w:t xml:space="preserve"> </w:t>
+      </w:r>
+      <w:r>
+        <w:rPr>
+          <w:bCs/>
+          <w:b/>
+        </w:rPr>
+        <w:t xml:space="preserve">high comprehension difficulty for agents due to unstructured format</w:t>
+      </w:r>
+      <w:r>
+        <w:t xml:space="preserve">.</w:t>
+      </w:r>
+    </w:p>
+    <w:p>
+      <w:pPr>
+        <w:numPr>
+          <w:ilvl w:val="0"/>
+          <w:numId w:val="1043"/>
+        </w:numPr>
+        <w:pStyle w:val="Compact"/>
+      </w:pPr>
+      <w:r>
+        <w:rPr>
+          <w:bCs/>
+          <w:b/>
+        </w:rPr>
+        <w:t xml:space="preserve">Skill:</w:t>
+      </w:r>
+      <w:r>
+        <w:t xml:space="preserve"> </w:t>
+      </w:r>
+      <w:r>
+        <w:t xml:space="preserve">A packaged methodology, including operational logic, decision criteria, and lessons learned, delivered to agents as executable units. A skill usually contains:</w:t>
+      </w:r>
+    </w:p>
+    <w:p>
+      <w:pPr>
+        <w:numPr>
+          <w:ilvl w:val="0"/>
+          <w:numId w:val="1044"/>
+        </w:numPr>
+        <w:pStyle w:val="Compact"/>
+      </w:pPr>
+      <w:r>
+        <w:t xml:space="preserve">A</w:t>
+      </w:r>
+      <w:r>
+        <w:t xml:space="preserve"> </w:t>
+      </w:r>
+      <w:r>
+        <w:rPr>
+          <w:bCs/>
+          <w:b/>
+        </w:rPr>
+        <w:t xml:space="preserve">Skill markdown document</w:t>
+      </w:r>
+      <w:r>
+        <w:t xml:space="preserve"> </w:t>
+      </w:r>
+      <w:r>
+        <w:t xml:space="preserve">acting as a core SOP and guiding principles.</w:t>
+      </w:r>
+    </w:p>
+    <w:p>
+      <w:pPr>
+        <w:numPr>
+          <w:ilvl w:val="0"/>
+          <w:numId w:val="1044"/>
+        </w:numPr>
+        <w:pStyle w:val="Compact"/>
+      </w:pPr>
+      <w:r>
+        <w:rPr>
+          <w:bCs/>
+          <w:b/>
+        </w:rPr>
+        <w:t xml:space="preserve">References</w:t>
+      </w:r>
+      <w:r>
+        <w:t xml:space="preserve"> </w:t>
+      </w:r>
+      <w:r>
+        <w:t xml:space="preserve">for supplementary data such as sample outputs and terminology.</w:t>
+      </w:r>
+    </w:p>
+    <w:p>
+      <w:pPr>
+        <w:numPr>
+          <w:ilvl w:val="0"/>
+          <w:numId w:val="1044"/>
+        </w:numPr>
+        <w:pStyle w:val="Compact"/>
+      </w:pPr>
+      <w:r>
+        <w:t xml:space="preserve">Executable</w:t>
+      </w:r>
+      <w:r>
+        <w:t xml:space="preserve"> </w:t>
+      </w:r>
+      <w:r>
+        <w:rPr>
+          <w:bCs/>
+          <w:b/>
+        </w:rPr>
+        <w:t xml:space="preserve">scripts</w:t>
+      </w:r>
+      <w:r>
+        <w:t xml:space="preserve"> </w:t>
+      </w:r>
+      <w:r>
+        <w:t xml:space="preserve">for deterministic actions like file parsing and format conversion.</w:t>
+      </w:r>
+    </w:p>
+    <w:p>
+      <w:pPr>
+        <w:pStyle w:val="FirstParagraph"/>
+      </w:pPr>
+      <w:r>
+        <w:t xml:space="preserve">Skills correspond to</w:t>
+      </w:r>
+      <w:r>
+        <w:t xml:space="preserve"> </w:t>
+      </w:r>
+      <w:r>
+        <w:rPr>
+          <w:bCs/>
+          <w:b/>
+        </w:rPr>
+        <w:t xml:space="preserve">single, clearly defined tasks</w:t>
+      </w:r>
+      <w:r>
+        <w:t xml:space="preserve"> </w:t>
+      </w:r>
+      <w:r>
+        <w:t xml:space="preserve">(e.g., weekly-report-drafting, invoice-categorization). Determining the right scope for a skill is critical: too broad makes it unreliable; too narrow causes inefficiency.</w:t>
+      </w:r>
+      <w:r>
+        <w:t xml:space="preserve"> </w:t>
+      </w:r>
+      <w:r>
+        <w:t xml:space="preserve">-</w:t>
+      </w:r>
+      <w:r>
+        <w:t xml:space="preserve"> </w:t>
+      </w:r>
+      <w:r>
+        <w:rPr>
+          <w:bCs/>
+          <w:b/>
+        </w:rPr>
+        <w:t xml:space="preserve">Agentic Workflow:</w:t>
+      </w:r>
+      <w:r>
+        <w:t xml:space="preserve"> </w:t>
+      </w:r>
+      <w:r>
+        <w:t xml:space="preserve">A comprehensive workflow made by connecting multiple agents, tools, skills, and data sources, resembling a production line for autonomous AI task execution rather than a single prompt. It involves roles such as problem understanding, data searching, action execution, and report writing.</w:t>
+      </w:r>
+    </w:p>
+    <w:p>
+      <w:pPr>
+        <w:pStyle w:val="BodyText"/>
+      </w:pPr>
+      <w:r>
+        <w:t xml:space="preserve">The primary focus is</w:t>
+      </w:r>
+      <w:r>
+        <w:t xml:space="preserve"> </w:t>
+      </w:r>
+      <w:r>
+        <w:rPr>
+          <w:bCs/>
+          <w:b/>
+        </w:rPr>
+        <w:t xml:space="preserve">transforming Human SOPs (meant for humans) into agentic workflows (understandable and executable by AI agents)</w:t>
+      </w:r>
+      <w:r>
+        <w:t xml:space="preserve">.</w:t>
+      </w:r>
+    </w:p>
+    <w:p>
+      <w:pPr>
+        <w:pStyle w:val="BodyText"/>
+      </w:pPr>
+      <w:r>
+        <w:t xml:space="preserve">[00:04:09]</w:t>
+      </w:r>
+      <w:r>
+        <w:t xml:space="preserve"> </w:t>
+      </w:r>
+      <w:r>
+        <w:t xml:space="preserve">The video stresses that despite rapid advances and potential future AGI, agents cannot magically understand implicit preferences without explicit instructions, using a home-cleaning analogy:</w:t>
+      </w:r>
+    </w:p>
+    <w:p>
+      <w:pPr>
+        <w:numPr>
+          <w:ilvl w:val="0"/>
+          <w:numId w:val="1045"/>
+        </w:numPr>
+        <w:pStyle w:val="Compact"/>
+      </w:pPr>
+      <w:r>
+        <w:t xml:space="preserve">A helper who receives only the instruction</w:t>
+      </w:r>
+      <w:r>
+        <w:t xml:space="preserve"> </w:t>
+      </w:r>
+      <w:r>
+        <w:t xml:space="preserve">“</w:t>
+      </w:r>
+      <w:r>
+        <w:t xml:space="preserve">clean the house</w:t>
+      </w:r>
+      <w:r>
+        <w:t xml:space="preserve">”</w:t>
+      </w:r>
+      <w:r>
+        <w:t xml:space="preserve"> </w:t>
+      </w:r>
+      <w:r>
+        <w:t xml:space="preserve">will produce varying results depending on their internal interpretation of</w:t>
+      </w:r>
+      <w:r>
+        <w:t xml:space="preserve"> </w:t>
+      </w:r>
+      <w:r>
+        <w:t xml:space="preserve">“</w:t>
+      </w:r>
+      <w:r>
+        <w:t xml:space="preserve">clean,</w:t>
+      </w:r>
+      <w:r>
+        <w:t xml:space="preserve">”</w:t>
+      </w:r>
+      <w:r>
+        <w:t xml:space="preserve"> </w:t>
+      </w:r>
+      <w:r>
+        <w:t xml:space="preserve">which may differ significantly from the homeowner’s expectations.</w:t>
+      </w:r>
+    </w:p>
+    <w:p>
+      <w:pPr>
+        <w:numPr>
+          <w:ilvl w:val="0"/>
+          <w:numId w:val="1045"/>
+        </w:numPr>
+        <w:pStyle w:val="Compact"/>
+      </w:pPr>
+      <w:r>
+        <w:t xml:space="preserve">This illustrates that clear instructions plus iterative adjustment are necessary for agent reliability.</w:t>
+      </w:r>
+    </w:p>
+    <w:p>
+      <w:pPr>
+        <w:numPr>
+          <w:ilvl w:val="0"/>
+          <w:numId w:val="1045"/>
+        </w:numPr>
+        <w:pStyle w:val="Compact"/>
+      </w:pPr>
+      <w:r>
+        <w:t xml:space="preserve">Similarly, in agentic workflows, implicit human assumptions must be made explicit for AI to meet expectations.</w:t>
+      </w:r>
+    </w:p>
+    <w:p>
+      <w:pPr>
+        <w:pStyle w:val="FirstParagraph"/>
+      </w:pPr>
+      <w:r>
+        <w:t xml:space="preserve">[00:05:23]</w:t>
+      </w:r>
+      <w:r>
+        <w:t xml:space="preserve"> </w:t>
+      </w:r>
+      <w:r>
+        <w:t xml:space="preserve">The</w:t>
+      </w:r>
+      <w:r>
+        <w:t xml:space="preserve"> </w:t>
+      </w:r>
+      <w:r>
+        <w:rPr>
+          <w:bCs/>
+          <w:b/>
+        </w:rPr>
+        <w:t xml:space="preserve">mega agent</w:t>
+      </w:r>
+      <w:r>
+        <w:t xml:space="preserve"> </w:t>
+      </w:r>
+      <w:r>
+        <w:t xml:space="preserve">approach—assigning all tasks to a single, powerful model—is critiqued as opaque and error-prone:</w:t>
+      </w:r>
+    </w:p>
+    <w:p>
+      <w:pPr>
+        <w:numPr>
+          <w:ilvl w:val="0"/>
+          <w:numId w:val="1046"/>
+        </w:numPr>
+        <w:pStyle w:val="Compact"/>
+      </w:pPr>
+      <w:r>
+        <w:t xml:space="preserve">Such all-in-one agents provide outputs that are difficult to debug or validate.</w:t>
+      </w:r>
+    </w:p>
+    <w:p>
+      <w:pPr>
+        <w:numPr>
+          <w:ilvl w:val="0"/>
+          <w:numId w:val="1046"/>
+        </w:numPr>
+        <w:pStyle w:val="Compact"/>
+      </w:pPr>
+      <w:r>
+        <w:t xml:space="preserve">Users often respond by upgrading models or refining prompts, but the real issue is task granularity and clarity.</w:t>
+      </w:r>
+    </w:p>
+    <w:p>
+      <w:pPr>
+        <w:numPr>
+          <w:ilvl w:val="0"/>
+          <w:numId w:val="1046"/>
+        </w:numPr>
+        <w:pStyle w:val="Compact"/>
+      </w:pPr>
+      <w:r>
+        <w:t xml:space="preserve">Instead,</w:t>
+      </w:r>
+      <w:r>
+        <w:t xml:space="preserve"> </w:t>
+      </w:r>
+      <w:r>
+        <w:rPr>
+          <w:bCs/>
+          <w:b/>
+        </w:rPr>
+        <w:t xml:space="preserve">dividing a large task into smaller, modular tasks (task decomposition)</w:t>
+      </w:r>
+      <w:r>
+        <w:t xml:space="preserve"> </w:t>
+      </w:r>
+      <w:r>
+        <w:t xml:space="preserve">allows clear inputs, outputs, and success criteria per sub-task.</w:t>
+      </w:r>
+    </w:p>
+    <w:p>
+      <w:pPr>
+        <w:pStyle w:val="FirstParagraph"/>
+      </w:pPr>
+      <w:r>
+        <w:t xml:space="preserve">Example: For handling customer tickets, separate agents could be assigned to classification, database searching, reply drafting, and quality control. This breakdown enables debugging and iterative improvement on each specific function without disrupting the entire system.</w:t>
+      </w:r>
+    </w:p>
+    <w:p>
+      <w:pPr>
+        <w:pStyle w:val="BodyText"/>
+      </w:pPr>
+      <w:r>
+        <w:t xml:space="preserve">[00:06:25]</w:t>
+      </w:r>
+      <w:r>
+        <w:t xml:space="preserve"> </w:t>
+      </w:r>
+      <w:r>
+        <w:t xml:space="preserve">Advantages of task decomposition include:</w:t>
+      </w:r>
+    </w:p>
+    <w:p>
+      <w:pPr>
+        <w:numPr>
+          <w:ilvl w:val="0"/>
+          <w:numId w:val="1047"/>
+        </w:numPr>
+        <w:pStyle w:val="Compact"/>
+      </w:pPr>
+      <w:r>
+        <w:t xml:space="preserve">Easier error localization (e.g., fixing misclassification without changing other components).</w:t>
+      </w:r>
+    </w:p>
+    <w:p>
+      <w:pPr>
+        <w:numPr>
+          <w:ilvl w:val="0"/>
+          <w:numId w:val="1047"/>
+        </w:numPr>
+        <w:pStyle w:val="Compact"/>
+      </w:pPr>
+      <w:r>
+        <w:t xml:space="preserve">Improved stability, observability, and maintainability required for production environments.</w:t>
+      </w:r>
+    </w:p>
+    <w:p>
+      <w:pPr>
+        <w:numPr>
+          <w:ilvl w:val="0"/>
+          <w:numId w:val="1047"/>
+        </w:numPr>
+        <w:pStyle w:val="Compact"/>
+      </w:pPr>
+      <w:r>
+        <w:t xml:space="preserve">The workflow turns from an unmanageable black box into a predictable and repairable production line.</w:t>
+      </w:r>
+    </w:p>
+    <w:p>
+      <w:pPr>
+        <w:pStyle w:val="FirstParagraph"/>
+      </w:pPr>
+      <w:r>
+        <w:t xml:space="preserve">The speaker sums this paradigm as</w:t>
+      </w:r>
+      <w:r>
+        <w:t xml:space="preserve"> </w:t>
+      </w:r>
+      <w:r>
+        <w:t xml:space="preserve">“</w:t>
+      </w:r>
+      <w:r>
+        <w:t xml:space="preserve">divide and conquer,</w:t>
+      </w:r>
+      <w:r>
+        <w:t xml:space="preserve">”</w:t>
+      </w:r>
+      <w:r>
+        <w:t xml:space="preserve"> </w:t>
+      </w:r>
+      <w:r>
+        <w:t xml:space="preserve">a classical approach now more vital than ever in AI-driven systems.</w:t>
+      </w:r>
+    </w:p>
+    <w:p>
+      <w:pPr>
+        <w:pStyle w:val="BodyText"/>
+      </w:pPr>
+      <w:r>
+        <w:t xml:space="preserve">[00:07:26]</w:t>
+      </w:r>
+      <w:r>
+        <w:t xml:space="preserve"> </w:t>
+      </w:r>
+      <w:r>
+        <w:t xml:space="preserve">A concrete example of washing clothes illustrates this:</w:t>
+      </w:r>
+    </w:p>
+    <w:p>
+      <w:pPr>
+        <w:numPr>
+          <w:ilvl w:val="0"/>
+          <w:numId w:val="1048"/>
+        </w:numPr>
+        <w:pStyle w:val="Compact"/>
+      </w:pPr>
+      <w:r>
+        <w:t xml:space="preserve">Human SOPs for washing often omit critical implicit knowledge—such as separating whites from colours, delicate hand-washing, or weather considerations for drying.</w:t>
+      </w:r>
+    </w:p>
+    <w:p>
+      <w:pPr>
+        <w:numPr>
+          <w:ilvl w:val="0"/>
+          <w:numId w:val="1048"/>
+        </w:numPr>
+        <w:pStyle w:val="Compact"/>
+      </w:pPr>
+      <w:r>
+        <w:t xml:space="preserve">A naive agent following the SOP literally may damage clothes by missing unexpressed preferences.</w:t>
+      </w:r>
+    </w:p>
+    <w:p>
+      <w:pPr>
+        <w:pStyle w:val="FirstParagraph"/>
+      </w:pPr>
+      <w:r>
+        <w:t xml:space="preserve">Thus, the speaker proposes a</w:t>
+      </w:r>
+      <w:r>
+        <w:t xml:space="preserve"> </w:t>
+      </w:r>
+      <w:r>
+        <w:rPr>
+          <w:bCs/>
+          <w:b/>
+        </w:rPr>
+        <w:t xml:space="preserve">four-step methodology</w:t>
+      </w:r>
+      <w:r>
+        <w:t xml:space="preserve"> </w:t>
+      </w:r>
+      <w:r>
+        <w:t xml:space="preserve">to convert human SOPs into agentic workflows, starting with</w:t>
+      </w:r>
+      <w:r>
+        <w:t xml:space="preserve"> </w:t>
+      </w:r>
+      <w:r>
+        <w:rPr>
+          <w:bCs/>
+          <w:b/>
+        </w:rPr>
+        <w:t xml:space="preserve">format standardization</w:t>
+      </w:r>
+      <w:r>
+        <w:t xml:space="preserve">.</w:t>
+      </w:r>
+    </w:p>
+    <w:p>
+      <w:pPr>
+        <w:pStyle w:val="BodyText"/>
+      </w:pPr>
+      <w:r>
+        <w:t xml:space="preserve">[00:08:34]</w:t>
+      </w:r>
+      <w:r>
+        <w:t xml:space="preserve"> </w:t>
+      </w:r>
+      <w:r>
+        <w:rPr>
+          <w:bCs/>
+          <w:b/>
+        </w:rPr>
+        <w:t xml:space="preserve">Step 1: Format Standardization</w:t>
+      </w:r>
+      <w:r>
+        <w:t xml:space="preserve"> </w:t>
+      </w:r>
+      <w:r>
+        <w:t xml:space="preserve">involves:</w:t>
+      </w:r>
+    </w:p>
+    <w:p>
+      <w:pPr>
+        <w:numPr>
+          <w:ilvl w:val="0"/>
+          <w:numId w:val="1049"/>
+        </w:numPr>
+        <w:pStyle w:val="Compact"/>
+      </w:pPr>
+      <w:r>
+        <w:rPr>
+          <w:bCs/>
+          <w:b/>
+        </w:rPr>
+        <w:t xml:space="preserve">Parameterisation:</w:t>
+      </w:r>
+      <w:r>
+        <w:t xml:space="preserve"> </w:t>
+      </w:r>
+      <w:r>
+        <w:t xml:space="preserve">Avoid fixing values (e.g., wash mode as</w:t>
+      </w:r>
+      <w:r>
+        <w:t xml:space="preserve"> </w:t>
+      </w:r>
+      <w:r>
+        <w:t xml:space="preserve">“</w:t>
+      </w:r>
+      <w:r>
+        <w:t xml:space="preserve">normal</w:t>
+      </w:r>
+      <w:r>
+        <w:t xml:space="preserve">”</w:t>
+      </w:r>
+      <w:r>
+        <w:t xml:space="preserve">) and instead define parameters like mode (quick, normal, delicate) and temperature (cold, warm, hot). This makes the SOP reusable across varying contexts.</w:t>
+      </w:r>
+    </w:p>
+    <w:p>
+      <w:pPr>
+        <w:numPr>
+          <w:ilvl w:val="0"/>
+          <w:numId w:val="1049"/>
+        </w:numPr>
+        <w:pStyle w:val="Compact"/>
+      </w:pPr>
+      <w:r>
+        <w:rPr>
+          <w:bCs/>
+          <w:b/>
+        </w:rPr>
+        <w:t xml:space="preserve">MUST, SHOULD, MAY rules:</w:t>
+      </w:r>
+      <w:r>
+        <w:t xml:space="preserve"> </w:t>
+      </w:r>
+      <w:r>
+        <w:t xml:space="preserve">Borrowed from RFC 2119 specification language, this categorises rules by importance:</w:t>
+      </w:r>
+    </w:p>
+    <w:p>
+      <w:pPr>
+        <w:numPr>
+          <w:ilvl w:val="1"/>
+          <w:numId w:val="1050"/>
+        </w:numPr>
+        <w:pStyle w:val="Compact"/>
+      </w:pPr>
+      <w:r>
+        <w:rPr>
+          <w:bCs/>
+          <w:b/>
+        </w:rPr>
+        <w:t xml:space="preserve">MUST:</w:t>
+      </w:r>
+      <w:r>
+        <w:t xml:space="preserve"> </w:t>
+      </w:r>
+      <w:r>
+        <w:t xml:space="preserve">Mandatory, non-negotiable steps.</w:t>
+      </w:r>
+    </w:p>
+    <w:p>
+      <w:pPr>
+        <w:numPr>
+          <w:ilvl w:val="1"/>
+          <w:numId w:val="1050"/>
+        </w:numPr>
+        <w:pStyle w:val="Compact"/>
+      </w:pPr>
+      <w:r>
+        <w:rPr>
+          <w:bCs/>
+          <w:b/>
+        </w:rPr>
+        <w:t xml:space="preserve">SHOULD:</w:t>
+      </w:r>
+      <w:r>
+        <w:t xml:space="preserve"> </w:t>
+      </w:r>
+      <w:r>
+        <w:t xml:space="preserve">Recommended but can be skipped with justification.</w:t>
+      </w:r>
+    </w:p>
+    <w:p>
+      <w:pPr>
+        <w:numPr>
+          <w:ilvl w:val="1"/>
+          <w:numId w:val="1050"/>
+        </w:numPr>
+        <w:pStyle w:val="Compact"/>
+      </w:pPr>
+      <w:r>
+        <w:rPr>
+          <w:bCs/>
+          <w:b/>
+        </w:rPr>
+        <w:t xml:space="preserve">MAY:</w:t>
+      </w:r>
+      <w:r>
+        <w:t xml:space="preserve"> </w:t>
+      </w:r>
+      <w:r>
+        <w:t xml:space="preserve">Optional steps.</w:t>
+      </w:r>
+    </w:p>
+    <w:p>
+      <w:pPr>
+        <w:numPr>
+          <w:ilvl w:val="0"/>
+          <w:numId w:val="1049"/>
+        </w:numPr>
+        <w:pStyle w:val="Compact"/>
+      </w:pPr>
+      <w:r>
+        <w:rPr>
+          <w:bCs/>
+          <w:b/>
+        </w:rPr>
+        <w:t xml:space="preserve">Structured documentation style:</w:t>
+      </w:r>
+      <w:r>
+        <w:t xml:space="preserve"> </w:t>
+      </w:r>
+      <w:r>
+        <w:t xml:space="preserve">Use Markdown to divide SOP into sections such as Parameters, Steps, and Error Handling, facilitating machine parseability and integration with interfaces like Model Context Protocol (MCP).</w:t>
+      </w:r>
+    </w:p>
+    <w:p>
+      <w:pPr>
+        <w:pStyle w:val="FirstParagraph"/>
+      </w:pPr>
+      <w:r>
+        <w:t xml:space="preserve">This step transforms the SOP from unstructured prose into a schema that agents can systematically interpret.</w:t>
+      </w:r>
+    </w:p>
+    <w:p>
+      <w:pPr>
+        <w:pStyle w:val="BodyText"/>
+      </w:pPr>
+      <w:r>
+        <w:t xml:space="preserve">[00:10:36]</w:t>
+      </w:r>
+      <w:r>
+        <w:t xml:space="preserve"> </w:t>
+      </w:r>
+      <w:r>
+        <w:rPr>
+          <w:bCs/>
+          <w:b/>
+        </w:rPr>
+        <w:t xml:space="preserve">Step 2: Task decomposition and linking</w:t>
+      </w:r>
+      <w:r>
+        <w:t xml:space="preserve"> </w:t>
+      </w:r>
+      <w:r>
+        <w:t xml:space="preserve">is the core of task breakdown:</w:t>
+      </w:r>
+    </w:p>
+    <w:p>
+      <w:pPr>
+        <w:numPr>
+          <w:ilvl w:val="0"/>
+          <w:numId w:val="1051"/>
+        </w:numPr>
+        <w:pStyle w:val="Compact"/>
+      </w:pPr>
+      <w:r>
+        <w:t xml:space="preserve">Tasks are split into independent pipeline steps, each with explicit input, output, and success criteria, enabling independent execution and debugging.</w:t>
+      </w:r>
+    </w:p>
+    <w:p>
+      <w:pPr>
+        <w:numPr>
+          <w:ilvl w:val="0"/>
+          <w:numId w:val="1051"/>
+        </w:numPr>
+        <w:pStyle w:val="Compact"/>
+      </w:pPr>
+      <w:r>
+        <w:t xml:space="preserve">For washing clothes, pipeline steps might be:</w:t>
+      </w:r>
+    </w:p>
+    <w:p>
+      <w:pPr>
+        <w:numPr>
+          <w:ilvl w:val="1"/>
+          <w:numId w:val="1052"/>
+        </w:numPr>
+        <w:pStyle w:val="Compact"/>
+      </w:pPr>
+      <w:r>
+        <w:t xml:space="preserve">Classify clothing types.</w:t>
+      </w:r>
+    </w:p>
+    <w:p>
+      <w:pPr>
+        <w:numPr>
+          <w:ilvl w:val="1"/>
+          <w:numId w:val="1052"/>
+        </w:numPr>
+        <w:pStyle w:val="Compact"/>
+      </w:pPr>
+      <w:r>
+        <w:t xml:space="preserve">Check pockets and stains.</w:t>
+      </w:r>
+    </w:p>
+    <w:p>
+      <w:pPr>
+        <w:numPr>
+          <w:ilvl w:val="1"/>
+          <w:numId w:val="1052"/>
+        </w:numPr>
+        <w:pStyle w:val="Compact"/>
+      </w:pPr>
+      <w:r>
+        <w:t xml:space="preserve">Set washing machine parameters.</w:t>
+      </w:r>
+    </w:p>
+    <w:p>
+      <w:pPr>
+        <w:numPr>
+          <w:ilvl w:val="1"/>
+          <w:numId w:val="1052"/>
+        </w:numPr>
+        <w:pStyle w:val="Compact"/>
+      </w:pPr>
+      <w:r>
+        <w:t xml:space="preserve">Decide drying method.</w:t>
+      </w:r>
+    </w:p>
+    <w:p>
+      <w:pPr>
+        <w:numPr>
+          <w:ilvl w:val="0"/>
+          <w:numId w:val="1051"/>
+        </w:numPr>
+        <w:pStyle w:val="Compact"/>
+      </w:pPr>
+      <w:r>
+        <w:t xml:space="preserve">Each step can be implemented as a separate skill or small agent connected via</w:t>
+      </w:r>
+      <w:r>
+        <w:t xml:space="preserve"> </w:t>
+      </w:r>
+      <w:r>
+        <w:rPr>
+          <w:bCs/>
+          <w:b/>
+        </w:rPr>
+        <w:t xml:space="preserve">artifacts</w:t>
+      </w:r>
+      <w:r>
+        <w:t xml:space="preserve">—structured data outputs (e.g., JSON files) passed from one agent to another, ensuring clarity and interoperability without magical or implicit communication.</w:t>
+      </w:r>
+    </w:p>
+    <w:p>
+      <w:pPr>
+        <w:pStyle w:val="FirstParagraph"/>
+      </w:pPr>
+      <w:r>
+        <w:t xml:space="preserve">[00:12:31]</w:t>
+      </w:r>
+      <w:r>
+        <w:t xml:space="preserve"> </w:t>
+      </w:r>
+      <w:r>
+        <w:rPr>
+          <w:bCs/>
+          <w:b/>
+        </w:rPr>
+        <w:t xml:space="preserve">Step 3: Bidirectional development (iterative refinement):</w:t>
+      </w:r>
+    </w:p>
+    <w:p>
+      <w:pPr>
+        <w:numPr>
+          <w:ilvl w:val="0"/>
+          <w:numId w:val="1053"/>
+        </w:numPr>
+        <w:pStyle w:val="Compact"/>
+      </w:pPr>
+      <w:r>
+        <w:t xml:space="preserve">Initial SOPs inevitably omit</w:t>
+      </w:r>
+      <w:r>
+        <w:t xml:space="preserve"> </w:t>
+      </w:r>
+      <w:r>
+        <w:t xml:space="preserve">“</w:t>
+      </w:r>
+      <w:r>
+        <w:t xml:space="preserve">tacit knowledge</w:t>
+      </w:r>
+      <w:r>
+        <w:t xml:space="preserve">”</w:t>
+      </w:r>
+      <w:r>
+        <w:t xml:space="preserve">—implicit insights hard to verbalise.</w:t>
+      </w:r>
+    </w:p>
+    <w:p>
+      <w:pPr>
+        <w:numPr>
+          <w:ilvl w:val="0"/>
+          <w:numId w:val="1053"/>
+        </w:numPr>
+        <w:pStyle w:val="Compact"/>
+      </w:pPr>
+      <w:r>
+        <w:t xml:space="preserve">Real-world errors during execution reveal gaps and ambiguities; these necessitate continuous SOP adjustment.</w:t>
+      </w:r>
+    </w:p>
+    <w:p>
+      <w:pPr>
+        <w:numPr>
+          <w:ilvl w:val="0"/>
+          <w:numId w:val="1053"/>
+        </w:numPr>
+        <w:pStyle w:val="Compact"/>
+      </w:pPr>
+      <w:r>
+        <w:t xml:space="preserve">The process involves deploying the workflow, observing failures (e.g., shrinking clothes due to overheating), updating the SOP with additional rules (e.g., no high-temperature drying for &gt;80% cotton), and rerunning.</w:t>
+      </w:r>
+    </w:p>
+    <w:p>
+      <w:pPr>
+        <w:numPr>
+          <w:ilvl w:val="0"/>
+          <w:numId w:val="1053"/>
+        </w:numPr>
+        <w:pStyle w:val="Compact"/>
+      </w:pPr>
+      <w:r>
+        <w:t xml:space="preserve">After repeated cycles, the automated workflow becomes robust enough for most scenarios, with remaining edge cases handled via</w:t>
+      </w:r>
+      <w:r>
+        <w:t xml:space="preserve"> </w:t>
+      </w:r>
+      <w:r>
+        <w:rPr>
+          <w:bCs/>
+          <w:b/>
+        </w:rPr>
+        <w:t xml:space="preserve">human-in-the-loop</w:t>
+      </w:r>
+      <w:r>
+        <w:t xml:space="preserve">.</w:t>
+      </w:r>
+    </w:p>
+    <w:p>
+      <w:pPr>
+        <w:numPr>
+          <w:ilvl w:val="0"/>
+          <w:numId w:val="1053"/>
+        </w:numPr>
+        <w:pStyle w:val="Compact"/>
+      </w:pPr>
+      <w:r>
+        <w:t xml:space="preserve">This iterative approach contrasts sharply with attempting to author a perfect SOP in isolation.</w:t>
+      </w:r>
+    </w:p>
+    <w:p>
+      <w:pPr>
+        <w:pStyle w:val="FirstParagraph"/>
+      </w:pPr>
+      <w:r>
+        <w:t xml:space="preserve">[00:14:37]</w:t>
+      </w:r>
+      <w:r>
+        <w:t xml:space="preserve"> </w:t>
+      </w:r>
+      <w:r>
+        <w:rPr>
+          <w:bCs/>
+          <w:b/>
+        </w:rPr>
+        <w:t xml:space="preserve">Step 4: Integration and execution environment:</w:t>
+      </w:r>
+    </w:p>
+    <w:p>
+      <w:pPr>
+        <w:numPr>
+          <w:ilvl w:val="0"/>
+          <w:numId w:val="1054"/>
+        </w:numPr>
+        <w:pStyle w:val="Compact"/>
+      </w:pPr>
+      <w:r>
+        <w:t xml:space="preserve">An agentic workflow must connect to</w:t>
+      </w:r>
+      <w:r>
+        <w:t xml:space="preserve"> </w:t>
+      </w:r>
+      <w:r>
+        <w:rPr>
+          <w:bCs/>
+          <w:b/>
+        </w:rPr>
+        <w:t xml:space="preserve">real-world tools and data sources</w:t>
+      </w:r>
+      <w:r>
+        <w:t xml:space="preserve">—e.g., washing machine controls, weather APIs.</w:t>
+      </w:r>
+    </w:p>
+    <w:p>
+      <w:pPr>
+        <w:numPr>
+          <w:ilvl w:val="0"/>
+          <w:numId w:val="1054"/>
+        </w:numPr>
+        <w:pStyle w:val="Compact"/>
+      </w:pPr>
+      <w:r>
+        <w:t xml:space="preserve">Without integration, SOPs remain inert documents.</w:t>
+      </w:r>
+    </w:p>
+    <w:p>
+      <w:pPr>
+        <w:numPr>
+          <w:ilvl w:val="0"/>
+          <w:numId w:val="1054"/>
+        </w:numPr>
+        <w:pStyle w:val="Compact"/>
+      </w:pPr>
+      <w:r>
+        <w:t xml:space="preserve">The variety of tools across companies creates challenges for reusability.</w:t>
+      </w:r>
+    </w:p>
+    <w:p>
+      <w:pPr>
+        <w:pStyle w:val="FirstParagraph"/>
+      </w:pPr>
+      <w:r>
+        <w:t xml:space="preserve">The</w:t>
+      </w:r>
+      <w:r>
+        <w:t xml:space="preserve"> </w:t>
+      </w:r>
+      <w:r>
+        <w:rPr>
+          <w:bCs/>
+          <w:b/>
+        </w:rPr>
+        <w:t xml:space="preserve">Model Context Protocol (MCP)</w:t>
+      </w:r>
+      <w:r>
+        <w:t xml:space="preserve"> </w:t>
+      </w:r>
+      <w:r>
+        <w:t xml:space="preserve">is introduced as a solution:</w:t>
+      </w:r>
+    </w:p>
+    <w:p>
+      <w:pPr>
+        <w:numPr>
+          <w:ilvl w:val="0"/>
+          <w:numId w:val="1055"/>
+        </w:numPr>
+        <w:pStyle w:val="Compact"/>
+      </w:pPr>
+      <w:r>
+        <w:t xml:space="preserve">MCP is an</w:t>
+      </w:r>
+      <w:r>
+        <w:t xml:space="preserve"> </w:t>
+      </w:r>
+      <w:r>
+        <w:rPr>
+          <w:bCs/>
+          <w:b/>
+        </w:rPr>
+        <w:t xml:space="preserve">open standard protocol</w:t>
+      </w:r>
+      <w:r>
+        <w:t xml:space="preserve"> </w:t>
+      </w:r>
+      <w:r>
+        <w:t xml:space="preserve">enabling large language models and agents to uniformly access tools, APIs, resources, and prompts across different platforms (ChatGPT, Claude, Cursor, etc.).</w:t>
+      </w:r>
+    </w:p>
+    <w:p>
+      <w:pPr>
+        <w:numPr>
+          <w:ilvl w:val="0"/>
+          <w:numId w:val="1055"/>
+        </w:numPr>
+        <w:pStyle w:val="Compact"/>
+      </w:pPr>
+      <w:r>
+        <w:t xml:space="preserve">The analogy is given to USB-C standardising hardware connections across brands.</w:t>
+      </w:r>
+    </w:p>
+    <w:p>
+      <w:pPr>
+        <w:numPr>
+          <w:ilvl w:val="0"/>
+          <w:numId w:val="1055"/>
+        </w:numPr>
+        <w:pStyle w:val="Compact"/>
+      </w:pPr>
+      <w:r>
+        <w:t xml:space="preserve">MCP greatly simplifies cross-platform deployment and tool integration.</w:t>
+      </w:r>
+    </w:p>
+    <w:p>
+      <w:pPr>
+        <w:pStyle w:val="FirstParagraph"/>
+      </w:pPr>
+      <w:r>
+        <w:t xml:space="preserve">Finally, the workflow should include</w:t>
+      </w:r>
+      <w:r>
+        <w:t xml:space="preserve"> </w:t>
+      </w:r>
+      <w:r>
+        <w:rPr>
+          <w:bCs/>
+          <w:b/>
+        </w:rPr>
+        <w:t xml:space="preserve">human-in-the-loop checkpoints</w:t>
+      </w:r>
+      <w:r>
+        <w:t xml:space="preserve"> </w:t>
+      </w:r>
+      <w:r>
+        <w:t xml:space="preserve">at critical points, such as high-risk decisions, to avoid unmanaged failure and retain human oversight.</w:t>
+      </w:r>
+    </w:p>
+    <w:p>
+      <w:pPr>
+        <w:pStyle w:val="BodyText"/>
+      </w:pPr>
+      <w:r>
+        <w:t xml:space="preserve">[00:16:41]</w:t>
+      </w:r>
+      <w:r>
+        <w:t xml:space="preserve"> </w:t>
+      </w:r>
+      <w:r>
+        <w:t xml:space="preserve">The speaker applies the methodology to an internal company request triage system, described as follows:</w:t>
+      </w:r>
+    </w:p>
+    <w:p>
+      <w:pPr>
+        <w:numPr>
+          <w:ilvl w:val="0"/>
+          <w:numId w:val="1056"/>
+        </w:numPr>
+        <w:pStyle w:val="Compact"/>
+      </w:pPr>
+      <w:r>
+        <w:t xml:space="preserve">Inputs are requests coming from channels such as forms, Slack, email, or direct messages.</w:t>
+      </w:r>
+    </w:p>
+    <w:p>
+      <w:pPr>
+        <w:numPr>
+          <w:ilvl w:val="0"/>
+          <w:numId w:val="1056"/>
+        </w:numPr>
+        <w:pStyle w:val="Compact"/>
+      </w:pPr>
+      <w:r>
+        <w:t xml:space="preserve">The SOP for triage includes steps to validate the employee, categorise the request into IT/HR/Finance, set priority, and assign to correct teams.</w:t>
+      </w:r>
+    </w:p>
+    <w:p>
+      <w:pPr>
+        <w:numPr>
+          <w:ilvl w:val="0"/>
+          <w:numId w:val="1056"/>
+        </w:numPr>
+        <w:pStyle w:val="Compact"/>
+      </w:pPr>
+      <w:r>
+        <w:t xml:space="preserve">If requests are ambiguous, the agent should generate clarifying questions.</w:t>
+      </w:r>
+    </w:p>
+    <w:p>
+      <w:pPr>
+        <w:pStyle w:val="FirstParagraph"/>
+      </w:pPr>
+      <w:r>
+        <w:t xml:space="preserve">Four steps applied:</w:t>
+      </w:r>
+    </w:p>
+    <w:tbl>
+      <w:tblPr>
+        <w:tblStyle w:val="Table"/>
+        <w:tblW w:type="pct" w:w="5000"/>
+        <w:tblLook w:firstRow="1" w:lastRow="0" w:firstColumn="0" w:lastColumn="0" w:noHBand="0" w:noVBand="0" w:val="0020"/>
+        <w:jc w:val="start"/>
+      </w:tblPr>
+      <w:tblGrid>
+        <w:gridCol w:w="2772"/>
+        <w:gridCol w:w="5148"/>
+      </w:tblGrid>
+      <w:tr>
+        <w:trPr>
+          <w:tblHeader w:val="true"/>
+        </w:trPr>
+        <w:tc>
+          <w:tcPr/>
+          <w:p>
+            <w:pPr>
+              <w:pStyle w:val="Compact"/>
+              <w:jc w:val="left"/>
+            </w:pPr>
+            <w:r>
+              <w:t xml:space="preserve">Step</w:t>
+            </w:r>
+          </w:p>
+        </w:tc>
+        <w:tc>
+          <w:tcPr/>
+          <w:p>
+            <w:pPr>
+              <w:pStyle w:val="Compact"/>
+              <w:jc w:val="left"/>
+            </w:pPr>
+            <w:r>
+              <w:t xml:space="preserve">Description</w:t>
+            </w:r>
+          </w:p>
+        </w:tc>
+      </w:tr>
+      <w:tr>
+        <w:tc>
+          <w:tcPr/>
+          <w:p>
+            <w:pPr>
+              <w:pStyle w:val="Compact"/>
+              <w:jc w:val="left"/>
+            </w:pPr>
+            <w:r>
+              <w:t xml:space="preserve">1. Standardisation</w:t>
+            </w:r>
+          </w:p>
+        </w:tc>
+        <w:tc>
+          <w:tcPr/>
+          <w:p>
+            <w:pPr>
+              <w:pStyle w:val="Compact"/>
+              <w:jc w:val="left"/>
+            </w:pPr>
+            <w:r>
+              <w:t xml:space="preserve">SOP written with parameters (ticket source, text, employee ID), categorising rules as MUST/SHOULD</w:t>
+            </w:r>
+          </w:p>
+        </w:tc>
+      </w:tr>
+      <w:tr>
+        <w:tc>
+          <w:tcPr/>
+          <w:p>
+            <w:pPr>
+              <w:pStyle w:val="Compact"/>
+              <w:jc w:val="left"/>
+            </w:pPr>
+            <w:r>
+              <w:t xml:space="preserve">2. Decomposition</w:t>
+            </w:r>
+          </w:p>
+        </w:tc>
+        <w:tc>
+          <w:tcPr/>
+          <w:p>
+            <w:pPr>
+              <w:pStyle w:val="Compact"/>
+              <w:jc w:val="left"/>
+            </w:pPr>
+            <w:r>
+              <w:t xml:space="preserve">Two skills: internal request triage (classify, prioritise, assign) and reply drafting (compose response based on triage output) linked by JSON outputs</w:t>
+            </w:r>
+          </w:p>
+        </w:tc>
+      </w:tr>
+      <w:tr>
+        <w:tc>
+          <w:tcPr/>
+          <w:p>
+            <w:pPr>
+              <w:pStyle w:val="Compact"/>
+              <w:jc w:val="left"/>
+            </w:pPr>
+            <w:r>
+              <w:t xml:space="preserve">3. Iteration</w:t>
+            </w:r>
+          </w:p>
+        </w:tc>
+        <w:tc>
+          <w:tcPr/>
+          <w:p>
+            <w:pPr>
+              <w:pStyle w:val="Compact"/>
+              <w:jc w:val="left"/>
+            </w:pPr>
+            <w:r>
+              <w:t xml:space="preserve">Refine SOP by correcting errors such as misclassification or wrong assignee recommendations through multiple runs</w:t>
+            </w:r>
+          </w:p>
+        </w:tc>
+      </w:tr>
+      <w:tr>
+        <w:tc>
+          <w:tcPr/>
+          <w:p>
+            <w:pPr>
+              <w:pStyle w:val="Compact"/>
+              <w:jc w:val="left"/>
+            </w:pPr>
+            <w:r>
+              <w:t xml:space="preserve">4. Integration</w:t>
+            </w:r>
+          </w:p>
+        </w:tc>
+        <w:tc>
+          <w:tcPr/>
+          <w:p>
+            <w:pPr>
+              <w:pStyle w:val="Compact"/>
+              <w:jc w:val="left"/>
+            </w:pPr>
+            <w:r>
+              <w:t xml:space="preserve">Hook workflow to real systems (e.g., tracking sheets like Notion, Jira, Google Sheets), and add human-in-the-loop for sensitive requests (e.g., finance &gt; $5000 approval)</w:t>
+            </w:r>
+          </w:p>
+        </w:tc>
+      </w:tr>
+    </w:tbl>
+    <w:p>
+      <w:pPr>
+        <w:pStyle w:val="BodyText"/>
+      </w:pPr>
+      <w:r>
+        <w:t xml:space="preserve">This transforms a manual, repetitive SOP into an automated, debuggable, and auditable workflow with built-in human control.</w:t>
+      </w:r>
+    </w:p>
+    <w:p>
+      <w:pPr>
+        <w:pStyle w:val="BodyText"/>
+      </w:pPr>
+      <w:r>
+        <w:t xml:space="preserve">[00:19:31]</w:t>
+      </w:r>
+      <w:r>
+        <w:t xml:space="preserve"> </w:t>
+      </w:r>
+      <w:r>
+        <w:t xml:space="preserve">The speaker offers a</w:t>
+      </w:r>
+      <w:r>
+        <w:t xml:space="preserve"> </w:t>
+      </w:r>
+      <w:r>
+        <w:rPr>
+          <w:bCs/>
+          <w:b/>
+        </w:rPr>
+        <w:t xml:space="preserve">five-prompt toolkit</w:t>
+      </w:r>
+      <w:r>
+        <w:t xml:space="preserve"> </w:t>
+      </w:r>
+      <w:r>
+        <w:t xml:space="preserve">(details in video description) to facilitate the SOP decomposition and workflow creation process.</w:t>
+      </w:r>
+    </w:p>
+    <w:p>
+      <w:pPr>
+        <w:pStyle w:val="BodyText"/>
+      </w:pPr>
+      <w:r>
+        <w:t xml:space="preserve">They emphasise that:</w:t>
+      </w:r>
+    </w:p>
+    <w:p>
+      <w:pPr>
+        <w:numPr>
+          <w:ilvl w:val="0"/>
+          <w:numId w:val="1057"/>
+        </w:numPr>
+        <w:pStyle w:val="Compact"/>
+      </w:pPr>
+      <w:r>
+        <w:t xml:space="preserve">This methodology is no longer niche but central to enterprise AI adoption.</w:t>
+      </w:r>
+    </w:p>
+    <w:p>
+      <w:pPr>
+        <w:numPr>
+          <w:ilvl w:val="0"/>
+          <w:numId w:val="1057"/>
+        </w:numPr>
+        <w:pStyle w:val="Compact"/>
+      </w:pPr>
+      <w:r>
+        <w:t xml:space="preserve">MCP and agentic workflows are gaining involvement from major companies (Anthropic donating MCP to Linux Foundation’s Agentic AI Foundation, IBM, AWS, ServiceNow implementing these concepts in internal workflows).</w:t>
+      </w:r>
+    </w:p>
+    <w:p>
+      <w:pPr>
+        <w:pStyle w:val="FirstParagraph"/>
+      </w:pPr>
+      <w:r>
+        <w:t xml:space="preserve">[00:20:30]</w:t>
+      </w:r>
+      <w:r>
+        <w:t xml:space="preserve"> </w:t>
+      </w:r>
+      <w:r>
+        <w:t xml:space="preserve">The key message is that knowing how to convert a human SOP into an executable workflow that machines can run reliably is a</w:t>
+      </w:r>
+      <w:r>
+        <w:t xml:space="preserve"> </w:t>
+      </w:r>
+      <w:r>
+        <w:rPr>
+          <w:bCs/>
+          <w:b/>
+        </w:rPr>
+        <w:t xml:space="preserve">vital competitive skill for AI practitioners over the next few years</w:t>
+      </w:r>
+      <w:r>
+        <w:t xml:space="preserve">.</w:t>
+      </w:r>
+    </w:p>
+    <w:p>
+      <w:pPr>
+        <w:pStyle w:val="BodyText"/>
+      </w:pPr>
+      <w:r>
+        <w:t xml:space="preserve">The speaker advises starting small, focusing on the most tedious, repetitive processes, rather than trying to automate everything at once. Early deliverables should prioritise functional workflows that save time and then progressively improve.</w:t>
+      </w:r>
+    </w:p>
+    <w:p>
+      <w:pPr>
+        <w:pStyle w:val="BodyText"/>
+      </w:pPr>
+      <w:r>
+        <w:t xml:space="preserve">The distinction is made between simply learning to use AI tools vs. learning how to</w:t>
+      </w:r>
+      <w:r>
+        <w:t xml:space="preserve"> </w:t>
+      </w:r>
+      <w:r>
+        <w:rPr>
+          <w:bCs/>
+          <w:b/>
+        </w:rPr>
+        <w:t xml:space="preserve">design workflows for AI</w:t>
+      </w:r>
+      <w:r>
+        <w:t xml:space="preserve">. The latter has far greater lasting value.</w:t>
+      </w:r>
+    </w:p>
+    <w:p>
+      <w:pPr>
+        <w:pStyle w:val="BodyText"/>
+      </w:pPr>
+      <w:r>
+        <w:t xml:space="preserve">[00:21:29]</w:t>
+      </w:r>
+      <w:r>
+        <w:t xml:space="preserve"> </w:t>
+      </w:r>
+      <w:r>
+        <w:t xml:space="preserve">To conclude:</w:t>
+      </w:r>
+    </w:p>
+    <w:p>
+      <w:pPr>
+        <w:numPr>
+          <w:ilvl w:val="0"/>
+          <w:numId w:val="1058"/>
+        </w:numPr>
+        <w:pStyle w:val="Compact"/>
+      </w:pPr>
+      <w:r>
+        <w:t xml:space="preserve">Designing effective agentic workflows based on decomposed, parameterised SOPs connected by structured outputs and integrated with real-world tools supported by protocols like MCP is the future.</w:t>
+      </w:r>
+    </w:p>
+    <w:p>
+      <w:pPr>
+        <w:numPr>
+          <w:ilvl w:val="0"/>
+          <w:numId w:val="1058"/>
+        </w:numPr>
+        <w:pStyle w:val="Compact"/>
+      </w:pPr>
+      <w:r>
+        <w:t xml:space="preserve">Human oversight remains critical to handle uncertainty and edge cases.</w:t>
+      </w:r>
+    </w:p>
+    <w:p>
+      <w:pPr>
+        <w:numPr>
+          <w:ilvl w:val="0"/>
+          <w:numId w:val="1058"/>
+        </w:numPr>
+        <w:pStyle w:val="Compact"/>
+      </w:pPr>
+      <w:r>
+        <w:t xml:space="preserve">The ability to engineer these workflows will only rise in value as AI multi-agent systems become mainstream.</w:t>
+      </w:r>
+    </w:p>
+    <w:p>
+      <w:pPr>
+        <w:pStyle w:val="FirstParagraph"/>
+      </w:pPr>
+      <w:r>
+        <w:t xml:space="preserve">The speaker invites viewers to subscribe, like, and share to support ongoing content creation.</w:t>
+      </w:r>
+    </w:p>
+    <w:p>
+      <w:r>
+        <w:pict>
+          <v:rect style="width:0;height:1.5pt" o:hralign="center" o:hrstd="t" o:hr="t"/>
+        </w:pict>
+      </w:r>
+    </w:p>
+    <w:bookmarkStart w:id="82" w:name="key-terms-defined"/>
+    <w:p>
+      <w:pPr>
+        <w:pStyle w:val="Heading3"/>
+      </w:pPr>
+      <w:r>
+        <w:t xml:space="preserve">Key Terms Defined</w:t>
+      </w:r>
+    </w:p>
+    <w:tbl>
+      <w:tblPr>
+        <w:tblStyle w:val="Table"/>
+        <w:tblW w:type="pct" w:w="5000"/>
+        <w:tblLook w:firstRow="1" w:lastRow="0" w:firstColumn="0" w:lastColumn="0" w:noHBand="0" w:noVBand="0" w:val="0020"/>
+        <w:jc w:val="start"/>
+      </w:tblPr>
+      <w:tblGrid>
+        <w:gridCol w:w="908"/>
+        <w:gridCol w:w="4842"/>
+        <w:gridCol w:w="2169"/>
+      </w:tblGrid>
+      <w:tr>
+        <w:trPr>
+          <w:tblHeader w:val="true"/>
+        </w:trPr>
+        <w:tc>
+          <w:tcPr/>
+          <w:p>
+            <w:pPr>
+              <w:pStyle w:val="Compact"/>
+              <w:jc w:val="left"/>
+            </w:pPr>
+            <w:r>
+              <w:t xml:space="preserve">Term</w:t>
+            </w:r>
+          </w:p>
+        </w:tc>
+        <w:tc>
+          <w:tcPr/>
+          <w:p>
+            <w:pPr>
+              <w:pStyle w:val="Compact"/>
+              <w:jc w:val="left"/>
+            </w:pPr>
+            <w:r>
+              <w:t xml:space="preserve">Definition</w:t>
+            </w:r>
+          </w:p>
+        </w:tc>
+        <w:tc>
+          <w:tcPr/>
+          <w:p>
+            <w:pPr>
+              <w:pStyle w:val="Compact"/>
+              <w:jc w:val="left"/>
+            </w:pPr>
+            <w:r>
+              <w:t xml:space="preserve">Function</w:t>
+            </w:r>
+          </w:p>
+        </w:tc>
+      </w:tr>
+      <w:tr>
+        <w:tc>
+          <w:tcPr/>
+          <w:p>
+            <w:pPr>
+              <w:pStyle w:val="Compact"/>
+              <w:jc w:val="left"/>
+            </w:pPr>
+            <w:r>
+              <w:t xml:space="preserve">Human SOP</w:t>
+            </w:r>
+          </w:p>
+        </w:tc>
+        <w:tc>
+          <w:tcPr/>
+          <w:p>
+            <w:pPr>
+              <w:pStyle w:val="Compact"/>
+              <w:jc w:val="left"/>
+            </w:pPr>
+            <w:r>
+              <w:t xml:space="preserve">Traditional unstructured process document for humans, rich in implicit context</w:t>
+            </w:r>
+          </w:p>
+        </w:tc>
+        <w:tc>
+          <w:tcPr/>
+          <w:p>
+            <w:pPr>
+              <w:pStyle w:val="Compact"/>
+              <w:jc w:val="left"/>
+            </w:pPr>
+            <w:r>
+              <w:t xml:space="preserve">Guides humans, difficult for AI agents</w:t>
+            </w:r>
+          </w:p>
+        </w:tc>
+      </w:tr>
+      <w:tr>
+        <w:tc>
+          <w:tcPr/>
+          <w:p>
+            <w:pPr>
+              <w:pStyle w:val="Compact"/>
+              <w:jc w:val="left"/>
+            </w:pPr>
+            <w:r>
+              <w:t xml:space="preserve">Skill</w:t>
+            </w:r>
+          </w:p>
+        </w:tc>
+        <w:tc>
+          <w:tcPr/>
+          <w:p>
+            <w:pPr>
+              <w:pStyle w:val="Compact"/>
+              <w:jc w:val="left"/>
+            </w:pPr>
+            <w:r>
+              <w:t xml:space="preserve">Encapsulated methodology with SOP, references, and scripts for a single task</w:t>
+            </w:r>
+          </w:p>
+        </w:tc>
+        <w:tc>
+          <w:tcPr/>
+          <w:p>
+            <w:pPr>
+              <w:pStyle w:val="Compact"/>
+              <w:jc w:val="left"/>
+            </w:pPr>
+            <w:r>
+              <w:t xml:space="preserve">Executed by agents</w:t>
+            </w:r>
+          </w:p>
+        </w:tc>
+      </w:tr>
+      <w:tr>
+        <w:tc>
+          <w:tcPr/>
+          <w:p>
+            <w:pPr>
+              <w:pStyle w:val="Compact"/>
+              <w:jc w:val="left"/>
+            </w:pPr>
+            <w:r>
+              <w:t xml:space="preserve">Agentic Workflow</w:t>
+            </w:r>
+          </w:p>
+        </w:tc>
+        <w:tc>
+          <w:tcPr/>
+          <w:p>
+            <w:pPr>
+              <w:pStyle w:val="Compact"/>
+              <w:jc w:val="left"/>
+            </w:pPr>
+            <w:r>
+              <w:t xml:space="preserve">Workflow connecting multiple agents, skills, tools, and data sources into an autonomous pipeline</w:t>
+            </w:r>
+          </w:p>
+        </w:tc>
+        <w:tc>
+          <w:tcPr/>
+          <w:p>
+            <w:pPr>
+              <w:pStyle w:val="Compact"/>
+              <w:jc w:val="left"/>
+            </w:pPr>
+            <w:r>
+              <w:t xml:space="preserve">Produces end-to-end automation</w:t>
+            </w:r>
+          </w:p>
+        </w:tc>
+      </w:tr>
+      <w:tr>
+        <w:tc>
+          <w:tcPr/>
+          <w:p>
+            <w:pPr>
+              <w:pStyle w:val="Compact"/>
+              <w:jc w:val="left"/>
+            </w:pPr>
+            <w:r>
+              <w:t xml:space="preserve">Task Decomposition</w:t>
+            </w:r>
+          </w:p>
+        </w:tc>
+        <w:tc>
+          <w:tcPr/>
+          <w:p>
+            <w:pPr>
+              <w:pStyle w:val="Compact"/>
+              <w:jc w:val="left"/>
+            </w:pPr>
+            <w:r>
+              <w:t xml:space="preserve">Breaking tasks into small, modular, independent subtasks with clear inputs/outputs and success criteria</w:t>
+            </w:r>
+          </w:p>
+        </w:tc>
+        <w:tc>
+          <w:tcPr/>
+          <w:p>
+            <w:pPr>
+              <w:pStyle w:val="Compact"/>
+              <w:jc w:val="left"/>
+            </w:pPr>
+            <w:r>
+              <w:t xml:space="preserve">Enables debugging and iterative development</w:t>
+            </w:r>
+          </w:p>
+        </w:tc>
+      </w:tr>
+      <w:tr>
+        <w:tc>
+          <w:tcPr/>
+          <w:p>
+            <w:pPr>
+              <w:pStyle w:val="Compact"/>
+              <w:jc w:val="left"/>
+            </w:pPr>
+            <w:r>
+              <w:t xml:space="preserve">Model Context Protocol (MCP)</w:t>
+            </w:r>
+          </w:p>
+        </w:tc>
+        <w:tc>
+          <w:tcPr/>
+          <w:p>
+            <w:pPr>
+              <w:pStyle w:val="Compact"/>
+              <w:jc w:val="left"/>
+            </w:pPr>
+            <w:r>
+              <w:t xml:space="preserve">Open standard protocol for LLMs/agents to uniformly access external tools and resources</w:t>
+            </w:r>
+          </w:p>
+        </w:tc>
+        <w:tc>
+          <w:tcPr/>
+          <w:p>
+            <w:pPr>
+              <w:pStyle w:val="Compact"/>
+              <w:jc w:val="left"/>
+            </w:pPr>
+            <w:r>
+              <w:t xml:space="preserve">Enables cross-platform tool integration</w:t>
+            </w:r>
+          </w:p>
+        </w:tc>
+      </w:tr>
+      <w:tr>
+        <w:tc>
+          <w:tcPr/>
+          <w:p>
+            <w:pPr>
+              <w:pStyle w:val="Compact"/>
+              <w:jc w:val="left"/>
+            </w:pPr>
+            <w:r>
+              <w:t xml:space="preserve">Tacit Knowledge</w:t>
+            </w:r>
+          </w:p>
+        </w:tc>
+        <w:tc>
+          <w:tcPr/>
+          <w:p>
+            <w:pPr>
+              <w:pStyle w:val="Compact"/>
+              <w:jc w:val="left"/>
+            </w:pPr>
+            <w:r>
+              <w:t xml:space="preserve">Implicit, hard-to-express knowledge residing in human experience</w:t>
+            </w:r>
+          </w:p>
+        </w:tc>
+        <w:tc>
+          <w:tcPr/>
+          <w:p>
+            <w:pPr>
+              <w:pStyle w:val="Compact"/>
+              <w:jc w:val="left"/>
+            </w:pPr>
+            <w:r>
+              <w:t xml:space="preserve">Causes SOP gaps requiring iterative updates</w:t>
+            </w:r>
+          </w:p>
+        </w:tc>
+      </w:tr>
+      <w:tr>
+        <w:tc>
+          <w:tcPr/>
+          <w:p>
+            <w:pPr>
+              <w:pStyle w:val="Compact"/>
+              <w:jc w:val="left"/>
+            </w:pPr>
+            <w:r>
+              <w:t xml:space="preserve">Human-in-the-loop</w:t>
+            </w:r>
+          </w:p>
+        </w:tc>
+        <w:tc>
+          <w:tcPr/>
+          <w:p>
+            <w:pPr>
+              <w:pStyle w:val="Compact"/>
+              <w:jc w:val="left"/>
+            </w:pPr>
+            <w:r>
+              <w:t xml:space="preserve">Process checkpoints requiring human confirmation for critical decisions</w:t>
+            </w:r>
+          </w:p>
+        </w:tc>
+        <w:tc>
+          <w:tcPr/>
+          <w:p>
+            <w:pPr>
+              <w:pStyle w:val="Compact"/>
+              <w:jc w:val="left"/>
+            </w:pPr>
+            <w:r>
+              <w:t xml:space="preserve">Mitigates risk and handles edge cases</w:t>
+            </w:r>
+          </w:p>
+        </w:tc>
+      </w:tr>
+    </w:tbl>
+    <w:p>
+      <w:r>
+        <w:pict>
+          <v:rect style="width:0;height:1.5pt" o:hralign="center" o:hrstd="t" o:hr="t"/>
+        </w:pict>
+      </w:r>
+    </w:p>
+    <w:bookmarkEnd w:id="82"/>
+    <w:bookmarkStart w:id="83" w:name="X1cd7e905f6a86e8b580fb362f179a7f330960f0"/>
+    <w:p>
+      <w:pPr>
+        <w:pStyle w:val="Heading3"/>
+      </w:pPr>
+      <w:r>
+        <w:t xml:space="preserve">Summary of the Four-Step Agentic Workflow Conversion Methodology</w:t>
+      </w:r>
+    </w:p>
+    <w:tbl>
+      <w:tblPr>
+        <w:tblStyle w:val="Table"/>
+        <w:tblW w:type="pct" w:w="5000"/>
+        <w:tblLook w:firstRow="1" w:lastRow="0" w:firstColumn="0" w:lastColumn="0" w:noHBand="0" w:noVBand="0" w:val="0020"/>
+        <w:jc w:val="start"/>
+      </w:tblPr>
+      <w:tblGrid>
+        <w:gridCol w:w="1163"/>
+        <w:gridCol w:w="4429"/>
+        <w:gridCol w:w="2326"/>
+      </w:tblGrid>
+      <w:tr>
+        <w:trPr>
+          <w:tblHeader w:val="true"/>
+        </w:trPr>
+        <w:tc>
+          <w:tcPr/>
+          <w:p>
+            <w:pPr>
+              <w:pStyle w:val="Compact"/>
+              <w:jc w:val="left"/>
+            </w:pPr>
+            <w:r>
+              <w:t xml:space="preserve">Step</w:t>
+            </w:r>
+          </w:p>
+        </w:tc>
+        <w:tc>
+          <w:tcPr/>
+          <w:p>
+            <w:pPr>
+              <w:pStyle w:val="Compact"/>
+              <w:jc w:val="left"/>
+            </w:pPr>
+            <w:r>
+              <w:t xml:space="preserve">Description</w:t>
+            </w:r>
+          </w:p>
+        </w:tc>
+        <w:tc>
+          <w:tcPr/>
+          <w:p>
+            <w:pPr>
+              <w:pStyle w:val="Compact"/>
+              <w:jc w:val="left"/>
+            </w:pPr>
+            <w:r>
+              <w:t xml:space="preserve">Purpose</w:t>
+            </w:r>
+          </w:p>
+        </w:tc>
+      </w:tr>
+      <w:tr>
+        <w:tc>
+          <w:tcPr/>
+          <w:p>
+            <w:pPr>
+              <w:pStyle w:val="Compact"/>
+              <w:jc w:val="left"/>
+            </w:pPr>
+            <w:r>
+              <w:t xml:space="preserve">1. Format Standardization</w:t>
+            </w:r>
+          </w:p>
+        </w:tc>
+        <w:tc>
+          <w:tcPr/>
+          <w:p>
+            <w:pPr>
+              <w:pStyle w:val="Compact"/>
+              <w:jc w:val="left"/>
+            </w:pPr>
+            <w:r>
+              <w:t xml:space="preserve">Parameterise SOP, use MUST/SHOULD/MAY, structure with Markdown</w:t>
+            </w:r>
+          </w:p>
+        </w:tc>
+        <w:tc>
+          <w:tcPr/>
+          <w:p>
+            <w:pPr>
+              <w:pStyle w:val="Compact"/>
+              <w:jc w:val="left"/>
+            </w:pPr>
+            <w:r>
+              <w:t xml:space="preserve">Make SOP machine-readable and reusable</w:t>
+            </w:r>
+          </w:p>
+        </w:tc>
+      </w:tr>
+      <w:tr>
+        <w:tc>
+          <w:tcPr/>
+          <w:p>
+            <w:pPr>
+              <w:pStyle w:val="Compact"/>
+              <w:jc w:val="left"/>
+            </w:pPr>
+            <w:r>
+              <w:t xml:space="preserve">2. Task Decomposition</w:t>
+            </w:r>
+          </w:p>
+        </w:tc>
+        <w:tc>
+          <w:tcPr/>
+          <w:p>
+            <w:pPr>
+              <w:pStyle w:val="Compact"/>
+              <w:jc w:val="left"/>
+            </w:pPr>
+            <w:r>
+              <w:t xml:space="preserve">Split task into clear, independent pipeline steps connected by structured output artifacts</w:t>
+            </w:r>
+          </w:p>
+        </w:tc>
+        <w:tc>
+          <w:tcPr/>
+          <w:p>
+            <w:pPr>
+              <w:pStyle w:val="Compact"/>
+              <w:jc w:val="left"/>
+            </w:pPr>
+            <w:r>
+              <w:t xml:space="preserve">Modularise workflow for observability and agility</w:t>
+            </w:r>
+          </w:p>
+        </w:tc>
+      </w:tr>
+      <w:tr>
+        <w:tc>
+          <w:tcPr/>
+          <w:p>
+            <w:pPr>
+              <w:pStyle w:val="Compact"/>
+              <w:jc w:val="left"/>
+            </w:pPr>
+            <w:r>
+              <w:t xml:space="preserve">3. Bidirectional Development</w:t>
+            </w:r>
+          </w:p>
+        </w:tc>
+        <w:tc>
+          <w:tcPr/>
+          <w:p>
+            <w:pPr>
+              <w:pStyle w:val="Compact"/>
+              <w:jc w:val="left"/>
+            </w:pPr>
+            <w:r>
+              <w:t xml:space="preserve">Iterate on SOP by testing, identifying errors related to tacit knowledge, refining accordingly</w:t>
+            </w:r>
+          </w:p>
+        </w:tc>
+        <w:tc>
+          <w:tcPr/>
+          <w:p>
+            <w:pPr>
+              <w:pStyle w:val="Compact"/>
+              <w:jc w:val="left"/>
+            </w:pPr>
+            <w:r>
+              <w:t xml:space="preserve">Build SOP robustness through real-world feedback</w:t>
+            </w:r>
+          </w:p>
+        </w:tc>
+      </w:tr>
+      <w:tr>
+        <w:tc>
+          <w:tcPr/>
+          <w:p>
+            <w:pPr>
+              <w:pStyle w:val="Compact"/>
+              <w:jc w:val="left"/>
+            </w:pPr>
+            <w:r>
+              <w:t xml:space="preserve">4. Integration &amp; Execution</w:t>
+            </w:r>
+          </w:p>
+        </w:tc>
+        <w:tc>
+          <w:tcPr/>
+          <w:p>
+            <w:pPr>
+              <w:pStyle w:val="Compact"/>
+              <w:jc w:val="left"/>
+            </w:pPr>
+            <w:r>
+              <w:t xml:space="preserve">Connect workflow to real tools and environment via MCP; add human-in-the-loop decision checkpoints</w:t>
+            </w:r>
+          </w:p>
+        </w:tc>
+        <w:tc>
+          <w:tcPr/>
+          <w:p>
+            <w:pPr>
+              <w:pStyle w:val="Compact"/>
+              <w:jc w:val="left"/>
+            </w:pPr>
+            <w:r>
+              <w:t xml:space="preserve">Enable production-ready automation with human oversight</w:t>
+            </w:r>
+          </w:p>
+        </w:tc>
+      </w:tr>
+    </w:tbl>
+    <w:p>
+      <w:r>
+        <w:pict>
+          <v:rect style="width:0;height:1.5pt" o:hralign="center" o:hrstd="t" o:hr="t"/>
+        </w:pict>
+      </w:r>
+    </w:p>
+    <w:bookmarkEnd w:id="83"/>
+    <w:bookmarkStart w:id="84" w:name="core-insights"/>
+    <w:p>
+      <w:pPr>
+        <w:pStyle w:val="Heading3"/>
+      </w:pPr>
+      <w:r>
+        <w:t xml:space="preserve">Core Insights</w:t>
+      </w:r>
+    </w:p>
+    <w:p>
+      <w:pPr>
+        <w:numPr>
+          <w:ilvl w:val="0"/>
+          <w:numId w:val="1059"/>
+        </w:numPr>
+        <w:pStyle w:val="Compact"/>
+      </w:pPr>
+      <w:r>
+        <w:t xml:space="preserve">Powerful AI models alone do not guarantee reliable automation—</w:t>
+      </w:r>
+      <w:r>
+        <w:rPr>
+          <w:bCs/>
+          <w:b/>
+        </w:rPr>
+        <w:t xml:space="preserve">explicit task design and decomposition are crucial</w:t>
+      </w:r>
+      <w:r>
+        <w:t xml:space="preserve">.</w:t>
+      </w:r>
+    </w:p>
+    <w:p>
+      <w:pPr>
+        <w:numPr>
+          <w:ilvl w:val="0"/>
+          <w:numId w:val="1059"/>
+        </w:numPr>
+        <w:pStyle w:val="Compact"/>
+      </w:pPr>
+      <w:r>
+        <w:t xml:space="preserve">Human SOPs depend heavily on implicit context; without translating them into parameterised, structured workflows, agents cannot execute them effectively.</w:t>
+      </w:r>
+    </w:p>
+    <w:p>
+      <w:pPr>
+        <w:numPr>
+          <w:ilvl w:val="0"/>
+          <w:numId w:val="1059"/>
+        </w:numPr>
+        <w:pStyle w:val="Compact"/>
+      </w:pPr>
+      <w:r>
+        <w:rPr>
+          <w:bCs/>
+          <w:b/>
+        </w:rPr>
+        <w:t xml:space="preserve">Divide and conquer</w:t>
+      </w:r>
+      <w:r>
+        <w:t xml:space="preserve"> </w:t>
+      </w:r>
+      <w:r>
+        <w:t xml:space="preserve">principle dramatically improves maintainability, observability, and debugging.</w:t>
+      </w:r>
+    </w:p>
+    <w:p>
+      <w:pPr>
+        <w:numPr>
+          <w:ilvl w:val="0"/>
+          <w:numId w:val="1059"/>
+        </w:numPr>
+        <w:pStyle w:val="Compact"/>
+      </w:pPr>
+      <w:r>
+        <w:rPr>
+          <w:bCs/>
+          <w:b/>
+        </w:rPr>
+        <w:t xml:space="preserve">Iterative collaboration between developers and agents exposes tacit knowledge gaps, enabling continuous improvement</w:t>
+      </w:r>
+      <w:r>
+        <w:t xml:space="preserve">.</w:t>
+      </w:r>
+    </w:p>
+    <w:p>
+      <w:pPr>
+        <w:numPr>
+          <w:ilvl w:val="0"/>
+          <w:numId w:val="1059"/>
+        </w:numPr>
+        <w:pStyle w:val="Compact"/>
+      </w:pPr>
+      <w:r>
+        <w:t xml:space="preserve">Open standards like MCP are critical to integrating agents with heterogeneous corporate tools and supporting multi-agent ecosystems.</w:t>
+      </w:r>
+    </w:p>
+    <w:p>
+      <w:pPr>
+        <w:numPr>
+          <w:ilvl w:val="0"/>
+          <w:numId w:val="1059"/>
+        </w:numPr>
+        <w:pStyle w:val="Compact"/>
+      </w:pPr>
+      <w:r>
+        <w:t xml:space="preserve">Human-in-the-loop remains necessary for risk management and handling unpredictable edge cases in automation.</w:t>
+      </w:r>
+    </w:p>
+    <w:p>
+      <w:pPr>
+        <w:numPr>
+          <w:ilvl w:val="0"/>
+          <w:numId w:val="1059"/>
+        </w:numPr>
+        <w:pStyle w:val="Compact"/>
+      </w:pPr>
+      <w:r>
+        <w:t xml:space="preserve">Starting small with the most repetitive tasks yields immediate ROI and lays the foundation for scaling AI automation.</w:t>
+      </w:r>
+    </w:p>
+    <w:p>
+      <w:r>
+        <w:pict>
+          <v:rect style="width:0;height:1.5pt" o:hralign="center" o:hrstd="t" o:hr="t"/>
+        </w:pict>
+      </w:r>
+    </w:p>
+    <w:p>
+      <w:pPr>
+        <w:pStyle w:val="FirstParagraph"/>
+      </w:pPr>
+      <w:r>
+        <w:rPr>
+          <w:iCs/>
+          <w:i/>
+        </w:rPr>
+        <w:t xml:space="preserve">This comprehensive methodology and real-world example position agentic workflows as a foundational skill and technology for the near future of AI-driven enterprise operations.</w:t>
+      </w:r>
+    </w:p>
+    <w:p>
+      <w:r>
+        <w:pict>
+          <v:rect style="width:0;height:1.5pt" o:hralign="center" o:hrstd="t" o:hr="t"/>
+        </w:pict>
+      </w:r>
+    </w:p>
+    <w:bookmarkEnd w:id="84"/>
+    <w:bookmarkEnd w:id="85"/>
+    <w:bookmarkStart w:id="89" w:name="new-findings-june-6-2026-evening-scout"/>
+    <w:p>
+      <w:pPr>
+        <w:pStyle w:val="Heading2"/>
+      </w:pPr>
+      <w:r>
+        <w:t xml:space="preserve">NEW FINDINGS — June 6, 2026 (Evening Scout)</w:t>
+      </w:r>
+    </w:p>
+    <w:bookmarkStart w:id="86" w:name="papers-found-0606-evening"/>
+    <w:p>
+      <w:pPr>
+        <w:pStyle w:val="Heading3"/>
+      </w:pPr>
+      <w:r>
+        <w:t xml:space="preserve">Papers (Found: 0606-evening)</w:t>
+      </w:r>
+    </w:p>
+    <w:tbl>
+      <w:tblPr>
+        <w:tblStyle w:val="Table"/>
+        <w:tblW w:type="pct" w:w="5000"/>
+        <w:tblLook w:firstRow="1" w:lastRow="0" w:firstColumn="0" w:lastColumn="0" w:noHBand="0" w:noVBand="0" w:val="0020"/>
+        <w:jc w:val="start"/>
+      </w:tblPr>
+      <w:tblGrid>
+        <w:gridCol w:w="642"/>
+        <w:gridCol w:w="1498"/>
+        <w:gridCol w:w="1498"/>
+        <w:gridCol w:w="1284"/>
+        <w:gridCol w:w="1498"/>
+        <w:gridCol w:w="1498"/>
+      </w:tblGrid>
+      <w:tr>
+        <w:trPr>
+          <w:tblHeader w:val="true"/>
+        </w:trPr>
+        <w:tc>
+          <w:tcPr/>
+          <w:p>
+            <w:pPr>
+              <w:pStyle w:val="Compact"/>
+              <w:jc w:val="left"/>
+            </w:pPr>
+            <w:r>
+              <w:t xml:space="preserve">#</w:t>
+            </w:r>
+          </w:p>
+        </w:tc>
+        <w:tc>
+          <w:tcPr/>
+          <w:p>
+            <w:pPr>
+              <w:pStyle w:val="Compact"/>
+              <w:jc w:val="left"/>
+            </w:pPr>
+            <w:r>
+              <w:t xml:space="preserve">Paper</w:t>
+            </w:r>
+          </w:p>
+        </w:tc>
+        <w:tc>
+          <w:tcPr/>
+          <w:p>
+            <w:pPr>
+              <w:pStyle w:val="Compact"/>
+              <w:jc w:val="left"/>
+            </w:pPr>
+            <w:r>
+              <w:t xml:space="preserve">arXiv</w:t>
+            </w:r>
+          </w:p>
+        </w:tc>
+        <w:tc>
+          <w:tcPr/>
+          <w:p>
+            <w:pPr>
+              <w:pStyle w:val="Compact"/>
+              <w:jc w:val="left"/>
+            </w:pPr>
+            <w:r>
+              <w:t xml:space="preserve">Date</w:t>
+            </w:r>
+          </w:p>
+        </w:tc>
+        <w:tc>
+          <w:tcPr/>
+          <w:p>
+            <w:pPr>
+              <w:pStyle w:val="Compact"/>
+              <w:jc w:val="left"/>
+            </w:pPr>
+            <w:r>
+              <w:t xml:space="preserve">Layer</w:t>
+            </w:r>
+          </w:p>
+        </w:tc>
+        <w:tc>
+          <w:tcPr/>
+          <w:p>
+            <w:pPr>
+              <w:pStyle w:val="Compact"/>
+              <w:jc w:val="left"/>
+            </w:pPr>
+            <w:r>
+              <w:t xml:space="preserve">Found</w:t>
+            </w:r>
+          </w:p>
+        </w:tc>
+      </w:tr>
+      <w:tr>
+        <w:tc>
+          <w:tcPr/>
+          <w:p>
+            <w:pPr>
+              <w:pStyle w:val="Compact"/>
+              <w:jc w:val="left"/>
+            </w:pPr>
+            <w:r>
+              <w:t xml:space="preserve">51</w:t>
+            </w:r>
+          </w:p>
+        </w:tc>
+        <w:tc>
+          <w:tcPr/>
+          <w:p>
+            <w:pPr>
+              <w:pStyle w:val="Compact"/>
+              <w:jc w:val="left"/>
+            </w:pPr>
+            <w:r>
+              <w:rPr>
+                <w:bCs/>
+                <w:b/>
+              </w:rPr>
+              <w:t xml:space="preserve">SkillGuard</w:t>
+            </w:r>
+            <w:r>
+              <w:t xml:space="preserve"> </w:t>
+            </w:r>
+            <w:r>
+              <w:t xml:space="preserve">— Permission-based control framework for agent skill composition. ACL-style governance for skill-to-skill and agent-to-skill interactions.</w:t>
+            </w:r>
+          </w:p>
+        </w:tc>
+        <w:tc>
+          <w:tcPr/>
+          <w:p>
+            <w:pPr>
+              <w:pStyle w:val="Compact"/>
+              <w:jc w:val="left"/>
+            </w:pPr>
+            <w:r>
+              <w:t xml:space="preserve">2606.03024</w:t>
+            </w:r>
+          </w:p>
+        </w:tc>
+        <w:tc>
+          <w:tcPr/>
+          <w:p>
+            <w:pPr>
+              <w:pStyle w:val="Compact"/>
+              <w:jc w:val="left"/>
+            </w:pPr>
+            <w:r>
+              <w:t xml:space="preserve">2026-06-01</w:t>
+            </w:r>
+          </w:p>
+        </w:tc>
+        <w:tc>
+          <w:tcPr/>
+          <w:p>
+            <w:pPr>
+              <w:pStyle w:val="Compact"/>
+              <w:jc w:val="left"/>
+            </w:pPr>
+            <w:r>
+              <w:t xml:space="preserve">2</w:t>
+            </w:r>
+          </w:p>
+        </w:tc>
+        <w:tc>
+          <w:tcPr/>
+          <w:p>
+            <w:pPr>
+              <w:pStyle w:val="Compact"/>
+              <w:jc w:val="left"/>
+            </w:pPr>
+            <w:r>
+              <w:t xml:space="preserve">0606-evening</w:t>
+            </w:r>
+          </w:p>
+        </w:tc>
+      </w:tr>
+      <w:tr>
+        <w:tc>
+          <w:tcPr/>
+          <w:p>
+            <w:pPr>
+              <w:pStyle w:val="Compact"/>
+              <w:jc w:val="left"/>
+            </w:pPr>
+            <w:r>
+              <w:t xml:space="preserve">52</w:t>
+            </w:r>
+          </w:p>
+        </w:tc>
+        <w:tc>
+          <w:tcPr/>
+          <w:p>
+            <w:pPr>
+              <w:pStyle w:val="Compact"/>
+              <w:jc w:val="left"/>
+            </w:pPr>
+            <w:r>
+              <w:rPr>
+                <w:bCs/>
+                <w:b/>
+              </w:rPr>
+              <w:t xml:space="preserve">From Craft to Kernel</w:t>
+            </w:r>
+            <w:r>
+              <w:t xml:space="preserve"> </w:t>
+            </w:r>
+            <w:r>
+              <w:t xml:space="preserve">— Governance-first execution architecture and semantic ISA for agentic computers. Skill lifecycle, privilege management, capability boundary enforcement at architectural level.</w:t>
+            </w:r>
+          </w:p>
+        </w:tc>
+        <w:tc>
+          <w:tcPr/>
+          <w:p>
+            <w:pPr>
+              <w:pStyle w:val="Compact"/>
+              <w:jc w:val="left"/>
+            </w:pPr>
+            <w:r>
+              <w:t xml:space="preserve">2604.18652</w:t>
+            </w:r>
+          </w:p>
+        </w:tc>
+        <w:tc>
+          <w:tcPr/>
+          <w:p>
+            <w:pPr>
+              <w:pStyle w:val="Compact"/>
+              <w:jc w:val="left"/>
+            </w:pPr>
+            <w:r>
+              <w:t xml:space="preserve">2026-04-20</w:t>
+            </w:r>
+          </w:p>
+        </w:tc>
+        <w:tc>
+          <w:tcPr/>
+          <w:p>
+            <w:pPr>
+              <w:pStyle w:val="Compact"/>
+              <w:jc w:val="left"/>
+            </w:pPr>
+            <w:r>
+              <w:t xml:space="preserve">0/1/2/3</w:t>
+            </w:r>
+          </w:p>
+        </w:tc>
+        <w:tc>
+          <w:tcPr/>
+          <w:p>
+            <w:pPr>
+              <w:pStyle w:val="Compact"/>
+              <w:jc w:val="left"/>
+            </w:pPr>
+            <w:r>
+              <w:t xml:space="preserve">0606-evening</w:t>
+            </w:r>
+          </w:p>
+        </w:tc>
+      </w:tr>
+      <w:tr>
+        <w:tc>
+          <w:tcPr/>
+          <w:p>
+            <w:pPr>
+              <w:pStyle w:val="Compact"/>
+              <w:jc w:val="left"/>
+            </w:pPr>
+            <w:r>
+              <w:t xml:space="preserve">53</w:t>
+            </w:r>
+          </w:p>
+        </w:tc>
+        <w:tc>
+          <w:tcPr/>
+          <w:p>
+            <w:pPr>
+              <w:pStyle w:val="Compact"/>
+              <w:jc w:val="left"/>
+            </w:pPr>
+            <w:r>
+              <w:rPr>
+                <w:bCs/>
+                <w:b/>
+              </w:rPr>
+              <w:t xml:space="preserve">TAIP</w:t>
+            </w:r>
+            <w:r>
+              <w:t xml:space="preserve"> </w:t>
+            </w:r>
+            <w:r>
+              <w:t xml:space="preserve">— Trustworthy AI Posture: Framework for continuous assurance of agentic AI systems. Structured, measurable, continuous assessment model.</w:t>
+            </w:r>
+          </w:p>
+        </w:tc>
+        <w:tc>
+          <w:tcPr/>
+          <w:p>
+            <w:pPr>
+              <w:pStyle w:val="Compact"/>
+              <w:jc w:val="left"/>
+            </w:pPr>
+            <w:r>
+              <w:t xml:space="preserve">2603.03340</w:t>
+            </w:r>
+          </w:p>
+        </w:tc>
+        <w:tc>
+          <w:tcPr/>
+          <w:p>
+            <w:pPr>
+              <w:pStyle w:val="Compact"/>
+              <w:jc w:val="left"/>
+            </w:pPr>
+            <w:r>
+              <w:t xml:space="preserve">2026-01</w:t>
+            </w:r>
+          </w:p>
+        </w:tc>
+        <w:tc>
+          <w:tcPr/>
+          <w:p>
+            <w:pPr>
+              <w:pStyle w:val="Compact"/>
+              <w:jc w:val="left"/>
+            </w:pPr>
+            <w:r>
+              <w:t xml:space="preserve">3</w:t>
+            </w:r>
+          </w:p>
+        </w:tc>
+        <w:tc>
+          <w:tcPr/>
+          <w:p>
+            <w:pPr>
+              <w:pStyle w:val="Compact"/>
+              <w:jc w:val="left"/>
+            </w:pPr>
+            <w:r>
+              <w:t xml:space="preserve">0606-evening</w:t>
+            </w:r>
+          </w:p>
+        </w:tc>
+      </w:tr>
+      <w:tr>
+        <w:tc>
+          <w:tcPr/>
+          <w:p>
+            <w:pPr>
+              <w:pStyle w:val="Compact"/>
+              <w:jc w:val="left"/>
+            </w:pPr>
+            <w:r>
+              <w:t xml:space="preserve">54</w:t>
+            </w:r>
+          </w:p>
+        </w:tc>
+        <w:tc>
+          <w:tcPr/>
+          <w:p>
+            <w:pPr>
+              <w:pStyle w:val="Compact"/>
+              <w:jc w:val="left"/>
+            </w:pPr>
+            <w:r>
+              <w:rPr>
+                <w:bCs/>
+                <w:b/>
+              </w:rPr>
+              <w:t xml:space="preserve">AgentWarden</w:t>
+            </w:r>
+            <w:r>
+              <w:t xml:space="preserve"> </w:t>
+            </w:r>
+            <w:r>
+              <w:t xml:space="preserve">— Learned capability governance for autonomous AI agents. RL-based adaptive capability governance.</w:t>
+            </w:r>
+          </w:p>
+        </w:tc>
+        <w:tc>
+          <w:tcPr/>
+          <w:p>
+            <w:pPr>
+              <w:pStyle w:val="Compact"/>
+              <w:jc w:val="left"/>
+            </w:pPr>
+            <w:r>
+              <w:t xml:space="preserve">2604.11839</w:t>
+            </w:r>
+          </w:p>
+        </w:tc>
+        <w:tc>
+          <w:tcPr/>
+          <w:p>
+            <w:pPr>
+              <w:pStyle w:val="Compact"/>
+              <w:jc w:val="left"/>
+            </w:pPr>
+            <w:r>
+              <w:t xml:space="preserve">2026-05-03</w:t>
+            </w:r>
+          </w:p>
+        </w:tc>
+        <w:tc>
+          <w:tcPr/>
+          <w:p>
+            <w:pPr>
+              <w:pStyle w:val="Compact"/>
+              <w:jc w:val="left"/>
+            </w:pPr>
+            <w:r>
+              <w:t xml:space="preserve">3</w:t>
+            </w:r>
+          </w:p>
+        </w:tc>
+        <w:tc>
+          <w:tcPr/>
+          <w:p>
+            <w:pPr>
+              <w:pStyle w:val="Compact"/>
+              <w:jc w:val="left"/>
+            </w:pPr>
+            <w:r>
+              <w:t xml:space="preserve">0606-evening</w:t>
+            </w:r>
+          </w:p>
+        </w:tc>
+      </w:tr>
+      <w:tr>
+        <w:tc>
+          <w:tcPr/>
+          <w:p>
+            <w:pPr>
+              <w:pStyle w:val="Compact"/>
+              <w:jc w:val="left"/>
+            </w:pPr>
+            <w:r>
+              <w:t xml:space="preserve">55</w:t>
+            </w:r>
+          </w:p>
+        </w:tc>
+        <w:tc>
+          <w:tcPr/>
+          <w:p>
+            <w:pPr>
+              <w:pStyle w:val="Compact"/>
+              <w:jc w:val="left"/>
+            </w:pPr>
+            <w:r>
+              <w:rPr>
+                <w:bCs/>
+                <w:b/>
+              </w:rPr>
+              <w:t xml:space="preserve">ClawKeeper</w:t>
+            </w:r>
+            <w:r>
+              <w:t xml:space="preserve"> </w:t>
+            </w:r>
+            <w:r>
+              <w:t xml:space="preserve">— Comprehensive safety protection for OpenClaw agents. Multi-layer protection through skills, plugins, and watchers.</w:t>
+            </w:r>
+          </w:p>
+        </w:tc>
+        <w:tc>
+          <w:tcPr/>
+          <w:p>
+            <w:pPr>
+              <w:pStyle w:val="Compact"/>
+              <w:jc w:val="left"/>
+            </w:pPr>
+            <w:r>
+              <w:t xml:space="preserve">2603.24414</w:t>
+            </w:r>
+          </w:p>
+        </w:tc>
+        <w:tc>
+          <w:tcPr/>
+          <w:p>
+            <w:pPr>
+              <w:pStyle w:val="Compact"/>
+              <w:jc w:val="left"/>
+            </w:pPr>
+            <w:r>
+              <w:t xml:space="preserve">2026</w:t>
+            </w:r>
+          </w:p>
+        </w:tc>
+        <w:tc>
+          <w:tcPr/>
+          <w:p>
+            <w:pPr>
+              <w:pStyle w:val="Compact"/>
+              <w:jc w:val="left"/>
+            </w:pPr>
+            <w:r>
+              <w:t xml:space="preserve">3</w:t>
+            </w:r>
+          </w:p>
+        </w:tc>
+        <w:tc>
+          <w:tcPr/>
+          <w:p>
+            <w:pPr>
+              <w:pStyle w:val="Compact"/>
+              <w:jc w:val="left"/>
+            </w:pPr>
+            <w:r>
+              <w:t xml:space="preserve">0606-evening</w:t>
+            </w:r>
+          </w:p>
+        </w:tc>
+      </w:tr>
+    </w:tbl>
+    <w:bookmarkEnd w:id="86"/>
+    <w:bookmarkStart w:id="87" w:name="products-frameworks-found-0606-evening"/>
+    <w:p>
+      <w:pPr>
+        <w:pStyle w:val="Heading3"/>
+      </w:pPr>
+      <w:r>
+        <w:t xml:space="preserve">Products &amp; Frameworks (Found: 0606-evening)</w:t>
+      </w:r>
+    </w:p>
+    <w:tbl>
+      <w:tblPr>
+        <w:tblStyle w:val="Table"/>
+        <w:tblW w:type="pct" w:w="5000"/>
+        <w:tblLook w:firstRow="1" w:lastRow="0" w:firstColumn="0" w:lastColumn="0" w:noHBand="0" w:noVBand="0" w:val="0020"/>
+        <w:jc w:val="start"/>
+      </w:tblPr>
+      <w:tblGrid>
+        <w:gridCol w:w="484"/>
+        <w:gridCol w:w="3394"/>
+        <w:gridCol w:w="808"/>
+        <w:gridCol w:w="969"/>
+        <w:gridCol w:w="1131"/>
+        <w:gridCol w:w="1131"/>
+      </w:tblGrid>
+      <w:tr>
+        <w:trPr>
+          <w:tblHeader w:val="true"/>
+        </w:trPr>
+        <w:tc>
+          <w:tcPr/>
+          <w:p>
+            <w:pPr>
+              <w:pStyle w:val="Compact"/>
+              <w:jc w:val="left"/>
+            </w:pPr>
+            <w:r>
+              <w:t xml:space="preserve">#</w:t>
+            </w:r>
+          </w:p>
+        </w:tc>
+        <w:tc>
+          <w:tcPr/>
+          <w:p>
+            <w:pPr>
+              <w:pStyle w:val="Compact"/>
+              <w:jc w:val="left"/>
+            </w:pPr>
+            <w:r>
+              <w:t xml:space="preserve">Product / Framework</w:t>
+            </w:r>
+          </w:p>
+        </w:tc>
+        <w:tc>
+          <w:tcPr/>
+          <w:p>
+            <w:pPr>
+              <w:pStyle w:val="Compact"/>
+              <w:jc w:val="left"/>
+            </w:pPr>
+            <w:r>
+              <w:t xml:space="preserve">Org</w:t>
+            </w:r>
+          </w:p>
+        </w:tc>
+        <w:tc>
+          <w:tcPr/>
+          <w:p>
+            <w:pPr>
+              <w:pStyle w:val="Compact"/>
+              <w:jc w:val="left"/>
+            </w:pPr>
+            <w:r>
+              <w:t xml:space="preserve">Date</w:t>
+            </w:r>
+          </w:p>
+        </w:tc>
+        <w:tc>
+          <w:tcPr/>
+          <w:p>
+            <w:pPr>
+              <w:pStyle w:val="Compact"/>
+              <w:jc w:val="left"/>
+            </w:pPr>
+            <w:r>
+              <w:t xml:space="preserve">Layer</w:t>
+            </w:r>
+          </w:p>
+        </w:tc>
+        <w:tc>
+          <w:tcPr/>
+          <w:p>
+            <w:pPr>
+              <w:pStyle w:val="Compact"/>
+              <w:jc w:val="left"/>
+            </w:pPr>
+            <w:r>
+              <w:t xml:space="preserve">Found</w:t>
+            </w:r>
+          </w:p>
+        </w:tc>
+      </w:tr>
+      <w:tr>
+        <w:tc>
+          <w:tcPr/>
+          <w:p>
+            <w:pPr>
+              <w:pStyle w:val="Compact"/>
+              <w:jc w:val="left"/>
+            </w:pPr>
+            <w:r>
+              <w:t xml:space="preserve">29</w:t>
+            </w:r>
+          </w:p>
+        </w:tc>
+        <w:tc>
+          <w:tcPr/>
+          <w:p>
+            <w:pPr>
+              <w:pStyle w:val="Compact"/>
+              <w:jc w:val="left"/>
+            </w:pPr>
+            <w:r>
+              <w:rPr>
+                <w:bCs/>
+                <w:b/>
+              </w:rPr>
+              <w:t xml:space="preserve">DefenseClaw</w:t>
+            </w:r>
+            <w:r>
+              <w:t xml:space="preserve"> </w:t>
+            </w:r>
+            <w:r>
+              <w:t xml:space="preserve">— Open-source security framework for OpenClaw. Runtime threat detection, policy enforcement, compliance scanning.</w:t>
+            </w:r>
+          </w:p>
+        </w:tc>
+        <w:tc>
+          <w:tcPr/>
+          <w:p>
+            <w:pPr>
+              <w:pStyle w:val="Compact"/>
+              <w:jc w:val="left"/>
+            </w:pPr>
+            <w:r>
+              <w:t xml:space="preserve">Cisco</w:t>
+            </w:r>
+          </w:p>
+        </w:tc>
+        <w:tc>
+          <w:tcPr/>
+          <w:p>
+            <w:pPr>
+              <w:pStyle w:val="Compact"/>
+              <w:jc w:val="left"/>
+            </w:pPr>
+            <w:r>
+              <w:t xml:space="preserve">2026-03-27</w:t>
+            </w:r>
+          </w:p>
+        </w:tc>
+        <w:tc>
+          <w:tcPr/>
+          <w:p>
+            <w:pPr>
+              <w:pStyle w:val="Compact"/>
+              <w:jc w:val="left"/>
+            </w:pPr>
+            <w:r>
+              <w:t xml:space="preserve">3</w:t>
+            </w:r>
+          </w:p>
+        </w:tc>
+        <w:tc>
+          <w:tcPr/>
+          <w:p>
+            <w:pPr>
+              <w:pStyle w:val="Compact"/>
+              <w:jc w:val="left"/>
+            </w:pPr>
+            <w:r>
+              <w:t xml:space="preserve">0606-evening</w:t>
+            </w:r>
+          </w:p>
+        </w:tc>
+      </w:tr>
+      <w:tr>
+        <w:tc>
+          <w:tcPr/>
+          <w:p>
+            <w:pPr>
+              <w:pStyle w:val="Compact"/>
+              <w:jc w:val="left"/>
+            </w:pPr>
+            <w:r>
+              <w:t xml:space="preserve">30</w:t>
+            </w:r>
+          </w:p>
+        </w:tc>
+        <w:tc>
+          <w:tcPr/>
+          <w:p>
+            <w:pPr>
+              <w:pStyle w:val="Compact"/>
+              <w:jc w:val="left"/>
+            </w:pPr>
+            <w:r>
+              <w:rPr>
+                <w:bCs/>
+                <w:b/>
+              </w:rPr>
+              <w:t xml:space="preserve">NemoClaw</w:t>
+            </w:r>
+            <w:r>
+              <w:t xml:space="preserve"> </w:t>
+            </w:r>
+            <w:r>
+              <w:t xml:space="preserve">— Secure agent runtime with OpenShell integration. Sandboxed execution with GPU isolation and circuit breaker patterns.</w:t>
+            </w:r>
+          </w:p>
+        </w:tc>
+        <w:tc>
+          <w:tcPr/>
+          <w:p>
+            <w:pPr>
+              <w:pStyle w:val="Compact"/>
+              <w:jc w:val="left"/>
+            </w:pPr>
+            <w:r>
+              <w:t xml:space="preserve">NVIDIA</w:t>
+            </w:r>
+          </w:p>
+        </w:tc>
+        <w:tc>
+          <w:tcPr/>
+          <w:p>
+            <w:pPr>
+              <w:pStyle w:val="Compact"/>
+              <w:jc w:val="left"/>
+            </w:pPr>
+            <w:r>
+              <w:t xml:space="preserve">2026-03-16</w:t>
+            </w:r>
+          </w:p>
+        </w:tc>
+        <w:tc>
+          <w:tcPr/>
+          <w:p>
+            <w:pPr>
+              <w:pStyle w:val="Compact"/>
+              <w:jc w:val="left"/>
+            </w:pPr>
+            <w:r>
+              <w:t xml:space="preserve">3</w:t>
+            </w:r>
+          </w:p>
+        </w:tc>
+        <w:tc>
+          <w:tcPr/>
+          <w:p>
+            <w:pPr>
+              <w:pStyle w:val="Compact"/>
+              <w:jc w:val="left"/>
+            </w:pPr>
+            <w:r>
+              <w:t xml:space="preserve">0606-evening</w:t>
+            </w:r>
+          </w:p>
+        </w:tc>
+      </w:tr>
+      <w:tr>
+        <w:tc>
+          <w:tcPr/>
+          <w:p>
+            <w:pPr>
+              <w:pStyle w:val="Compact"/>
+              <w:jc w:val="left"/>
+            </w:pPr>
+            <w:r>
+              <w:t xml:space="preserve">31</w:t>
+            </w:r>
+          </w:p>
+        </w:tc>
+        <w:tc>
+          <w:tcPr/>
+          <w:p>
+            <w:pPr>
+              <w:pStyle w:val="Compact"/>
+              <w:jc w:val="left"/>
+            </w:pPr>
+            <w:r>
+              <w:rPr>
+                <w:bCs/>
+                <w:b/>
+              </w:rPr>
+              <w:t xml:space="preserve">EnforceAuth</w:t>
+            </w:r>
+            <w:r>
+              <w:t xml:space="preserve"> </w:t>
+            </w:r>
+            <w:r>
+              <w:t xml:space="preserve">— AI runtime authorization platform. AUTHOR framework + Verdict Agentic Firewall. OpenClaw integration.</w:t>
+            </w:r>
+          </w:p>
+        </w:tc>
+        <w:tc>
+          <w:tcPr/>
+          <w:p>
+            <w:pPr>
+              <w:pStyle w:val="Compact"/>
+              <w:jc w:val="left"/>
+            </w:pPr>
+            <w:r>
+              <w:t xml:space="preserve">—</w:t>
+            </w:r>
+          </w:p>
+        </w:tc>
+        <w:tc>
+          <w:tcPr/>
+          <w:p>
+            <w:pPr>
+              <w:pStyle w:val="Compact"/>
+              <w:jc w:val="left"/>
+            </w:pPr>
+            <w:r>
+              <w:t xml:space="preserve">2026-05</w:t>
+            </w:r>
+          </w:p>
+        </w:tc>
+        <w:tc>
+          <w:tcPr/>
+          <w:p>
+            <w:pPr>
+              <w:pStyle w:val="Compact"/>
+              <w:jc w:val="left"/>
+            </w:pPr>
+            <w:r>
+              <w:t xml:space="preserve">2/3</w:t>
+            </w:r>
+          </w:p>
+        </w:tc>
+        <w:tc>
+          <w:tcPr/>
+          <w:p>
+            <w:pPr>
+              <w:pStyle w:val="Compact"/>
+              <w:jc w:val="left"/>
+            </w:pPr>
+            <w:r>
+              <w:t xml:space="preserve">0606-evening</w:t>
+            </w:r>
+          </w:p>
+        </w:tc>
+      </w:tr>
+    </w:tbl>
+    <w:bookmarkEnd w:id="87"/>
+    <w:bookmarkStart w:id="88" w:name="why-these-matter"/>
+    <w:p>
+      <w:pPr>
+        <w:pStyle w:val="Heading3"/>
+      </w:pPr>
+      <w:r>
+        <w:t xml:space="preserve">Why These Matter</w:t>
+      </w:r>
+    </w:p>
+    <w:p>
+      <w:pPr>
+        <w:numPr>
+          <w:ilvl w:val="0"/>
+          <w:numId w:val="1060"/>
+        </w:numPr>
+        <w:pStyle w:val="Compact"/>
+      </w:pPr>
+      <w:r>
+        <w:rPr>
+          <w:bCs/>
+          <w:b/>
+        </w:rPr>
+        <w:t xml:space="preserve">SkillGuard</w:t>
+      </w:r>
+      <w:r>
+        <w:t xml:space="preserve"> </w:t>
+      </w:r>
+      <w:r>
+        <w:t xml:space="preserve">— The missing link for skill marketplace security. Without capability attenuation, any downloaded skill runs with full agent privileges. This is the SELinux for skills.</w:t>
+      </w:r>
+    </w:p>
+    <w:p>
+      <w:pPr>
+        <w:numPr>
+          <w:ilvl w:val="0"/>
+          <w:numId w:val="1060"/>
+        </w:numPr>
+        <w:pStyle w:val="Compact"/>
+      </w:pPr>
+      <w:r>
+        <w:rPr>
+          <w:bCs/>
+          <w:b/>
+        </w:rPr>
+        <w:t xml:space="preserve">From Craft to Kernel</w:t>
+      </w:r>
+      <w:r>
+        <w:t xml:space="preserve"> </w:t>
+      </w:r>
+      <w:r>
+        <w:t xml:space="preserve">— Elevates the discussion from</w:t>
+      </w:r>
+      <w:r>
+        <w:t xml:space="preserve"> </w:t>
+      </w:r>
+      <w:r>
+        <w:t xml:space="preserve">“</w:t>
+      </w:r>
+      <w:r>
+        <w:t xml:space="preserve">how do we check agents?</w:t>
+      </w:r>
+      <w:r>
+        <w:t xml:space="preserve">”</w:t>
+      </w:r>
+      <w:r>
+        <w:t xml:space="preserve"> </w:t>
+      </w:r>
+      <w:r>
+        <w:t xml:space="preserve">to</w:t>
+      </w:r>
+      <w:r>
+        <w:t xml:space="preserve"> </w:t>
+      </w:r>
+      <w:r>
+        <w:t xml:space="preserve">“</w:t>
+      </w:r>
+      <w:r>
+        <w:t xml:space="preserve">what should the agent execution substrate look like?</w:t>
+      </w:r>
+      <w:r>
+        <w:t xml:space="preserve">”</w:t>
+      </w:r>
+      <w:r>
+        <w:t xml:space="preserve"> </w:t>
+      </w:r>
+      <w:r>
+        <w:t xml:space="preserve">Governance as architecture, not afterthought.</w:t>
+      </w:r>
+    </w:p>
+    <w:p>
+      <w:pPr>
+        <w:numPr>
+          <w:ilvl w:val="0"/>
+          <w:numId w:val="1060"/>
+        </w:numPr>
+        <w:pStyle w:val="Compact"/>
+      </w:pPr>
+      <w:r>
+        <w:rPr>
+          <w:bCs/>
+          <w:b/>
+        </w:rPr>
+        <w:t xml:space="preserve">TAIP</w:t>
+      </w:r>
+      <w:r>
+        <w:t xml:space="preserve"> </w:t>
+      </w:r>
+      <w:r>
+        <w:t xml:space="preserve">— Fills the critical gap between</w:t>
+      </w:r>
+      <w:r>
+        <w:t xml:space="preserve"> </w:t>
+      </w:r>
+      <w:r>
+        <w:t xml:space="preserve">“</w:t>
+      </w:r>
+      <w:r>
+        <w:t xml:space="preserve">designed safe</w:t>
+      </w:r>
+      <w:r>
+        <w:t xml:space="preserve">”</w:t>
+      </w:r>
+      <w:r>
+        <w:t xml:space="preserve"> </w:t>
+      </w:r>
+      <w:r>
+        <w:t xml:space="preserve">and</w:t>
+      </w:r>
+      <w:r>
+        <w:t xml:space="preserve"> </w:t>
+      </w:r>
+      <w:r>
+        <w:t xml:space="preserve">“</w:t>
+      </w:r>
+      <w:r>
+        <w:t xml:space="preserve">operating safely.</w:t>
+      </w:r>
+      <w:r>
+        <w:t xml:space="preserve">”</w:t>
+      </w:r>
+      <w:r>
+        <w:t xml:space="preserve"> </w:t>
+      </w:r>
+      <w:r>
+        <w:t xml:space="preserve">Most frameworks focus on build-time; this focuses on runtime assurance with measurable posture indicators.</w:t>
+      </w:r>
+    </w:p>
+    <w:p>
+      <w:pPr>
+        <w:numPr>
+          <w:ilvl w:val="0"/>
+          <w:numId w:val="1060"/>
+        </w:numPr>
+        <w:pStyle w:val="Compact"/>
+      </w:pPr>
+      <w:r>
+        <w:rPr>
+          <w:bCs/>
+          <w:b/>
+        </w:rPr>
+        <w:t xml:space="preserve">AgentWarden</w:t>
+      </w:r>
+      <w:r>
+        <w:t xml:space="preserve"> </w:t>
+      </w:r>
+      <w:r>
+        <w:t xml:space="preserve">— Static capability models are brittle; this adapts to context. But raises a meta-question: who governs the RL policy that governs the agent?</w:t>
+      </w:r>
+    </w:p>
+    <w:p>
+      <w:pPr>
+        <w:numPr>
+          <w:ilvl w:val="0"/>
+          <w:numId w:val="1060"/>
+        </w:numPr>
+        <w:pStyle w:val="Compact"/>
+      </w:pPr>
+      <w:r>
+        <w:rPr>
+          <w:bCs/>
+          <w:b/>
+        </w:rPr>
+        <w:t xml:space="preserve">ClawKeeper</w:t>
+      </w:r>
+      <w:r>
+        <w:t xml:space="preserve"> </w:t>
+      </w:r>
+      <w:r>
+        <w:t xml:space="preserve">— Demonstrates that governance can be implemented as pluggable skills rather than monolithic external controls. This is a promising pattern for OpenClaw ecosystems.</w:t>
+      </w:r>
+    </w:p>
+    <w:p>
+      <w:pPr>
+        <w:numPr>
+          <w:ilvl w:val="0"/>
+          <w:numId w:val="1060"/>
+        </w:numPr>
+        <w:pStyle w:val="Compact"/>
+      </w:pPr>
+      <w:r>
+        <w:rPr>
+          <w:bCs/>
+          <w:b/>
+        </w:rPr>
+        <w:t xml:space="preserve">DefenseClaw</w:t>
+      </w:r>
+      <w:r>
+        <w:t xml:space="preserve"> </w:t>
+      </w:r>
+      <w:r>
+        <w:t xml:space="preserve">— Cisco’s entry into agent security means enterprise-grade threat detection is now available for OpenClaw deployments.</w:t>
+      </w:r>
+    </w:p>
+    <w:p>
+      <w:pPr>
+        <w:numPr>
+          <w:ilvl w:val="0"/>
+          <w:numId w:val="1060"/>
+        </w:numPr>
+        <w:pStyle w:val="Compact"/>
+      </w:pPr>
+      <w:r>
+        <w:rPr>
+          <w:bCs/>
+          <w:b/>
+        </w:rPr>
+        <w:t xml:space="preserve">NemoClaw</w:t>
+      </w:r>
+      <w:r>
+        <w:t xml:space="preserve"> </w:t>
+      </w:r>
+      <w:r>
+        <w:t xml:space="preserve">— NVIDIA’s GPU isolation + circuit breaker patterns bring hardware-level security boundaries to agent execution.</w:t>
+      </w:r>
+    </w:p>
+    <w:p>
+      <w:pPr>
+        <w:numPr>
+          <w:ilvl w:val="0"/>
+          <w:numId w:val="1060"/>
+        </w:numPr>
+        <w:pStyle w:val="Compact"/>
+      </w:pPr>
+      <w:r>
+        <w:rPr>
+          <w:bCs/>
+          <w:b/>
+        </w:rPr>
+        <w:t xml:space="preserve">EnforceAuth</w:t>
+      </w:r>
+      <w:r>
+        <w:t xml:space="preserve"> </w:t>
+      </w:r>
+      <w:r>
+        <w:t xml:space="preserve">— Runtime authorization with OpenClaw integration means skills can be gated by policy at execution time, not just at install time.</w:t>
+      </w:r>
+    </w:p>
+    <w:p>
+      <w:r>
+        <w:pict>
+          <v:rect style="width:0;height:1.5pt" o:hralign="center" o:hrstd="t" o:hr="t"/>
+        </w:pict>
+      </w:r>
+    </w:p>
+    <w:p>
+      <w:pPr>
+        <w:pStyle w:val="FirstParagraph"/>
+      </w:pPr>
+      <w:r>
+        <w:rPr>
+          <w:iCs/>
+          <w:i/>
+        </w:rPr>
+        <w:t xml:space="preserve">Updated by EvaPaper | June 6, 2026</w:t>
+      </w:r>
+      <w:r>
+        <w:br/>
+      </w:r>
+      <w:r>
+        <w:rPr>
+          <w:iCs/>
+          <w:i/>
+        </w:rPr>
+        <w:t xml:space="preserve">Repo: https://github.com/ginaecho/EvaPaper</w:t>
+      </w:r>
+    </w:p>
+    <w:bookmarkEnd w:id="88"/>
+    <w:bookmarkEnd w:id="89"/>
+    <w:bookmarkEnd w:id="90"/>
     <w:sectPr/>
   </w:body>
 </w:document>
@@ -12018,94 +18989,13 @@
     <w:abstractNumId w:val="991"/>
   </w:num>
   <w:num w:numId="1034">
-    <w:abstractNumId w:val="99411"/>
-    <w:lvlOverride w:ilvl="0">
-      <w:startOverride w:val="1"/>
-    </w:lvlOverride>
-    <w:lvlOverride w:ilvl="1">
-      <w:startOverride w:val="1"/>
-    </w:lvlOverride>
-    <w:lvlOverride w:ilvl="2">
-      <w:startOverride w:val="1"/>
-    </w:lvlOverride>
-    <w:lvlOverride w:ilvl="3">
-      <w:startOverride w:val="1"/>
-    </w:lvlOverride>
-    <w:lvlOverride w:ilvl="4">
-      <w:startOverride w:val="1"/>
-    </w:lvlOverride>
-    <w:lvlOverride w:ilvl="5">
-      <w:startOverride w:val="1"/>
-    </w:lvlOverride>
-    <w:lvlOverride w:ilvl="6">
-      <w:startOverride w:val="1"/>
-    </w:lvlOverride>
-    <w:lvlOverride w:ilvl="7">
-      <w:startOverride w:val="1"/>
-    </w:lvlOverride>
-    <w:lvlOverride w:ilvl="8">
-      <w:startOverride w:val="1"/>
-    </w:lvlOverride>
+    <w:abstractNumId w:val="991"/>
   </w:num>
   <w:num w:numId="1035">
-    <w:abstractNumId w:val="99416"/>
-    <w:lvlOverride w:ilvl="0">
-      <w:startOverride w:val="6"/>
-    </w:lvlOverride>
-    <w:lvlOverride w:ilvl="1">
-      <w:startOverride w:val="6"/>
-    </w:lvlOverride>
-    <w:lvlOverride w:ilvl="2">
-      <w:startOverride w:val="6"/>
-    </w:lvlOverride>
-    <w:lvlOverride w:ilvl="3">
-      <w:startOverride w:val="6"/>
-    </w:lvlOverride>
-    <w:lvlOverride w:ilvl="4">
-      <w:startOverride w:val="6"/>
-    </w:lvlOverride>
-    <w:lvlOverride w:ilvl="5">
-      <w:startOverride w:val="6"/>
-    </w:lvlOverride>
-    <w:lvlOverride w:ilvl="6">
-      <w:startOverride w:val="6"/>
-    </w:lvlOverride>
-    <w:lvlOverride w:ilvl="7">
-      <w:startOverride w:val="6"/>
-    </w:lvlOverride>
-    <w:lvlOverride w:ilvl="8">
-      <w:startOverride w:val="6"/>
-    </w:lvlOverride>
+    <w:abstractNumId w:val="991"/>
   </w:num>
   <w:num w:numId="1036">
-    <w:abstractNumId w:val="994112"/>
-    <w:lvlOverride w:ilvl="0">
-      <w:startOverride w:val="12"/>
-    </w:lvlOverride>
-    <w:lvlOverride w:ilvl="1">
-      <w:startOverride w:val="12"/>
-    </w:lvlOverride>
-    <w:lvlOverride w:ilvl="2">
-      <w:startOverride w:val="12"/>
-    </w:lvlOverride>
-    <w:lvlOverride w:ilvl="3">
-      <w:startOverride w:val="12"/>
-    </w:lvlOverride>
-    <w:lvlOverride w:ilvl="4">
-      <w:startOverride w:val="12"/>
-    </w:lvlOverride>
-    <w:lvlOverride w:ilvl="5">
-      <w:startOverride w:val="12"/>
-    </w:lvlOverride>
-    <w:lvlOverride w:ilvl="6">
-      <w:startOverride w:val="12"/>
-    </w:lvlOverride>
-    <w:lvlOverride w:ilvl="7">
-      <w:startOverride w:val="12"/>
-    </w:lvlOverride>
-    <w:lvlOverride w:ilvl="8">
-      <w:startOverride w:val="12"/>
-    </w:lvlOverride>
+    <w:abstractNumId w:val="991"/>
   </w:num>
   <w:num w:numId="1037">
     <w:abstractNumId w:val="99411"/>
@@ -12138,6 +19028,96 @@
     </w:lvlOverride>
   </w:num>
   <w:num w:numId="1038">
+    <w:abstractNumId w:val="99416"/>
+    <w:lvlOverride w:ilvl="0">
+      <w:startOverride w:val="6"/>
+    </w:lvlOverride>
+    <w:lvlOverride w:ilvl="1">
+      <w:startOverride w:val="6"/>
+    </w:lvlOverride>
+    <w:lvlOverride w:ilvl="2">
+      <w:startOverride w:val="6"/>
+    </w:lvlOverride>
+    <w:lvlOverride w:ilvl="3">
+      <w:startOverride w:val="6"/>
+    </w:lvlOverride>
+    <w:lvlOverride w:ilvl="4">
+      <w:startOverride w:val="6"/>
+    </w:lvlOverride>
+    <w:lvlOverride w:ilvl="5">
+      <w:startOverride w:val="6"/>
+    </w:lvlOverride>
+    <w:lvlOverride w:ilvl="6">
+      <w:startOverride w:val="6"/>
+    </w:lvlOverride>
+    <w:lvlOverride w:ilvl="7">
+      <w:startOverride w:val="6"/>
+    </w:lvlOverride>
+    <w:lvlOverride w:ilvl="8">
+      <w:startOverride w:val="6"/>
+    </w:lvlOverride>
+  </w:num>
+  <w:num w:numId="1039">
+    <w:abstractNumId w:val="994112"/>
+    <w:lvlOverride w:ilvl="0">
+      <w:startOverride w:val="12"/>
+    </w:lvlOverride>
+    <w:lvlOverride w:ilvl="1">
+      <w:startOverride w:val="12"/>
+    </w:lvlOverride>
+    <w:lvlOverride w:ilvl="2">
+      <w:startOverride w:val="12"/>
+    </w:lvlOverride>
+    <w:lvlOverride w:ilvl="3">
+      <w:startOverride w:val="12"/>
+    </w:lvlOverride>
+    <w:lvlOverride w:ilvl="4">
+      <w:startOverride w:val="12"/>
+    </w:lvlOverride>
+    <w:lvlOverride w:ilvl="5">
+      <w:startOverride w:val="12"/>
+    </w:lvlOverride>
+    <w:lvlOverride w:ilvl="6">
+      <w:startOverride w:val="12"/>
+    </w:lvlOverride>
+    <w:lvlOverride w:ilvl="7">
+      <w:startOverride w:val="12"/>
+    </w:lvlOverride>
+    <w:lvlOverride w:ilvl="8">
+      <w:startOverride w:val="12"/>
+    </w:lvlOverride>
+  </w:num>
+  <w:num w:numId="1040">
+    <w:abstractNumId w:val="99411"/>
+    <w:lvlOverride w:ilvl="0">
+      <w:startOverride w:val="1"/>
+    </w:lvlOverride>
+    <w:lvlOverride w:ilvl="1">
+      <w:startOverride w:val="1"/>
+    </w:lvlOverride>
+    <w:lvlOverride w:ilvl="2">
+      <w:startOverride w:val="1"/>
+    </w:lvlOverride>
+    <w:lvlOverride w:ilvl="3">
+      <w:startOverride w:val="1"/>
+    </w:lvlOverride>
+    <w:lvlOverride w:ilvl="4">
+      <w:startOverride w:val="1"/>
+    </w:lvlOverride>
+    <w:lvlOverride w:ilvl="5">
+      <w:startOverride w:val="1"/>
+    </w:lvlOverride>
+    <w:lvlOverride w:ilvl="6">
+      <w:startOverride w:val="1"/>
+    </w:lvlOverride>
+    <w:lvlOverride w:ilvl="7">
+      <w:startOverride w:val="1"/>
+    </w:lvlOverride>
+    <w:lvlOverride w:ilvl="8">
+      <w:startOverride w:val="1"/>
+    </w:lvlOverride>
+  </w:num>
+  <w:num w:numId="1041">
     <w:abstractNumId w:val="99414"/>
     <w:lvlOverride w:ilvl="0">
       <w:startOverride w:val="4"/>
@@ -12167,7 +19147,7 @@
       <w:startOverride w:val="4"/>
     </w:lvlOverride>
   </w:num>
-  <w:num w:numId="1039">
+  <w:num w:numId="1042">
     <w:abstractNumId w:val="99417"/>
     <w:lvlOverride w:ilvl="0">
       <w:startOverride w:val="7"/>
@@ -12196,6 +19176,114 @@
     <w:lvlOverride w:ilvl="8">
       <w:startOverride w:val="7"/>
     </w:lvlOverride>
+  </w:num>
+  <w:num w:numId="1043">
+    <w:abstractNumId w:val="991"/>
+  </w:num>
+  <w:num w:numId="1044">
+    <w:abstractNumId w:val="99411"/>
+    <w:lvlOverride w:ilvl="0">
+      <w:startOverride w:val="1"/>
+    </w:lvlOverride>
+    <w:lvlOverride w:ilvl="1">
+      <w:startOverride w:val="1"/>
+    </w:lvlOverride>
+    <w:lvlOverride w:ilvl="2">
+      <w:startOverride w:val="1"/>
+    </w:lvlOverride>
+    <w:lvlOverride w:ilvl="3">
+      <w:startOverride w:val="1"/>
+    </w:lvlOverride>
+    <w:lvlOverride w:ilvl="4">
+      <w:startOverride w:val="1"/>
+    </w:lvlOverride>
+    <w:lvlOverride w:ilvl="5">
+      <w:startOverride w:val="1"/>
+    </w:lvlOverride>
+    <w:lvlOverride w:ilvl="6">
+      <w:startOverride w:val="1"/>
+    </w:lvlOverride>
+    <w:lvlOverride w:ilvl="7">
+      <w:startOverride w:val="1"/>
+    </w:lvlOverride>
+    <w:lvlOverride w:ilvl="8">
+      <w:startOverride w:val="1"/>
+    </w:lvlOverride>
+  </w:num>
+  <w:num w:numId="1045">
+    <w:abstractNumId w:val="991"/>
+  </w:num>
+  <w:num w:numId="1046">
+    <w:abstractNumId w:val="991"/>
+  </w:num>
+  <w:num w:numId="1047">
+    <w:abstractNumId w:val="991"/>
+  </w:num>
+  <w:num w:numId="1048">
+    <w:abstractNumId w:val="991"/>
+  </w:num>
+  <w:num w:numId="1049">
+    <w:abstractNumId w:val="991"/>
+  </w:num>
+  <w:num w:numId="1050">
+    <w:abstractNumId w:val="991"/>
+  </w:num>
+  <w:num w:numId="1051">
+    <w:abstractNumId w:val="991"/>
+  </w:num>
+  <w:num w:numId="1052">
+    <w:abstractNumId w:val="99411"/>
+    <w:lvlOverride w:ilvl="0">
+      <w:startOverride w:val="1"/>
+    </w:lvlOverride>
+    <w:lvlOverride w:ilvl="1">
+      <w:startOverride w:val="1"/>
+    </w:lvlOverride>
+    <w:lvlOverride w:ilvl="2">
+      <w:startOverride w:val="1"/>
+    </w:lvlOverride>
+    <w:lvlOverride w:ilvl="3">
+      <w:startOverride w:val="1"/>
+    </w:lvlOverride>
+    <w:lvlOverride w:ilvl="4">
+      <w:startOverride w:val="1"/>
+    </w:lvlOverride>
+    <w:lvlOverride w:ilvl="5">
+      <w:startOverride w:val="1"/>
+    </w:lvlOverride>
+    <w:lvlOverride w:ilvl="6">
+      <w:startOverride w:val="1"/>
+    </w:lvlOverride>
+    <w:lvlOverride w:ilvl="7">
+      <w:startOverride w:val="1"/>
+    </w:lvlOverride>
+    <w:lvlOverride w:ilvl="8">
+      <w:startOverride w:val="1"/>
+    </w:lvlOverride>
+  </w:num>
+  <w:num w:numId="1053">
+    <w:abstractNumId w:val="991"/>
+  </w:num>
+  <w:num w:numId="1054">
+    <w:abstractNumId w:val="991"/>
+  </w:num>
+  <w:num w:numId="1055">
+    <w:abstractNumId w:val="991"/>
+  </w:num>
+  <w:num w:numId="1056">
+    <w:abstractNumId w:val="991"/>
+  </w:num>
+  <w:num w:numId="1057">
+    <w:abstractNumId w:val="991"/>
+  </w:num>
+  <w:num w:numId="1058">
+    <w:abstractNumId w:val="991"/>
+  </w:num>
+  <w:num w:numId="1059">
+    <w:abstractNumId w:val="991"/>
+  </w:num>
+  <w:num w:numId="1060">
+    <w:abstractNumId w:val="991"/>
   </w:num>
 </w:numbering>
 </file>
